--- a/Azure Fundamentals AZ900/Azure Fundamentals AZ900 Learning Documentation.docx
+++ b/Azure Fundamentals AZ900/Azure Fundamentals AZ900 Learning Documentation.docx
@@ -81,7 +81,7 @@
           <w:r>
             <w:fldChar w:fldCharType="separate"/>
           </w:r>
-          <w:hyperlink w:anchor="_Toc196138770" w:history="1">
+          <w:hyperlink w:anchor="_Toc196302629" w:history="1">
             <w:r>
               <w:rPr>
                 <w:rStyle w:val="Hyperlink"/>
@@ -104,7 +104,7 @@
               <w:rPr>
                 <w:webHidden/>
               </w:rPr>
-              <w:instrText xml:space="preserve"> PAGEREF _Toc196138770 \h </w:instrText>
+              <w:instrText xml:space="preserve"> PAGEREF _Toc196302629 \h </w:instrText>
             </w:r>
             <w:r>
               <w:rPr>
@@ -146,7 +146,7 @@
               <w14:ligatures w14:val="standardContextual"/>
             </w:rPr>
           </w:pPr>
-          <w:hyperlink w:anchor="_Toc196138771" w:history="1">
+          <w:hyperlink w:anchor="_Toc196302630" w:history="1">
             <w:r>
               <w:rPr>
                 <w:rStyle w:val="Hyperlink"/>
@@ -173,7 +173,7 @@
                 <w:noProof/>
                 <w:webHidden/>
               </w:rPr>
-              <w:instrText xml:space="preserve"> PAGEREF _Toc196138771 \h </w:instrText>
+              <w:instrText xml:space="preserve"> PAGEREF _Toc196302630 \h </w:instrText>
             </w:r>
             <w:r>
               <w:rPr>
@@ -219,27 +219,13 @@
               <w14:ligatures w14:val="standardContextual"/>
             </w:rPr>
           </w:pPr>
-          <w:hyperlink w:anchor="_Toc196138772" w:history="1">
+          <w:hyperlink w:anchor="_Toc196302631" w:history="1">
             <w:r>
               <w:rPr>
                 <w:rStyle w:val="Hyperlink"/>
                 <w:noProof/>
               </w:rPr>
-              <w:t>Shared R</w:t>
-            </w:r>
-            <w:r>
-              <w:rPr>
-                <w:rStyle w:val="Hyperlink"/>
-                <w:noProof/>
-              </w:rPr>
-              <w:t>e</w:t>
-            </w:r>
-            <w:r>
-              <w:rPr>
-                <w:rStyle w:val="Hyperlink"/>
-                <w:noProof/>
-              </w:rPr>
-              <w:t>sponsibility Model</w:t>
+              <w:t>Shared Responsibility Model</w:t>
             </w:r>
             <w:r>
               <w:rPr>
@@ -260,7 +246,7 @@
                 <w:noProof/>
                 <w:webHidden/>
               </w:rPr>
-              <w:instrText xml:space="preserve"> PAGEREF _Toc196138772 \h </w:instrText>
+              <w:instrText xml:space="preserve"> PAGEREF _Toc196302631 \h </w:instrText>
             </w:r>
             <w:r>
               <w:rPr>
@@ -306,7 +292,7 @@
               <w14:ligatures w14:val="standardContextual"/>
             </w:rPr>
           </w:pPr>
-          <w:hyperlink w:anchor="_Toc196138773" w:history="1">
+          <w:hyperlink w:anchor="_Toc196302632" w:history="1">
             <w:r>
               <w:rPr>
                 <w:rStyle w:val="Hyperlink"/>
@@ -333,7 +319,7 @@
                 <w:noProof/>
                 <w:webHidden/>
               </w:rPr>
-              <w:instrText xml:space="preserve"> PAGEREF _Toc196138773 \h </w:instrText>
+              <w:instrText xml:space="preserve"> PAGEREF _Toc196302632 \h </w:instrText>
             </w:r>
             <w:r>
               <w:rPr>
@@ -378,7 +364,7 @@
               <w14:ligatures w14:val="standardContextual"/>
             </w:rPr>
           </w:pPr>
-          <w:hyperlink w:anchor="_Toc196138774" w:history="1">
+          <w:hyperlink w:anchor="_Toc196302633" w:history="1">
             <w:r>
               <w:rPr>
                 <w:rStyle w:val="Hyperlink"/>
@@ -401,7 +387,7 @@
               <w:rPr>
                 <w:webHidden/>
               </w:rPr>
-              <w:instrText xml:space="preserve"> PAGEREF _Toc196138774 \h </w:instrText>
+              <w:instrText xml:space="preserve"> PAGEREF _Toc196302633 \h </w:instrText>
             </w:r>
             <w:r>
               <w:rPr>
@@ -422,6 +408,718 @@
             </w:r>
             <w:r>
               <w:rPr>
+                <w:webHidden/>
+              </w:rPr>
+              <w:fldChar w:fldCharType="end"/>
+            </w:r>
+          </w:hyperlink>
+        </w:p>
+        <w:p>
+          <w:pPr>
+            <w:pStyle w:val="TOC2"/>
+            <w:tabs>
+              <w:tab w:val="right" w:leader="dot" w:pos="9350"/>
+            </w:tabs>
+            <w:rPr>
+              <w:rFonts w:eastAsiaTheme="minorEastAsia"/>
+              <w:noProof/>
+              <w:kern w:val="2"/>
+              <w:sz w:val="24"/>
+              <w:szCs w:val="24"/>
+              <w14:ligatures w14:val="standardContextual"/>
+            </w:rPr>
+          </w:pPr>
+          <w:hyperlink w:anchor="_Toc196302634" w:history="1">
+            <w:r>
+              <w:rPr>
+                <w:rStyle w:val="Hyperlink"/>
+                <w:noProof/>
+              </w:rPr>
+              <w:t>High Availability</w:t>
+            </w:r>
+            <w:r>
+              <w:rPr>
+                <w:noProof/>
+                <w:webHidden/>
+              </w:rPr>
+              <w:tab/>
+            </w:r>
+            <w:r>
+              <w:rPr>
+                <w:noProof/>
+                <w:webHidden/>
+              </w:rPr>
+              <w:fldChar w:fldCharType="begin"/>
+            </w:r>
+            <w:r>
+              <w:rPr>
+                <w:noProof/>
+                <w:webHidden/>
+              </w:rPr>
+              <w:instrText xml:space="preserve"> PAGEREF _Toc196302634 \h </w:instrText>
+            </w:r>
+            <w:r>
+              <w:rPr>
+                <w:noProof/>
+                <w:webHidden/>
+              </w:rPr>
+            </w:r>
+            <w:r>
+              <w:rPr>
+                <w:noProof/>
+                <w:webHidden/>
+              </w:rPr>
+              <w:fldChar w:fldCharType="separate"/>
+            </w:r>
+            <w:r>
+              <w:rPr>
+                <w:noProof/>
+                <w:webHidden/>
+              </w:rPr>
+              <w:t>4</w:t>
+            </w:r>
+            <w:r>
+              <w:rPr>
+                <w:noProof/>
+                <w:webHidden/>
+              </w:rPr>
+              <w:fldChar w:fldCharType="end"/>
+            </w:r>
+          </w:hyperlink>
+        </w:p>
+        <w:p>
+          <w:pPr>
+            <w:pStyle w:val="TOC2"/>
+            <w:tabs>
+              <w:tab w:val="right" w:leader="dot" w:pos="9350"/>
+            </w:tabs>
+            <w:rPr>
+              <w:rFonts w:eastAsiaTheme="minorEastAsia"/>
+              <w:noProof/>
+              <w:kern w:val="2"/>
+              <w:sz w:val="24"/>
+              <w:szCs w:val="24"/>
+              <w14:ligatures w14:val="standardContextual"/>
+            </w:rPr>
+          </w:pPr>
+          <w:hyperlink w:anchor="_Toc196302635" w:history="1">
+            <w:r>
+              <w:rPr>
+                <w:rStyle w:val="Hyperlink"/>
+                <w:noProof/>
+              </w:rPr>
+              <w:t>Scalability</w:t>
+            </w:r>
+            <w:r>
+              <w:rPr>
+                <w:noProof/>
+                <w:webHidden/>
+              </w:rPr>
+              <w:tab/>
+            </w:r>
+            <w:r>
+              <w:rPr>
+                <w:noProof/>
+                <w:webHidden/>
+              </w:rPr>
+              <w:fldChar w:fldCharType="begin"/>
+            </w:r>
+            <w:r>
+              <w:rPr>
+                <w:noProof/>
+                <w:webHidden/>
+              </w:rPr>
+              <w:instrText xml:space="preserve"> PAGEREF _Toc196302635 \h </w:instrText>
+            </w:r>
+            <w:r>
+              <w:rPr>
+                <w:noProof/>
+                <w:webHidden/>
+              </w:rPr>
+            </w:r>
+            <w:r>
+              <w:rPr>
+                <w:noProof/>
+                <w:webHidden/>
+              </w:rPr>
+              <w:fldChar w:fldCharType="separate"/>
+            </w:r>
+            <w:r>
+              <w:rPr>
+                <w:noProof/>
+                <w:webHidden/>
+              </w:rPr>
+              <w:t>4</w:t>
+            </w:r>
+            <w:r>
+              <w:rPr>
+                <w:noProof/>
+                <w:webHidden/>
+              </w:rPr>
+              <w:fldChar w:fldCharType="end"/>
+            </w:r>
+          </w:hyperlink>
+        </w:p>
+        <w:p>
+          <w:pPr>
+            <w:pStyle w:val="TOC2"/>
+            <w:tabs>
+              <w:tab w:val="right" w:leader="dot" w:pos="9350"/>
+            </w:tabs>
+            <w:rPr>
+              <w:rFonts w:eastAsiaTheme="minorEastAsia"/>
+              <w:noProof/>
+              <w:kern w:val="2"/>
+              <w:sz w:val="24"/>
+              <w:szCs w:val="24"/>
+              <w14:ligatures w14:val="standardContextual"/>
+            </w:rPr>
+          </w:pPr>
+          <w:hyperlink w:anchor="_Toc196302636" w:history="1">
+            <w:r>
+              <w:rPr>
+                <w:rStyle w:val="Hyperlink"/>
+                <w:noProof/>
+              </w:rPr>
+              <w:t>Reliability</w:t>
+            </w:r>
+            <w:r>
+              <w:rPr>
+                <w:noProof/>
+                <w:webHidden/>
+              </w:rPr>
+              <w:tab/>
+            </w:r>
+            <w:r>
+              <w:rPr>
+                <w:noProof/>
+                <w:webHidden/>
+              </w:rPr>
+              <w:fldChar w:fldCharType="begin"/>
+            </w:r>
+            <w:r>
+              <w:rPr>
+                <w:noProof/>
+                <w:webHidden/>
+              </w:rPr>
+              <w:instrText xml:space="preserve"> PAGEREF _Toc196302636 \h </w:instrText>
+            </w:r>
+            <w:r>
+              <w:rPr>
+                <w:noProof/>
+                <w:webHidden/>
+              </w:rPr>
+            </w:r>
+            <w:r>
+              <w:rPr>
+                <w:noProof/>
+                <w:webHidden/>
+              </w:rPr>
+              <w:fldChar w:fldCharType="separate"/>
+            </w:r>
+            <w:r>
+              <w:rPr>
+                <w:noProof/>
+                <w:webHidden/>
+              </w:rPr>
+              <w:t>5</w:t>
+            </w:r>
+            <w:r>
+              <w:rPr>
+                <w:noProof/>
+                <w:webHidden/>
+              </w:rPr>
+              <w:fldChar w:fldCharType="end"/>
+            </w:r>
+          </w:hyperlink>
+        </w:p>
+        <w:p>
+          <w:pPr>
+            <w:pStyle w:val="TOC2"/>
+            <w:tabs>
+              <w:tab w:val="right" w:leader="dot" w:pos="9350"/>
+            </w:tabs>
+            <w:rPr>
+              <w:rFonts w:eastAsiaTheme="minorEastAsia"/>
+              <w:noProof/>
+              <w:kern w:val="2"/>
+              <w:sz w:val="24"/>
+              <w:szCs w:val="24"/>
+              <w14:ligatures w14:val="standardContextual"/>
+            </w:rPr>
+          </w:pPr>
+          <w:hyperlink w:anchor="_Toc196302637" w:history="1">
+            <w:r>
+              <w:rPr>
+                <w:rStyle w:val="Hyperlink"/>
+                <w:noProof/>
+              </w:rPr>
+              <w:t>Governance and Security</w:t>
+            </w:r>
+            <w:r>
+              <w:rPr>
+                <w:noProof/>
+                <w:webHidden/>
+              </w:rPr>
+              <w:tab/>
+            </w:r>
+            <w:r>
+              <w:rPr>
+                <w:noProof/>
+                <w:webHidden/>
+              </w:rPr>
+              <w:fldChar w:fldCharType="begin"/>
+            </w:r>
+            <w:r>
+              <w:rPr>
+                <w:noProof/>
+                <w:webHidden/>
+              </w:rPr>
+              <w:instrText xml:space="preserve"> PAGEREF _Toc196302637 \h </w:instrText>
+            </w:r>
+            <w:r>
+              <w:rPr>
+                <w:noProof/>
+                <w:webHidden/>
+              </w:rPr>
+            </w:r>
+            <w:r>
+              <w:rPr>
+                <w:noProof/>
+                <w:webHidden/>
+              </w:rPr>
+              <w:fldChar w:fldCharType="separate"/>
+            </w:r>
+            <w:r>
+              <w:rPr>
+                <w:noProof/>
+                <w:webHidden/>
+              </w:rPr>
+              <w:t>5</w:t>
+            </w:r>
+            <w:r>
+              <w:rPr>
+                <w:noProof/>
+                <w:webHidden/>
+              </w:rPr>
+              <w:fldChar w:fldCharType="end"/>
+            </w:r>
+          </w:hyperlink>
+        </w:p>
+        <w:p>
+          <w:pPr>
+            <w:pStyle w:val="TOC2"/>
+            <w:tabs>
+              <w:tab w:val="right" w:leader="dot" w:pos="9350"/>
+            </w:tabs>
+            <w:rPr>
+              <w:rFonts w:eastAsiaTheme="minorEastAsia"/>
+              <w:noProof/>
+              <w:kern w:val="2"/>
+              <w:sz w:val="24"/>
+              <w:szCs w:val="24"/>
+              <w14:ligatures w14:val="standardContextual"/>
+            </w:rPr>
+          </w:pPr>
+          <w:hyperlink w:anchor="_Toc196302638" w:history="1">
+            <w:r>
+              <w:rPr>
+                <w:rStyle w:val="Hyperlink"/>
+                <w:noProof/>
+              </w:rPr>
+              <w:t>Management</w:t>
+            </w:r>
+            <w:r>
+              <w:rPr>
+                <w:rStyle w:val="Hyperlink"/>
+                <w:b/>
+                <w:bCs/>
+                <w:noProof/>
+              </w:rPr>
+              <w:t xml:space="preserve"> </w:t>
+            </w:r>
+            <w:r>
+              <w:rPr>
+                <w:rStyle w:val="Hyperlink"/>
+                <w:noProof/>
+              </w:rPr>
+              <w:t>of the cloud</w:t>
+            </w:r>
+            <w:r>
+              <w:rPr>
+                <w:noProof/>
+                <w:webHidden/>
+              </w:rPr>
+              <w:tab/>
+            </w:r>
+            <w:r>
+              <w:rPr>
+                <w:noProof/>
+                <w:webHidden/>
+              </w:rPr>
+              <w:fldChar w:fldCharType="begin"/>
+            </w:r>
+            <w:r>
+              <w:rPr>
+                <w:noProof/>
+                <w:webHidden/>
+              </w:rPr>
+              <w:instrText xml:space="preserve"> PAGEREF _Toc196302638 \h </w:instrText>
+            </w:r>
+            <w:r>
+              <w:rPr>
+                <w:noProof/>
+                <w:webHidden/>
+              </w:rPr>
+            </w:r>
+            <w:r>
+              <w:rPr>
+                <w:noProof/>
+                <w:webHidden/>
+              </w:rPr>
+              <w:fldChar w:fldCharType="separate"/>
+            </w:r>
+            <w:r>
+              <w:rPr>
+                <w:noProof/>
+                <w:webHidden/>
+              </w:rPr>
+              <w:t>5</w:t>
+            </w:r>
+            <w:r>
+              <w:rPr>
+                <w:noProof/>
+                <w:webHidden/>
+              </w:rPr>
+              <w:fldChar w:fldCharType="end"/>
+            </w:r>
+          </w:hyperlink>
+        </w:p>
+        <w:p>
+          <w:pPr>
+            <w:pStyle w:val="TOC2"/>
+            <w:tabs>
+              <w:tab w:val="right" w:leader="dot" w:pos="9350"/>
+            </w:tabs>
+            <w:rPr>
+              <w:rFonts w:eastAsiaTheme="minorEastAsia"/>
+              <w:noProof/>
+              <w:kern w:val="2"/>
+              <w:sz w:val="24"/>
+              <w:szCs w:val="24"/>
+              <w14:ligatures w14:val="standardContextual"/>
+            </w:rPr>
+          </w:pPr>
+          <w:hyperlink w:anchor="_Toc196302639" w:history="1">
+            <w:r>
+              <w:rPr>
+                <w:rStyle w:val="Hyperlink"/>
+                <w:noProof/>
+              </w:rPr>
+              <w:t>Management</w:t>
+            </w:r>
+            <w:r>
+              <w:rPr>
+                <w:rStyle w:val="Hyperlink"/>
+                <w:b/>
+                <w:bCs/>
+                <w:noProof/>
+              </w:rPr>
+              <w:t xml:space="preserve"> </w:t>
+            </w:r>
+            <w:r>
+              <w:rPr>
+                <w:rStyle w:val="Hyperlink"/>
+                <w:noProof/>
+              </w:rPr>
+              <w:t>in the cloud</w:t>
+            </w:r>
+            <w:r>
+              <w:rPr>
+                <w:noProof/>
+                <w:webHidden/>
+              </w:rPr>
+              <w:tab/>
+            </w:r>
+            <w:r>
+              <w:rPr>
+                <w:noProof/>
+                <w:webHidden/>
+              </w:rPr>
+              <w:fldChar w:fldCharType="begin"/>
+            </w:r>
+            <w:r>
+              <w:rPr>
+                <w:noProof/>
+                <w:webHidden/>
+              </w:rPr>
+              <w:instrText xml:space="preserve"> PAGEREF _Toc196302639 \h </w:instrText>
+            </w:r>
+            <w:r>
+              <w:rPr>
+                <w:noProof/>
+                <w:webHidden/>
+              </w:rPr>
+            </w:r>
+            <w:r>
+              <w:rPr>
+                <w:noProof/>
+                <w:webHidden/>
+              </w:rPr>
+              <w:fldChar w:fldCharType="separate"/>
+            </w:r>
+            <w:r>
+              <w:rPr>
+                <w:noProof/>
+                <w:webHidden/>
+              </w:rPr>
+              <w:t>5</w:t>
+            </w:r>
+            <w:r>
+              <w:rPr>
+                <w:noProof/>
+                <w:webHidden/>
+              </w:rPr>
+              <w:fldChar w:fldCharType="end"/>
+            </w:r>
+          </w:hyperlink>
+        </w:p>
+        <w:p>
+          <w:pPr>
+            <w:pStyle w:val="TOC1"/>
+            <w:tabs>
+              <w:tab w:val="right" w:leader="dot" w:pos="9350"/>
+            </w:tabs>
+            <w:rPr>
+              <w:rFonts w:eastAsiaTheme="minorEastAsia"/>
+              <w:kern w:val="2"/>
+              <w:sz w:val="24"/>
+              <w:szCs w:val="24"/>
+              <w14:ligatures w14:val="standardContextual"/>
+            </w:rPr>
+          </w:pPr>
+          <w:hyperlink w:anchor="_Toc196302640" w:history="1">
+            <w:r>
+              <w:rPr>
+                <w:rStyle w:val="Hyperlink"/>
+              </w:rPr>
+              <w:t>Core architectural components of Azure</w:t>
+            </w:r>
+            <w:r>
+              <w:rPr>
+                <w:webHidden/>
+              </w:rPr>
+              <w:tab/>
+            </w:r>
+            <w:r>
+              <w:rPr>
+                <w:webHidden/>
+              </w:rPr>
+              <w:fldChar w:fldCharType="begin"/>
+            </w:r>
+            <w:r>
+              <w:rPr>
+                <w:webHidden/>
+              </w:rPr>
+              <w:instrText xml:space="preserve"> PAGEREF _Toc196302640 \h </w:instrText>
+            </w:r>
+            <w:r>
+              <w:rPr>
+                <w:webHidden/>
+              </w:rPr>
+            </w:r>
+            <w:r>
+              <w:rPr>
+                <w:webHidden/>
+              </w:rPr>
+              <w:fldChar w:fldCharType="separate"/>
+            </w:r>
+            <w:r>
+              <w:rPr>
+                <w:webHidden/>
+              </w:rPr>
+              <w:t>5</w:t>
+            </w:r>
+            <w:r>
+              <w:rPr>
+                <w:webHidden/>
+              </w:rPr>
+              <w:fldChar w:fldCharType="end"/>
+            </w:r>
+          </w:hyperlink>
+        </w:p>
+        <w:p>
+          <w:pPr>
+            <w:pStyle w:val="TOC2"/>
+            <w:tabs>
+              <w:tab w:val="right" w:leader="dot" w:pos="9350"/>
+            </w:tabs>
+            <w:rPr>
+              <w:rFonts w:eastAsiaTheme="minorEastAsia"/>
+              <w:noProof/>
+              <w:kern w:val="2"/>
+              <w:sz w:val="24"/>
+              <w:szCs w:val="24"/>
+              <w14:ligatures w14:val="standardContextual"/>
+            </w:rPr>
+          </w:pPr>
+          <w:hyperlink w:anchor="_Toc196302641" w:history="1">
+            <w:r>
+              <w:rPr>
+                <w:rStyle w:val="Hyperlink"/>
+                <w:noProof/>
+              </w:rPr>
+              <w:t>Azure</w:t>
+            </w:r>
+            <w:r>
+              <w:rPr>
+                <w:rStyle w:val="Hyperlink"/>
+                <w:b/>
+                <w:bCs/>
+                <w:noProof/>
+              </w:rPr>
+              <w:t xml:space="preserve"> </w:t>
+            </w:r>
+            <w:r>
+              <w:rPr>
+                <w:rStyle w:val="Hyperlink"/>
+                <w:noProof/>
+              </w:rPr>
+              <w:t>physical infrastructure</w:t>
+            </w:r>
+            <w:r>
+              <w:rPr>
+                <w:noProof/>
+                <w:webHidden/>
+              </w:rPr>
+              <w:tab/>
+            </w:r>
+            <w:r>
+              <w:rPr>
+                <w:noProof/>
+                <w:webHidden/>
+              </w:rPr>
+              <w:fldChar w:fldCharType="begin"/>
+            </w:r>
+            <w:r>
+              <w:rPr>
+                <w:noProof/>
+                <w:webHidden/>
+              </w:rPr>
+              <w:instrText xml:space="preserve"> PAGEREF _Toc196302641 \h </w:instrText>
+            </w:r>
+            <w:r>
+              <w:rPr>
+                <w:noProof/>
+                <w:webHidden/>
+              </w:rPr>
+            </w:r>
+            <w:r>
+              <w:rPr>
+                <w:noProof/>
+                <w:webHidden/>
+              </w:rPr>
+              <w:fldChar w:fldCharType="separate"/>
+            </w:r>
+            <w:r>
+              <w:rPr>
+                <w:noProof/>
+                <w:webHidden/>
+              </w:rPr>
+              <w:t>5</w:t>
+            </w:r>
+            <w:r>
+              <w:rPr>
+                <w:noProof/>
+                <w:webHidden/>
+              </w:rPr>
+              <w:fldChar w:fldCharType="end"/>
+            </w:r>
+          </w:hyperlink>
+        </w:p>
+        <w:p>
+          <w:pPr>
+            <w:pStyle w:val="TOC2"/>
+            <w:tabs>
+              <w:tab w:val="right" w:leader="dot" w:pos="9350"/>
+            </w:tabs>
+            <w:rPr>
+              <w:rFonts w:eastAsiaTheme="minorEastAsia"/>
+              <w:noProof/>
+              <w:kern w:val="2"/>
+              <w:sz w:val="24"/>
+              <w:szCs w:val="24"/>
+              <w14:ligatures w14:val="standardContextual"/>
+            </w:rPr>
+          </w:pPr>
+          <w:hyperlink w:anchor="_Toc196302642" w:history="1">
+            <w:r>
+              <w:rPr>
+                <w:rStyle w:val="Hyperlink"/>
+                <w:noProof/>
+              </w:rPr>
+              <w:t>Azure</w:t>
+            </w:r>
+            <w:r>
+              <w:rPr>
+                <w:rStyle w:val="Hyperlink"/>
+                <w:b/>
+                <w:bCs/>
+                <w:noProof/>
+              </w:rPr>
+              <w:t xml:space="preserve"> </w:t>
+            </w:r>
+            <w:r>
+              <w:rPr>
+                <w:rStyle w:val="Hyperlink"/>
+                <w:noProof/>
+              </w:rPr>
+              <w:t>management infrastructure</w:t>
+            </w:r>
+            <w:r>
+              <w:rPr>
+                <w:noProof/>
+                <w:webHidden/>
+              </w:rPr>
+              <w:tab/>
+            </w:r>
+            <w:r>
+              <w:rPr>
+                <w:noProof/>
+                <w:webHidden/>
+              </w:rPr>
+              <w:fldChar w:fldCharType="begin"/>
+            </w:r>
+            <w:r>
+              <w:rPr>
+                <w:noProof/>
+                <w:webHidden/>
+              </w:rPr>
+              <w:instrText xml:space="preserve"> PAGEREF _Toc196302642 \h </w:instrText>
+            </w:r>
+            <w:r>
+              <w:rPr>
+                <w:noProof/>
+                <w:webHidden/>
+              </w:rPr>
+            </w:r>
+            <w:r>
+              <w:rPr>
+                <w:noProof/>
+                <w:webHidden/>
+              </w:rPr>
+              <w:fldChar w:fldCharType="separate"/>
+            </w:r>
+            <w:r>
+              <w:rPr>
+                <w:noProof/>
+                <w:webHidden/>
+              </w:rPr>
+              <w:t>7</w:t>
+            </w:r>
+            <w:r>
+              <w:rPr>
+                <w:noProof/>
                 <w:webHidden/>
               </w:rPr>
               <w:fldChar w:fldCharType="end"/>
@@ -560,9 +1258,8 @@
       <w:pPr>
         <w:pStyle w:val="Heading1"/>
       </w:pPr>
-      <w:bookmarkStart w:id="0" w:name="_Toc196138770"/>
+      <w:bookmarkStart w:id="0" w:name="_Toc196302629"/>
       <w:r>
-        <w:lastRenderedPageBreak/>
         <w:t>Cloud Computing</w:t>
       </w:r>
       <w:bookmarkEnd w:id="0"/>
@@ -571,7 +1268,7 @@
       <w:pPr>
         <w:pStyle w:val="Heading2"/>
       </w:pPr>
-      <w:bookmarkStart w:id="1" w:name="_Toc196138771"/>
+      <w:bookmarkStart w:id="1" w:name="_Toc196302630"/>
       <w:r>
         <w:t>Definition</w:t>
       </w:r>
@@ -590,14 +1287,22 @@
         <w:t xml:space="preserve">computing, </w:t>
       </w:r>
       <w:r>
-        <w:t>networking, storage, virtual machines etc via internet</w:t>
+        <w:t xml:space="preserve">networking, storage, virtual machines </w:t>
+      </w:r>
+      <w:proofErr w:type="spellStart"/>
+      <w:r>
+        <w:t>etc</w:t>
+      </w:r>
+      <w:proofErr w:type="spellEnd"/>
+      <w:r>
+        <w:t xml:space="preserve"> via internet</w:t>
       </w:r>
     </w:p>
     <w:p>
       <w:pPr>
         <w:pStyle w:val="Heading2"/>
       </w:pPr>
-      <w:bookmarkStart w:id="2" w:name="_Toc196138772"/>
+      <w:bookmarkStart w:id="2" w:name="_Toc196302631"/>
       <w:r>
         <w:t>Shared Responsibility Model</w:t>
       </w:r>
@@ -605,7 +1310,15 @@
     </w:p>
     <w:p>
       <w:r>
-        <w:t>Server Maintenance will be taken care by Azure People like Cooling, connectivity, security etc but data ingestion, data access and governance will be by consumer.</w:t>
+        <w:t xml:space="preserve">Server Maintenance will be taken care by Azure People like Cooling, connectivity, security </w:t>
+      </w:r>
+      <w:proofErr w:type="spellStart"/>
+      <w:r>
+        <w:t>etc</w:t>
+      </w:r>
+      <w:proofErr w:type="spellEnd"/>
+      <w:r>
+        <w:t xml:space="preserve"> but data ingestion, data access and governance will be by consumer.</w:t>
       </w:r>
     </w:p>
     <w:p>
@@ -623,15 +1336,70 @@
         <w:t>IaaS (Infrastructure as a Service) provides virtual machines and storage</w:t>
       </w:r>
       <w:r>
-        <w:t xml:space="preserve"> – eg: Virtual Machine</w:t>
+        <w:t xml:space="preserve"> – </w:t>
+      </w:r>
+      <w:proofErr w:type="spellStart"/>
+      <w:r>
+        <w:t>eg</w:t>
+      </w:r>
+      <w:proofErr w:type="spellEnd"/>
+      <w:r>
+        <w:t>: Virtual Machine</w:t>
+      </w:r>
+    </w:p>
+    <w:p>
+      <w:proofErr w:type="spellStart"/>
+      <w:r>
+        <w:t>Eg</w:t>
+      </w:r>
+      <w:proofErr w:type="spellEnd"/>
+      <w:r>
+        <w:t xml:space="preserve"> use case: </w:t>
+      </w:r>
+      <w:r>
+        <w:t>Lift-and-shift migration</w:t>
+      </w:r>
+      <w:r>
+        <w:t xml:space="preserve">, </w:t>
+      </w:r>
+      <w:r>
+        <w:t>Testing and development</w:t>
       </w:r>
     </w:p>
     <w:p>
       <w:r>
+        <w:lastRenderedPageBreak/>
         <w:t>PaaS (Platform as a Service) offers a platform for developing and deploying applications</w:t>
       </w:r>
       <w:r>
-        <w:t xml:space="preserve"> eg: Azure App Services</w:t>
+        <w:t xml:space="preserve"> </w:t>
+      </w:r>
+      <w:proofErr w:type="spellStart"/>
+      <w:r>
+        <w:t>eg</w:t>
+      </w:r>
+      <w:proofErr w:type="spellEnd"/>
+      <w:r>
+        <w:t>: Azure App Services</w:t>
+      </w:r>
+    </w:p>
+    <w:p>
+      <w:proofErr w:type="spellStart"/>
+      <w:r>
+        <w:t>Eg</w:t>
+      </w:r>
+      <w:proofErr w:type="spellEnd"/>
+      <w:r>
+        <w:t xml:space="preserve"> use case: </w:t>
+      </w:r>
+      <w:r>
+        <w:t>Development framework</w:t>
+      </w:r>
+      <w:r>
+        <w:t xml:space="preserve"> and </w:t>
+      </w:r>
+      <w:r>
+        <w:t>Analytics or business intelligence</w:t>
       </w:r>
     </w:p>
     <w:p>
@@ -639,12 +1407,64 @@
         <w:t>and SaaS (Software as a Service) delivers pre-built software applications</w:t>
       </w:r>
       <w:r>
-        <w:t xml:space="preserve"> PowerBI, Microsoft 365</w:t>
+        <w:t xml:space="preserve"> </w:t>
+      </w:r>
+      <w:proofErr w:type="spellStart"/>
+      <w:r>
+        <w:t>PowerBI</w:t>
+      </w:r>
+      <w:proofErr w:type="spellEnd"/>
+      <w:r>
+        <w:t>, Microsoft 365</w:t>
       </w:r>
     </w:p>
     <w:p>
+      <w:pPr>
+        <w:numPr>
+          <w:ilvl w:val="0"/>
+          <w:numId w:val="34"/>
+        </w:numPr>
+      </w:pPr>
+      <w:proofErr w:type="spellStart"/>
       <w:r>
-        <w:lastRenderedPageBreak/>
+        <w:t>eg</w:t>
+      </w:r>
+      <w:proofErr w:type="spellEnd"/>
+      <w:r>
+        <w:t xml:space="preserve"> use case: </w:t>
+      </w:r>
+      <w:r>
+        <w:t>Email and messaging.</w:t>
+      </w:r>
+    </w:p>
+    <w:p>
+      <w:pPr>
+        <w:numPr>
+          <w:ilvl w:val="0"/>
+          <w:numId w:val="34"/>
+        </w:numPr>
+      </w:pPr>
+      <w:r>
+        <w:t>Business productivity applications.</w:t>
+      </w:r>
+    </w:p>
+    <w:p>
+      <w:pPr>
+        <w:numPr>
+          <w:ilvl w:val="0"/>
+          <w:numId w:val="34"/>
+        </w:numPr>
+      </w:pPr>
+      <w:r>
+        <w:t>Finance and expense tracking.</w:t>
+      </w:r>
+    </w:p>
+    <w:p/>
+    <w:p>
+      <w:r>
+        <w:rPr>
+          <w:noProof/>
+        </w:rPr>
         <w:drawing>
           <wp:inline distT="0" distB="0" distL="0" distR="0" wp14:anchorId="7D1B2FB7" wp14:editId="6D9DA8C1">
             <wp:extent cx="5943600" cy="3063240"/>
@@ -686,7 +1506,7 @@
       <w:pPr>
         <w:pStyle w:val="Heading2"/>
       </w:pPr>
-      <w:bookmarkStart w:id="3" w:name="_Toc196138773"/>
+      <w:bookmarkStart w:id="3" w:name="_Toc196302632"/>
       <w:r>
         <w:t>Types of Cloud Models</w:t>
       </w:r>
@@ -740,13 +1560,7 @@
         <w:t xml:space="preserve"> </w:t>
       </w:r>
       <w:r>
-        <w:t>S</w:t>
-      </w:r>
-      <w:r>
-        <w:t>ecurity control by organization is feasible</w:t>
-      </w:r>
-      <w:r>
-        <w:t>, can choose a public cloud along with a private cloud, more flexible</w:t>
+        <w:t>Security control by organization is feasible, can choose a public cloud along with a private cloud, more flexible</w:t>
       </w:r>
       <w:r>
         <w:t>.</w:t>
@@ -766,20 +1580,46 @@
       </w:r>
     </w:p>
     <w:p>
+      <w:proofErr w:type="spellStart"/>
       <w:r>
         <w:rPr>
           <w:b/>
           <w:bCs/>
         </w:rPr>
-        <w:t xml:space="preserve">ExpressRouter </w:t>
+        <w:lastRenderedPageBreak/>
+        <w:t>ExpressRouter</w:t>
+      </w:r>
+      <w:proofErr w:type="spellEnd"/>
+      <w:r>
+        <w:rPr>
+          <w:b/>
+          <w:bCs/>
+        </w:rPr>
+        <w:t xml:space="preserve"> </w:t>
       </w:r>
       <w:r>
-        <w:t>– Customized FibreOptic internet only between those two end points. Highly securable and recommended.</w:t>
+        <w:t xml:space="preserve">– Customized </w:t>
+      </w:r>
+      <w:proofErr w:type="spellStart"/>
+      <w:r>
+        <w:t>FibreOptic</w:t>
+      </w:r>
+      <w:proofErr w:type="spellEnd"/>
+      <w:r>
+        <w:t xml:space="preserve"> internet only between those two end points. Highly securable and recommended.</w:t>
       </w:r>
     </w:p>
     <w:p>
       <w:r>
-        <w:t>Azure WAN – Connect the VPN/ExpressRouter by managing traffic between multiple branches of company to Azure.</w:t>
+        <w:t>Azure WAN – Connect the VPN/</w:t>
+      </w:r>
+      <w:proofErr w:type="spellStart"/>
+      <w:r>
+        <w:t>ExpressRouter</w:t>
+      </w:r>
+      <w:proofErr w:type="spellEnd"/>
+      <w:r>
+        <w:t xml:space="preserve"> by managing traffic between multiple branches of company to Azure.</w:t>
       </w:r>
     </w:p>
     <w:p>
@@ -824,7 +1664,6 @@
           <w:bCs/>
           <w:color w:val="2B579A" w:themeColor="accent5"/>
         </w:rPr>
-        <w:lastRenderedPageBreak/>
         <w:t>Azure Ar</w:t>
       </w:r>
       <w:r>
@@ -876,27 +1715,56 @@
           <w:b/>
           <w:bCs/>
         </w:rPr>
-        <w:t>onsumption-based model</w:t>
+        <w:t xml:space="preserve">onsumption-based </w:t>
+      </w:r>
+      <w:proofErr w:type="gramStart"/>
+      <w:r>
+        <w:rPr>
+          <w:b/>
+          <w:bCs/>
+        </w:rPr>
+        <w:t>model</w:t>
       </w:r>
       <w:r>
         <w:rPr>
           <w:b/>
           <w:bCs/>
         </w:rPr>
-        <w:t xml:space="preserve"> : </w:t>
+        <w:t xml:space="preserve"> :</w:t>
+      </w:r>
+      <w:proofErr w:type="gramEnd"/>
+      <w:r>
+        <w:rPr>
+          <w:b/>
+          <w:bCs/>
+        </w:rPr>
+        <w:t xml:space="preserve"> </w:t>
       </w:r>
       <w:r>
         <w:t>Pay as you go</w:t>
       </w:r>
       <w:r>
-        <w:t>. This is Operational Expenditure where you spend only for operations whereas Captial Expenditure takes care of investing buy tangible resources like data center cooling system etc</w:t>
+        <w:t xml:space="preserve">. This is Operational Expenditure where you spend only for operations whereas </w:t>
       </w:r>
+      <w:proofErr w:type="spellStart"/>
+      <w:r>
+        <w:t>Captial</w:t>
+      </w:r>
+      <w:proofErr w:type="spellEnd"/>
+      <w:r>
+        <w:t xml:space="preserve"> Expenditure takes care of investing buy tangible resources like data center cooling system </w:t>
+      </w:r>
+      <w:proofErr w:type="spellStart"/>
+      <w:r>
+        <w:t>etc</w:t>
+      </w:r>
+      <w:proofErr w:type="spellEnd"/>
     </w:p>
     <w:p>
       <w:pPr>
         <w:pStyle w:val="Heading1"/>
       </w:pPr>
-      <w:bookmarkStart w:id="4" w:name="_Toc196138774"/>
+      <w:bookmarkStart w:id="4" w:name="_Toc196302633"/>
       <w:r>
         <w:t>Benefits of using cloud services</w:t>
       </w:r>
@@ -913,22 +1781,32 @@
         <w:t xml:space="preserve"> Scaling</w:t>
       </w:r>
       <w:r>
-        <w:t>, Predictability of Performance and Cost(</w:t>
+        <w:t xml:space="preserve">, Predictability of Performance and </w:t>
       </w:r>
+      <w:proofErr w:type="gramStart"/>
+      <w:r>
+        <w:t>Cost(</w:t>
+      </w:r>
+      <w:proofErr w:type="gramEnd"/>
       <w:r>
         <w:t>Total Cost of Ownership (TCO) or Pricing Calculator to get an estimate of potential cloud spend</w:t>
       </w:r>
       <w:r>
-        <w:t>), Reliable.</w:t>
+        <w:t>), Reliable</w:t>
+      </w:r>
+      <w:r>
+        <w:t>, security, governance and manageability</w:t>
       </w:r>
     </w:p>
     <w:p>
       <w:pPr>
         <w:pStyle w:val="Heading2"/>
       </w:pPr>
+      <w:bookmarkStart w:id="5" w:name="_Toc196302634"/>
       <w:r>
         <w:t>High Availability</w:t>
       </w:r>
+      <w:bookmarkEnd w:id="5"/>
     </w:p>
     <w:p>
       <w:r>
@@ -939,9 +1817,11 @@
       <w:pPr>
         <w:pStyle w:val="Heading2"/>
       </w:pPr>
+      <w:bookmarkStart w:id="6" w:name="_Toc196302635"/>
       <w:r>
         <w:t>Scalability</w:t>
       </w:r>
+      <w:bookmarkEnd w:id="6"/>
     </w:p>
     <w:p>
       <w:r>
@@ -971,6 +1851,7 @@
     </w:p>
     <w:p>
       <w:r>
+        <w:lastRenderedPageBreak/>
         <w:t xml:space="preserve">Refer this link for better understanding </w:t>
       </w:r>
       <w:hyperlink r:id="rId12" w:anchor=":~:text=While%20horizontal%20scaling%20refers%20to,%2C%20storage%2C%20or%20network%20speed." w:history="1">
@@ -986,25 +1867,614 @@
       <w:pPr>
         <w:pStyle w:val="Heading2"/>
       </w:pPr>
+      <w:bookmarkStart w:id="7" w:name="_Toc196302636"/>
       <w:r>
         <w:t>Reliability</w:t>
       </w:r>
+      <w:bookmarkEnd w:id="7"/>
     </w:p>
     <w:p>
       <w:r>
         <w:t>Azure is reliable since resources are available in different locations and auto shifting is possible if one location datacenter goes down.</w:t>
       </w:r>
     </w:p>
+    <w:p>
+      <w:pPr>
+        <w:pStyle w:val="Heading2"/>
+      </w:pPr>
+      <w:bookmarkStart w:id="8" w:name="_Toc196302637"/>
+      <w:r>
+        <w:t>Governance and Security</w:t>
+      </w:r>
+      <w:bookmarkEnd w:id="8"/>
+    </w:p>
+    <w:p>
+      <w:r>
+        <w:t>D</w:t>
+      </w:r>
+      <w:r>
+        <w:t>istributed denial of service (DDoS)</w:t>
+      </w:r>
+      <w:r>
+        <w:t xml:space="preserve"> is prevented by cloud providers. If you want more secured environment, go with IaaS to do your own patch updates. </w:t>
+      </w:r>
+    </w:p>
+    <w:p>
+      <w:pPr>
+        <w:pStyle w:val="Heading2"/>
+      </w:pPr>
+      <w:bookmarkStart w:id="9" w:name="_Toc196302638"/>
+      <w:r>
+        <w:t>Management</w:t>
+      </w:r>
+      <w:r>
+        <w:rPr>
+          <w:b/>
+          <w:bCs/>
+        </w:rPr>
+        <w:t xml:space="preserve"> </w:t>
+      </w:r>
+      <w:r>
+        <w:t>of the cloud</w:t>
+      </w:r>
+      <w:bookmarkEnd w:id="9"/>
+    </w:p>
+    <w:p>
+      <w:r>
+        <w:t>Scale up/down in/out the resources when needed, deploy the resources and monitor it</w:t>
+      </w:r>
+      <w:r>
+        <w:t>, set alerts about performance</w:t>
+      </w:r>
+    </w:p>
+    <w:p>
+      <w:pPr>
+        <w:pStyle w:val="Heading2"/>
+      </w:pPr>
+      <w:bookmarkStart w:id="10" w:name="_Toc196302639"/>
+      <w:r>
+        <w:t>Management</w:t>
+      </w:r>
+      <w:r>
+        <w:rPr>
+          <w:b/>
+          <w:bCs/>
+        </w:rPr>
+        <w:t xml:space="preserve"> </w:t>
+      </w:r>
+      <w:r>
+        <w:t>in</w:t>
+      </w:r>
+      <w:r>
+        <w:t xml:space="preserve"> the cloud</w:t>
+      </w:r>
+      <w:bookmarkEnd w:id="10"/>
+    </w:p>
+    <w:p>
+      <w:r>
+        <w:t xml:space="preserve">Manage cloud through </w:t>
+      </w:r>
+      <w:proofErr w:type="spellStart"/>
+      <w:r>
+        <w:t>WebPortal</w:t>
+      </w:r>
+      <w:proofErr w:type="spellEnd"/>
+      <w:r>
+        <w:t>, API, PowerShell and CLI</w:t>
+      </w:r>
+    </w:p>
+    <w:p>
+      <w:pPr>
+        <w:pStyle w:val="Heading1"/>
+      </w:pPr>
+      <w:hyperlink r:id="rId13" w:history="1">
+        <w:bookmarkStart w:id="11" w:name="_Toc196302640"/>
+        <w:r>
+          <w:t>C</w:t>
+        </w:r>
+        <w:r>
+          <w:t>ore architectural components of Azure</w:t>
+        </w:r>
+        <w:bookmarkEnd w:id="11"/>
+        <w:r>
+          <w:t> </w:t>
+        </w:r>
+      </w:hyperlink>
+    </w:p>
+    <w:p>
+      <w:pPr>
+        <w:pStyle w:val="Heading2"/>
+      </w:pPr>
+      <w:bookmarkStart w:id="12" w:name="_Toc196302641"/>
+      <w:r>
+        <w:t>Azure</w:t>
+      </w:r>
+      <w:r>
+        <w:rPr>
+          <w:b/>
+          <w:bCs/>
+        </w:rPr>
+        <w:t xml:space="preserve"> </w:t>
+      </w:r>
+      <w:r>
+        <w:t>physical infrastructure</w:t>
+      </w:r>
+      <w:bookmarkEnd w:id="12"/>
+    </w:p>
+    <w:p>
+      <w:r>
+        <w:t xml:space="preserve">Region is asked for all the services except for </w:t>
+      </w:r>
+      <w:r>
+        <w:t>Microsoft Entra ID, Azure Traffic Manager, and Azure DNS</w:t>
+      </w:r>
+    </w:p>
+    <w:p>
+      <w:r>
+        <w:t>An availability zone is set up to be an isolation boundary. If one zone goes down, the other continues working. Availability zones are connected through high-speed, private fiber-optic networks.</w:t>
+      </w:r>
+    </w:p>
+    <w:p>
+      <w:r>
+        <w:t>Availability zones are primarily for VMs, managed disks, load balancers, and SQL databases. Azure services that support availability zones fall into three categories:</w:t>
+      </w:r>
+    </w:p>
+    <w:p>
+      <w:pPr>
+        <w:numPr>
+          <w:ilvl w:val="0"/>
+          <w:numId w:val="36"/>
+        </w:numPr>
+      </w:pPr>
+      <w:r>
+        <w:t>Zonal services: You pin the resource to a specific zone (for example, VMs, managed disks, IP addresses).</w:t>
+      </w:r>
+    </w:p>
+    <w:p>
+      <w:pPr>
+        <w:numPr>
+          <w:ilvl w:val="0"/>
+          <w:numId w:val="36"/>
+        </w:numPr>
+      </w:pPr>
+      <w:r>
+        <w:t>Zone-redundant services: The platform replicates automatically across zones (for example, zone-redundant storage, SQL Database).</w:t>
+      </w:r>
+    </w:p>
+    <w:p>
+      <w:pPr>
+        <w:numPr>
+          <w:ilvl w:val="0"/>
+          <w:numId w:val="36"/>
+        </w:numPr>
+      </w:pPr>
+      <w:r>
+        <w:t>Non-regional services: Services are always available from Azure geographies and are resilient to zone-wide outages as well as region-wide outages.</w:t>
+      </w:r>
+      <w:r>
+        <w:t xml:space="preserve"> Not specific to one </w:t>
+      </w:r>
+      <w:r>
+        <w:lastRenderedPageBreak/>
+        <w:t xml:space="preserve">region/zone. It is available across the globe. </w:t>
+      </w:r>
+      <w:proofErr w:type="spellStart"/>
+      <w:r>
+        <w:t>Eg</w:t>
+      </w:r>
+      <w:proofErr w:type="spellEnd"/>
+      <w:r>
+        <w:t>: Microsoft Entra ID no region/zone will be asked for this.</w:t>
+      </w:r>
+    </w:p>
+    <w:p>
+      <w:r>
+        <w:t>Even with the additional resiliency that availability zones provide, it’s possible that an event could be so large that it impacts multiple availability zones in a single region. To provide even further resilience, Azure has Region Pairs.</w:t>
+      </w:r>
+    </w:p>
     <w:p/>
+    <w:p>
+      <w:r>
+        <w:t xml:space="preserve">One or Group of </w:t>
+      </w:r>
+      <w:proofErr w:type="spellStart"/>
+      <w:r>
+        <w:t>Datacentre</w:t>
+      </w:r>
+      <w:proofErr w:type="spellEnd"/>
+      <w:r>
+        <w:t xml:space="preserve"> forms Availability Zones -&gt; Multiple availability zones -&gt; Regions -&gt; Two regions connected -&gt; Region Pairs</w:t>
+      </w:r>
+    </w:p>
+    <w:p>
+      <w:r>
+        <w:rPr>
+          <w:noProof/>
+        </w:rPr>
+        <w:drawing>
+          <wp:inline distT="0" distB="0" distL="0" distR="0" wp14:anchorId="09369F9F" wp14:editId="16781F83">
+            <wp:extent cx="5943600" cy="2917825"/>
+            <wp:effectExtent l="0" t="0" r="0" b="0"/>
+            <wp:docPr id="834649962" name="Picture 1"/>
+            <wp:cNvGraphicFramePr>
+              <a:graphicFrameLocks xmlns:a="http://schemas.openxmlformats.org/drawingml/2006/main" noChangeAspect="1"/>
+            </wp:cNvGraphicFramePr>
+            <a:graphic xmlns:a="http://schemas.openxmlformats.org/drawingml/2006/main">
+              <a:graphicData uri="http://schemas.openxmlformats.org/drawingml/2006/picture">
+                <pic:pic xmlns:pic="http://schemas.openxmlformats.org/drawingml/2006/picture">
+                  <pic:nvPicPr>
+                    <pic:cNvPr id="834649962" name=""/>
+                    <pic:cNvPicPr/>
+                  </pic:nvPicPr>
+                  <pic:blipFill>
+                    <a:blip r:embed="rId14"/>
+                    <a:stretch>
+                      <a:fillRect/>
+                    </a:stretch>
+                  </pic:blipFill>
+                  <pic:spPr>
+                    <a:xfrm>
+                      <a:off x="0" y="0"/>
+                      <a:ext cx="5943600" cy="2917825"/>
+                    </a:xfrm>
+                    <a:prstGeom prst="rect">
+                      <a:avLst/>
+                    </a:prstGeom>
+                  </pic:spPr>
+                </pic:pic>
+              </a:graphicData>
+            </a:graphic>
+          </wp:inline>
+        </w:drawing>
+      </w:r>
+    </w:p>
     <w:p/>
+    <w:p>
+      <w:r>
+        <w:t xml:space="preserve">Region Pairs: East US region is paired with West US. </w:t>
+      </w:r>
+      <w:proofErr w:type="gramStart"/>
+      <w:r>
+        <w:t>So</w:t>
+      </w:r>
+      <w:proofErr w:type="gramEnd"/>
+      <w:r>
+        <w:t xml:space="preserve"> if one has outage or patch update, the other region will be </w:t>
+      </w:r>
+      <w:r>
+        <w:t>restored</w:t>
+      </w:r>
+      <w:r>
+        <w:t xml:space="preserve"> and running</w:t>
+      </w:r>
+    </w:p>
     <w:p/>
+    <w:p>
+      <w:pPr>
+        <w:pStyle w:val="Heading2"/>
+      </w:pPr>
+      <w:bookmarkStart w:id="13" w:name="_Toc196302642"/>
+      <w:r>
+        <w:t>Azure</w:t>
+      </w:r>
+      <w:r>
+        <w:rPr>
+          <w:b/>
+          <w:bCs/>
+        </w:rPr>
+        <w:t xml:space="preserve"> </w:t>
+      </w:r>
+      <w:r>
+        <w:t>management infrastructure</w:t>
+      </w:r>
+      <w:bookmarkEnd w:id="13"/>
+    </w:p>
     <w:p/>
+    <w:p>
+      <w:r>
+        <w:t>Analogy</w:t>
+      </w:r>
+      <w:r>
+        <w:t xml:space="preserve"> for Azure Account vs Subscription:</w:t>
+      </w:r>
+    </w:p>
+    <w:p>
+      <w:r>
+        <w:t>Imagine a bank account. Your Azure account is the bank, and your Azure subscriptions are the different savings accounts you have within that bank. Each savings account (subscription) has its own balance (resources) and is linked to your overall bank account (Azure account). </w:t>
+      </w:r>
+    </w:p>
+    <w:p>
+      <w:r>
+        <w:lastRenderedPageBreak/>
+        <w:t xml:space="preserve">Account -&gt; </w:t>
+      </w:r>
+      <w:proofErr w:type="spellStart"/>
+      <w:r>
+        <w:t>ManagementGroups</w:t>
+      </w:r>
+      <w:proofErr w:type="spellEnd"/>
+      <w:r>
+        <w:t xml:space="preserve"> -&gt; subscription (</w:t>
+      </w:r>
+      <w:proofErr w:type="spellStart"/>
+      <w:r>
+        <w:t>Webdesign</w:t>
+      </w:r>
+      <w:proofErr w:type="spellEnd"/>
+      <w:r>
+        <w:t xml:space="preserve">, HR, Marketing) -&gt; resource groups (dev, prod, test </w:t>
+      </w:r>
+      <w:proofErr w:type="spellStart"/>
+      <w:r>
+        <w:t>rgs</w:t>
+      </w:r>
+      <w:proofErr w:type="spellEnd"/>
+      <w:r>
+        <w:t xml:space="preserve">) -&gt;resources (Storage, VMs, </w:t>
+      </w:r>
+      <w:proofErr w:type="spellStart"/>
+      <w:r>
+        <w:t>Softwares</w:t>
+      </w:r>
+      <w:proofErr w:type="spellEnd"/>
+      <w:r>
+        <w:t xml:space="preserve"> </w:t>
+      </w:r>
+      <w:proofErr w:type="spellStart"/>
+      <w:r>
+        <w:t>etc</w:t>
+      </w:r>
+      <w:proofErr w:type="spellEnd"/>
+      <w:r>
+        <w:t>)</w:t>
+      </w:r>
+    </w:p>
+    <w:p>
+      <w:r>
+        <w:t>One account can have multiple subscriptions and one subscription can have multiple resource groups</w:t>
+      </w:r>
+    </w:p>
     <w:p/>
+    <w:p>
+      <w:r>
+        <w:t>A resource at a time, can a exist under one resource group whereas resource group can have multiple resources.</w:t>
+      </w:r>
+    </w:p>
+    <w:p>
+      <w:r>
+        <w:t>2 boundaries in Azure subscription:</w:t>
+      </w:r>
+    </w:p>
+    <w:p>
+      <w:r>
+        <w:t>Billing Boundary</w:t>
+      </w:r>
+      <w:r>
+        <w:t xml:space="preserve"> – Each subscription will have invoice </w:t>
+      </w:r>
+    </w:p>
+    <w:p>
+      <w:r>
+        <w:t>Access level Boundary</w:t>
+      </w:r>
+      <w:r>
+        <w:t xml:space="preserve"> – Subscription and billing based on access</w:t>
+      </w:r>
+      <w:r>
+        <w:t>. An example is that within a business, you have different departments to which you apply distinct Azure subscription policies. This billing model allows you to manage and control access to the resources that users provision with specific subscriptions.</w:t>
+      </w:r>
+    </w:p>
+    <w:p>
+      <w:pPr>
+        <w:pStyle w:val="Heading2"/>
+      </w:pPr>
+      <w:r>
+        <w:t>Management Group</w:t>
+      </w:r>
+    </w:p>
+    <w:p>
+      <w:r>
+        <w:t xml:space="preserve"> </w:t>
+      </w:r>
+      <w:r>
+        <w:t>If you have many subscriptions, you might need a way to efficiently manage access, policies, and compliance for those subscriptions. Azure management groups provide a level of scope above subscriptions. You organize subscriptions into containers called management groups and apply governance conditions to the management groups. All subscriptions within a management group automatically inherit the conditions applied to the management group, the same way that resource groups inherit settings from subscriptions and resources inherit from resource groups. Management groups give you enterprise-grade management at a large scale, no matter what type of subscriptions you might have. Management groups can be nested.</w:t>
+      </w:r>
+    </w:p>
+    <w:p>
+      <w:r>
+        <w:t xml:space="preserve">10,000 </w:t>
+      </w:r>
+      <w:proofErr w:type="spellStart"/>
+      <w:r>
+        <w:t>mgmt</w:t>
+      </w:r>
+      <w:proofErr w:type="spellEnd"/>
+      <w:r>
+        <w:t xml:space="preserve"> groups can be created with max 6 levels of hierarchy </w:t>
+      </w:r>
+      <w:proofErr w:type="spellStart"/>
+      <w:r>
+        <w:t>exluding</w:t>
+      </w:r>
+      <w:proofErr w:type="spellEnd"/>
+      <w:r>
+        <w:t xml:space="preserve"> root/subscription level</w:t>
+      </w:r>
+    </w:p>
+    <w:p>
+      <w:pPr>
+        <w:pStyle w:val="Heading2"/>
+      </w:pPr>
+      <w:r>
+        <w:t xml:space="preserve">Azure RBAC </w:t>
+      </w:r>
+    </w:p>
+    <w:p>
+      <w:r>
+        <w:t>By moving multiple subscriptions under a management group, you can create one Azure role-based access control (Azure RBAC) assignment on the management group. Assigning Azure RBAC at the management group level means that all sub-management groups, subscriptions, resource groups, and resources underneath that management group would also inherit those permission</w:t>
+      </w:r>
+    </w:p>
+    <w:p>
+      <w:pPr>
+        <w:pStyle w:val="Heading2"/>
+      </w:pPr>
+      <w:r>
+        <w:lastRenderedPageBreak/>
+        <w:t>Azure virtual machines</w:t>
+      </w:r>
+    </w:p>
+    <w:p>
+      <w:r>
+        <w:t>VMs can be scaled in/out based on the load. The VMs increase or decrease can be setup based on schedule, or manual or automated through load balancer which will distribute the loan evenly and not let one VM overloaded</w:t>
+      </w:r>
+    </w:p>
+    <w:p>
+      <w:pPr>
+        <w:pStyle w:val="Heading2"/>
+      </w:pPr>
+      <w:r>
+        <w:t>V</w:t>
+      </w:r>
+      <w:r>
+        <w:t>irtual machines</w:t>
+      </w:r>
+      <w:r>
+        <w:t xml:space="preserve"> availability sets</w:t>
+      </w:r>
+      <w:r>
+        <w:tab/>
+      </w:r>
+    </w:p>
+    <w:p>
+      <w:r>
+        <w:t>Availability of virtual machine is ensured in two ways:</w:t>
+      </w:r>
+    </w:p>
+    <w:p>
+      <w:r>
+        <w:t>Update Domain: Groups VMs that can be rebooted at the same time. So, if user picks this option, VMs from multiple update domains are selected so that if one VM is down due to software update/reboot, other VM will restore</w:t>
+      </w:r>
+    </w:p>
+    <w:p>
+      <w:r>
+        <w:t>Fault Domain: Same as above but grouped based on power source and network switch</w:t>
+      </w:r>
+    </w:p>
+    <w:p>
+      <w:proofErr w:type="gramStart"/>
+      <w:r>
+        <w:t>  A</w:t>
+      </w:r>
+      <w:proofErr w:type="gramEnd"/>
+      <w:r>
+        <w:t xml:space="preserve"> </w:t>
+      </w:r>
+      <w:r>
+        <w:rPr>
+          <w:b/>
+          <w:bCs/>
+        </w:rPr>
+        <w:t>VM</w:t>
+      </w:r>
+      <w:r>
+        <w:t xml:space="preserve"> is like running a full, independent computer inside your existing computer.</w:t>
+      </w:r>
+    </w:p>
+    <w:p>
+      <w:proofErr w:type="gramStart"/>
+      <w:r>
+        <w:t>  A</w:t>
+      </w:r>
+      <w:proofErr w:type="gramEnd"/>
+      <w:r>
+        <w:t xml:space="preserve"> </w:t>
+      </w:r>
+      <w:r>
+        <w:rPr>
+          <w:b/>
+          <w:bCs/>
+        </w:rPr>
+        <w:t>Virtual Desktop</w:t>
+      </w:r>
+      <w:r>
+        <w:t xml:space="preserve"> is a </w:t>
+      </w:r>
+      <w:r>
+        <w:rPr>
+          <w:i/>
+          <w:iCs/>
+        </w:rPr>
+        <w:t>remote version</w:t>
+      </w:r>
+      <w:r>
+        <w:t xml:space="preserve"> of your desktop environment, often accessed from a server or the cloud.</w:t>
+      </w:r>
+    </w:p>
+    <w:p>
+      <w:r>
+        <w:t>VM hosts multiple VDs if we use same OS.</w:t>
+      </w:r>
+      <w:r>
+        <w:t xml:space="preserve"> For </w:t>
+      </w:r>
+      <w:proofErr w:type="spellStart"/>
+      <w:r>
+        <w:t>eg</w:t>
+      </w:r>
+      <w:proofErr w:type="spellEnd"/>
+      <w:r>
+        <w:t xml:space="preserve">: One laptop/server can have multiple sign-ins if the user requirements </w:t>
+      </w:r>
+      <w:proofErr w:type="gramStart"/>
+      <w:r>
+        <w:t>is</w:t>
+      </w:r>
+      <w:proofErr w:type="gramEnd"/>
+      <w:r>
+        <w:t xml:space="preserve"> all the same. If not, multiple VMs are required.</w:t>
+      </w:r>
+    </w:p>
+    <w:p>
+      <w:pPr>
+        <w:pStyle w:val="Heading2"/>
+      </w:pPr>
+      <w:r>
+        <w:t>Azure</w:t>
+      </w:r>
+      <w:r>
+        <w:rPr>
+          <w:b/>
+          <w:bCs/>
+        </w:rPr>
+        <w:t xml:space="preserve"> </w:t>
+      </w:r>
+      <w:r>
+        <w:t>containers</w:t>
+      </w:r>
+    </w:p>
+    <w:p>
+      <w:r>
+        <w:t>For multiple OS in a single host, multiple VMs are required. This can be avoided by using Containers where with one host and multiple hubs, faster performance dockers helps.</w:t>
+      </w:r>
+    </w:p>
+    <w:p>
+      <w:r>
+        <w:t xml:space="preserve">VM is still preferred when consumer needs </w:t>
+      </w:r>
+      <w:r>
+        <w:t>full control.</w:t>
+      </w:r>
+    </w:p>
+    <w:p>
+      <w:r>
+        <w:t>Azure Container instances are Platform as a Service</w:t>
+      </w:r>
+    </w:p>
     <w:p/>
     <w:p/>
     <w:p/>
     <w:sectPr>
-      <w:footerReference w:type="default" r:id="rId13"/>
+      <w:footerReference w:type="default" r:id="rId15"/>
       <w:pgSz w:w="12240" w:h="15840"/>
       <w:pgMar w:top="1440" w:right="1440" w:bottom="1440" w:left="1440" w:header="288" w:footer="720" w:gutter="0"/>
       <w:pgNumType w:start="1"/>
@@ -1575,6 +3045,304 @@
     </w:lvl>
   </w:abstractNum>
   <w:abstractNum w:abstractNumId="11" w15:restartNumberingAfterBreak="0">
+    <w:nsid w:val="1132718E"/>
+    <w:multiLevelType w:val="multilevel"/>
+    <w:tmpl w:val="2CBECDCE"/>
+    <w:lvl w:ilvl="0">
+      <w:start w:val="1"/>
+      <w:numFmt w:val="bullet"/>
+      <w:lvlText w:val=""/>
+      <w:lvlJc w:val="left"/>
+      <w:pPr>
+        <w:tabs>
+          <w:tab w:val="num" w:pos="720"/>
+        </w:tabs>
+        <w:ind w:left="720" w:hanging="360"/>
+      </w:pPr>
+      <w:rPr>
+        <w:rFonts w:ascii="Symbol" w:hAnsi="Symbol" w:hint="default"/>
+        <w:sz w:val="20"/>
+      </w:rPr>
+    </w:lvl>
+    <w:lvl w:ilvl="1" w:tentative="1">
+      <w:start w:val="1"/>
+      <w:numFmt w:val="bullet"/>
+      <w:lvlText w:val="o"/>
+      <w:lvlJc w:val="left"/>
+      <w:pPr>
+        <w:tabs>
+          <w:tab w:val="num" w:pos="1440"/>
+        </w:tabs>
+        <w:ind w:left="1440" w:hanging="360"/>
+      </w:pPr>
+      <w:rPr>
+        <w:rFonts w:ascii="Courier New" w:hAnsi="Courier New" w:hint="default"/>
+        <w:sz w:val="20"/>
+      </w:rPr>
+    </w:lvl>
+    <w:lvl w:ilvl="2" w:tentative="1">
+      <w:start w:val="1"/>
+      <w:numFmt w:val="bullet"/>
+      <w:lvlText w:val=""/>
+      <w:lvlJc w:val="left"/>
+      <w:pPr>
+        <w:tabs>
+          <w:tab w:val="num" w:pos="2160"/>
+        </w:tabs>
+        <w:ind w:left="2160" w:hanging="360"/>
+      </w:pPr>
+      <w:rPr>
+        <w:rFonts w:ascii="Wingdings" w:hAnsi="Wingdings" w:hint="default"/>
+        <w:sz w:val="20"/>
+      </w:rPr>
+    </w:lvl>
+    <w:lvl w:ilvl="3" w:tentative="1">
+      <w:start w:val="1"/>
+      <w:numFmt w:val="bullet"/>
+      <w:lvlText w:val=""/>
+      <w:lvlJc w:val="left"/>
+      <w:pPr>
+        <w:tabs>
+          <w:tab w:val="num" w:pos="2880"/>
+        </w:tabs>
+        <w:ind w:left="2880" w:hanging="360"/>
+      </w:pPr>
+      <w:rPr>
+        <w:rFonts w:ascii="Wingdings" w:hAnsi="Wingdings" w:hint="default"/>
+        <w:sz w:val="20"/>
+      </w:rPr>
+    </w:lvl>
+    <w:lvl w:ilvl="4" w:tentative="1">
+      <w:start w:val="1"/>
+      <w:numFmt w:val="bullet"/>
+      <w:lvlText w:val=""/>
+      <w:lvlJc w:val="left"/>
+      <w:pPr>
+        <w:tabs>
+          <w:tab w:val="num" w:pos="3600"/>
+        </w:tabs>
+        <w:ind w:left="3600" w:hanging="360"/>
+      </w:pPr>
+      <w:rPr>
+        <w:rFonts w:ascii="Wingdings" w:hAnsi="Wingdings" w:hint="default"/>
+        <w:sz w:val="20"/>
+      </w:rPr>
+    </w:lvl>
+    <w:lvl w:ilvl="5" w:tentative="1">
+      <w:start w:val="1"/>
+      <w:numFmt w:val="bullet"/>
+      <w:lvlText w:val=""/>
+      <w:lvlJc w:val="left"/>
+      <w:pPr>
+        <w:tabs>
+          <w:tab w:val="num" w:pos="4320"/>
+        </w:tabs>
+        <w:ind w:left="4320" w:hanging="360"/>
+      </w:pPr>
+      <w:rPr>
+        <w:rFonts w:ascii="Wingdings" w:hAnsi="Wingdings" w:hint="default"/>
+        <w:sz w:val="20"/>
+      </w:rPr>
+    </w:lvl>
+    <w:lvl w:ilvl="6" w:tentative="1">
+      <w:start w:val="1"/>
+      <w:numFmt w:val="bullet"/>
+      <w:lvlText w:val=""/>
+      <w:lvlJc w:val="left"/>
+      <w:pPr>
+        <w:tabs>
+          <w:tab w:val="num" w:pos="5040"/>
+        </w:tabs>
+        <w:ind w:left="5040" w:hanging="360"/>
+      </w:pPr>
+      <w:rPr>
+        <w:rFonts w:ascii="Wingdings" w:hAnsi="Wingdings" w:hint="default"/>
+        <w:sz w:val="20"/>
+      </w:rPr>
+    </w:lvl>
+    <w:lvl w:ilvl="7" w:tentative="1">
+      <w:start w:val="1"/>
+      <w:numFmt w:val="bullet"/>
+      <w:lvlText w:val=""/>
+      <w:lvlJc w:val="left"/>
+      <w:pPr>
+        <w:tabs>
+          <w:tab w:val="num" w:pos="5760"/>
+        </w:tabs>
+        <w:ind w:left="5760" w:hanging="360"/>
+      </w:pPr>
+      <w:rPr>
+        <w:rFonts w:ascii="Wingdings" w:hAnsi="Wingdings" w:hint="default"/>
+        <w:sz w:val="20"/>
+      </w:rPr>
+    </w:lvl>
+    <w:lvl w:ilvl="8" w:tentative="1">
+      <w:start w:val="1"/>
+      <w:numFmt w:val="bullet"/>
+      <w:lvlText w:val=""/>
+      <w:lvlJc w:val="left"/>
+      <w:pPr>
+        <w:tabs>
+          <w:tab w:val="num" w:pos="6480"/>
+        </w:tabs>
+        <w:ind w:left="6480" w:hanging="360"/>
+      </w:pPr>
+      <w:rPr>
+        <w:rFonts w:ascii="Wingdings" w:hAnsi="Wingdings" w:hint="default"/>
+        <w:sz w:val="20"/>
+      </w:rPr>
+    </w:lvl>
+  </w:abstractNum>
+  <w:abstractNum w:abstractNumId="12" w15:restartNumberingAfterBreak="0">
+    <w:nsid w:val="20D719A1"/>
+    <w:multiLevelType w:val="multilevel"/>
+    <w:tmpl w:val="B3D6CA94"/>
+    <w:lvl w:ilvl="0">
+      <w:start w:val="1"/>
+      <w:numFmt w:val="bullet"/>
+      <w:lvlText w:val=""/>
+      <w:lvlJc w:val="left"/>
+      <w:pPr>
+        <w:tabs>
+          <w:tab w:val="num" w:pos="720"/>
+        </w:tabs>
+        <w:ind w:left="720" w:hanging="360"/>
+      </w:pPr>
+      <w:rPr>
+        <w:rFonts w:ascii="Symbol" w:hAnsi="Symbol" w:hint="default"/>
+        <w:sz w:val="20"/>
+      </w:rPr>
+    </w:lvl>
+    <w:lvl w:ilvl="1" w:tentative="1">
+      <w:start w:val="1"/>
+      <w:numFmt w:val="bullet"/>
+      <w:lvlText w:val="o"/>
+      <w:lvlJc w:val="left"/>
+      <w:pPr>
+        <w:tabs>
+          <w:tab w:val="num" w:pos="1440"/>
+        </w:tabs>
+        <w:ind w:left="1440" w:hanging="360"/>
+      </w:pPr>
+      <w:rPr>
+        <w:rFonts w:ascii="Courier New" w:hAnsi="Courier New" w:hint="default"/>
+        <w:sz w:val="20"/>
+      </w:rPr>
+    </w:lvl>
+    <w:lvl w:ilvl="2" w:tentative="1">
+      <w:start w:val="1"/>
+      <w:numFmt w:val="bullet"/>
+      <w:lvlText w:val=""/>
+      <w:lvlJc w:val="left"/>
+      <w:pPr>
+        <w:tabs>
+          <w:tab w:val="num" w:pos="2160"/>
+        </w:tabs>
+        <w:ind w:left="2160" w:hanging="360"/>
+      </w:pPr>
+      <w:rPr>
+        <w:rFonts w:ascii="Wingdings" w:hAnsi="Wingdings" w:hint="default"/>
+        <w:sz w:val="20"/>
+      </w:rPr>
+    </w:lvl>
+    <w:lvl w:ilvl="3" w:tentative="1">
+      <w:start w:val="1"/>
+      <w:numFmt w:val="bullet"/>
+      <w:lvlText w:val=""/>
+      <w:lvlJc w:val="left"/>
+      <w:pPr>
+        <w:tabs>
+          <w:tab w:val="num" w:pos="2880"/>
+        </w:tabs>
+        <w:ind w:left="2880" w:hanging="360"/>
+      </w:pPr>
+      <w:rPr>
+        <w:rFonts w:ascii="Wingdings" w:hAnsi="Wingdings" w:hint="default"/>
+        <w:sz w:val="20"/>
+      </w:rPr>
+    </w:lvl>
+    <w:lvl w:ilvl="4" w:tentative="1">
+      <w:start w:val="1"/>
+      <w:numFmt w:val="bullet"/>
+      <w:lvlText w:val=""/>
+      <w:lvlJc w:val="left"/>
+      <w:pPr>
+        <w:tabs>
+          <w:tab w:val="num" w:pos="3600"/>
+        </w:tabs>
+        <w:ind w:left="3600" w:hanging="360"/>
+      </w:pPr>
+      <w:rPr>
+        <w:rFonts w:ascii="Wingdings" w:hAnsi="Wingdings" w:hint="default"/>
+        <w:sz w:val="20"/>
+      </w:rPr>
+    </w:lvl>
+    <w:lvl w:ilvl="5" w:tentative="1">
+      <w:start w:val="1"/>
+      <w:numFmt w:val="bullet"/>
+      <w:lvlText w:val=""/>
+      <w:lvlJc w:val="left"/>
+      <w:pPr>
+        <w:tabs>
+          <w:tab w:val="num" w:pos="4320"/>
+        </w:tabs>
+        <w:ind w:left="4320" w:hanging="360"/>
+      </w:pPr>
+      <w:rPr>
+        <w:rFonts w:ascii="Wingdings" w:hAnsi="Wingdings" w:hint="default"/>
+        <w:sz w:val="20"/>
+      </w:rPr>
+    </w:lvl>
+    <w:lvl w:ilvl="6" w:tentative="1">
+      <w:start w:val="1"/>
+      <w:numFmt w:val="bullet"/>
+      <w:lvlText w:val=""/>
+      <w:lvlJc w:val="left"/>
+      <w:pPr>
+        <w:tabs>
+          <w:tab w:val="num" w:pos="5040"/>
+        </w:tabs>
+        <w:ind w:left="5040" w:hanging="360"/>
+      </w:pPr>
+      <w:rPr>
+        <w:rFonts w:ascii="Wingdings" w:hAnsi="Wingdings" w:hint="default"/>
+        <w:sz w:val="20"/>
+      </w:rPr>
+    </w:lvl>
+    <w:lvl w:ilvl="7" w:tentative="1">
+      <w:start w:val="1"/>
+      <w:numFmt w:val="bullet"/>
+      <w:lvlText w:val=""/>
+      <w:lvlJc w:val="left"/>
+      <w:pPr>
+        <w:tabs>
+          <w:tab w:val="num" w:pos="5760"/>
+        </w:tabs>
+        <w:ind w:left="5760" w:hanging="360"/>
+      </w:pPr>
+      <w:rPr>
+        <w:rFonts w:ascii="Wingdings" w:hAnsi="Wingdings" w:hint="default"/>
+        <w:sz w:val="20"/>
+      </w:rPr>
+    </w:lvl>
+    <w:lvl w:ilvl="8" w:tentative="1">
+      <w:start w:val="1"/>
+      <w:numFmt w:val="bullet"/>
+      <w:lvlText w:val=""/>
+      <w:lvlJc w:val="left"/>
+      <w:pPr>
+        <w:tabs>
+          <w:tab w:val="num" w:pos="6480"/>
+        </w:tabs>
+        <w:ind w:left="6480" w:hanging="360"/>
+      </w:pPr>
+      <w:rPr>
+        <w:rFonts w:ascii="Wingdings" w:hAnsi="Wingdings" w:hint="default"/>
+        <w:sz w:val="20"/>
+      </w:rPr>
+    </w:lvl>
+  </w:abstractNum>
+  <w:abstractNum w:abstractNumId="13" w15:restartNumberingAfterBreak="0">
     <w:nsid w:val="41E77534"/>
     <w:multiLevelType w:val="hybridMultilevel"/>
     <w:tmpl w:val="49827B3C"/>
@@ -1687,7 +3455,7 @@
       </w:rPr>
     </w:lvl>
   </w:abstractNum>
-  <w:abstractNum w:abstractNumId="12" w15:restartNumberingAfterBreak="0">
+  <w:abstractNum w:abstractNumId="14" w15:restartNumberingAfterBreak="0">
     <w:nsid w:val="5AF656CA"/>
     <w:multiLevelType w:val="hybridMultilevel"/>
     <w:tmpl w:val="1C067984"/>
@@ -1800,7 +3568,7 @@
       </w:rPr>
     </w:lvl>
   </w:abstractNum>
-  <w:abstractNum w:abstractNumId="13" w15:restartNumberingAfterBreak="0">
+  <w:abstractNum w:abstractNumId="15" w15:restartNumberingAfterBreak="0">
     <w:nsid w:val="6A2A268C"/>
     <w:multiLevelType w:val="multilevel"/>
     <w:tmpl w:val="EE607F24"/>
@@ -1949,7 +3717,7 @@
       </w:rPr>
     </w:lvl>
   </w:abstractNum>
-  <w:abstractNum w:abstractNumId="14" w15:restartNumberingAfterBreak="0">
+  <w:abstractNum w:abstractNumId="16" w15:restartNumberingAfterBreak="0">
     <w:nsid w:val="731243D5"/>
     <w:multiLevelType w:val="multilevel"/>
     <w:tmpl w:val="22404232"/>
@@ -2062,7 +3830,7 @@
       </w:pPr>
     </w:lvl>
   </w:abstractNum>
-  <w:abstractNum w:abstractNumId="15" w15:restartNumberingAfterBreak="0">
+  <w:abstractNum w:abstractNumId="17" w15:restartNumberingAfterBreak="0">
     <w:nsid w:val="7A4C77C6"/>
     <w:multiLevelType w:val="multilevel"/>
     <w:tmpl w:val="FA005712"/>
@@ -2180,7 +3948,120 @@
       </w:rPr>
     </w:lvl>
   </w:abstractNum>
-  <w:abstractNum w:abstractNumId="16" w15:restartNumberingAfterBreak="0">
+  <w:abstractNum w:abstractNumId="18" w15:restartNumberingAfterBreak="0">
+    <w:nsid w:val="7BED7916"/>
+    <w:multiLevelType w:val="multilevel"/>
+    <w:tmpl w:val="19F090A4"/>
+    <w:lvl w:ilvl="0">
+      <w:start w:val="1"/>
+      <w:numFmt w:val="decimal"/>
+      <w:lvlText w:val="%1."/>
+      <w:lvlJc w:val="left"/>
+      <w:pPr>
+        <w:tabs>
+          <w:tab w:val="num" w:pos="720"/>
+        </w:tabs>
+        <w:ind w:left="720" w:hanging="360"/>
+      </w:pPr>
+    </w:lvl>
+    <w:lvl w:ilvl="1" w:tentative="1">
+      <w:start w:val="1"/>
+      <w:numFmt w:val="decimal"/>
+      <w:lvlText w:val="%2."/>
+      <w:lvlJc w:val="left"/>
+      <w:pPr>
+        <w:tabs>
+          <w:tab w:val="num" w:pos="1440"/>
+        </w:tabs>
+        <w:ind w:left="1440" w:hanging="360"/>
+      </w:pPr>
+    </w:lvl>
+    <w:lvl w:ilvl="2" w:tentative="1">
+      <w:start w:val="1"/>
+      <w:numFmt w:val="decimal"/>
+      <w:lvlText w:val="%3."/>
+      <w:lvlJc w:val="left"/>
+      <w:pPr>
+        <w:tabs>
+          <w:tab w:val="num" w:pos="2160"/>
+        </w:tabs>
+        <w:ind w:left="2160" w:hanging="360"/>
+      </w:pPr>
+    </w:lvl>
+    <w:lvl w:ilvl="3" w:tentative="1">
+      <w:start w:val="1"/>
+      <w:numFmt w:val="decimal"/>
+      <w:lvlText w:val="%4."/>
+      <w:lvlJc w:val="left"/>
+      <w:pPr>
+        <w:tabs>
+          <w:tab w:val="num" w:pos="2880"/>
+        </w:tabs>
+        <w:ind w:left="2880" w:hanging="360"/>
+      </w:pPr>
+    </w:lvl>
+    <w:lvl w:ilvl="4" w:tentative="1">
+      <w:start w:val="1"/>
+      <w:numFmt w:val="decimal"/>
+      <w:lvlText w:val="%5."/>
+      <w:lvlJc w:val="left"/>
+      <w:pPr>
+        <w:tabs>
+          <w:tab w:val="num" w:pos="3600"/>
+        </w:tabs>
+        <w:ind w:left="3600" w:hanging="360"/>
+      </w:pPr>
+    </w:lvl>
+    <w:lvl w:ilvl="5" w:tentative="1">
+      <w:start w:val="1"/>
+      <w:numFmt w:val="decimal"/>
+      <w:lvlText w:val="%6."/>
+      <w:lvlJc w:val="left"/>
+      <w:pPr>
+        <w:tabs>
+          <w:tab w:val="num" w:pos="4320"/>
+        </w:tabs>
+        <w:ind w:left="4320" w:hanging="360"/>
+      </w:pPr>
+    </w:lvl>
+    <w:lvl w:ilvl="6" w:tentative="1">
+      <w:start w:val="1"/>
+      <w:numFmt w:val="decimal"/>
+      <w:lvlText w:val="%7."/>
+      <w:lvlJc w:val="left"/>
+      <w:pPr>
+        <w:tabs>
+          <w:tab w:val="num" w:pos="5040"/>
+        </w:tabs>
+        <w:ind w:left="5040" w:hanging="360"/>
+      </w:pPr>
+    </w:lvl>
+    <w:lvl w:ilvl="7" w:tentative="1">
+      <w:start w:val="1"/>
+      <w:numFmt w:val="decimal"/>
+      <w:lvlText w:val="%8."/>
+      <w:lvlJc w:val="left"/>
+      <w:pPr>
+        <w:tabs>
+          <w:tab w:val="num" w:pos="5760"/>
+        </w:tabs>
+        <w:ind w:left="5760" w:hanging="360"/>
+      </w:pPr>
+    </w:lvl>
+    <w:lvl w:ilvl="8" w:tentative="1">
+      <w:start w:val="1"/>
+      <w:numFmt w:val="decimal"/>
+      <w:lvlText w:val="%9."/>
+      <w:lvlJc w:val="left"/>
+      <w:pPr>
+        <w:tabs>
+          <w:tab w:val="num" w:pos="6480"/>
+        </w:tabs>
+        <w:ind w:left="6480" w:hanging="360"/>
+      </w:pPr>
+    </w:lvl>
+  </w:abstractNum>
+  <w:abstractNum w:abstractNumId="19" w15:restartNumberingAfterBreak="0">
     <w:nsid w:val="7C226EBA"/>
     <w:multiLevelType w:val="multilevel"/>
     <w:tmpl w:val="4E58EA1E"/>
@@ -2330,19 +4211,19 @@
     </w:lvl>
   </w:abstractNum>
   <w:num w:numId="1" w16cid:durableId="1012104162">
-    <w:abstractNumId w:val="15"/>
+    <w:abstractNumId w:val="17"/>
   </w:num>
   <w:num w:numId="2" w16cid:durableId="1467503723">
-    <w:abstractNumId w:val="15"/>
+    <w:abstractNumId w:val="17"/>
     <w:lvlOverride w:ilvl="0">
       <w:startOverride w:val="1"/>
     </w:lvlOverride>
   </w:num>
   <w:num w:numId="3" w16cid:durableId="719939614">
-    <w:abstractNumId w:val="15"/>
+    <w:abstractNumId w:val="17"/>
   </w:num>
   <w:num w:numId="4" w16cid:durableId="2119369887">
-    <w:abstractNumId w:val="15"/>
+    <w:abstractNumId w:val="17"/>
     <w:lvlOverride w:ilvl="0">
       <w:startOverride w:val="1"/>
     </w:lvlOverride>
@@ -2351,13 +4232,13 @@
     <w:abstractNumId w:val="8"/>
   </w:num>
   <w:num w:numId="6" w16cid:durableId="1905093771">
-    <w:abstractNumId w:val="15"/>
+    <w:abstractNumId w:val="17"/>
     <w:lvlOverride w:ilvl="0">
       <w:startOverride w:val="1"/>
     </w:lvlOverride>
   </w:num>
   <w:num w:numId="7" w16cid:durableId="25764569">
-    <w:abstractNumId w:val="15"/>
+    <w:abstractNumId w:val="17"/>
     <w:lvlOverride w:ilvl="0">
       <w:startOverride w:val="1"/>
     </w:lvlOverride>
@@ -2390,7 +4271,7 @@
     <w:abstractNumId w:val="10"/>
   </w:num>
   <w:num w:numId="9" w16cid:durableId="362707374">
-    <w:abstractNumId w:val="15"/>
+    <w:abstractNumId w:val="17"/>
     <w:lvlOverride w:ilvl="0">
       <w:startOverride w:val="1"/>
     </w:lvlOverride>
@@ -2420,7 +4301,7 @@
     </w:lvlOverride>
   </w:num>
   <w:num w:numId="10" w16cid:durableId="1851336746">
-    <w:abstractNumId w:val="15"/>
+    <w:abstractNumId w:val="17"/>
     <w:lvlOverride w:ilvl="0">
       <w:startOverride w:val="1"/>
     </w:lvlOverride>
@@ -2474,25 +4355,25 @@
     <w:abstractNumId w:val="0"/>
   </w:num>
   <w:num w:numId="19" w16cid:durableId="261301637">
-    <w:abstractNumId w:val="16"/>
+    <w:abstractNumId w:val="19"/>
   </w:num>
   <w:num w:numId="20" w16cid:durableId="1452817343">
     <w:abstractNumId w:val="9"/>
   </w:num>
   <w:num w:numId="21" w16cid:durableId="1320305028">
+    <w:abstractNumId w:val="16"/>
+  </w:num>
+  <w:num w:numId="22" w16cid:durableId="576211216">
+    <w:abstractNumId w:val="15"/>
+  </w:num>
+  <w:num w:numId="23" w16cid:durableId="1615015679">
     <w:abstractNumId w:val="14"/>
   </w:num>
-  <w:num w:numId="22" w16cid:durableId="576211216">
+  <w:num w:numId="24" w16cid:durableId="1890530060">
     <w:abstractNumId w:val="13"/>
   </w:num>
-  <w:num w:numId="23" w16cid:durableId="1615015679">
-    <w:abstractNumId w:val="12"/>
-  </w:num>
-  <w:num w:numId="24" w16cid:durableId="1890530060">
-    <w:abstractNumId w:val="11"/>
-  </w:num>
   <w:num w:numId="25" w16cid:durableId="436486026">
-    <w:abstractNumId w:val="15"/>
+    <w:abstractNumId w:val="17"/>
     <w:lvlOverride w:ilvl="0">
       <w:startOverride w:val="1"/>
     </w:lvlOverride>
@@ -2522,7 +4403,7 @@
     </w:lvlOverride>
   </w:num>
   <w:num w:numId="26" w16cid:durableId="306589894">
-    <w:abstractNumId w:val="15"/>
+    <w:abstractNumId w:val="17"/>
     <w:lvlOverride w:ilvl="0">
       <w:startOverride w:val="1"/>
     </w:lvlOverride>
@@ -2552,7 +4433,7 @@
     </w:lvlOverride>
   </w:num>
   <w:num w:numId="27" w16cid:durableId="409010179">
-    <w:abstractNumId w:val="15"/>
+    <w:abstractNumId w:val="17"/>
     <w:lvlOverride w:ilvl="0">
       <w:startOverride w:val="1"/>
     </w:lvlOverride>
@@ -2582,7 +4463,7 @@
     </w:lvlOverride>
   </w:num>
   <w:num w:numId="28" w16cid:durableId="2078936031">
-    <w:abstractNumId w:val="15"/>
+    <w:abstractNumId w:val="17"/>
     <w:lvlOverride w:ilvl="0">
       <w:startOverride w:val="1"/>
     </w:lvlOverride>
@@ -2612,7 +4493,7 @@
     </w:lvlOverride>
   </w:num>
   <w:num w:numId="29" w16cid:durableId="2141260044">
-    <w:abstractNumId w:val="15"/>
+    <w:abstractNumId w:val="17"/>
     <w:lvlOverride w:ilvl="0">
       <w:startOverride w:val="1"/>
     </w:lvlOverride>
@@ -2642,7 +4523,7 @@
     </w:lvlOverride>
   </w:num>
   <w:num w:numId="30" w16cid:durableId="844520836">
-    <w:abstractNumId w:val="15"/>
+    <w:abstractNumId w:val="17"/>
     <w:lvlOverride w:ilvl="0">
       <w:startOverride w:val="1"/>
     </w:lvlOverride>
@@ -2672,7 +4553,7 @@
     </w:lvlOverride>
   </w:num>
   <w:num w:numId="31" w16cid:durableId="342825215">
-    <w:abstractNumId w:val="15"/>
+    <w:abstractNumId w:val="17"/>
     <w:lvlOverride w:ilvl="0">
       <w:startOverride w:val="1"/>
     </w:lvlOverride>
@@ -2702,7 +4583,7 @@
     </w:lvlOverride>
   </w:num>
   <w:num w:numId="32" w16cid:durableId="751970673">
-    <w:abstractNumId w:val="15"/>
+    <w:abstractNumId w:val="17"/>
     <w:lvlOverride w:ilvl="0">
       <w:startOverride w:val="1"/>
     </w:lvlOverride>
@@ -2732,7 +4613,7 @@
     </w:lvlOverride>
   </w:num>
   <w:num w:numId="33" w16cid:durableId="709378308">
-    <w:abstractNumId w:val="15"/>
+    <w:abstractNumId w:val="17"/>
     <w:lvlOverride w:ilvl="0">
       <w:startOverride w:val="1"/>
     </w:lvlOverride>
@@ -2760,6 +4641,15 @@
     <w:lvlOverride w:ilvl="8">
       <w:startOverride w:val="1"/>
     </w:lvlOverride>
+  </w:num>
+  <w:num w:numId="34" w16cid:durableId="213547483">
+    <w:abstractNumId w:val="12"/>
+  </w:num>
+  <w:num w:numId="35" w16cid:durableId="864901844">
+    <w:abstractNumId w:val="18"/>
+  </w:num>
+  <w:num w:numId="36" w16cid:durableId="1826893932">
+    <w:abstractNumId w:val="11"/>
   </w:num>
 </w:numbering>
 </file>
@@ -27985,25 +29875,19 @@
 </file>
 
 <file path=customXml/item1.xml><?xml version="1.0" encoding="utf-8"?>
-<p:properties xmlns:p="http://schemas.microsoft.com/office/2006/metadata/properties" xmlns:xsi="http://www.w3.org/2001/XMLSchema-instance" xmlns:pc="http://schemas.microsoft.com/office/infopath/2007/PartnerControls">
-  <documentManagement>
-    <_ip_UnifiedCompliancePolicyUIAction xmlns="http://schemas.microsoft.com/sharepoint/v3" xsi:nil="true"/>
-    <Image xmlns="71af3243-3dd4-4a8d-8c0d-dd76da1f02a5">
-      <Url xsi:nil="true"/>
-      <Description xsi:nil="true"/>
-    </Image>
-    <Status xmlns="71af3243-3dd4-4a8d-8c0d-dd76da1f02a5">Not started</Status>
-    <_ip_UnifiedCompliancePolicyProperties xmlns="http://schemas.microsoft.com/sharepoint/v3" xsi:nil="true"/>
-    <ImageTagsTaxHTField xmlns="71af3243-3dd4-4a8d-8c0d-dd76da1f02a5">
-      <Terms xmlns="http://schemas.microsoft.com/office/infopath/2007/PartnerControls"/>
-    </ImageTagsTaxHTField>
-    <TaxCatchAll xmlns="230e9df3-be65-4c73-a93b-d1236ebd677e"/>
-    <MediaServiceKeyPoints xmlns="71af3243-3dd4-4a8d-8c0d-dd76da1f02a5" xsi:nil="true"/>
-  </documentManagement>
-</p:properties>
+<b:Sources xmlns:b="http://schemas.openxmlformats.org/officeDocument/2006/bibliography" xmlns="http://schemas.openxmlformats.org/officeDocument/2006/bibliography" SelectedStyle="\APASixthEditionOfficeOnline.xsl" StyleName="APA" Version="6"/>
 </file>
 
 <file path=customXml/item2.xml><?xml version="1.0" encoding="utf-8"?>
+<?mso-contentType ?>
+<FormTemplates xmlns="http://schemas.microsoft.com/sharepoint/v3/contenttype/forms">
+  <Display>DocumentLibraryForm</Display>
+  <Edit>DocumentLibraryForm</Edit>
+  <New>DocumentLibraryForm</New>
+</FormTemplates>
+</file>
+
+<file path=customXml/item3.xml><?xml version="1.0" encoding="utf-8"?>
 <ct:contentTypeSchema xmlns:ct="http://schemas.microsoft.com/office/2006/metadata/contentType" xmlns:ma="http://schemas.microsoft.com/office/2006/metadata/properties/metaAttributes" ct:_="" ma:_="" ma:contentTypeName="Document" ma:contentTypeID="0x01010079F111ED35F8CC479449609E8A0923A6" ma:contentTypeVersion="20" ma:contentTypeDescription="Create a new document." ma:contentTypeScope="" ma:versionID="1267097ee5f5874adfcc408041ae252e">
   <xsd:schema xmlns:xsd="http://www.w3.org/2001/XMLSchema" xmlns:xs="http://www.w3.org/2001/XMLSchema" xmlns:p="http://schemas.microsoft.com/office/2006/metadata/properties" xmlns:ns1="http://schemas.microsoft.com/sharepoint/v3" xmlns:ns2="71af3243-3dd4-4a8d-8c0d-dd76da1f02a5" xmlns:ns3="16c05727-aa75-4e4a-9b5f-8a80a1165891" xmlns:ns4="230e9df3-be65-4c73-a93b-d1236ebd677e" targetNamespace="http://schemas.microsoft.com/office/2006/metadata/properties" ma:root="true" ma:fieldsID="395891a93df65b14727750f2c06c306c" ns1:_="" ns2:_="" ns3:_="" ns4:_="">
     <xsd:import namespace="http://schemas.microsoft.com/sharepoint/v3"/>
@@ -28279,32 +30163,42 @@
 </ct:contentTypeSchema>
 </file>
 
-<file path=customXml/item3.xml><?xml version="1.0" encoding="utf-8"?>
-<?mso-contentType ?>
-<FormTemplates xmlns="http://schemas.microsoft.com/sharepoint/v3/contenttype/forms">
-  <Display>DocumentLibraryForm</Display>
-  <Edit>DocumentLibraryForm</Edit>
-  <New>DocumentLibraryForm</New>
-</FormTemplates>
-</file>
-
 <file path=customXml/item4.xml><?xml version="1.0" encoding="utf-8"?>
-<b:Sources xmlns:b="http://schemas.openxmlformats.org/officeDocument/2006/bibliography" xmlns="http://schemas.openxmlformats.org/officeDocument/2006/bibliography" SelectedStyle="\APASixthEditionOfficeOnline.xsl" StyleName="APA" Version="6"/>
+<p:properties xmlns:p="http://schemas.microsoft.com/office/2006/metadata/properties" xmlns:xsi="http://www.w3.org/2001/XMLSchema-instance" xmlns:pc="http://schemas.microsoft.com/office/infopath/2007/PartnerControls">
+  <documentManagement>
+    <_ip_UnifiedCompliancePolicyUIAction xmlns="http://schemas.microsoft.com/sharepoint/v3" xsi:nil="true"/>
+    <Image xmlns="71af3243-3dd4-4a8d-8c0d-dd76da1f02a5">
+      <Url xsi:nil="true"/>
+      <Description xsi:nil="true"/>
+    </Image>
+    <Status xmlns="71af3243-3dd4-4a8d-8c0d-dd76da1f02a5">Not started</Status>
+    <_ip_UnifiedCompliancePolicyProperties xmlns="http://schemas.microsoft.com/sharepoint/v3" xsi:nil="true"/>
+    <ImageTagsTaxHTField xmlns="71af3243-3dd4-4a8d-8c0d-dd76da1f02a5">
+      <Terms xmlns="http://schemas.microsoft.com/office/infopath/2007/PartnerControls"/>
+    </ImageTagsTaxHTField>
+    <TaxCatchAll xmlns="230e9df3-be65-4c73-a93b-d1236ebd677e"/>
+    <MediaServiceKeyPoints xmlns="71af3243-3dd4-4a8d-8c0d-dd76da1f02a5" xsi:nil="true"/>
+  </documentManagement>
+</p:properties>
 </file>
 
 <file path=customXml/itemProps1.xml><?xml version="1.0" encoding="utf-8"?>
-<ds:datastoreItem xmlns:ds="http://schemas.openxmlformats.org/officeDocument/2006/customXml" ds:itemID="{91E7373D-5DCA-4092-912F-7D030B4FE61E}">
+<ds:datastoreItem xmlns:ds="http://schemas.openxmlformats.org/officeDocument/2006/customXml" ds:itemID="{9EAA2E9E-4E47-497B-A79A-B397382D8E2F}">
   <ds:schemaRefs>
-    <ds:schemaRef ds:uri="http://schemas.microsoft.com/office/2006/metadata/properties"/>
-    <ds:schemaRef ds:uri="http://schemas.microsoft.com/office/infopath/2007/PartnerControls"/>
-    <ds:schemaRef ds:uri="http://schemas.microsoft.com/sharepoint/v3"/>
-    <ds:schemaRef ds:uri="71af3243-3dd4-4a8d-8c0d-dd76da1f02a5"/>
-    <ds:schemaRef ds:uri="230e9df3-be65-4c73-a93b-d1236ebd677e"/>
+    <ds:schemaRef ds:uri="http://schemas.openxmlformats.org/officeDocument/2006/bibliography"/>
   </ds:schemaRefs>
 </ds:datastoreItem>
 </file>
 
 <file path=customXml/itemProps2.xml><?xml version="1.0" encoding="utf-8"?>
+<ds:datastoreItem xmlns:ds="http://schemas.openxmlformats.org/officeDocument/2006/customXml" ds:itemID="{878A3276-187E-405F-966A-BDA24FF7DCFF}">
+  <ds:schemaRefs>
+    <ds:schemaRef ds:uri="http://schemas.microsoft.com/sharepoint/v3/contenttype/forms"/>
+  </ds:schemaRefs>
+</ds:datastoreItem>
+</file>
+
+<file path=customXml/itemProps3.xml><?xml version="1.0" encoding="utf-8"?>
 <ds:datastoreItem xmlns:ds="http://schemas.openxmlformats.org/officeDocument/2006/customXml" ds:itemID="{B15B1B51-5121-472B-BA9E-DC61343F5AF6}">
   <ds:schemaRefs>
     <ds:schemaRef ds:uri="http://schemas.microsoft.com/office/2006/metadata/contentType"/>
@@ -28325,18 +30219,14 @@
 </ds:datastoreItem>
 </file>
 
-<file path=customXml/itemProps3.xml><?xml version="1.0" encoding="utf-8"?>
-<ds:datastoreItem xmlns:ds="http://schemas.openxmlformats.org/officeDocument/2006/customXml" ds:itemID="{878A3276-187E-405F-966A-BDA24FF7DCFF}">
+<file path=customXml/itemProps4.xml><?xml version="1.0" encoding="utf-8"?>
+<ds:datastoreItem xmlns:ds="http://schemas.openxmlformats.org/officeDocument/2006/customXml" ds:itemID="{91E7373D-5DCA-4092-912F-7D030B4FE61E}">
   <ds:schemaRefs>
-    <ds:schemaRef ds:uri="http://schemas.microsoft.com/sharepoint/v3/contenttype/forms"/>
-  </ds:schemaRefs>
-</ds:datastoreItem>
-</file>
-
-<file path=customXml/itemProps4.xml><?xml version="1.0" encoding="utf-8"?>
-<ds:datastoreItem xmlns:ds="http://schemas.openxmlformats.org/officeDocument/2006/customXml" ds:itemID="{9EAA2E9E-4E47-497B-A79A-B397382D8E2F}">
-  <ds:schemaRefs>
-    <ds:schemaRef ds:uri="http://schemas.openxmlformats.org/officeDocument/2006/bibliography"/>
+    <ds:schemaRef ds:uri="http://schemas.microsoft.com/office/2006/metadata/properties"/>
+    <ds:schemaRef ds:uri="http://schemas.microsoft.com/office/infopath/2007/PartnerControls"/>
+    <ds:schemaRef ds:uri="http://schemas.microsoft.com/sharepoint/v3"/>
+    <ds:schemaRef ds:uri="71af3243-3dd4-4a8d-8c0d-dd76da1f02a5"/>
+    <ds:schemaRef ds:uri="230e9df3-be65-4c73-a93b-d1236ebd677e"/>
   </ds:schemaRefs>
 </ds:datastoreItem>
 </file>
--- a/Azure Fundamentals AZ900/Azure Fundamentals AZ900 Learning Documentation.docx
+++ b/Azure Fundamentals AZ900/Azure Fundamentals AZ900 Learning Documentation.docx
@@ -81,7 +81,7 @@
           <w:r>
             <w:fldChar w:fldCharType="separate"/>
           </w:r>
-          <w:hyperlink w:anchor="_Toc196302629" w:history="1">
+          <w:hyperlink w:anchor="_Toc196838044" w:history="1">
             <w:r>
               <w:rPr>
                 <w:rStyle w:val="Hyperlink"/>
@@ -104,7 +104,7 @@
               <w:rPr>
                 <w:webHidden/>
               </w:rPr>
-              <w:instrText xml:space="preserve"> PAGEREF _Toc196302629 \h </w:instrText>
+              <w:instrText xml:space="preserve"> PAGEREF _Toc196838044 \h </w:instrText>
             </w:r>
             <w:r>
               <w:rPr>
@@ -121,7 +121,7 @@
               <w:rPr>
                 <w:webHidden/>
               </w:rPr>
-              <w:t>2</w:t>
+              <w:t>3</w:t>
             </w:r>
             <w:r>
               <w:rPr>
@@ -146,7 +146,7 @@
               <w14:ligatures w14:val="standardContextual"/>
             </w:rPr>
           </w:pPr>
-          <w:hyperlink w:anchor="_Toc196302630" w:history="1">
+          <w:hyperlink w:anchor="_Toc196838045" w:history="1">
             <w:r>
               <w:rPr>
                 <w:rStyle w:val="Hyperlink"/>
@@ -173,153 +173,7 @@
                 <w:noProof/>
                 <w:webHidden/>
               </w:rPr>
-              <w:instrText xml:space="preserve"> PAGEREF _Toc196302630 \h </w:instrText>
-            </w:r>
-            <w:r>
-              <w:rPr>
-                <w:noProof/>
-                <w:webHidden/>
-              </w:rPr>
-            </w:r>
-            <w:r>
-              <w:rPr>
-                <w:noProof/>
-                <w:webHidden/>
-              </w:rPr>
-              <w:fldChar w:fldCharType="separate"/>
-            </w:r>
-            <w:r>
-              <w:rPr>
-                <w:noProof/>
-                <w:webHidden/>
-              </w:rPr>
-              <w:t>2</w:t>
-            </w:r>
-            <w:r>
-              <w:rPr>
-                <w:noProof/>
-                <w:webHidden/>
-              </w:rPr>
-              <w:fldChar w:fldCharType="end"/>
-            </w:r>
-          </w:hyperlink>
-        </w:p>
-        <w:p>
-          <w:pPr>
-            <w:pStyle w:val="TOC2"/>
-            <w:tabs>
-              <w:tab w:val="right" w:leader="dot" w:pos="9350"/>
-            </w:tabs>
-            <w:rPr>
-              <w:rFonts w:eastAsiaTheme="minorEastAsia"/>
-              <w:noProof/>
-              <w:kern w:val="2"/>
-              <w:sz w:val="24"/>
-              <w:szCs w:val="24"/>
-              <w14:ligatures w14:val="standardContextual"/>
-            </w:rPr>
-          </w:pPr>
-          <w:hyperlink w:anchor="_Toc196302631" w:history="1">
-            <w:r>
-              <w:rPr>
-                <w:rStyle w:val="Hyperlink"/>
-                <w:noProof/>
-              </w:rPr>
-              <w:t>Shared Responsibility Model</w:t>
-            </w:r>
-            <w:r>
-              <w:rPr>
-                <w:noProof/>
-                <w:webHidden/>
-              </w:rPr>
-              <w:tab/>
-            </w:r>
-            <w:r>
-              <w:rPr>
-                <w:noProof/>
-                <w:webHidden/>
-              </w:rPr>
-              <w:fldChar w:fldCharType="begin"/>
-            </w:r>
-            <w:r>
-              <w:rPr>
-                <w:noProof/>
-                <w:webHidden/>
-              </w:rPr>
-              <w:instrText xml:space="preserve"> PAGEREF _Toc196302631 \h </w:instrText>
-            </w:r>
-            <w:r>
-              <w:rPr>
-                <w:noProof/>
-                <w:webHidden/>
-              </w:rPr>
-            </w:r>
-            <w:r>
-              <w:rPr>
-                <w:noProof/>
-                <w:webHidden/>
-              </w:rPr>
-              <w:fldChar w:fldCharType="separate"/>
-            </w:r>
-            <w:r>
-              <w:rPr>
-                <w:noProof/>
-                <w:webHidden/>
-              </w:rPr>
-              <w:t>2</w:t>
-            </w:r>
-            <w:r>
-              <w:rPr>
-                <w:noProof/>
-                <w:webHidden/>
-              </w:rPr>
-              <w:fldChar w:fldCharType="end"/>
-            </w:r>
-          </w:hyperlink>
-        </w:p>
-        <w:p>
-          <w:pPr>
-            <w:pStyle w:val="TOC2"/>
-            <w:tabs>
-              <w:tab w:val="right" w:leader="dot" w:pos="9350"/>
-            </w:tabs>
-            <w:rPr>
-              <w:rFonts w:eastAsiaTheme="minorEastAsia"/>
-              <w:noProof/>
-              <w:kern w:val="2"/>
-              <w:sz w:val="24"/>
-              <w:szCs w:val="24"/>
-              <w14:ligatures w14:val="standardContextual"/>
-            </w:rPr>
-          </w:pPr>
-          <w:hyperlink w:anchor="_Toc196302632" w:history="1">
-            <w:r>
-              <w:rPr>
-                <w:rStyle w:val="Hyperlink"/>
-                <w:noProof/>
-              </w:rPr>
-              <w:t>Types of Cloud Models</w:t>
-            </w:r>
-            <w:r>
-              <w:rPr>
-                <w:noProof/>
-                <w:webHidden/>
-              </w:rPr>
-              <w:tab/>
-            </w:r>
-            <w:r>
-              <w:rPr>
-                <w:noProof/>
-                <w:webHidden/>
-              </w:rPr>
-              <w:fldChar w:fldCharType="begin"/>
-            </w:r>
-            <w:r>
-              <w:rPr>
-                <w:noProof/>
-                <w:webHidden/>
-              </w:rPr>
-              <w:instrText xml:space="preserve"> PAGEREF _Toc196302632 \h </w:instrText>
+              <w:instrText xml:space="preserve"> PAGEREF _Toc196838045 \h </w:instrText>
             </w:r>
             <w:r>
               <w:rPr>
@@ -352,62 +206,71 @@
         </w:p>
         <w:p>
           <w:pPr>
-            <w:pStyle w:val="TOC1"/>
+            <w:pStyle w:val="TOC2"/>
             <w:tabs>
               <w:tab w:val="right" w:leader="dot" w:pos="9350"/>
             </w:tabs>
             <w:rPr>
               <w:rFonts w:eastAsiaTheme="minorEastAsia"/>
+              <w:noProof/>
               <w:kern w:val="2"/>
               <w:sz w:val="24"/>
               <w:szCs w:val="24"/>
               <w14:ligatures w14:val="standardContextual"/>
             </w:rPr>
           </w:pPr>
-          <w:hyperlink w:anchor="_Toc196302633" w:history="1">
+          <w:hyperlink w:anchor="_Toc196838046" w:history="1">
             <w:r>
               <w:rPr>
                 <w:rStyle w:val="Hyperlink"/>
+                <w:noProof/>
               </w:rPr>
-              <w:t>Benefits of using cloud services</w:t>
+              <w:t>Shared Responsibility Model</w:t>
             </w:r>
             <w:r>
               <w:rPr>
+                <w:noProof/>
                 <w:webHidden/>
               </w:rPr>
               <w:tab/>
             </w:r>
             <w:r>
               <w:rPr>
+                <w:noProof/>
                 <w:webHidden/>
               </w:rPr>
               <w:fldChar w:fldCharType="begin"/>
             </w:r>
             <w:r>
               <w:rPr>
+                <w:noProof/>
                 <w:webHidden/>
               </w:rPr>
-              <w:instrText xml:space="preserve"> PAGEREF _Toc196302633 \h </w:instrText>
+              <w:instrText xml:space="preserve"> PAGEREF _Toc196838046 \h </w:instrText>
             </w:r>
             <w:r>
               <w:rPr>
+                <w:noProof/>
                 <w:webHidden/>
               </w:rPr>
             </w:r>
             <w:r>
               <w:rPr>
+                <w:noProof/>
                 <w:webHidden/>
               </w:rPr>
               <w:fldChar w:fldCharType="separate"/>
             </w:r>
             <w:r>
               <w:rPr>
+                <w:noProof/>
                 <w:webHidden/>
               </w:rPr>
-              <w:t>4</w:t>
+              <w:t>3</w:t>
             </w:r>
             <w:r>
               <w:rPr>
+                <w:noProof/>
                 <w:webHidden/>
               </w:rPr>
               <w:fldChar w:fldCharType="end"/>
@@ -429,13 +292,13 @@
               <w14:ligatures w14:val="standardContextual"/>
             </w:rPr>
           </w:pPr>
-          <w:hyperlink w:anchor="_Toc196302634" w:history="1">
+          <w:hyperlink w:anchor="_Toc196838047" w:history="1">
             <w:r>
               <w:rPr>
                 <w:rStyle w:val="Hyperlink"/>
                 <w:noProof/>
               </w:rPr>
-              <w:t>High Availability</w:t>
+              <w:t>Types of Cloud Models</w:t>
             </w:r>
             <w:r>
               <w:rPr>
@@ -456,7 +319,7 @@
                 <w:noProof/>
                 <w:webHidden/>
               </w:rPr>
-              <w:instrText xml:space="preserve"> PAGEREF _Toc196302634 \h </w:instrText>
+              <w:instrText xml:space="preserve"> PAGEREF _Toc196838047 \h </w:instrText>
             </w:r>
             <w:r>
               <w:rPr>
@@ -489,6 +352,70 @@
         </w:p>
         <w:p>
           <w:pPr>
+            <w:pStyle w:val="TOC1"/>
+            <w:tabs>
+              <w:tab w:val="right" w:leader="dot" w:pos="9350"/>
+            </w:tabs>
+            <w:rPr>
+              <w:rFonts w:eastAsiaTheme="minorEastAsia"/>
+              <w:kern w:val="2"/>
+              <w:sz w:val="24"/>
+              <w:szCs w:val="24"/>
+              <w14:ligatures w14:val="standardContextual"/>
+            </w:rPr>
+          </w:pPr>
+          <w:hyperlink w:anchor="_Toc196838048" w:history="1">
+            <w:r>
+              <w:rPr>
+                <w:rStyle w:val="Hyperlink"/>
+              </w:rPr>
+              <w:t>Benefits of using cloud services</w:t>
+            </w:r>
+            <w:r>
+              <w:rPr>
+                <w:webHidden/>
+              </w:rPr>
+              <w:tab/>
+            </w:r>
+            <w:r>
+              <w:rPr>
+                <w:webHidden/>
+              </w:rPr>
+              <w:fldChar w:fldCharType="begin"/>
+            </w:r>
+            <w:r>
+              <w:rPr>
+                <w:webHidden/>
+              </w:rPr>
+              <w:instrText xml:space="preserve"> PAGEREF _Toc196838048 \h </w:instrText>
+            </w:r>
+            <w:r>
+              <w:rPr>
+                <w:webHidden/>
+              </w:rPr>
+            </w:r>
+            <w:r>
+              <w:rPr>
+                <w:webHidden/>
+              </w:rPr>
+              <w:fldChar w:fldCharType="separate"/>
+            </w:r>
+            <w:r>
+              <w:rPr>
+                <w:webHidden/>
+              </w:rPr>
+              <w:t>5</w:t>
+            </w:r>
+            <w:r>
+              <w:rPr>
+                <w:webHidden/>
+              </w:rPr>
+              <w:fldChar w:fldCharType="end"/>
+            </w:r>
+          </w:hyperlink>
+        </w:p>
+        <w:p>
+          <w:pPr>
             <w:pStyle w:val="TOC2"/>
             <w:tabs>
               <w:tab w:val="right" w:leader="dot" w:pos="9350"/>
@@ -502,7 +429,80 @@
               <w14:ligatures w14:val="standardContextual"/>
             </w:rPr>
           </w:pPr>
-          <w:hyperlink w:anchor="_Toc196302635" w:history="1">
+          <w:hyperlink w:anchor="_Toc196838049" w:history="1">
+            <w:r>
+              <w:rPr>
+                <w:rStyle w:val="Hyperlink"/>
+                <w:noProof/>
+              </w:rPr>
+              <w:t>High Availability</w:t>
+            </w:r>
+            <w:r>
+              <w:rPr>
+                <w:noProof/>
+                <w:webHidden/>
+              </w:rPr>
+              <w:tab/>
+            </w:r>
+            <w:r>
+              <w:rPr>
+                <w:noProof/>
+                <w:webHidden/>
+              </w:rPr>
+              <w:fldChar w:fldCharType="begin"/>
+            </w:r>
+            <w:r>
+              <w:rPr>
+                <w:noProof/>
+                <w:webHidden/>
+              </w:rPr>
+              <w:instrText xml:space="preserve"> PAGEREF _Toc196838049 \h </w:instrText>
+            </w:r>
+            <w:r>
+              <w:rPr>
+                <w:noProof/>
+                <w:webHidden/>
+              </w:rPr>
+            </w:r>
+            <w:r>
+              <w:rPr>
+                <w:noProof/>
+                <w:webHidden/>
+              </w:rPr>
+              <w:fldChar w:fldCharType="separate"/>
+            </w:r>
+            <w:r>
+              <w:rPr>
+                <w:noProof/>
+                <w:webHidden/>
+              </w:rPr>
+              <w:t>6</w:t>
+            </w:r>
+            <w:r>
+              <w:rPr>
+                <w:noProof/>
+                <w:webHidden/>
+              </w:rPr>
+              <w:fldChar w:fldCharType="end"/>
+            </w:r>
+          </w:hyperlink>
+        </w:p>
+        <w:p>
+          <w:pPr>
+            <w:pStyle w:val="TOC2"/>
+            <w:tabs>
+              <w:tab w:val="right" w:leader="dot" w:pos="9350"/>
+            </w:tabs>
+            <w:rPr>
+              <w:rFonts w:eastAsiaTheme="minorEastAsia"/>
+              <w:noProof/>
+              <w:kern w:val="2"/>
+              <w:sz w:val="24"/>
+              <w:szCs w:val="24"/>
+              <w14:ligatures w14:val="standardContextual"/>
+            </w:rPr>
+          </w:pPr>
+          <w:hyperlink w:anchor="_Toc196838050" w:history="1">
             <w:r>
               <w:rPr>
                 <w:rStyle w:val="Hyperlink"/>
@@ -529,7 +529,7 @@
                 <w:noProof/>
                 <w:webHidden/>
               </w:rPr>
-              <w:instrText xml:space="preserve"> PAGEREF _Toc196302635 \h </w:instrText>
+              <w:instrText xml:space="preserve"> PAGEREF _Toc196838050 \h </w:instrText>
             </w:r>
             <w:r>
               <w:rPr>
@@ -549,7 +549,7 @@
                 <w:noProof/>
                 <w:webHidden/>
               </w:rPr>
-              <w:t>4</w:t>
+              <w:t>6</w:t>
             </w:r>
             <w:r>
               <w:rPr>
@@ -575,7 +575,7 @@
               <w14:ligatures w14:val="standardContextual"/>
             </w:rPr>
           </w:pPr>
-          <w:hyperlink w:anchor="_Toc196302636" w:history="1">
+          <w:hyperlink w:anchor="_Toc196838051" w:history="1">
             <w:r>
               <w:rPr>
                 <w:rStyle w:val="Hyperlink"/>
@@ -602,7 +602,7 @@
                 <w:noProof/>
                 <w:webHidden/>
               </w:rPr>
-              <w:instrText xml:space="preserve"> PAGEREF _Toc196302636 \h </w:instrText>
+              <w:instrText xml:space="preserve"> PAGEREF _Toc196838051 \h </w:instrText>
             </w:r>
             <w:r>
               <w:rPr>
@@ -622,7 +622,7 @@
                 <w:noProof/>
                 <w:webHidden/>
               </w:rPr>
-              <w:t>5</w:t>
+              <w:t>6</w:t>
             </w:r>
             <w:r>
               <w:rPr>
@@ -648,7 +648,7 @@
               <w14:ligatures w14:val="standardContextual"/>
             </w:rPr>
           </w:pPr>
-          <w:hyperlink w:anchor="_Toc196302637" w:history="1">
+          <w:hyperlink w:anchor="_Toc196838052" w:history="1">
             <w:r>
               <w:rPr>
                 <w:rStyle w:val="Hyperlink"/>
@@ -675,7 +675,7 @@
                 <w:noProof/>
                 <w:webHidden/>
               </w:rPr>
-              <w:instrText xml:space="preserve"> PAGEREF _Toc196302637 \h </w:instrText>
+              <w:instrText xml:space="preserve"> PAGEREF _Toc196838052 \h </w:instrText>
             </w:r>
             <w:r>
               <w:rPr>
@@ -695,7 +695,7 @@
                 <w:noProof/>
                 <w:webHidden/>
               </w:rPr>
-              <w:t>5</w:t>
+              <w:t>6</w:t>
             </w:r>
             <w:r>
               <w:rPr>
@@ -721,7 +721,7 @@
               <w14:ligatures w14:val="standardContextual"/>
             </w:rPr>
           </w:pPr>
-          <w:hyperlink w:anchor="_Toc196302638" w:history="1">
+          <w:hyperlink w:anchor="_Toc196838053" w:history="1">
             <w:r>
               <w:rPr>
                 <w:rStyle w:val="Hyperlink"/>
@@ -764,7 +764,7 @@
                 <w:noProof/>
                 <w:webHidden/>
               </w:rPr>
-              <w:instrText xml:space="preserve"> PAGEREF _Toc196302638 \h </w:instrText>
+              <w:instrText xml:space="preserve"> PAGEREF _Toc196838053 \h </w:instrText>
             </w:r>
             <w:r>
               <w:rPr>
@@ -784,7 +784,7 @@
                 <w:noProof/>
                 <w:webHidden/>
               </w:rPr>
-              <w:t>5</w:t>
+              <w:t>6</w:t>
             </w:r>
             <w:r>
               <w:rPr>
@@ -810,7 +810,7 @@
               <w14:ligatures w14:val="standardContextual"/>
             </w:rPr>
           </w:pPr>
-          <w:hyperlink w:anchor="_Toc196302639" w:history="1">
+          <w:hyperlink w:anchor="_Toc196838054" w:history="1">
             <w:r>
               <w:rPr>
                 <w:rStyle w:val="Hyperlink"/>
@@ -853,7 +853,7 @@
                 <w:noProof/>
                 <w:webHidden/>
               </w:rPr>
-              <w:instrText xml:space="preserve"> PAGEREF _Toc196302639 \h </w:instrText>
+              <w:instrText xml:space="preserve"> PAGEREF _Toc196838054 \h </w:instrText>
             </w:r>
             <w:r>
               <w:rPr>
@@ -873,7 +873,7 @@
                 <w:noProof/>
                 <w:webHidden/>
               </w:rPr>
-              <w:t>5</w:t>
+              <w:t>6</w:t>
             </w:r>
             <w:r>
               <w:rPr>
@@ -898,7 +898,7 @@
               <w14:ligatures w14:val="standardContextual"/>
             </w:rPr>
           </w:pPr>
-          <w:hyperlink w:anchor="_Toc196302640" w:history="1">
+          <w:hyperlink w:anchor="_Toc196838055" w:history="1">
             <w:r>
               <w:rPr>
                 <w:rStyle w:val="Hyperlink"/>
@@ -921,7 +921,7 @@
               <w:rPr>
                 <w:webHidden/>
               </w:rPr>
-              <w:instrText xml:space="preserve"> PAGEREF _Toc196302640 \h </w:instrText>
+              <w:instrText xml:space="preserve"> PAGEREF _Toc196838055 \h </w:instrText>
             </w:r>
             <w:r>
               <w:rPr>
@@ -938,7 +938,7 @@
               <w:rPr>
                 <w:webHidden/>
               </w:rPr>
-              <w:t>5</w:t>
+              <w:t>6</w:t>
             </w:r>
             <w:r>
               <w:rPr>
@@ -963,7 +963,7 @@
               <w14:ligatures w14:val="standardContextual"/>
             </w:rPr>
           </w:pPr>
-          <w:hyperlink w:anchor="_Toc196302641" w:history="1">
+          <w:hyperlink w:anchor="_Toc196838056" w:history="1">
             <w:r>
               <w:rPr>
                 <w:rStyle w:val="Hyperlink"/>
@@ -1006,7 +1006,7 @@
                 <w:noProof/>
                 <w:webHidden/>
               </w:rPr>
-              <w:instrText xml:space="preserve"> PAGEREF _Toc196302641 \h </w:instrText>
+              <w:instrText xml:space="preserve"> PAGEREF _Toc196838056 \h </w:instrText>
             </w:r>
             <w:r>
               <w:rPr>
@@ -1026,7 +1026,7 @@
                 <w:noProof/>
                 <w:webHidden/>
               </w:rPr>
-              <w:t>5</w:t>
+              <w:t>6</w:t>
             </w:r>
             <w:r>
               <w:rPr>
@@ -1052,7 +1052,7 @@
               <w14:ligatures w14:val="standardContextual"/>
             </w:rPr>
           </w:pPr>
-          <w:hyperlink w:anchor="_Toc196302642" w:history="1">
+          <w:hyperlink w:anchor="_Toc196838057" w:history="1">
             <w:r>
               <w:rPr>
                 <w:rStyle w:val="Hyperlink"/>
@@ -1095,7 +1095,7 @@
                 <w:noProof/>
                 <w:webHidden/>
               </w:rPr>
-              <w:instrText xml:space="preserve"> PAGEREF _Toc196302642 \h </w:instrText>
+              <w:instrText xml:space="preserve"> PAGEREF _Toc196838057 \h </w:instrText>
             </w:r>
             <w:r>
               <w:rPr>
@@ -1115,11 +1115,1113 @@
                 <w:noProof/>
                 <w:webHidden/>
               </w:rPr>
-              <w:t>7</w:t>
+              <w:t>8</w:t>
             </w:r>
             <w:r>
               <w:rPr>
                 <w:noProof/>
+                <w:webHidden/>
+              </w:rPr>
+              <w:fldChar w:fldCharType="end"/>
+            </w:r>
+          </w:hyperlink>
+        </w:p>
+        <w:p>
+          <w:pPr>
+            <w:pStyle w:val="TOC2"/>
+            <w:tabs>
+              <w:tab w:val="right" w:leader="dot" w:pos="9350"/>
+            </w:tabs>
+            <w:rPr>
+              <w:rFonts w:eastAsiaTheme="minorEastAsia"/>
+              <w:noProof/>
+              <w:kern w:val="2"/>
+              <w:sz w:val="24"/>
+              <w:szCs w:val="24"/>
+              <w14:ligatures w14:val="standardContextual"/>
+            </w:rPr>
+          </w:pPr>
+          <w:hyperlink w:anchor="_Toc196838058" w:history="1">
+            <w:r>
+              <w:rPr>
+                <w:rStyle w:val="Hyperlink"/>
+                <w:noProof/>
+              </w:rPr>
+              <w:t>Management Group</w:t>
+            </w:r>
+            <w:r>
+              <w:rPr>
+                <w:noProof/>
+                <w:webHidden/>
+              </w:rPr>
+              <w:tab/>
+            </w:r>
+            <w:r>
+              <w:rPr>
+                <w:noProof/>
+                <w:webHidden/>
+              </w:rPr>
+              <w:fldChar w:fldCharType="begin"/>
+            </w:r>
+            <w:r>
+              <w:rPr>
+                <w:noProof/>
+                <w:webHidden/>
+              </w:rPr>
+              <w:instrText xml:space="preserve"> PAGEREF _Toc196838058 \h </w:instrText>
+            </w:r>
+            <w:r>
+              <w:rPr>
+                <w:noProof/>
+                <w:webHidden/>
+              </w:rPr>
+            </w:r>
+            <w:r>
+              <w:rPr>
+                <w:noProof/>
+                <w:webHidden/>
+              </w:rPr>
+              <w:fldChar w:fldCharType="separate"/>
+            </w:r>
+            <w:r>
+              <w:rPr>
+                <w:noProof/>
+                <w:webHidden/>
+              </w:rPr>
+              <w:t>8</w:t>
+            </w:r>
+            <w:r>
+              <w:rPr>
+                <w:noProof/>
+                <w:webHidden/>
+              </w:rPr>
+              <w:fldChar w:fldCharType="end"/>
+            </w:r>
+          </w:hyperlink>
+        </w:p>
+        <w:p>
+          <w:pPr>
+            <w:pStyle w:val="TOC2"/>
+            <w:tabs>
+              <w:tab w:val="right" w:leader="dot" w:pos="9350"/>
+            </w:tabs>
+            <w:rPr>
+              <w:rFonts w:eastAsiaTheme="minorEastAsia"/>
+              <w:noProof/>
+              <w:kern w:val="2"/>
+              <w:sz w:val="24"/>
+              <w:szCs w:val="24"/>
+              <w14:ligatures w14:val="standardContextual"/>
+            </w:rPr>
+          </w:pPr>
+          <w:hyperlink w:anchor="_Toc196838059" w:history="1">
+            <w:r>
+              <w:rPr>
+                <w:rStyle w:val="Hyperlink"/>
+                <w:noProof/>
+              </w:rPr>
+              <w:t>Azure RBAC</w:t>
+            </w:r>
+            <w:r>
+              <w:rPr>
+                <w:noProof/>
+                <w:webHidden/>
+              </w:rPr>
+              <w:tab/>
+            </w:r>
+            <w:r>
+              <w:rPr>
+                <w:noProof/>
+                <w:webHidden/>
+              </w:rPr>
+              <w:fldChar w:fldCharType="begin"/>
+            </w:r>
+            <w:r>
+              <w:rPr>
+                <w:noProof/>
+                <w:webHidden/>
+              </w:rPr>
+              <w:instrText xml:space="preserve"> PAGEREF _Toc196838059 \h </w:instrText>
+            </w:r>
+            <w:r>
+              <w:rPr>
+                <w:noProof/>
+                <w:webHidden/>
+              </w:rPr>
+            </w:r>
+            <w:r>
+              <w:rPr>
+                <w:noProof/>
+                <w:webHidden/>
+              </w:rPr>
+              <w:fldChar w:fldCharType="separate"/>
+            </w:r>
+            <w:r>
+              <w:rPr>
+                <w:noProof/>
+                <w:webHidden/>
+              </w:rPr>
+              <w:t>9</w:t>
+            </w:r>
+            <w:r>
+              <w:rPr>
+                <w:noProof/>
+                <w:webHidden/>
+              </w:rPr>
+              <w:fldChar w:fldCharType="end"/>
+            </w:r>
+          </w:hyperlink>
+        </w:p>
+        <w:p>
+          <w:pPr>
+            <w:pStyle w:val="TOC2"/>
+            <w:tabs>
+              <w:tab w:val="right" w:leader="dot" w:pos="9350"/>
+            </w:tabs>
+            <w:rPr>
+              <w:rFonts w:eastAsiaTheme="minorEastAsia"/>
+              <w:noProof/>
+              <w:kern w:val="2"/>
+              <w:sz w:val="24"/>
+              <w:szCs w:val="24"/>
+              <w14:ligatures w14:val="standardContextual"/>
+            </w:rPr>
+          </w:pPr>
+          <w:hyperlink w:anchor="_Toc196838060" w:history="1">
+            <w:r>
+              <w:rPr>
+                <w:rStyle w:val="Hyperlink"/>
+                <w:noProof/>
+              </w:rPr>
+              <w:t>Azure virtual machines</w:t>
+            </w:r>
+            <w:r>
+              <w:rPr>
+                <w:noProof/>
+                <w:webHidden/>
+              </w:rPr>
+              <w:tab/>
+            </w:r>
+            <w:r>
+              <w:rPr>
+                <w:noProof/>
+                <w:webHidden/>
+              </w:rPr>
+              <w:fldChar w:fldCharType="begin"/>
+            </w:r>
+            <w:r>
+              <w:rPr>
+                <w:noProof/>
+                <w:webHidden/>
+              </w:rPr>
+              <w:instrText xml:space="preserve"> PAGEREF _Toc196838060 \h </w:instrText>
+            </w:r>
+            <w:r>
+              <w:rPr>
+                <w:noProof/>
+                <w:webHidden/>
+              </w:rPr>
+            </w:r>
+            <w:r>
+              <w:rPr>
+                <w:noProof/>
+                <w:webHidden/>
+              </w:rPr>
+              <w:fldChar w:fldCharType="separate"/>
+            </w:r>
+            <w:r>
+              <w:rPr>
+                <w:noProof/>
+                <w:webHidden/>
+              </w:rPr>
+              <w:t>9</w:t>
+            </w:r>
+            <w:r>
+              <w:rPr>
+                <w:noProof/>
+                <w:webHidden/>
+              </w:rPr>
+              <w:fldChar w:fldCharType="end"/>
+            </w:r>
+          </w:hyperlink>
+        </w:p>
+        <w:p>
+          <w:pPr>
+            <w:pStyle w:val="TOC2"/>
+            <w:tabs>
+              <w:tab w:val="right" w:leader="dot" w:pos="9350"/>
+            </w:tabs>
+            <w:rPr>
+              <w:rFonts w:eastAsiaTheme="minorEastAsia"/>
+              <w:noProof/>
+              <w:kern w:val="2"/>
+              <w:sz w:val="24"/>
+              <w:szCs w:val="24"/>
+              <w14:ligatures w14:val="standardContextual"/>
+            </w:rPr>
+          </w:pPr>
+          <w:hyperlink w:anchor="_Toc196838061" w:history="1">
+            <w:r>
+              <w:rPr>
+                <w:rStyle w:val="Hyperlink"/>
+                <w:noProof/>
+              </w:rPr>
+              <w:t>Virtual machines availability sets</w:t>
+            </w:r>
+            <w:r>
+              <w:rPr>
+                <w:noProof/>
+                <w:webHidden/>
+              </w:rPr>
+              <w:tab/>
+            </w:r>
+            <w:r>
+              <w:rPr>
+                <w:noProof/>
+                <w:webHidden/>
+              </w:rPr>
+              <w:fldChar w:fldCharType="begin"/>
+            </w:r>
+            <w:r>
+              <w:rPr>
+                <w:noProof/>
+                <w:webHidden/>
+              </w:rPr>
+              <w:instrText xml:space="preserve"> PAGEREF _Toc196838061 \h </w:instrText>
+            </w:r>
+            <w:r>
+              <w:rPr>
+                <w:noProof/>
+                <w:webHidden/>
+              </w:rPr>
+            </w:r>
+            <w:r>
+              <w:rPr>
+                <w:noProof/>
+                <w:webHidden/>
+              </w:rPr>
+              <w:fldChar w:fldCharType="separate"/>
+            </w:r>
+            <w:r>
+              <w:rPr>
+                <w:noProof/>
+                <w:webHidden/>
+              </w:rPr>
+              <w:t>9</w:t>
+            </w:r>
+            <w:r>
+              <w:rPr>
+                <w:noProof/>
+                <w:webHidden/>
+              </w:rPr>
+              <w:fldChar w:fldCharType="end"/>
+            </w:r>
+          </w:hyperlink>
+        </w:p>
+        <w:p>
+          <w:pPr>
+            <w:pStyle w:val="TOC2"/>
+            <w:tabs>
+              <w:tab w:val="right" w:leader="dot" w:pos="9350"/>
+            </w:tabs>
+            <w:rPr>
+              <w:rFonts w:eastAsiaTheme="minorEastAsia"/>
+              <w:noProof/>
+              <w:kern w:val="2"/>
+              <w:sz w:val="24"/>
+              <w:szCs w:val="24"/>
+              <w14:ligatures w14:val="standardContextual"/>
+            </w:rPr>
+          </w:pPr>
+          <w:hyperlink w:anchor="_Toc196838062" w:history="1">
+            <w:r>
+              <w:rPr>
+                <w:rStyle w:val="Hyperlink"/>
+                <w:noProof/>
+              </w:rPr>
+              <w:t>Azure</w:t>
+            </w:r>
+            <w:r>
+              <w:rPr>
+                <w:rStyle w:val="Hyperlink"/>
+                <w:b/>
+                <w:bCs/>
+                <w:noProof/>
+              </w:rPr>
+              <w:t xml:space="preserve"> </w:t>
+            </w:r>
+            <w:r>
+              <w:rPr>
+                <w:rStyle w:val="Hyperlink"/>
+                <w:noProof/>
+              </w:rPr>
+              <w:t>containers</w:t>
+            </w:r>
+            <w:r>
+              <w:rPr>
+                <w:noProof/>
+                <w:webHidden/>
+              </w:rPr>
+              <w:tab/>
+            </w:r>
+            <w:r>
+              <w:rPr>
+                <w:noProof/>
+                <w:webHidden/>
+              </w:rPr>
+              <w:fldChar w:fldCharType="begin"/>
+            </w:r>
+            <w:r>
+              <w:rPr>
+                <w:noProof/>
+                <w:webHidden/>
+              </w:rPr>
+              <w:instrText xml:space="preserve"> PAGEREF _Toc196838062 \h </w:instrText>
+            </w:r>
+            <w:r>
+              <w:rPr>
+                <w:noProof/>
+                <w:webHidden/>
+              </w:rPr>
+            </w:r>
+            <w:r>
+              <w:rPr>
+                <w:noProof/>
+                <w:webHidden/>
+              </w:rPr>
+              <w:fldChar w:fldCharType="separate"/>
+            </w:r>
+            <w:r>
+              <w:rPr>
+                <w:noProof/>
+                <w:webHidden/>
+              </w:rPr>
+              <w:t>9</w:t>
+            </w:r>
+            <w:r>
+              <w:rPr>
+                <w:noProof/>
+                <w:webHidden/>
+              </w:rPr>
+              <w:fldChar w:fldCharType="end"/>
+            </w:r>
+          </w:hyperlink>
+        </w:p>
+        <w:p>
+          <w:pPr>
+            <w:pStyle w:val="TOC2"/>
+            <w:tabs>
+              <w:tab w:val="right" w:leader="dot" w:pos="9350"/>
+            </w:tabs>
+            <w:rPr>
+              <w:rFonts w:eastAsiaTheme="minorEastAsia"/>
+              <w:noProof/>
+              <w:kern w:val="2"/>
+              <w:sz w:val="24"/>
+              <w:szCs w:val="24"/>
+              <w14:ligatures w14:val="standardContextual"/>
+            </w:rPr>
+          </w:pPr>
+          <w:hyperlink w:anchor="_Toc196838063" w:history="1">
+            <w:r>
+              <w:rPr>
+                <w:rStyle w:val="Hyperlink"/>
+                <w:noProof/>
+              </w:rPr>
+              <w:t>Azure Kubernetes Service</w:t>
+            </w:r>
+            <w:r>
+              <w:rPr>
+                <w:noProof/>
+                <w:webHidden/>
+              </w:rPr>
+              <w:tab/>
+            </w:r>
+            <w:r>
+              <w:rPr>
+                <w:noProof/>
+                <w:webHidden/>
+              </w:rPr>
+              <w:fldChar w:fldCharType="begin"/>
+            </w:r>
+            <w:r>
+              <w:rPr>
+                <w:noProof/>
+                <w:webHidden/>
+              </w:rPr>
+              <w:instrText xml:space="preserve"> PAGEREF _Toc196838063 \h </w:instrText>
+            </w:r>
+            <w:r>
+              <w:rPr>
+                <w:noProof/>
+                <w:webHidden/>
+              </w:rPr>
+            </w:r>
+            <w:r>
+              <w:rPr>
+                <w:noProof/>
+                <w:webHidden/>
+              </w:rPr>
+              <w:fldChar w:fldCharType="separate"/>
+            </w:r>
+            <w:r>
+              <w:rPr>
+                <w:noProof/>
+                <w:webHidden/>
+              </w:rPr>
+              <w:t>10</w:t>
+            </w:r>
+            <w:r>
+              <w:rPr>
+                <w:noProof/>
+                <w:webHidden/>
+              </w:rPr>
+              <w:fldChar w:fldCharType="end"/>
+            </w:r>
+          </w:hyperlink>
+        </w:p>
+        <w:p>
+          <w:pPr>
+            <w:pStyle w:val="TOC2"/>
+            <w:tabs>
+              <w:tab w:val="right" w:leader="dot" w:pos="9350"/>
+            </w:tabs>
+            <w:rPr>
+              <w:rFonts w:eastAsiaTheme="minorEastAsia"/>
+              <w:noProof/>
+              <w:kern w:val="2"/>
+              <w:sz w:val="24"/>
+              <w:szCs w:val="24"/>
+              <w14:ligatures w14:val="standardContextual"/>
+            </w:rPr>
+          </w:pPr>
+          <w:hyperlink w:anchor="_Toc196838064" w:history="1">
+            <w:r>
+              <w:rPr>
+                <w:rStyle w:val="Hyperlink"/>
+                <w:noProof/>
+              </w:rPr>
+              <w:t>Azure Functions</w:t>
+            </w:r>
+            <w:r>
+              <w:rPr>
+                <w:noProof/>
+                <w:webHidden/>
+              </w:rPr>
+              <w:tab/>
+            </w:r>
+            <w:r>
+              <w:rPr>
+                <w:noProof/>
+                <w:webHidden/>
+              </w:rPr>
+              <w:fldChar w:fldCharType="begin"/>
+            </w:r>
+            <w:r>
+              <w:rPr>
+                <w:noProof/>
+                <w:webHidden/>
+              </w:rPr>
+              <w:instrText xml:space="preserve"> PAGEREF _Toc196838064 \h </w:instrText>
+            </w:r>
+            <w:r>
+              <w:rPr>
+                <w:noProof/>
+                <w:webHidden/>
+              </w:rPr>
+            </w:r>
+            <w:r>
+              <w:rPr>
+                <w:noProof/>
+                <w:webHidden/>
+              </w:rPr>
+              <w:fldChar w:fldCharType="separate"/>
+            </w:r>
+            <w:r>
+              <w:rPr>
+                <w:noProof/>
+                <w:webHidden/>
+              </w:rPr>
+              <w:t>10</w:t>
+            </w:r>
+            <w:r>
+              <w:rPr>
+                <w:noProof/>
+                <w:webHidden/>
+              </w:rPr>
+              <w:fldChar w:fldCharType="end"/>
+            </w:r>
+          </w:hyperlink>
+        </w:p>
+        <w:p>
+          <w:pPr>
+            <w:pStyle w:val="TOC2"/>
+            <w:tabs>
+              <w:tab w:val="right" w:leader="dot" w:pos="9350"/>
+            </w:tabs>
+            <w:rPr>
+              <w:rFonts w:eastAsiaTheme="minorEastAsia"/>
+              <w:noProof/>
+              <w:kern w:val="2"/>
+              <w:sz w:val="24"/>
+              <w:szCs w:val="24"/>
+              <w14:ligatures w14:val="standardContextual"/>
+            </w:rPr>
+          </w:pPr>
+          <w:hyperlink w:anchor="_Toc196838065" w:history="1">
+            <w:r>
+              <w:rPr>
+                <w:rStyle w:val="Hyperlink"/>
+                <w:noProof/>
+              </w:rPr>
+              <w:t>Types of Azure App Services</w:t>
+            </w:r>
+            <w:r>
+              <w:rPr>
+                <w:noProof/>
+                <w:webHidden/>
+              </w:rPr>
+              <w:tab/>
+            </w:r>
+            <w:r>
+              <w:rPr>
+                <w:noProof/>
+                <w:webHidden/>
+              </w:rPr>
+              <w:fldChar w:fldCharType="begin"/>
+            </w:r>
+            <w:r>
+              <w:rPr>
+                <w:noProof/>
+                <w:webHidden/>
+              </w:rPr>
+              <w:instrText xml:space="preserve"> PAGEREF _Toc196838065 \h </w:instrText>
+            </w:r>
+            <w:r>
+              <w:rPr>
+                <w:noProof/>
+                <w:webHidden/>
+              </w:rPr>
+            </w:r>
+            <w:r>
+              <w:rPr>
+                <w:noProof/>
+                <w:webHidden/>
+              </w:rPr>
+              <w:fldChar w:fldCharType="separate"/>
+            </w:r>
+            <w:r>
+              <w:rPr>
+                <w:noProof/>
+                <w:webHidden/>
+              </w:rPr>
+              <w:t>11</w:t>
+            </w:r>
+            <w:r>
+              <w:rPr>
+                <w:noProof/>
+                <w:webHidden/>
+              </w:rPr>
+              <w:fldChar w:fldCharType="end"/>
+            </w:r>
+          </w:hyperlink>
+        </w:p>
+        <w:p>
+          <w:pPr>
+            <w:pStyle w:val="TOC2"/>
+            <w:tabs>
+              <w:tab w:val="right" w:leader="dot" w:pos="9350"/>
+            </w:tabs>
+            <w:rPr>
+              <w:rFonts w:eastAsiaTheme="minorEastAsia"/>
+              <w:noProof/>
+              <w:kern w:val="2"/>
+              <w:sz w:val="24"/>
+              <w:szCs w:val="24"/>
+              <w14:ligatures w14:val="standardContextual"/>
+            </w:rPr>
+          </w:pPr>
+          <w:hyperlink w:anchor="_Toc196838066" w:history="1">
+            <w:r>
+              <w:rPr>
+                <w:rStyle w:val="Hyperlink"/>
+                <w:noProof/>
+              </w:rPr>
+              <w:t>Azure Virtual Networking</w:t>
+            </w:r>
+            <w:r>
+              <w:rPr>
+                <w:noProof/>
+                <w:webHidden/>
+              </w:rPr>
+              <w:tab/>
+            </w:r>
+            <w:r>
+              <w:rPr>
+                <w:noProof/>
+                <w:webHidden/>
+              </w:rPr>
+              <w:fldChar w:fldCharType="begin"/>
+            </w:r>
+            <w:r>
+              <w:rPr>
+                <w:noProof/>
+                <w:webHidden/>
+              </w:rPr>
+              <w:instrText xml:space="preserve"> PAGEREF _Toc196838066 \h </w:instrText>
+            </w:r>
+            <w:r>
+              <w:rPr>
+                <w:noProof/>
+                <w:webHidden/>
+              </w:rPr>
+            </w:r>
+            <w:r>
+              <w:rPr>
+                <w:noProof/>
+                <w:webHidden/>
+              </w:rPr>
+              <w:fldChar w:fldCharType="separate"/>
+            </w:r>
+            <w:r>
+              <w:rPr>
+                <w:noProof/>
+                <w:webHidden/>
+              </w:rPr>
+              <w:t>11</w:t>
+            </w:r>
+            <w:r>
+              <w:rPr>
+                <w:noProof/>
+                <w:webHidden/>
+              </w:rPr>
+              <w:fldChar w:fldCharType="end"/>
+            </w:r>
+          </w:hyperlink>
+        </w:p>
+        <w:p>
+          <w:pPr>
+            <w:pStyle w:val="TOC2"/>
+            <w:tabs>
+              <w:tab w:val="right" w:leader="dot" w:pos="9350"/>
+            </w:tabs>
+            <w:rPr>
+              <w:rFonts w:eastAsiaTheme="minorEastAsia"/>
+              <w:noProof/>
+              <w:kern w:val="2"/>
+              <w:sz w:val="24"/>
+              <w:szCs w:val="24"/>
+              <w14:ligatures w14:val="standardContextual"/>
+            </w:rPr>
+          </w:pPr>
+          <w:hyperlink w:anchor="_Toc196838067" w:history="1">
+            <w:r>
+              <w:rPr>
+                <w:rStyle w:val="Hyperlink"/>
+                <w:noProof/>
+              </w:rPr>
+              <w:t>Azure virtual private networks</w:t>
+            </w:r>
+            <w:r>
+              <w:rPr>
+                <w:noProof/>
+                <w:webHidden/>
+              </w:rPr>
+              <w:tab/>
+            </w:r>
+            <w:r>
+              <w:rPr>
+                <w:noProof/>
+                <w:webHidden/>
+              </w:rPr>
+              <w:fldChar w:fldCharType="begin"/>
+            </w:r>
+            <w:r>
+              <w:rPr>
+                <w:noProof/>
+                <w:webHidden/>
+              </w:rPr>
+              <w:instrText xml:space="preserve"> PAGEREF _Toc196838067 \h </w:instrText>
+            </w:r>
+            <w:r>
+              <w:rPr>
+                <w:noProof/>
+                <w:webHidden/>
+              </w:rPr>
+            </w:r>
+            <w:r>
+              <w:rPr>
+                <w:noProof/>
+                <w:webHidden/>
+              </w:rPr>
+              <w:fldChar w:fldCharType="separate"/>
+            </w:r>
+            <w:r>
+              <w:rPr>
+                <w:noProof/>
+                <w:webHidden/>
+              </w:rPr>
+              <w:t>12</w:t>
+            </w:r>
+            <w:r>
+              <w:rPr>
+                <w:noProof/>
+                <w:webHidden/>
+              </w:rPr>
+              <w:fldChar w:fldCharType="end"/>
+            </w:r>
+          </w:hyperlink>
+        </w:p>
+        <w:p>
+          <w:pPr>
+            <w:pStyle w:val="TOC2"/>
+            <w:tabs>
+              <w:tab w:val="right" w:leader="dot" w:pos="9350"/>
+            </w:tabs>
+            <w:rPr>
+              <w:rFonts w:eastAsiaTheme="minorEastAsia"/>
+              <w:noProof/>
+              <w:kern w:val="2"/>
+              <w:sz w:val="24"/>
+              <w:szCs w:val="24"/>
+              <w14:ligatures w14:val="standardContextual"/>
+            </w:rPr>
+          </w:pPr>
+          <w:hyperlink w:anchor="_Toc196838068" w:history="1">
+            <w:r>
+              <w:rPr>
+                <w:rStyle w:val="Hyperlink"/>
+                <w:noProof/>
+              </w:rPr>
+              <w:t>Difference between Route based VPN, BGP, ExpressRoute</w:t>
+            </w:r>
+            <w:r>
+              <w:rPr>
+                <w:noProof/>
+                <w:webHidden/>
+              </w:rPr>
+              <w:tab/>
+            </w:r>
+            <w:r>
+              <w:rPr>
+                <w:noProof/>
+                <w:webHidden/>
+              </w:rPr>
+              <w:fldChar w:fldCharType="begin"/>
+            </w:r>
+            <w:r>
+              <w:rPr>
+                <w:noProof/>
+                <w:webHidden/>
+              </w:rPr>
+              <w:instrText xml:space="preserve"> PAGEREF _Toc196838068 \h </w:instrText>
+            </w:r>
+            <w:r>
+              <w:rPr>
+                <w:noProof/>
+                <w:webHidden/>
+              </w:rPr>
+            </w:r>
+            <w:r>
+              <w:rPr>
+                <w:noProof/>
+                <w:webHidden/>
+              </w:rPr>
+              <w:fldChar w:fldCharType="separate"/>
+            </w:r>
+            <w:r>
+              <w:rPr>
+                <w:noProof/>
+                <w:webHidden/>
+              </w:rPr>
+              <w:t>12</w:t>
+            </w:r>
+            <w:r>
+              <w:rPr>
+                <w:noProof/>
+                <w:webHidden/>
+              </w:rPr>
+              <w:fldChar w:fldCharType="end"/>
+            </w:r>
+          </w:hyperlink>
+        </w:p>
+        <w:p>
+          <w:pPr>
+            <w:pStyle w:val="TOC2"/>
+            <w:tabs>
+              <w:tab w:val="right" w:leader="dot" w:pos="9350"/>
+            </w:tabs>
+            <w:rPr>
+              <w:rFonts w:eastAsiaTheme="minorEastAsia"/>
+              <w:noProof/>
+              <w:kern w:val="2"/>
+              <w:sz w:val="24"/>
+              <w:szCs w:val="24"/>
+              <w14:ligatures w14:val="standardContextual"/>
+            </w:rPr>
+          </w:pPr>
+          <w:hyperlink w:anchor="_Toc196838069" w:history="1">
+            <w:r>
+              <w:rPr>
+                <w:rStyle w:val="Hyperlink"/>
+                <w:noProof/>
+              </w:rPr>
+              <w:t>Azure VPNs – High availability scenarios</w:t>
+            </w:r>
+            <w:r>
+              <w:rPr>
+                <w:noProof/>
+                <w:webHidden/>
+              </w:rPr>
+              <w:tab/>
+            </w:r>
+            <w:r>
+              <w:rPr>
+                <w:noProof/>
+                <w:webHidden/>
+              </w:rPr>
+              <w:fldChar w:fldCharType="begin"/>
+            </w:r>
+            <w:r>
+              <w:rPr>
+                <w:noProof/>
+                <w:webHidden/>
+              </w:rPr>
+              <w:instrText xml:space="preserve"> PAGEREF _Toc196838069 \h </w:instrText>
+            </w:r>
+            <w:r>
+              <w:rPr>
+                <w:noProof/>
+                <w:webHidden/>
+              </w:rPr>
+            </w:r>
+            <w:r>
+              <w:rPr>
+                <w:noProof/>
+                <w:webHidden/>
+              </w:rPr>
+              <w:fldChar w:fldCharType="separate"/>
+            </w:r>
+            <w:r>
+              <w:rPr>
+                <w:noProof/>
+                <w:webHidden/>
+              </w:rPr>
+              <w:t>13</w:t>
+            </w:r>
+            <w:r>
+              <w:rPr>
+                <w:noProof/>
+                <w:webHidden/>
+              </w:rPr>
+              <w:fldChar w:fldCharType="end"/>
+            </w:r>
+          </w:hyperlink>
+        </w:p>
+        <w:p>
+          <w:pPr>
+            <w:pStyle w:val="TOC2"/>
+            <w:tabs>
+              <w:tab w:val="right" w:leader="dot" w:pos="9350"/>
+            </w:tabs>
+            <w:rPr>
+              <w:rFonts w:eastAsiaTheme="minorEastAsia"/>
+              <w:noProof/>
+              <w:kern w:val="2"/>
+              <w:sz w:val="24"/>
+              <w:szCs w:val="24"/>
+              <w14:ligatures w14:val="standardContextual"/>
+            </w:rPr>
+          </w:pPr>
+          <w:hyperlink w:anchor="_Toc196838070" w:history="1">
+            <w:r>
+              <w:rPr>
+                <w:rStyle w:val="Hyperlink"/>
+                <w:noProof/>
+              </w:rPr>
+              <w:t>ExpressRoute Global Reach</w:t>
+            </w:r>
+            <w:r>
+              <w:rPr>
+                <w:noProof/>
+                <w:webHidden/>
+              </w:rPr>
+              <w:tab/>
+            </w:r>
+            <w:r>
+              <w:rPr>
+                <w:noProof/>
+                <w:webHidden/>
+              </w:rPr>
+              <w:fldChar w:fldCharType="begin"/>
+            </w:r>
+            <w:r>
+              <w:rPr>
+                <w:noProof/>
+                <w:webHidden/>
+              </w:rPr>
+              <w:instrText xml:space="preserve"> PAGEREF _Toc196838070 \h </w:instrText>
+            </w:r>
+            <w:r>
+              <w:rPr>
+                <w:noProof/>
+                <w:webHidden/>
+              </w:rPr>
+            </w:r>
+            <w:r>
+              <w:rPr>
+                <w:noProof/>
+                <w:webHidden/>
+              </w:rPr>
+              <w:fldChar w:fldCharType="separate"/>
+            </w:r>
+            <w:r>
+              <w:rPr>
+                <w:noProof/>
+                <w:webHidden/>
+              </w:rPr>
+              <w:t>14</w:t>
+            </w:r>
+            <w:r>
+              <w:rPr>
+                <w:noProof/>
+                <w:webHidden/>
+              </w:rPr>
+              <w:fldChar w:fldCharType="end"/>
+            </w:r>
+          </w:hyperlink>
+        </w:p>
+        <w:p>
+          <w:pPr>
+            <w:pStyle w:val="TOC2"/>
+            <w:tabs>
+              <w:tab w:val="right" w:leader="dot" w:pos="9350"/>
+            </w:tabs>
+            <w:rPr>
+              <w:rFonts w:eastAsiaTheme="minorEastAsia"/>
+              <w:noProof/>
+              <w:kern w:val="2"/>
+              <w:sz w:val="24"/>
+              <w:szCs w:val="24"/>
+              <w14:ligatures w14:val="standardContextual"/>
+            </w:rPr>
+          </w:pPr>
+          <w:hyperlink w:anchor="_Toc196838071" w:history="1">
+            <w:r>
+              <w:rPr>
+                <w:rStyle w:val="Hyperlink"/>
+                <w:noProof/>
+              </w:rPr>
+              <w:t>ExpressRoute connectivity models</w:t>
+            </w:r>
+            <w:r>
+              <w:rPr>
+                <w:noProof/>
+                <w:webHidden/>
+              </w:rPr>
+              <w:tab/>
+            </w:r>
+            <w:r>
+              <w:rPr>
+                <w:noProof/>
+                <w:webHidden/>
+              </w:rPr>
+              <w:fldChar w:fldCharType="begin"/>
+            </w:r>
+            <w:r>
+              <w:rPr>
+                <w:noProof/>
+                <w:webHidden/>
+              </w:rPr>
+              <w:instrText xml:space="preserve"> PAGEREF _Toc196838071 \h </w:instrText>
+            </w:r>
+            <w:r>
+              <w:rPr>
+                <w:noProof/>
+                <w:webHidden/>
+              </w:rPr>
+            </w:r>
+            <w:r>
+              <w:rPr>
+                <w:noProof/>
+                <w:webHidden/>
+              </w:rPr>
+              <w:fldChar w:fldCharType="separate"/>
+            </w:r>
+            <w:r>
+              <w:rPr>
+                <w:noProof/>
+                <w:webHidden/>
+              </w:rPr>
+              <w:t>14</w:t>
+            </w:r>
+            <w:r>
+              <w:rPr>
+                <w:noProof/>
+                <w:webHidden/>
+              </w:rPr>
+              <w:fldChar w:fldCharType="end"/>
+            </w:r>
+          </w:hyperlink>
+        </w:p>
+        <w:p>
+          <w:pPr>
+            <w:pStyle w:val="TOC1"/>
+            <w:tabs>
+              <w:tab w:val="right" w:leader="dot" w:pos="9350"/>
+            </w:tabs>
+            <w:rPr>
+              <w:rFonts w:eastAsiaTheme="minorEastAsia"/>
+              <w:kern w:val="2"/>
+              <w:sz w:val="24"/>
+              <w:szCs w:val="24"/>
+              <w14:ligatures w14:val="standardContextual"/>
+            </w:rPr>
+          </w:pPr>
+          <w:hyperlink w:anchor="_Toc196838072" w:history="1">
+            <w:r>
+              <w:rPr>
+                <w:rStyle w:val="Hyperlink"/>
+              </w:rPr>
+              <w:t>Azure storage services</w:t>
+            </w:r>
+            <w:r>
+              <w:rPr>
+                <w:webHidden/>
+              </w:rPr>
+              <w:tab/>
+            </w:r>
+            <w:r>
+              <w:rPr>
+                <w:webHidden/>
+              </w:rPr>
+              <w:fldChar w:fldCharType="begin"/>
+            </w:r>
+            <w:r>
+              <w:rPr>
+                <w:webHidden/>
+              </w:rPr>
+              <w:instrText xml:space="preserve"> PAGEREF _Toc196838072 \h </w:instrText>
+            </w:r>
+            <w:r>
+              <w:rPr>
+                <w:webHidden/>
+              </w:rPr>
+            </w:r>
+            <w:r>
+              <w:rPr>
+                <w:webHidden/>
+              </w:rPr>
+              <w:fldChar w:fldCharType="separate"/>
+            </w:r>
+            <w:r>
+              <w:rPr>
+                <w:webHidden/>
+              </w:rPr>
+              <w:t>14</w:t>
+            </w:r>
+            <w:r>
+              <w:rPr>
                 <w:webHidden/>
               </w:rPr>
               <w:fldChar w:fldCharType="end"/>
@@ -1258,8 +2360,9 @@
       <w:pPr>
         <w:pStyle w:val="Heading1"/>
       </w:pPr>
-      <w:bookmarkStart w:id="0" w:name="_Toc196302629"/>
-      <w:r>
+      <w:bookmarkStart w:id="0" w:name="_Toc196838044"/>
+      <w:r>
+        <w:lastRenderedPageBreak/>
         <w:t>Cloud Computing</w:t>
       </w:r>
       <w:bookmarkEnd w:id="0"/>
@@ -1268,7 +2371,7 @@
       <w:pPr>
         <w:pStyle w:val="Heading2"/>
       </w:pPr>
-      <w:bookmarkStart w:id="1" w:name="_Toc196302630"/>
+      <w:bookmarkStart w:id="1" w:name="_Toc196838045"/>
       <w:r>
         <w:t>Definition</w:t>
       </w:r>
@@ -1287,22 +2390,14 @@
         <w:t xml:space="preserve">computing, </w:t>
       </w:r>
       <w:r>
-        <w:t xml:space="preserve">networking, storage, virtual machines </w:t>
-      </w:r>
-      <w:proofErr w:type="spellStart"/>
-      <w:r>
-        <w:t>etc</w:t>
-      </w:r>
-      <w:proofErr w:type="spellEnd"/>
-      <w:r>
-        <w:t xml:space="preserve"> via internet</w:t>
+        <w:t>networking, storage, virtual machines etc via internet</w:t>
       </w:r>
     </w:p>
     <w:p>
       <w:pPr>
         <w:pStyle w:val="Heading2"/>
       </w:pPr>
-      <w:bookmarkStart w:id="2" w:name="_Toc196302631"/>
+      <w:bookmarkStart w:id="2" w:name="_Toc196838046"/>
       <w:r>
         <w:t>Shared Responsibility Model</w:t>
       </w:r>
@@ -1310,15 +2405,7 @@
     </w:p>
     <w:p>
       <w:r>
-        <w:t xml:space="preserve">Server Maintenance will be taken care by Azure People like Cooling, connectivity, security </w:t>
-      </w:r>
-      <w:proofErr w:type="spellStart"/>
-      <w:r>
-        <w:t>etc</w:t>
-      </w:r>
-      <w:proofErr w:type="spellEnd"/>
-      <w:r>
-        <w:t xml:space="preserve"> but data ingestion, data access and governance will be by consumer.</w:t>
+        <w:t>Server Maintenance will be taken care by Azure People like Cooling, connectivity, security etc but data ingestion, data access and governance will be by consumer.</w:t>
       </w:r>
     </w:p>
     <w:p>
@@ -1336,25 +2423,12 @@
         <w:t>IaaS (Infrastructure as a Service) provides virtual machines and storage</w:t>
       </w:r>
       <w:r>
-        <w:t xml:space="preserve"> – </w:t>
-      </w:r>
-      <w:proofErr w:type="spellStart"/>
-      <w:r>
-        <w:t>eg</w:t>
-      </w:r>
-      <w:proofErr w:type="spellEnd"/>
-      <w:r>
-        <w:t>: Virtual Machine</w:t>
+        <w:t xml:space="preserve"> – eg: Virtual Machine</w:t>
       </w:r>
     </w:p>
     <w:p>
-      <w:proofErr w:type="spellStart"/>
-      <w:r>
-        <w:t>Eg</w:t>
-      </w:r>
-      <w:proofErr w:type="spellEnd"/>
-      <w:r>
-        <w:t xml:space="preserve"> use case: </w:t>
+      <w:r>
+        <w:t xml:space="preserve">Eg use case: </w:t>
       </w:r>
       <w:r>
         <w:t>Lift-and-shift migration</w:t>
@@ -1368,29 +2442,15 @@
     </w:p>
     <w:p>
       <w:r>
-        <w:lastRenderedPageBreak/>
         <w:t>PaaS (Platform as a Service) offers a platform for developing and deploying applications</w:t>
       </w:r>
       <w:r>
-        <w:t xml:space="preserve"> </w:t>
-      </w:r>
-      <w:proofErr w:type="spellStart"/>
-      <w:r>
-        <w:t>eg</w:t>
-      </w:r>
-      <w:proofErr w:type="spellEnd"/>
-      <w:r>
-        <w:t>: Azure App Services</w:t>
+        <w:t xml:space="preserve"> eg: Azure App Services</w:t>
       </w:r>
     </w:p>
     <w:p>
-      <w:proofErr w:type="spellStart"/>
-      <w:r>
-        <w:t>Eg</w:t>
-      </w:r>
-      <w:proofErr w:type="spellEnd"/>
-      <w:r>
-        <w:t xml:space="preserve"> use case: </w:t>
+      <w:r>
+        <w:t xml:space="preserve">Eg use case: </w:t>
       </w:r>
       <w:r>
         <w:t>Development framework</w:t>
@@ -1407,15 +2467,7 @@
         <w:t>and SaaS (Software as a Service) delivers pre-built software applications</w:t>
       </w:r>
       <w:r>
-        <w:t xml:space="preserve"> </w:t>
-      </w:r>
-      <w:proofErr w:type="spellStart"/>
-      <w:r>
-        <w:t>PowerBI</w:t>
-      </w:r>
-      <w:proofErr w:type="spellEnd"/>
-      <w:r>
-        <w:t>, Microsoft 365</w:t>
+        <w:t xml:space="preserve"> PowerBI, Microsoft 365</w:t>
       </w:r>
     </w:p>
     <w:p>
@@ -1425,13 +2477,8 @@
           <w:numId w:val="34"/>
         </w:numPr>
       </w:pPr>
-      <w:proofErr w:type="spellStart"/>
-      <w:r>
-        <w:t>eg</w:t>
-      </w:r>
-      <w:proofErr w:type="spellEnd"/>
-      <w:r>
-        <w:t xml:space="preserve"> use case: </w:t>
+      <w:r>
+        <w:t xml:space="preserve">eg use case: </w:t>
       </w:r>
       <w:r>
         <w:t>Email and messaging.</w:t>
@@ -1465,6 +2512,7 @@
         <w:rPr>
           <w:noProof/>
         </w:rPr>
+        <w:lastRenderedPageBreak/>
         <w:drawing>
           <wp:inline distT="0" distB="0" distL="0" distR="0" wp14:anchorId="7D1B2FB7" wp14:editId="6D9DA8C1">
             <wp:extent cx="5943600" cy="3063240"/>
@@ -1506,7 +2554,7 @@
       <w:pPr>
         <w:pStyle w:val="Heading2"/>
       </w:pPr>
-      <w:bookmarkStart w:id="3" w:name="_Toc196302632"/>
+      <w:bookmarkStart w:id="3" w:name="_Toc196838047"/>
       <w:r>
         <w:t>Types of Cloud Models</w:t>
       </w:r>
@@ -1580,48 +2628,132 @@
       </w:r>
     </w:p>
     <w:p>
-      <w:proofErr w:type="spellStart"/>
       <w:r>
         <w:rPr>
           <w:b/>
           <w:bCs/>
         </w:rPr>
-        <w:lastRenderedPageBreak/>
-        <w:t>ExpressRouter</w:t>
-      </w:r>
-      <w:proofErr w:type="spellEnd"/>
-      <w:r>
+        <w:t xml:space="preserve">ExpressRouter </w:t>
+      </w:r>
+      <w:r>
+        <w:t>– Customized FibreOptic internet only between those two end points. Highly securable and recommended.</w:t>
+      </w:r>
+    </w:p>
+    <w:p>
+      <w:pPr>
         <w:rPr>
           <w:b/>
           <w:bCs/>
         </w:rPr>
-        <w:t xml:space="preserve"> </w:t>
-      </w:r>
-      <w:r>
-        <w:t xml:space="preserve">– Customized </w:t>
-      </w:r>
-      <w:proofErr w:type="spellStart"/>
-      <w:r>
-        <w:t>FibreOptic</w:t>
-      </w:r>
-      <w:proofErr w:type="spellEnd"/>
-      <w:r>
-        <w:t xml:space="preserve"> internet only between those two end points. Highly securable and recommended.</w:t>
+      </w:pPr>
+      <w:r>
+        <w:t>Azure WAN – Connect the VPN/ExpressRouter by managing traffic between multiple branches of company to Azure</w:t>
+      </w:r>
+      <w:r>
+        <w:rPr>
+          <w:b/>
+          <w:bCs/>
+        </w:rPr>
+        <w:t>.</w:t>
+      </w:r>
+      <w:r>
+        <w:rPr>
+          <w:b/>
+          <w:bCs/>
+        </w:rPr>
+        <w:t xml:space="preserve"> ExpressRouter or VPN is WAN</w:t>
       </w:r>
     </w:p>
     <w:p>
-      <w:r>
-        <w:t>Azure WAN – Connect the VPN/</w:t>
-      </w:r>
-      <w:proofErr w:type="spellStart"/>
-      <w:r>
-        <w:t>ExpressRouter</w:t>
-      </w:r>
-      <w:proofErr w:type="spellEnd"/>
-      <w:r>
-        <w:t xml:space="preserve"> by managing traffic between multiple branches of company to Azure.</w:t>
+      <w:pPr>
+        <w:rPr>
+          <w:b/>
+          <w:bCs/>
+        </w:rPr>
+      </w:pPr>
+      <w:r>
+        <w:rPr>
+          <w:b/>
+          <w:bCs/>
+        </w:rPr>
+        <w:t>WAN = The Roads</w:t>
       </w:r>
     </w:p>
+    <w:p>
+      <w:pPr>
+        <w:numPr>
+          <w:ilvl w:val="0"/>
+          <w:numId w:val="43"/>
+        </w:numPr>
+      </w:pPr>
+      <w:r>
+        <w:t xml:space="preserve">A </w:t>
+      </w:r>
+      <w:r>
+        <w:rPr>
+          <w:b/>
+          <w:bCs/>
+        </w:rPr>
+        <w:t>WAN (Wide Area Network)</w:t>
+      </w:r>
+      <w:r>
+        <w:t xml:space="preserve"> is like the </w:t>
+      </w:r>
+      <w:r>
+        <w:rPr>
+          <w:b/>
+          <w:bCs/>
+        </w:rPr>
+        <w:t>actual roads, highways, and bridges</w:t>
+      </w:r>
+      <w:r>
+        <w:t xml:space="preserve"> that physically connect cities (or in this case, your office and the Azure cloud).</w:t>
+      </w:r>
+    </w:p>
+    <w:p>
+      <w:pPr>
+        <w:numPr>
+          <w:ilvl w:val="0"/>
+          <w:numId w:val="43"/>
+        </w:numPr>
+      </w:pPr>
+      <w:r>
+        <w:t xml:space="preserve">It’s the </w:t>
+      </w:r>
+      <w:r>
+        <w:rPr>
+          <w:b/>
+          <w:bCs/>
+        </w:rPr>
+        <w:t>network connection</w:t>
+      </w:r>
+      <w:r>
+        <w:t xml:space="preserve"> itself.</w:t>
+      </w:r>
+    </w:p>
+    <w:p>
+      <w:pPr>
+        <w:numPr>
+          <w:ilvl w:val="0"/>
+          <w:numId w:val="43"/>
+        </w:numPr>
+      </w:pPr>
+      <w:r>
+        <w:lastRenderedPageBreak/>
+        <w:t xml:space="preserve">Example: Your office is connected to Azure via a VPN or ExpressRoute—that’s your </w:t>
+      </w:r>
+      <w:r>
+        <w:rPr>
+          <w:b/>
+          <w:bCs/>
+        </w:rPr>
+        <w:t>WAN</w:t>
+      </w:r>
+      <w:r>
+        <w:t>.</w:t>
+      </w:r>
+    </w:p>
+    <w:p/>
     <w:p>
       <w:r>
         <w:t>Microsoft Entra Connect through Microsoft AD DS. Active Directory Domain System. This is to access azure through on-premise. Not to give password each time (I guess)</w:t>
@@ -1675,12 +2807,65 @@
         <w:t xml:space="preserve">c: </w:t>
       </w:r>
       <w:r>
-        <w:t>Azure Arc is a set of technologies that helps manage your cloud environment. </w:t>
-      </w:r>
-      <w:r>
-        <w:t>Azure Arc enabled servers allow organizations to manage Windows and Linux servers on networks outside Azure. </w:t>
+        <w:t xml:space="preserve">Azure Arc is a set of technologies </w:t>
+      </w:r>
+      <w:r>
+        <w:rPr>
+          <w:i/>
+          <w:iCs/>
+        </w:rPr>
+        <w:t>that helps manage your cloud environment</w:t>
+      </w:r>
+      <w:r>
+        <w:t>. Azure Arc can help manage your cloud environment, whether it's a public cloud solely on Azure, a private cloud in your datacenter, a hybrid configuration, or even a multi-cloud environment running on multiple cloud providers at once.</w:t>
       </w:r>
     </w:p>
+    <w:p>
+      <w:r>
+        <w:t>What it does:</w:t>
+      </w:r>
+    </w:p>
+    <w:p>
+      <w:pPr>
+        <w:numPr>
+          <w:ilvl w:val="0"/>
+          <w:numId w:val="37"/>
+        </w:numPr>
+      </w:pPr>
+      <w:r>
+        <w:rPr>
+          <w:b/>
+          <w:bCs/>
+        </w:rPr>
+        <w:t>Connects your resources to Azure:</w:t>
+      </w:r>
+    </w:p>
+    <w:p>
+      <w:r>
+        <w:t>Azure Arc allows you to connect your on-premises servers, Kubernetes clusters, and other resources to the Azure Resource Manager (ARM). </w:t>
+      </w:r>
+    </w:p>
+    <w:p>
+      <w:pPr>
+        <w:numPr>
+          <w:ilvl w:val="0"/>
+          <w:numId w:val="37"/>
+        </w:numPr>
+      </w:pPr>
+      <w:r>
+        <w:rPr>
+          <w:b/>
+          <w:bCs/>
+        </w:rPr>
+        <w:t>Provides a single view:</w:t>
+      </w:r>
+    </w:p>
+    <w:p>
+      <w:r>
+        <w:t>You can then manage, monitor, and govern all of these resources, including those outside Azure, from the Azure portal. </w:t>
+      </w:r>
+    </w:p>
+    <w:p/>
     <w:p>
       <w:r>
         <w:rPr>
@@ -1715,56 +2900,27 @@
           <w:b/>
           <w:bCs/>
         </w:rPr>
-        <w:t xml:space="preserve">onsumption-based </w:t>
-      </w:r>
-      <w:proofErr w:type="gramStart"/>
+        <w:t>onsumption-based model</w:t>
+      </w:r>
       <w:r>
         <w:rPr>
           <w:b/>
           <w:bCs/>
         </w:rPr>
-        <w:t>model</w:t>
-      </w:r>
-      <w:r>
-        <w:rPr>
-          <w:b/>
-          <w:bCs/>
-        </w:rPr>
-        <w:t xml:space="preserve"> :</w:t>
-      </w:r>
-      <w:proofErr w:type="gramEnd"/>
-      <w:r>
-        <w:rPr>
-          <w:b/>
-          <w:bCs/>
-        </w:rPr>
-        <w:t xml:space="preserve"> </w:t>
+        <w:t xml:space="preserve"> : </w:t>
       </w:r>
       <w:r>
         <w:t>Pay as you go</w:t>
       </w:r>
       <w:r>
-        <w:t xml:space="preserve">. This is Operational Expenditure where you spend only for operations whereas </w:t>
-      </w:r>
-      <w:proofErr w:type="spellStart"/>
-      <w:r>
-        <w:t>Captial</w:t>
-      </w:r>
-      <w:proofErr w:type="spellEnd"/>
-      <w:r>
-        <w:t xml:space="preserve"> Expenditure takes care of investing buy tangible resources like data center cooling system </w:t>
-      </w:r>
-      <w:proofErr w:type="spellStart"/>
-      <w:r>
-        <w:t>etc</w:t>
-      </w:r>
-      <w:proofErr w:type="spellEnd"/>
+        <w:t>. This is Operational Expenditure where you spend only for operations whereas Captial Expenditure takes care of investing buy tangible resources like data center cooling system etc</w:t>
+      </w:r>
     </w:p>
     <w:p>
       <w:pPr>
         <w:pStyle w:val="Heading1"/>
       </w:pPr>
-      <w:bookmarkStart w:id="4" w:name="_Toc196302633"/>
+      <w:bookmarkStart w:id="4" w:name="_Toc196838048"/>
       <w:r>
         <w:t>Benefits of using cloud services</w:t>
       </w:r>
@@ -1781,13 +2937,8 @@
         <w:t xml:space="preserve"> Scaling</w:t>
       </w:r>
       <w:r>
-        <w:t xml:space="preserve">, Predictability of Performance and </w:t>
-      </w:r>
-      <w:proofErr w:type="gramStart"/>
-      <w:r>
-        <w:t>Cost(</w:t>
-      </w:r>
-      <w:proofErr w:type="gramEnd"/>
+        <w:t>, Predictability of Performance and Cost(</w:t>
+      </w:r>
       <w:r>
         <w:t>Total Cost of Ownership (TCO) or Pricing Calculator to get an estimate of potential cloud spend</w:t>
       </w:r>
@@ -1802,8 +2953,9 @@
       <w:pPr>
         <w:pStyle w:val="Heading2"/>
       </w:pPr>
-      <w:bookmarkStart w:id="5" w:name="_Toc196302634"/>
-      <w:r>
+      <w:bookmarkStart w:id="5" w:name="_Toc196838049"/>
+      <w:r>
+        <w:lastRenderedPageBreak/>
         <w:t>High Availability</w:t>
       </w:r>
       <w:bookmarkEnd w:id="5"/>
@@ -1817,7 +2969,7 @@
       <w:pPr>
         <w:pStyle w:val="Heading2"/>
       </w:pPr>
-      <w:bookmarkStart w:id="6" w:name="_Toc196302635"/>
+      <w:bookmarkStart w:id="6" w:name="_Toc196838050"/>
       <w:r>
         <w:t>Scalability</w:t>
       </w:r>
@@ -1851,7 +3003,6 @@
     </w:p>
     <w:p>
       <w:r>
-        <w:lastRenderedPageBreak/>
         <w:t xml:space="preserve">Refer this link for better understanding </w:t>
       </w:r>
       <w:hyperlink r:id="rId12" w:anchor=":~:text=While%20horizontal%20scaling%20refers%20to,%2C%20storage%2C%20or%20network%20speed." w:history="1">
@@ -1867,7 +3018,7 @@
       <w:pPr>
         <w:pStyle w:val="Heading2"/>
       </w:pPr>
-      <w:bookmarkStart w:id="7" w:name="_Toc196302636"/>
+      <w:bookmarkStart w:id="7" w:name="_Toc196838051"/>
       <w:r>
         <w:t>Reliability</w:t>
       </w:r>
@@ -1882,7 +3033,7 @@
       <w:pPr>
         <w:pStyle w:val="Heading2"/>
       </w:pPr>
-      <w:bookmarkStart w:id="8" w:name="_Toc196302637"/>
+      <w:bookmarkStart w:id="8" w:name="_Toc196838052"/>
       <w:r>
         <w:t>Governance and Security</w:t>
       </w:r>
@@ -1903,7 +3054,7 @@
       <w:pPr>
         <w:pStyle w:val="Heading2"/>
       </w:pPr>
-      <w:bookmarkStart w:id="9" w:name="_Toc196302638"/>
+      <w:bookmarkStart w:id="9" w:name="_Toc196838053"/>
       <w:r>
         <w:t>Management</w:t>
       </w:r>
@@ -1931,7 +3082,7 @@
       <w:pPr>
         <w:pStyle w:val="Heading2"/>
       </w:pPr>
-      <w:bookmarkStart w:id="10" w:name="_Toc196302639"/>
+      <w:bookmarkStart w:id="10" w:name="_Toc196838054"/>
       <w:r>
         <w:t>Management</w:t>
       </w:r>
@@ -1952,15 +3103,7 @@
     </w:p>
     <w:p>
       <w:r>
-        <w:t xml:space="preserve">Manage cloud through </w:t>
-      </w:r>
-      <w:proofErr w:type="spellStart"/>
-      <w:r>
-        <w:t>WebPortal</w:t>
-      </w:r>
-      <w:proofErr w:type="spellEnd"/>
-      <w:r>
-        <w:t>, API, PowerShell and CLI</w:t>
+        <w:t>Manage cloud through WebPortal, API, PowerShell and CLI</w:t>
       </w:r>
     </w:p>
     <w:p>
@@ -1968,7 +3111,7 @@
         <w:pStyle w:val="Heading1"/>
       </w:pPr>
       <w:hyperlink r:id="rId13" w:history="1">
-        <w:bookmarkStart w:id="11" w:name="_Toc196302640"/>
+        <w:bookmarkStart w:id="11" w:name="_Toc196838055"/>
         <w:r>
           <w:t>C</w:t>
         </w:r>
@@ -1985,7 +3128,7 @@
       <w:pPr>
         <w:pStyle w:val="Heading2"/>
       </w:pPr>
-      <w:bookmarkStart w:id="12" w:name="_Toc196302641"/>
+      <w:bookmarkStart w:id="12" w:name="_Toc196838056"/>
       <w:r>
         <w:t>Azure</w:t>
       </w:r>
@@ -2011,6 +3154,7 @@
     </w:p>
     <w:p>
       <w:r>
+        <w:lastRenderedPageBreak/>
         <w:t>An availability zone is set up to be an isolation boundary. If one zone goes down, the other continues working. Availability zones are connected through high-speed, private fiber-optic networks.</w:t>
       </w:r>
     </w:p>
@@ -2052,19 +3196,7 @@
         <w:t>Non-regional services: Services are always available from Azure geographies and are resilient to zone-wide outages as well as region-wide outages.</w:t>
       </w:r>
       <w:r>
-        <w:t xml:space="preserve"> Not specific to one </w:t>
-      </w:r>
-      <w:r>
-        <w:lastRenderedPageBreak/>
-        <w:t xml:space="preserve">region/zone. It is available across the globe. </w:t>
-      </w:r>
-      <w:proofErr w:type="spellStart"/>
-      <w:r>
-        <w:t>Eg</w:t>
-      </w:r>
-      <w:proofErr w:type="spellEnd"/>
-      <w:r>
-        <w:t>: Microsoft Entra ID no region/zone will be asked for this.</w:t>
+        <w:t xml:space="preserve"> Not specific to one region/zone. It is available across the globe. Eg: Microsoft Entra ID no region/zone will be asked for this.</w:t>
       </w:r>
     </w:p>
     <w:p>
@@ -2075,15 +3207,7 @@
     <w:p/>
     <w:p>
       <w:r>
-        <w:t xml:space="preserve">One or Group of </w:t>
-      </w:r>
-      <w:proofErr w:type="spellStart"/>
-      <w:r>
-        <w:t>Datacentre</w:t>
-      </w:r>
-      <w:proofErr w:type="spellEnd"/>
-      <w:r>
-        <w:t xml:space="preserve"> forms Availability Zones -&gt; Multiple availability zones -&gt; Regions -&gt; Two regions connected -&gt; Region Pairs</w:t>
+        <w:t>One or Group of Datacentre forms Availability Zones -&gt; Multiple availability zones -&gt; Regions -&gt; Two regions connected -&gt; Region Pairs</w:t>
       </w:r>
     </w:p>
     <w:p>
@@ -2131,15 +3255,8 @@
     <w:p/>
     <w:p>
       <w:r>
-        <w:t xml:space="preserve">Region Pairs: East US region is paired with West US. </w:t>
-      </w:r>
-      <w:proofErr w:type="gramStart"/>
-      <w:r>
-        <w:t>So</w:t>
-      </w:r>
-      <w:proofErr w:type="gramEnd"/>
-      <w:r>
-        <w:t xml:space="preserve"> if one has outage or patch update, the other region will be </w:t>
+        <w:lastRenderedPageBreak/>
+        <w:t xml:space="preserve">Region Pairs: East US region is paired with West US. So if one has outage or patch update, the other region will be </w:t>
       </w:r>
       <w:r>
         <w:t>restored</w:t>
@@ -2153,7 +3270,7 @@
       <w:pPr>
         <w:pStyle w:val="Heading2"/>
       </w:pPr>
-      <w:bookmarkStart w:id="13" w:name="_Toc196302642"/>
+      <w:bookmarkStart w:id="13" w:name="_Toc196838057"/>
       <w:r>
         <w:t>Azure</w:t>
       </w:r>
@@ -2185,48 +3302,7 @@
     </w:p>
     <w:p>
       <w:r>
-        <w:lastRenderedPageBreak/>
-        <w:t xml:space="preserve">Account -&gt; </w:t>
-      </w:r>
-      <w:proofErr w:type="spellStart"/>
-      <w:r>
-        <w:t>ManagementGroups</w:t>
-      </w:r>
-      <w:proofErr w:type="spellEnd"/>
-      <w:r>
-        <w:t xml:space="preserve"> -&gt; subscription (</w:t>
-      </w:r>
-      <w:proofErr w:type="spellStart"/>
-      <w:r>
-        <w:t>Webdesign</w:t>
-      </w:r>
-      <w:proofErr w:type="spellEnd"/>
-      <w:r>
-        <w:t xml:space="preserve">, HR, Marketing) -&gt; resource groups (dev, prod, test </w:t>
-      </w:r>
-      <w:proofErr w:type="spellStart"/>
-      <w:r>
-        <w:t>rgs</w:t>
-      </w:r>
-      <w:proofErr w:type="spellEnd"/>
-      <w:r>
-        <w:t xml:space="preserve">) -&gt;resources (Storage, VMs, </w:t>
-      </w:r>
-      <w:proofErr w:type="spellStart"/>
-      <w:r>
-        <w:t>Softwares</w:t>
-      </w:r>
-      <w:proofErr w:type="spellEnd"/>
-      <w:r>
-        <w:t xml:space="preserve"> </w:t>
-      </w:r>
-      <w:proofErr w:type="spellStart"/>
-      <w:r>
-        <w:t>etc</w:t>
-      </w:r>
-      <w:proofErr w:type="spellEnd"/>
-      <w:r>
-        <w:t>)</w:t>
+        <w:t>Account -&gt; ManagementGroups -&gt; subscription (Webdesign, HR, Marketing) -&gt; resource groups (dev, prod, test rgs) -&gt;resources (Storage, VMs, Softwares etc)</w:t>
       </w:r>
     </w:p>
     <w:p>
@@ -2268,9 +3344,11 @@
       <w:pPr>
         <w:pStyle w:val="Heading2"/>
       </w:pPr>
+      <w:bookmarkStart w:id="14" w:name="_Toc196838058"/>
       <w:r>
         <w:t>Management Group</w:t>
       </w:r>
+      <w:bookmarkEnd w:id="14"/>
     </w:p>
     <w:p>
       <w:r>
@@ -2282,31 +3360,27 @@
     </w:p>
     <w:p>
       <w:r>
-        <w:t xml:space="preserve">10,000 </w:t>
-      </w:r>
-      <w:proofErr w:type="spellStart"/>
-      <w:r>
-        <w:t>mgmt</w:t>
-      </w:r>
-      <w:proofErr w:type="spellEnd"/>
-      <w:r>
-        <w:t xml:space="preserve"> groups can be created with max 6 levels of hierarchy </w:t>
-      </w:r>
-      <w:proofErr w:type="spellStart"/>
-      <w:r>
-        <w:t>exluding</w:t>
-      </w:r>
-      <w:proofErr w:type="spellEnd"/>
-      <w:r>
-        <w:t xml:space="preserve"> root/subscription level</w:t>
+        <w:lastRenderedPageBreak/>
+        <w:t>10,000 mgmt groups can be created with max 6 levels of hierarchy ex</w:t>
+      </w:r>
+      <w:r>
+        <w:t>c</w:t>
+      </w:r>
+      <w:r>
+        <w:t>luding root/subscription level</w:t>
       </w:r>
     </w:p>
     <w:p>
       <w:pPr>
         <w:pStyle w:val="Heading2"/>
       </w:pPr>
-      <w:r>
-        <w:t xml:space="preserve">Azure RBAC </w:t>
+      <w:bookmarkStart w:id="15" w:name="_Toc196838059"/>
+      <w:r>
+        <w:t>Azure RBAC</w:t>
+      </w:r>
+      <w:bookmarkEnd w:id="15"/>
+      <w:r>
+        <w:t xml:space="preserve"> </w:t>
       </w:r>
     </w:p>
     <w:p>
@@ -2318,20 +3392,28 @@
       <w:pPr>
         <w:pStyle w:val="Heading2"/>
       </w:pPr>
-      <w:r>
-        <w:lastRenderedPageBreak/>
+      <w:bookmarkStart w:id="16" w:name="_Toc196838060"/>
+      <w:r>
         <w:t>Azure virtual machines</w:t>
       </w:r>
+      <w:bookmarkEnd w:id="16"/>
     </w:p>
     <w:p>
       <w:r>
-        <w:t>VMs can be scaled in/out based on the load. The VMs increase or decrease can be setup based on schedule, or manual or automated through load balancer which will distribute the loan evenly and not let one VM overloaded</w:t>
+        <w:t>VMs can be scaled in/out based on the load. The VMs increase or decrease can be setup based on schedule, or manual or automated through load balancer which will distribute the loa</w:t>
+      </w:r>
+      <w:r>
+        <w:t xml:space="preserve">d </w:t>
+      </w:r>
+      <w:r>
+        <w:t>evenly and not let one VM overloaded</w:t>
       </w:r>
     </w:p>
     <w:p>
       <w:pPr>
         <w:pStyle w:val="Heading2"/>
       </w:pPr>
+      <w:bookmarkStart w:id="17" w:name="_Toc196838061"/>
       <w:r>
         <w:t>V</w:t>
       </w:r>
@@ -2341,6 +3423,7 @@
       <w:r>
         <w:t xml:space="preserve"> availability sets</w:t>
       </w:r>
+      <w:bookmarkEnd w:id="17"/>
       <w:r>
         <w:tab/>
       </w:r>
@@ -2361,13 +3444,8 @@
       </w:r>
     </w:p>
     <w:p>
-      <w:proofErr w:type="gramStart"/>
-      <w:r>
-        <w:t>  A</w:t>
-      </w:r>
-      <w:proofErr w:type="gramEnd"/>
-      <w:r>
-        <w:t xml:space="preserve"> </w:t>
+      <w:r>
+        <w:t xml:space="preserve">  A </w:t>
       </w:r>
       <w:r>
         <w:rPr>
@@ -2381,13 +3459,8 @@
       </w:r>
     </w:p>
     <w:p>
-      <w:proofErr w:type="gramStart"/>
-      <w:r>
-        <w:t>  A</w:t>
-      </w:r>
-      <w:proofErr w:type="gramEnd"/>
-      <w:r>
-        <w:t xml:space="preserve"> </w:t>
+      <w:r>
+        <w:t xml:space="preserve">  A </w:t>
       </w:r>
       <w:r>
         <w:rPr>
@@ -2415,29 +3488,14 @@
         <w:t>VM hosts multiple VDs if we use same OS.</w:t>
       </w:r>
       <w:r>
-        <w:t xml:space="preserve"> For </w:t>
-      </w:r>
-      <w:proofErr w:type="spellStart"/>
-      <w:r>
-        <w:t>eg</w:t>
-      </w:r>
-      <w:proofErr w:type="spellEnd"/>
-      <w:r>
-        <w:t xml:space="preserve">: One laptop/server can have multiple sign-ins if the user requirements </w:t>
-      </w:r>
-      <w:proofErr w:type="gramStart"/>
-      <w:r>
-        <w:t>is</w:t>
-      </w:r>
-      <w:proofErr w:type="gramEnd"/>
-      <w:r>
-        <w:t xml:space="preserve"> all the same. If not, multiple VMs are required.</w:t>
+        <w:t xml:space="preserve"> For eg: One laptop/server can have multiple sign-ins if the user requirements is all the same. If not, multiple VMs are required.</w:t>
       </w:r>
     </w:p>
     <w:p>
       <w:pPr>
         <w:pStyle w:val="Heading2"/>
       </w:pPr>
+      <w:bookmarkStart w:id="18" w:name="_Toc196838062"/>
       <w:r>
         <w:t>Azure</w:t>
       </w:r>
@@ -2451,6 +3509,7 @@
       <w:r>
         <w:t>containers</w:t>
       </w:r>
+      <w:bookmarkEnd w:id="18"/>
     </w:p>
     <w:p>
       <w:r>
@@ -2464,17 +3523,1307 @@
       <w:r>
         <w:t>full control.</w:t>
       </w:r>
+      <w:r>
+        <w:t xml:space="preserve"> Each VM is a different computer inside main computer grabbing separate hardware, CPU, memory etc from Hosting Main Computer.</w:t>
+      </w:r>
     </w:p>
     <w:p>
       <w:r>
         <w:t>Azure Container instances are Platform as a Service</w:t>
       </w:r>
     </w:p>
+    <w:p>
+      <w:r>
+        <w:lastRenderedPageBreak/>
+        <w:t>If you have specific hardware requirements for your project, or you are developing on one hardware platform and need to target another like Windows vs MacOS, you will need to use a virtual machine. Most other 'software only' requirements can be met by using containers.</w:t>
+      </w:r>
+    </w:p>
+    <w:p>
+      <w:r>
+        <w:t>Container is not secured as it is not hardware level configuration, so if one container is exploited, high chances other container may get hijacked. But VMs are completely secure.</w:t>
+      </w:r>
+    </w:p>
+    <w:p>
+      <w:r>
+        <w:t>Eg for containers: Website front end hosted in one container and back end in other. So, if back-end is stressed, it can load balanced without impacting the front end as it is in a separate container. So a website can be handled piece by piece not disturbing other parts which is called microservice architecture</w:t>
+      </w:r>
+    </w:p>
+    <w:p>
+      <w:r>
+        <w:rPr>
+          <w:noProof/>
+        </w:rPr>
+        <w:drawing>
+          <wp:inline distT="0" distB="0" distL="0" distR="0" wp14:anchorId="7E444863" wp14:editId="2C0A492E">
+            <wp:extent cx="5943600" cy="1951355"/>
+            <wp:effectExtent l="0" t="0" r="0" b="0"/>
+            <wp:docPr id="1893624339" name="Picture 1"/>
+            <wp:cNvGraphicFramePr>
+              <a:graphicFrameLocks xmlns:a="http://schemas.openxmlformats.org/drawingml/2006/main" noChangeAspect="1"/>
+            </wp:cNvGraphicFramePr>
+            <a:graphic xmlns:a="http://schemas.openxmlformats.org/drawingml/2006/main">
+              <a:graphicData uri="http://schemas.openxmlformats.org/drawingml/2006/picture">
+                <pic:pic xmlns:pic="http://schemas.openxmlformats.org/drawingml/2006/picture">
+                  <pic:nvPicPr>
+                    <pic:cNvPr id="1893624339" name=""/>
+                    <pic:cNvPicPr/>
+                  </pic:nvPicPr>
+                  <pic:blipFill>
+                    <a:blip r:embed="rId15"/>
+                    <a:stretch>
+                      <a:fillRect/>
+                    </a:stretch>
+                  </pic:blipFill>
+                  <pic:spPr>
+                    <a:xfrm>
+                      <a:off x="0" y="0"/>
+                      <a:ext cx="5943600" cy="1951355"/>
+                    </a:xfrm>
+                    <a:prstGeom prst="rect">
+                      <a:avLst/>
+                    </a:prstGeom>
+                  </pic:spPr>
+                </pic:pic>
+              </a:graphicData>
+            </a:graphic>
+          </wp:inline>
+        </w:drawing>
+      </w:r>
+    </w:p>
     <w:p/>
+    <w:p>
+      <w:pPr>
+        <w:pStyle w:val="Heading2"/>
+      </w:pPr>
+      <w:bookmarkStart w:id="19" w:name="_Toc196838063"/>
+      <w:r>
+        <w:t>Azure Kubernetes Service</w:t>
+      </w:r>
+      <w:bookmarkEnd w:id="19"/>
+    </w:p>
+    <w:p>
+      <w:r>
+        <w:t>Manges the container orchestration</w:t>
+      </w:r>
+    </w:p>
+    <w:p>
+      <w:pPr>
+        <w:pStyle w:val="Heading2"/>
+      </w:pPr>
+      <w:bookmarkStart w:id="20" w:name="_Toc196838064"/>
+      <w:r>
+        <w:t>Azure Functions</w:t>
+      </w:r>
+      <w:bookmarkEnd w:id="20"/>
+    </w:p>
+    <w:p>
+      <w:r>
+        <w:t>Functions can be either stateless or stateful. When they're stateless (the default), they behave as if they restart every time they respond to an event. When they're stateful (called Durable Functions), a context is passed through the function to track prior activity.</w:t>
+      </w:r>
+    </w:p>
+    <w:p>
+      <w:r>
+        <w:t xml:space="preserve">  Use </w:t>
+      </w:r>
+      <w:r>
+        <w:rPr>
+          <w:b/>
+          <w:bCs/>
+        </w:rPr>
+        <w:t>Power Automate</w:t>
+      </w:r>
+      <w:r>
+        <w:t xml:space="preserve"> when you want quick, user-friendly automation between services.</w:t>
+      </w:r>
+    </w:p>
+    <w:p>
+      <w:r>
+        <w:t xml:space="preserve">  Use </w:t>
+      </w:r>
+      <w:r>
+        <w:rPr>
+          <w:b/>
+          <w:bCs/>
+        </w:rPr>
+        <w:t>Azure Functions</w:t>
+      </w:r>
+      <w:r>
+        <w:t xml:space="preserve"> when you need </w:t>
+      </w:r>
+      <w:r>
+        <w:rPr>
+          <w:b/>
+          <w:bCs/>
+        </w:rPr>
+        <w:t>custom code, heavy logic, or better scalability</w:t>
+      </w:r>
+      <w:r>
+        <w:t>.</w:t>
+      </w:r>
+    </w:p>
     <w:p/>
+    <w:p>
+      <w:r>
+        <w:t xml:space="preserve">Containers are used for complex logic, long time working in a webapp, legacy app migrations- lift ad shift etc while Azure functions are used when we need simple functions/tasks using API like webhook trigger etc. Power Automate can be used if there simpler tasks like emails sending, </w:t>
+      </w:r>
+      <w:r>
+        <w:lastRenderedPageBreak/>
+        <w:t>teams notifications, one drive/share point check for files etc. Azure functions can be used to read the context of file.</w:t>
+      </w:r>
+    </w:p>
+    <w:p/>
+    <w:p>
+      <w:pPr>
+        <w:pStyle w:val="Heading2"/>
+      </w:pPr>
+      <w:bookmarkStart w:id="21" w:name="_Toc196838065"/>
+      <w:r>
+        <w:t>Types of Azure App Services</w:t>
+      </w:r>
+      <w:bookmarkEnd w:id="21"/>
+    </w:p>
+    <w:p>
+      <w:r>
+        <w:t>WebApp – To build any web applications using nodejs, python, php etc</w:t>
+      </w:r>
+    </w:p>
+    <w:p>
+      <w:r>
+        <w:t>ApiApp – To build any REST api apps</w:t>
+      </w:r>
+    </w:p>
+    <w:p>
+      <w:r>
+        <w:t>WebJob – To do simpler web based automatic tasks like, send email or resize images once signedup/uploaded respectively</w:t>
+      </w:r>
+    </w:p>
+    <w:p>
+      <w:r>
+        <w:t>MobileApp – To build mobile apps and send notifications/store data in Azure SQL database</w:t>
+      </w:r>
+    </w:p>
+    <w:p/>
+    <w:p>
+      <w:pPr>
+        <w:pStyle w:val="Heading2"/>
+      </w:pPr>
+      <w:bookmarkStart w:id="22" w:name="_Toc196838066"/>
+      <w:r>
+        <w:t>Azure Virtual Networking</w:t>
+      </w:r>
+      <w:bookmarkEnd w:id="22"/>
+    </w:p>
+    <w:p>
+      <w:r>
+        <w:t xml:space="preserve">Azure VNet and subnet are to </w:t>
+      </w:r>
+      <w:r>
+        <w:t xml:space="preserve">securely </w:t>
+      </w:r>
+      <w:r>
+        <w:t>communicate my own azure resources with on-premise servers/consumers on internet/with each other resources eg: my database talks to my webapp</w:t>
+      </w:r>
+      <w:r>
+        <w:t>.</w:t>
+      </w:r>
+    </w:p>
+    <w:p>
+      <w:r>
+        <w:t>It has both public and private endpoints to connect and communicate with.</w:t>
+      </w:r>
+    </w:p>
+    <w:p>
+      <w:pPr>
+        <w:rPr>
+          <w:b/>
+          <w:bCs/>
+        </w:rPr>
+      </w:pPr>
+      <w:r>
+        <w:rPr>
+          <w:b/>
+          <w:bCs/>
+        </w:rPr>
+        <w:t>Simple Analogy:</w:t>
+      </w:r>
+    </w:p>
+    <w:p>
+      <w:r>
+        <w:t>Imagine:</w:t>
+      </w:r>
+    </w:p>
+    <w:p>
+      <w:pPr>
+        <w:numPr>
+          <w:ilvl w:val="0"/>
+          <w:numId w:val="38"/>
+        </w:numPr>
+      </w:pPr>
+      <w:r>
+        <w:t xml:space="preserve">You have a private neighborhood (that's your </w:t>
+      </w:r>
+      <w:r>
+        <w:rPr>
+          <w:b/>
+          <w:bCs/>
+        </w:rPr>
+        <w:t>VNet</w:t>
+      </w:r>
+      <w:r>
+        <w:t>)</w:t>
+      </w:r>
+    </w:p>
+    <w:p>
+      <w:pPr>
+        <w:numPr>
+          <w:ilvl w:val="0"/>
+          <w:numId w:val="38"/>
+        </w:numPr>
+      </w:pPr>
+      <w:r>
+        <w:t xml:space="preserve">Inside it, you have houses (your </w:t>
+      </w:r>
+      <w:r>
+        <w:rPr>
+          <w:b/>
+          <w:bCs/>
+        </w:rPr>
+        <w:t>virtual machines</w:t>
+      </w:r>
+      <w:r>
+        <w:t>, databases, web apps, etc.)</w:t>
+      </w:r>
+    </w:p>
+    <w:p>
+      <w:pPr>
+        <w:numPr>
+          <w:ilvl w:val="0"/>
+          <w:numId w:val="38"/>
+        </w:numPr>
+      </w:pPr>
+      <w:r>
+        <w:t xml:space="preserve">These houses can talk to each other through </w:t>
+      </w:r>
+      <w:r>
+        <w:rPr>
+          <w:b/>
+          <w:bCs/>
+        </w:rPr>
+        <w:t>streets</w:t>
+      </w:r>
+      <w:r>
+        <w:t xml:space="preserve"> (called </w:t>
+      </w:r>
+      <w:r>
+        <w:rPr>
+          <w:b/>
+          <w:bCs/>
+        </w:rPr>
+        <w:t>subnets</w:t>
+      </w:r>
+      <w:r>
+        <w:t>)</w:t>
+      </w:r>
+    </w:p>
+    <w:p>
+      <w:pPr>
+        <w:numPr>
+          <w:ilvl w:val="0"/>
+          <w:numId w:val="38"/>
+        </w:numPr>
+      </w:pPr>
+      <w:r>
+        <w:t xml:space="preserve">You can also build a </w:t>
+      </w:r>
+      <w:r>
+        <w:rPr>
+          <w:b/>
+          <w:bCs/>
+        </w:rPr>
+        <w:t>gate</w:t>
+      </w:r>
+      <w:r>
+        <w:t xml:space="preserve"> to allow some trusted visitors (like the internet or another network)</w:t>
+      </w:r>
+    </w:p>
+    <w:p>
+      <w:pPr>
+        <w:rPr>
+          <w:b/>
+          <w:bCs/>
+          <w:color w:val="2B579A" w:themeColor="accent5"/>
+          <w:u w:val="single"/>
+        </w:rPr>
+      </w:pPr>
+      <w:r>
+        <w:rPr>
+          <w:b/>
+          <w:bCs/>
+          <w:color w:val="2B579A" w:themeColor="accent5"/>
+          <w:u w:val="single"/>
+        </w:rPr>
+        <w:t>Communicate with on-premises resources</w:t>
+      </w:r>
+      <w:r>
+        <w:rPr>
+          <w:b/>
+          <w:bCs/>
+          <w:color w:val="2B579A" w:themeColor="accent5"/>
+          <w:u w:val="single"/>
+        </w:rPr>
+        <w:t xml:space="preserve"> – 3 types:</w:t>
+      </w:r>
+    </w:p>
+    <w:p>
+      <w:r>
+        <w:rPr>
+          <w:b/>
+          <w:bCs/>
+        </w:rPr>
+        <w:t xml:space="preserve">Point to Site: </w:t>
+      </w:r>
+      <w:r>
+        <w:t>Client computer creating a VPN connection to talk to Azure virtual network and then to its resources.</w:t>
+      </w:r>
+    </w:p>
+    <w:p>
+      <w:r>
+        <w:rPr>
+          <w:b/>
+          <w:bCs/>
+        </w:rPr>
+        <w:t>Site to Site:</w:t>
+      </w:r>
+      <w:r>
+        <w:rPr>
+          <w:b/>
+          <w:bCs/>
+        </w:rPr>
+        <w:t xml:space="preserve"> </w:t>
+      </w:r>
+      <w:r>
+        <w:t>Connecting the whole on-premise network through VPN Device to azure network. Hence, all the azure resources will be displayed as part of on-premise. They are all now connected through internet.</w:t>
+      </w:r>
+    </w:p>
+    <w:p>
+      <w:r>
+        <w:rPr>
+          <w:b/>
+          <w:bCs/>
+        </w:rPr>
+        <w:t xml:space="preserve">ExpressRoute: </w:t>
+      </w:r>
+      <w:r>
+        <w:t>Connecting on-premise with Azure, without internet but through high speed and secured fiber optic</w:t>
+      </w:r>
+    </w:p>
+    <w:p>
+      <w:r>
+        <w:rPr>
+          <w:b/>
+          <w:bCs/>
+        </w:rPr>
+        <w:lastRenderedPageBreak/>
+        <w:t>Border Gateway Protocol (BGP):</w:t>
+      </w:r>
+    </w:p>
+    <w:p>
+      <w:r>
+        <w:t>Imagine Azure and your office are two cities connected by roads.</w:t>
+      </w:r>
+      <w:r>
+        <w:br/>
+        <w:t>BGP is the GPS system that helps the two cities keep track of which roads are open and what’s the best way to send cars (data).</w:t>
+      </w:r>
+    </w:p>
+    <w:p>
+      <w:r>
+        <w:rPr>
+          <w:b/>
+          <w:bCs/>
+        </w:rPr>
+        <w:t>Connect virtual networks</w:t>
+      </w:r>
+      <w:r>
+        <w:rPr>
+          <w:b/>
+          <w:bCs/>
+        </w:rPr>
+        <w:t xml:space="preserve">: </w:t>
+      </w:r>
+      <w:r>
+        <w:t>Connect two virtual networks not through internet but through Microsoft network hence 2 virtual networks in two different regions can be connected – global interconnect</w:t>
+      </w:r>
+    </w:p>
+    <w:p>
+      <w:pPr>
+        <w:pStyle w:val="Heading2"/>
+      </w:pPr>
+      <w:bookmarkStart w:id="23" w:name="_Toc196838067"/>
+      <w:r>
+        <w:t>Azure virtual private networks</w:t>
+      </w:r>
+      <w:bookmarkEnd w:id="23"/>
+    </w:p>
+    <w:p>
+      <w:r>
+        <w:t>VPN creates an encrypted tunnel when data is transferred from one resource to another using public network</w:t>
+      </w:r>
+    </w:p>
+    <w:p>
+      <w:r>
+        <w:t>Policy based VPN – You will predefine the IP addresses. So if the packet is designed to send to one of the predefined IP, then, the tunnel mentioned in the IP will be used to send the data securely</w:t>
+      </w:r>
+    </w:p>
+    <w:p>
+      <w:r>
+        <w:t>Analogy:</w:t>
+      </w:r>
+    </w:p>
+    <w:p>
+      <w:pPr>
+        <w:numPr>
+          <w:ilvl w:val="0"/>
+          <w:numId w:val="39"/>
+        </w:numPr>
+      </w:pPr>
+      <w:r>
+        <w:t>The "policy" is a predefined rule like:</w:t>
+      </w:r>
+    </w:p>
+    <w:p>
+      <w:r>
+        <w:t>"All data from IP address A must go through Tunnel 1."</w:t>
+      </w:r>
+    </w:p>
+    <w:p>
+      <w:pPr>
+        <w:numPr>
+          <w:ilvl w:val="0"/>
+          <w:numId w:val="39"/>
+        </w:numPr>
+      </w:pPr>
+      <w:r>
+        <w:t>Every time a packet arrives, the gateway checks the source and destination IP.</w:t>
+      </w:r>
+    </w:p>
+    <w:p>
+      <w:pPr>
+        <w:numPr>
+          <w:ilvl w:val="0"/>
+          <w:numId w:val="39"/>
+        </w:numPr>
+      </w:pPr>
+      <w:r>
+        <w:t>It then uses the rule to decide which VPN tunnel to use.</w:t>
+      </w:r>
+    </w:p>
+    <w:p>
+      <w:r>
+        <w:rPr>
+          <w:b/>
+          <w:bCs/>
+        </w:rPr>
+        <w:t>Route based VPN:</w:t>
+      </w:r>
+      <w:r>
+        <w:rPr>
+          <w:b/>
+          <w:bCs/>
+        </w:rPr>
+        <w:t xml:space="preserve"> </w:t>
+      </w:r>
+      <w:r>
+        <w:t>It creates the tunnel and sends packets</w:t>
+      </w:r>
+      <w:r>
+        <w:t xml:space="preserve"> in a shared public internet but in a secured wa.</w:t>
+      </w:r>
+      <w:r>
+        <w:t xml:space="preserve"> BGP says which path to choose and Route based VPN creates the tunnel and sends the packets</w:t>
+      </w:r>
+    </w:p>
+    <w:p>
+      <w:pPr>
+        <w:pStyle w:val="Heading2"/>
+      </w:pPr>
+      <w:bookmarkStart w:id="24" w:name="_Toc196838068"/>
+      <w:r>
+        <w:t>Difference between Route based VPN, BGP, ExpressRoute</w:t>
+      </w:r>
+      <w:bookmarkEnd w:id="24"/>
+    </w:p>
+    <w:p>
+      <w:pPr>
+        <w:rPr>
+          <w:b/>
+          <w:bCs/>
+        </w:rPr>
+      </w:pPr>
+      <w:r>
+        <w:rPr>
+          <w:b/>
+          <w:bCs/>
+        </w:rPr>
+        <w:t>Route-Based VPN = Encrypted Tunnel Over the Internet</w:t>
+      </w:r>
+    </w:p>
+    <w:p>
+      <w:pPr>
+        <w:numPr>
+          <w:ilvl w:val="0"/>
+          <w:numId w:val="40"/>
+        </w:numPr>
+      </w:pPr>
+      <w:r>
+        <w:t xml:space="preserve">It’s like building a </w:t>
+      </w:r>
+      <w:r>
+        <w:rPr>
+          <w:b/>
+          <w:bCs/>
+        </w:rPr>
+        <w:t>secure tunnel</w:t>
+      </w:r>
+      <w:r>
+        <w:t xml:space="preserve"> through the public internet.</w:t>
+      </w:r>
+    </w:p>
+    <w:p>
+      <w:pPr>
+        <w:numPr>
+          <w:ilvl w:val="0"/>
+          <w:numId w:val="40"/>
+        </w:numPr>
+      </w:pPr>
+      <w:r>
+        <w:t xml:space="preserve">Think of it like </w:t>
+      </w:r>
+      <w:r>
+        <w:rPr>
+          <w:b/>
+          <w:bCs/>
+        </w:rPr>
+        <w:t>driving on public highways</w:t>
+      </w:r>
+      <w:r>
+        <w:t xml:space="preserve"> in a bulletproof car.</w:t>
+      </w:r>
+    </w:p>
+    <w:p>
+      <w:pPr>
+        <w:numPr>
+          <w:ilvl w:val="0"/>
+          <w:numId w:val="40"/>
+        </w:numPr>
+      </w:pPr>
+      <w:r>
+        <w:t xml:space="preserve">You control where traffic goes using a </w:t>
+      </w:r>
+      <w:r>
+        <w:rPr>
+          <w:b/>
+          <w:bCs/>
+        </w:rPr>
+        <w:t>routing table</w:t>
+      </w:r>
+      <w:r>
+        <w:t>.</w:t>
+      </w:r>
+    </w:p>
+    <w:p>
+      <w:pPr>
+        <w:numPr>
+          <w:ilvl w:val="0"/>
+          <w:numId w:val="40"/>
+        </w:numPr>
+      </w:pPr>
+      <w:r>
+        <w:t>It’s flexible and easy to set up.</w:t>
+      </w:r>
+    </w:p>
+    <w:p>
+      <w:pPr>
+        <w:numPr>
+          <w:ilvl w:val="0"/>
+          <w:numId w:val="40"/>
+        </w:numPr>
+      </w:pPr>
+      <w:r>
+        <w:t xml:space="preserve">Traffic is </w:t>
+      </w:r>
+      <w:r>
+        <w:rPr>
+          <w:b/>
+          <w:bCs/>
+        </w:rPr>
+        <w:t>encrypted</w:t>
+      </w:r>
+      <w:r>
+        <w:t xml:space="preserve"> but still goes over the </w:t>
+      </w:r>
+      <w:r>
+        <w:rPr>
+          <w:b/>
+          <w:bCs/>
+        </w:rPr>
+        <w:t>shared public internet</w:t>
+      </w:r>
+      <w:r>
+        <w:t>.</w:t>
+      </w:r>
+    </w:p>
+    <w:p>
+      <w:r>
+        <w:rPr>
+          <w:b/>
+          <w:bCs/>
+        </w:rPr>
+        <w:lastRenderedPageBreak/>
+        <w:t>Example</w:t>
+      </w:r>
+      <w:r>
+        <w:t>: You use a route-based VPN to securely connect your office to Azure so employees can access a cloud database.</w:t>
+      </w:r>
+    </w:p>
+    <w:p>
+      <w:r>
+        <w:pict w14:anchorId="7199DA11">
+          <v:rect id="_x0000_i1037" style="width:0;height:1.5pt" o:hralign="center" o:hrstd="t" o:hr="t" fillcolor="#a0a0a0" stroked="f"/>
+        </w:pict>
+      </w:r>
+    </w:p>
+    <w:p>
+      <w:pPr>
+        <w:rPr>
+          <w:b/>
+          <w:bCs/>
+        </w:rPr>
+      </w:pPr>
+      <w:r>
+        <w:rPr>
+          <w:rFonts w:ascii="Segoe UI Emoji" w:hAnsi="Segoe UI Emoji" w:cs="Segoe UI Emoji"/>
+          <w:b/>
+          <w:bCs/>
+        </w:rPr>
+        <w:t>🚄</w:t>
+      </w:r>
+      <w:r>
+        <w:rPr>
+          <w:b/>
+          <w:bCs/>
+        </w:rPr>
+        <w:t xml:space="preserve"> 2. ExpressRoute = Private, High-Speed, Dedicated Line</w:t>
+      </w:r>
+    </w:p>
+    <w:p>
+      <w:pPr>
+        <w:numPr>
+          <w:ilvl w:val="0"/>
+          <w:numId w:val="41"/>
+        </w:numPr>
+      </w:pPr>
+      <w:r>
+        <w:t xml:space="preserve">This is like building your </w:t>
+      </w:r>
+      <w:r>
+        <w:rPr>
+          <w:b/>
+          <w:bCs/>
+        </w:rPr>
+        <w:t>own private train track</w:t>
+      </w:r>
+      <w:r>
+        <w:t xml:space="preserve"> directly from your office to Azure.</w:t>
+      </w:r>
+    </w:p>
+    <w:p>
+      <w:pPr>
+        <w:numPr>
+          <w:ilvl w:val="0"/>
+          <w:numId w:val="41"/>
+        </w:numPr>
+      </w:pPr>
+      <w:r>
+        <w:t xml:space="preserve">It does </w:t>
+      </w:r>
+      <w:r>
+        <w:rPr>
+          <w:b/>
+          <w:bCs/>
+        </w:rPr>
+        <w:t>not</w:t>
+      </w:r>
+      <w:r>
+        <w:t xml:space="preserve"> go through the internet—it's </w:t>
+      </w:r>
+      <w:r>
+        <w:rPr>
+          <w:b/>
+          <w:bCs/>
+        </w:rPr>
+        <w:t>faster, more secure, and more reliable</w:t>
+      </w:r>
+      <w:r>
+        <w:t>.</w:t>
+      </w:r>
+    </w:p>
+    <w:p>
+      <w:pPr>
+        <w:numPr>
+          <w:ilvl w:val="0"/>
+          <w:numId w:val="41"/>
+        </w:numPr>
+      </w:pPr>
+      <w:r>
+        <w:t>Great for banks, hospitals, or large companies with heavy or sensitive traffic.</w:t>
+      </w:r>
+    </w:p>
+    <w:p>
+      <w:pPr>
+        <w:numPr>
+          <w:ilvl w:val="0"/>
+          <w:numId w:val="41"/>
+        </w:numPr>
+      </w:pPr>
+      <w:r>
+        <w:t>More expensive and requires setup with a network provider.</w:t>
+      </w:r>
+    </w:p>
+    <w:p>
+      <w:r>
+        <w:rPr>
+          <w:b/>
+          <w:bCs/>
+        </w:rPr>
+        <w:t>Example</w:t>
+      </w:r>
+      <w:r>
+        <w:t>: A bank uses ExpressRoute to transfer customer data to Azure securely and at high speed without touching the public internet.</w:t>
+      </w:r>
+    </w:p>
+    <w:p>
+      <w:r>
+        <w:pict w14:anchorId="364FA979">
+          <v:rect id="_x0000_i1038" style="width:0;height:1.5pt" o:hralign="center" o:hrstd="t" o:hr="t" fillcolor="#a0a0a0" stroked="f"/>
+        </w:pict>
+      </w:r>
+    </w:p>
+    <w:p>
+      <w:pPr>
+        <w:rPr>
+          <w:b/>
+          <w:bCs/>
+        </w:rPr>
+      </w:pPr>
+      <w:r>
+        <w:rPr>
+          <w:rFonts w:ascii="Segoe UI Emoji" w:hAnsi="Segoe UI Emoji" w:cs="Segoe UI Emoji"/>
+          <w:b/>
+          <w:bCs/>
+        </w:rPr>
+        <w:t>🧭</w:t>
+      </w:r>
+      <w:r>
+        <w:rPr>
+          <w:b/>
+          <w:bCs/>
+        </w:rPr>
+        <w:t xml:space="preserve"> 3. BGP (Border Gateway Protocol) = Smart GPS for Routing</w:t>
+      </w:r>
+    </w:p>
+    <w:p>
+      <w:pPr>
+        <w:numPr>
+          <w:ilvl w:val="0"/>
+          <w:numId w:val="42"/>
+        </w:numPr>
+      </w:pPr>
+      <w:r>
+        <w:rPr>
+          <w:b/>
+          <w:bCs/>
+        </w:rPr>
+        <w:t>BGP is not a connection</w:t>
+      </w:r>
+      <w:r>
+        <w:t xml:space="preserve">, it’s the </w:t>
+      </w:r>
+      <w:r>
+        <w:rPr>
+          <w:b/>
+          <w:bCs/>
+        </w:rPr>
+        <w:t>navigation system</w:t>
+      </w:r>
+      <w:r>
+        <w:t xml:space="preserve"> that tells your data </w:t>
+      </w:r>
+      <w:r>
+        <w:rPr>
+          <w:b/>
+          <w:bCs/>
+        </w:rPr>
+        <w:t>which route to take</w:t>
+      </w:r>
+      <w:r>
+        <w:t>—whether you're using VPN or ExpressRoute.</w:t>
+      </w:r>
+    </w:p>
+    <w:p>
+      <w:pPr>
+        <w:numPr>
+          <w:ilvl w:val="0"/>
+          <w:numId w:val="42"/>
+        </w:numPr>
+      </w:pPr>
+      <w:r>
+        <w:t xml:space="preserve">It </w:t>
+      </w:r>
+      <w:r>
+        <w:rPr>
+          <w:b/>
+          <w:bCs/>
+        </w:rPr>
+        <w:t>automatically updates and shares route info</w:t>
+      </w:r>
+      <w:r>
+        <w:t xml:space="preserve"> between your office and Azure.</w:t>
+      </w:r>
+    </w:p>
+    <w:p>
+      <w:pPr>
+        <w:numPr>
+          <w:ilvl w:val="0"/>
+          <w:numId w:val="42"/>
+        </w:numPr>
+      </w:pPr>
+      <w:r>
+        <w:t>Helps Azure and your network find the best path for traffic.</w:t>
+      </w:r>
+    </w:p>
+    <w:p>
+      <w:pPr>
+        <w:numPr>
+          <w:ilvl w:val="0"/>
+          <w:numId w:val="42"/>
+        </w:numPr>
+      </w:pPr>
+      <w:r>
+        <w:t xml:space="preserve">Often used </w:t>
+      </w:r>
+      <w:r>
+        <w:rPr>
+          <w:b/>
+          <w:bCs/>
+        </w:rPr>
+        <w:t>together with Route-Based VPN or ExpressRoute</w:t>
+      </w:r>
+      <w:r>
+        <w:t>.</w:t>
+      </w:r>
+    </w:p>
+    <w:p>
+      <w:r>
+        <w:rPr>
+          <w:b/>
+          <w:bCs/>
+        </w:rPr>
+        <w:t>Example</w:t>
+      </w:r>
+      <w:r>
+        <w:t>: Your company has two VPNs and one ExpressRoute connection. BGP helps Azure pick the best route based on availability and performance.</w:t>
+      </w:r>
+    </w:p>
+    <w:p/>
+    <w:p>
+      <w:pPr>
+        <w:pStyle w:val="Heading2"/>
+      </w:pPr>
+      <w:bookmarkStart w:id="25" w:name="_Toc196838069"/>
+      <w:r>
+        <w:t xml:space="preserve">Azure </w:t>
+      </w:r>
+      <w:r>
+        <w:t>VPNs – High availability scenarios</w:t>
+      </w:r>
+      <w:bookmarkEnd w:id="25"/>
+    </w:p>
+    <w:p>
+      <w:r>
+        <w:rPr>
+          <w:b/>
+          <w:bCs/>
+        </w:rPr>
+        <w:t>Active/Active</w:t>
+      </w:r>
+      <w:r>
+        <w:t xml:space="preserve">: Both tunnels will be active for the IP address, BGP is used to smartly regulate the network traffic. </w:t>
+      </w:r>
+    </w:p>
+    <w:p>
+      <w:r>
+        <w:rPr>
+          <w:b/>
+          <w:bCs/>
+        </w:rPr>
+        <w:t xml:space="preserve">Active/Standby: </w:t>
+      </w:r>
+      <w:r>
+        <w:t>BGP is not used. One tunnel will be active while the other is in watch/standby mode. If one goes down, other tunnel will restore.</w:t>
+      </w:r>
+    </w:p>
+    <w:p>
+      <w:r>
+        <w:rPr>
+          <w:b/>
+          <w:bCs/>
+        </w:rPr>
+        <w:t>ExpressRoute Failover:</w:t>
+      </w:r>
+      <w:r>
+        <w:rPr>
+          <w:b/>
+          <w:bCs/>
+        </w:rPr>
+        <w:t xml:space="preserve"> </w:t>
+      </w:r>
+      <w:r>
+        <w:t>If there is any physical disruption to the optic cables, there should be a secondary VPN network connection that backups ExpressRoute tasks</w:t>
+      </w:r>
+    </w:p>
+    <w:p>
+      <w:pPr>
+        <w:pStyle w:val="Heading2"/>
+      </w:pPr>
+      <w:bookmarkStart w:id="26" w:name="_Toc196838070"/>
+      <w:r>
+        <w:lastRenderedPageBreak/>
+        <w:t>ExpressRoute Global Reach</w:t>
+      </w:r>
+      <w:bookmarkEnd w:id="26"/>
+    </w:p>
+    <w:p/>
+    <w:p>
+      <w:r>
+        <w:t xml:space="preserve">  Your </w:t>
+      </w:r>
+      <w:r>
+        <w:rPr>
+          <w:b/>
+          <w:bCs/>
+        </w:rPr>
+        <w:t>Asia office</w:t>
+      </w:r>
+      <w:r>
+        <w:t xml:space="preserve"> is connected to Azure via ExpressRoute Circuit A.</w:t>
+      </w:r>
+    </w:p>
+    <w:p>
+      <w:r>
+        <w:t xml:space="preserve">  Your </w:t>
+      </w:r>
+      <w:r>
+        <w:rPr>
+          <w:b/>
+          <w:bCs/>
+        </w:rPr>
+        <w:t>Europe datacenter</w:t>
+      </w:r>
+      <w:r>
+        <w:t xml:space="preserve"> is connected to Azure via ExpressRoute Circuit B.</w:t>
+      </w:r>
+    </w:p>
+    <w:p>
+      <w:r>
+        <w:t xml:space="preserve">  You enable </w:t>
+      </w:r>
+      <w:r>
+        <w:rPr>
+          <w:b/>
+          <w:bCs/>
+        </w:rPr>
+        <w:t>Global Reach</w:t>
+      </w:r>
+      <w:r>
+        <w:t xml:space="preserve"> to link Circuit A and Circuit B.</w:t>
+      </w:r>
+    </w:p>
+    <w:p>
+      <w:r>
+        <w:t xml:space="preserve">  Now, </w:t>
+      </w:r>
+      <w:r>
+        <w:rPr>
+          <w:b/>
+          <w:bCs/>
+        </w:rPr>
+        <w:t>Asia ↔ Europe traffic</w:t>
+      </w:r>
+      <w:r>
+        <w:t xml:space="preserve"> flows </w:t>
+      </w:r>
+      <w:r>
+        <w:rPr>
+          <w:b/>
+          <w:bCs/>
+        </w:rPr>
+        <w:t>privately</w:t>
+      </w:r>
+      <w:r>
+        <w:t xml:space="preserve"> across Microsoft’s network — </w:t>
+      </w:r>
+      <w:r>
+        <w:rPr>
+          <w:b/>
+          <w:bCs/>
+        </w:rPr>
+        <w:t>no internet involved</w:t>
+      </w:r>
+      <w:r>
+        <w:t>.</w:t>
+      </w:r>
+    </w:p>
+    <w:p/>
+    <w:p>
+      <w:pPr>
+        <w:pStyle w:val="Heading2"/>
+      </w:pPr>
+      <w:bookmarkStart w:id="27" w:name="_Toc196838071"/>
+      <w:r>
+        <w:t>ExpressRoute connectivity models</w:t>
+      </w:r>
+      <w:bookmarkEnd w:id="27"/>
+    </w:p>
+    <w:p/>
+    <w:p>
+      <w:r>
+        <w:t>Direct ExpressRoute – Uses Microsoft cable network directly</w:t>
+      </w:r>
+    </w:p>
+    <w:p>
+      <w:r>
+        <w:t>Colocation – Shares the same location where Azure datacentre is located and then connect via cable</w:t>
+      </w:r>
+    </w:p>
+    <w:p>
+      <w:r>
+        <w:t>Point to Point – Connection between azure and the office through cable</w:t>
+      </w:r>
+    </w:p>
+    <w:p>
+      <w:r>
+        <w:t>Any to Any –Azure is connected to office through WAN so it act as one of the office branches and all the branches and azure talks to each other as  azure is one of them</w:t>
+      </w:r>
+    </w:p>
+    <w:p>
+      <w:pPr>
+        <w:pStyle w:val="Heading1"/>
+      </w:pPr>
+      <w:hyperlink r:id="rId16" w:history="1">
+        <w:bookmarkStart w:id="28" w:name="_Toc196838072"/>
+        <w:r>
+          <w:rPr>
+            <w:rStyle w:val="Hyperlink"/>
+            <w:u w:val="none"/>
+          </w:rPr>
+          <w:t>Azure storage services</w:t>
+        </w:r>
+        <w:bookmarkEnd w:id="28"/>
+        <w:r>
+          <w:rPr>
+            <w:rStyle w:val="Hyperlink"/>
+            <w:u w:val="none"/>
+          </w:rPr>
+          <w:t> </w:t>
+        </w:r>
+      </w:hyperlink>
+    </w:p>
+    <w:p>
+      <w:r>
+        <w:t xml:space="preserve">LRS – Durability – 11 nines – 99.remaining 9 nines - </w:t>
+      </w:r>
+      <w:r>
+        <w:t>(99.999999999%) </w:t>
+      </w:r>
+      <w:r>
+        <w:t>– 3 copies in one zone(one or more datacentre)</w:t>
+      </w:r>
+    </w:p>
+    <w:p>
+      <w:r>
+        <w:t>ZRS – 12 nines of durability – each copy in three different zones.</w:t>
+      </w:r>
+    </w:p>
+    <w:p>
+      <w:r>
+        <w:t>GRS – 16 nines – primary LRS pairs with secondary LRS in other region</w:t>
+      </w:r>
+    </w:p>
+    <w:p>
+      <w:r>
+        <w:t>GZRS – 16 nines – primary -  ZRS pairs with  secondary - LRS in other region</w:t>
+      </w:r>
+    </w:p>
+    <w:p>
+      <w:r>
+        <w:rPr>
+          <w:b/>
+          <w:bCs/>
+        </w:rPr>
+        <w:t>RPO</w:t>
+      </w:r>
+      <w:r>
+        <w:t xml:space="preserve"> stands for </w:t>
+      </w:r>
+      <w:r>
+        <w:rPr>
+          <w:b/>
+          <w:bCs/>
+        </w:rPr>
+        <w:t>Recovery Point Objective</w:t>
+      </w:r>
+    </w:p>
+    <w:p>
+      <w:r>
+        <w:lastRenderedPageBreak/>
+        <w:drawing>
+          <wp:inline distT="0" distB="0" distL="0" distR="0" wp14:anchorId="180B9D4E" wp14:editId="0718883A">
+            <wp:extent cx="5943600" cy="3166110"/>
+            <wp:effectExtent l="0" t="0" r="0" b="0"/>
+            <wp:docPr id="222668823" name="Picture 1"/>
+            <wp:cNvGraphicFramePr>
+              <a:graphicFrameLocks xmlns:a="http://schemas.openxmlformats.org/drawingml/2006/main" noChangeAspect="1"/>
+            </wp:cNvGraphicFramePr>
+            <a:graphic xmlns:a="http://schemas.openxmlformats.org/drawingml/2006/main">
+              <a:graphicData uri="http://schemas.openxmlformats.org/drawingml/2006/picture">
+                <pic:pic xmlns:pic="http://schemas.openxmlformats.org/drawingml/2006/picture">
+                  <pic:nvPicPr>
+                    <pic:cNvPr id="222668823" name=""/>
+                    <pic:cNvPicPr/>
+                  </pic:nvPicPr>
+                  <pic:blipFill>
+                    <a:blip r:embed="rId17"/>
+                    <a:stretch>
+                      <a:fillRect/>
+                    </a:stretch>
+                  </pic:blipFill>
+                  <pic:spPr>
+                    <a:xfrm>
+                      <a:off x="0" y="0"/>
+                      <a:ext cx="5943600" cy="3166110"/>
+                    </a:xfrm>
+                    <a:prstGeom prst="rect">
+                      <a:avLst/>
+                    </a:prstGeom>
+                  </pic:spPr>
+                </pic:pic>
+              </a:graphicData>
+            </a:graphic>
+          </wp:inline>
+        </w:drawing>
+      </w:r>
+    </w:p>
+    <w:p/>
+    <w:p>
+      <w:r>
+        <w:t>By default, data in secondary region cannot have read access until the primary shuts down or you manually enables that option. If you enables it, even if primary works fine, you can still read the data in secondary region.</w:t>
+      </w:r>
+    </w:p>
+    <w:p/>
+    <w:p>
+      <w:pPr>
+        <w:numPr>
+          <w:ilvl w:val="0"/>
+          <w:numId w:val="45"/>
+        </w:numPr>
+      </w:pPr>
+      <w:r>
+        <w:rPr>
+          <w:b/>
+          <w:bCs/>
+        </w:rPr>
+        <w:t>Azure Blobs</w:t>
+      </w:r>
+      <w:r>
+        <w:t>: A massively scalable object store for text and binary data. Also includes support for big data analytics through Data Lake Storage Gen2.</w:t>
+      </w:r>
+    </w:p>
+    <w:p>
+      <w:pPr>
+        <w:numPr>
+          <w:ilvl w:val="0"/>
+          <w:numId w:val="45"/>
+        </w:numPr>
+      </w:pPr>
+      <w:r>
+        <w:rPr>
+          <w:b/>
+          <w:bCs/>
+        </w:rPr>
+        <w:t>Azure Files</w:t>
+      </w:r>
+      <w:r>
+        <w:t>: Managed file shares for cloud or on-premises deployments.</w:t>
+      </w:r>
+    </w:p>
+    <w:p>
+      <w:pPr>
+        <w:numPr>
+          <w:ilvl w:val="0"/>
+          <w:numId w:val="45"/>
+        </w:numPr>
+      </w:pPr>
+      <w:r>
+        <w:rPr>
+          <w:b/>
+          <w:bCs/>
+        </w:rPr>
+        <w:t>Azure Queues</w:t>
+      </w:r>
+      <w:r>
+        <w:t>: A messaging store for reliable messaging between application components.</w:t>
+      </w:r>
+    </w:p>
+    <w:p>
+      <w:pPr>
+        <w:numPr>
+          <w:ilvl w:val="0"/>
+          <w:numId w:val="45"/>
+        </w:numPr>
+      </w:pPr>
+      <w:r>
+        <w:rPr>
+          <w:b/>
+          <w:bCs/>
+        </w:rPr>
+        <w:t>Azure Disks</w:t>
+      </w:r>
+      <w:r>
+        <w:t>: Block-level storage volumes for Azure VMs.</w:t>
+      </w:r>
+    </w:p>
+    <w:p>
+      <w:pPr>
+        <w:numPr>
+          <w:ilvl w:val="0"/>
+          <w:numId w:val="45"/>
+        </w:numPr>
+      </w:pPr>
+      <w:r>
+        <w:rPr>
+          <w:b/>
+          <w:bCs/>
+        </w:rPr>
+        <w:t>Azure Tables:</w:t>
+      </w:r>
+      <w:r>
+        <w:t> NoSQL table option for structured, non-relational data.</w:t>
+      </w:r>
+    </w:p>
     <w:p/>
     <w:sectPr>
-      <w:footerReference w:type="default" r:id="rId15"/>
+      <w:footerReference w:type="default" r:id="rId18"/>
       <w:pgSz w:w="12240" w:h="15840"/>
       <w:pgMar w:top="1440" w:right="1440" w:bottom="1440" w:left="1440" w:header="288" w:footer="720" w:gutter="0"/>
       <w:pgNumType w:start="1"/>
@@ -3045,6 +5394,155 @@
     </w:lvl>
   </w:abstractNum>
   <w:abstractNum w:abstractNumId="11" w15:restartNumberingAfterBreak="0">
+    <w:nsid w:val="0EA57AAC"/>
+    <w:multiLevelType w:val="multilevel"/>
+    <w:tmpl w:val="DF160CB6"/>
+    <w:lvl w:ilvl="0">
+      <w:start w:val="1"/>
+      <w:numFmt w:val="bullet"/>
+      <w:lvlText w:val=""/>
+      <w:lvlJc w:val="left"/>
+      <w:pPr>
+        <w:tabs>
+          <w:tab w:val="num" w:pos="720"/>
+        </w:tabs>
+        <w:ind w:left="720" w:hanging="360"/>
+      </w:pPr>
+      <w:rPr>
+        <w:rFonts w:ascii="Symbol" w:hAnsi="Symbol" w:hint="default"/>
+        <w:sz w:val="20"/>
+      </w:rPr>
+    </w:lvl>
+    <w:lvl w:ilvl="1" w:tentative="1">
+      <w:start w:val="1"/>
+      <w:numFmt w:val="bullet"/>
+      <w:lvlText w:val="o"/>
+      <w:lvlJc w:val="left"/>
+      <w:pPr>
+        <w:tabs>
+          <w:tab w:val="num" w:pos="1440"/>
+        </w:tabs>
+        <w:ind w:left="1440" w:hanging="360"/>
+      </w:pPr>
+      <w:rPr>
+        <w:rFonts w:ascii="Courier New" w:hAnsi="Courier New" w:hint="default"/>
+        <w:sz w:val="20"/>
+      </w:rPr>
+    </w:lvl>
+    <w:lvl w:ilvl="2" w:tentative="1">
+      <w:start w:val="1"/>
+      <w:numFmt w:val="bullet"/>
+      <w:lvlText w:val=""/>
+      <w:lvlJc w:val="left"/>
+      <w:pPr>
+        <w:tabs>
+          <w:tab w:val="num" w:pos="2160"/>
+        </w:tabs>
+        <w:ind w:left="2160" w:hanging="360"/>
+      </w:pPr>
+      <w:rPr>
+        <w:rFonts w:ascii="Wingdings" w:hAnsi="Wingdings" w:hint="default"/>
+        <w:sz w:val="20"/>
+      </w:rPr>
+    </w:lvl>
+    <w:lvl w:ilvl="3" w:tentative="1">
+      <w:start w:val="1"/>
+      <w:numFmt w:val="bullet"/>
+      <w:lvlText w:val=""/>
+      <w:lvlJc w:val="left"/>
+      <w:pPr>
+        <w:tabs>
+          <w:tab w:val="num" w:pos="2880"/>
+        </w:tabs>
+        <w:ind w:left="2880" w:hanging="360"/>
+      </w:pPr>
+      <w:rPr>
+        <w:rFonts w:ascii="Wingdings" w:hAnsi="Wingdings" w:hint="default"/>
+        <w:sz w:val="20"/>
+      </w:rPr>
+    </w:lvl>
+    <w:lvl w:ilvl="4" w:tentative="1">
+      <w:start w:val="1"/>
+      <w:numFmt w:val="bullet"/>
+      <w:lvlText w:val=""/>
+      <w:lvlJc w:val="left"/>
+      <w:pPr>
+        <w:tabs>
+          <w:tab w:val="num" w:pos="3600"/>
+        </w:tabs>
+        <w:ind w:left="3600" w:hanging="360"/>
+      </w:pPr>
+      <w:rPr>
+        <w:rFonts w:ascii="Wingdings" w:hAnsi="Wingdings" w:hint="default"/>
+        <w:sz w:val="20"/>
+      </w:rPr>
+    </w:lvl>
+    <w:lvl w:ilvl="5" w:tentative="1">
+      <w:start w:val="1"/>
+      <w:numFmt w:val="bullet"/>
+      <w:lvlText w:val=""/>
+      <w:lvlJc w:val="left"/>
+      <w:pPr>
+        <w:tabs>
+          <w:tab w:val="num" w:pos="4320"/>
+        </w:tabs>
+        <w:ind w:left="4320" w:hanging="360"/>
+      </w:pPr>
+      <w:rPr>
+        <w:rFonts w:ascii="Wingdings" w:hAnsi="Wingdings" w:hint="default"/>
+        <w:sz w:val="20"/>
+      </w:rPr>
+    </w:lvl>
+    <w:lvl w:ilvl="6" w:tentative="1">
+      <w:start w:val="1"/>
+      <w:numFmt w:val="bullet"/>
+      <w:lvlText w:val=""/>
+      <w:lvlJc w:val="left"/>
+      <w:pPr>
+        <w:tabs>
+          <w:tab w:val="num" w:pos="5040"/>
+        </w:tabs>
+        <w:ind w:left="5040" w:hanging="360"/>
+      </w:pPr>
+      <w:rPr>
+        <w:rFonts w:ascii="Wingdings" w:hAnsi="Wingdings" w:hint="default"/>
+        <w:sz w:val="20"/>
+      </w:rPr>
+    </w:lvl>
+    <w:lvl w:ilvl="7" w:tentative="1">
+      <w:start w:val="1"/>
+      <w:numFmt w:val="bullet"/>
+      <w:lvlText w:val=""/>
+      <w:lvlJc w:val="left"/>
+      <w:pPr>
+        <w:tabs>
+          <w:tab w:val="num" w:pos="5760"/>
+        </w:tabs>
+        <w:ind w:left="5760" w:hanging="360"/>
+      </w:pPr>
+      <w:rPr>
+        <w:rFonts w:ascii="Wingdings" w:hAnsi="Wingdings" w:hint="default"/>
+        <w:sz w:val="20"/>
+      </w:rPr>
+    </w:lvl>
+    <w:lvl w:ilvl="8" w:tentative="1">
+      <w:start w:val="1"/>
+      <w:numFmt w:val="bullet"/>
+      <w:lvlText w:val=""/>
+      <w:lvlJc w:val="left"/>
+      <w:pPr>
+        <w:tabs>
+          <w:tab w:val="num" w:pos="6480"/>
+        </w:tabs>
+        <w:ind w:left="6480" w:hanging="360"/>
+      </w:pPr>
+      <w:rPr>
+        <w:rFonts w:ascii="Wingdings" w:hAnsi="Wingdings" w:hint="default"/>
+        <w:sz w:val="20"/>
+      </w:rPr>
+    </w:lvl>
+  </w:abstractNum>
+  <w:abstractNum w:abstractNumId="12" w15:restartNumberingAfterBreak="0">
     <w:nsid w:val="1132718E"/>
     <w:multiLevelType w:val="multilevel"/>
     <w:tmpl w:val="2CBECDCE"/>
@@ -3193,7 +5691,7 @@
       </w:rPr>
     </w:lvl>
   </w:abstractNum>
-  <w:abstractNum w:abstractNumId="12" w15:restartNumberingAfterBreak="0">
+  <w:abstractNum w:abstractNumId="13" w15:restartNumberingAfterBreak="0">
     <w:nsid w:val="20D719A1"/>
     <w:multiLevelType w:val="multilevel"/>
     <w:tmpl w:val="B3D6CA94"/>
@@ -3342,7 +5840,716 @@
       </w:rPr>
     </w:lvl>
   </w:abstractNum>
-  <w:abstractNum w:abstractNumId="13" w15:restartNumberingAfterBreak="0">
+  <w:abstractNum w:abstractNumId="14" w15:restartNumberingAfterBreak="0">
+    <w:nsid w:val="29D45540"/>
+    <w:multiLevelType w:val="multilevel"/>
+    <w:tmpl w:val="8138B2F4"/>
+    <w:lvl w:ilvl="0">
+      <w:start w:val="1"/>
+      <w:numFmt w:val="decimal"/>
+      <w:lvlText w:val="%1."/>
+      <w:lvlJc w:val="left"/>
+      <w:pPr>
+        <w:tabs>
+          <w:tab w:val="num" w:pos="720"/>
+        </w:tabs>
+        <w:ind w:left="720" w:hanging="360"/>
+      </w:pPr>
+    </w:lvl>
+    <w:lvl w:ilvl="1" w:tentative="1">
+      <w:start w:val="1"/>
+      <w:numFmt w:val="decimal"/>
+      <w:lvlText w:val="%2."/>
+      <w:lvlJc w:val="left"/>
+      <w:pPr>
+        <w:tabs>
+          <w:tab w:val="num" w:pos="1440"/>
+        </w:tabs>
+        <w:ind w:left="1440" w:hanging="360"/>
+      </w:pPr>
+    </w:lvl>
+    <w:lvl w:ilvl="2" w:tentative="1">
+      <w:start w:val="1"/>
+      <w:numFmt w:val="decimal"/>
+      <w:lvlText w:val="%3."/>
+      <w:lvlJc w:val="left"/>
+      <w:pPr>
+        <w:tabs>
+          <w:tab w:val="num" w:pos="2160"/>
+        </w:tabs>
+        <w:ind w:left="2160" w:hanging="360"/>
+      </w:pPr>
+    </w:lvl>
+    <w:lvl w:ilvl="3" w:tentative="1">
+      <w:start w:val="1"/>
+      <w:numFmt w:val="decimal"/>
+      <w:lvlText w:val="%4."/>
+      <w:lvlJc w:val="left"/>
+      <w:pPr>
+        <w:tabs>
+          <w:tab w:val="num" w:pos="2880"/>
+        </w:tabs>
+        <w:ind w:left="2880" w:hanging="360"/>
+      </w:pPr>
+    </w:lvl>
+    <w:lvl w:ilvl="4" w:tentative="1">
+      <w:start w:val="1"/>
+      <w:numFmt w:val="decimal"/>
+      <w:lvlText w:val="%5."/>
+      <w:lvlJc w:val="left"/>
+      <w:pPr>
+        <w:tabs>
+          <w:tab w:val="num" w:pos="3600"/>
+        </w:tabs>
+        <w:ind w:left="3600" w:hanging="360"/>
+      </w:pPr>
+    </w:lvl>
+    <w:lvl w:ilvl="5" w:tentative="1">
+      <w:start w:val="1"/>
+      <w:numFmt w:val="decimal"/>
+      <w:lvlText w:val="%6."/>
+      <w:lvlJc w:val="left"/>
+      <w:pPr>
+        <w:tabs>
+          <w:tab w:val="num" w:pos="4320"/>
+        </w:tabs>
+        <w:ind w:left="4320" w:hanging="360"/>
+      </w:pPr>
+    </w:lvl>
+    <w:lvl w:ilvl="6" w:tentative="1">
+      <w:start w:val="1"/>
+      <w:numFmt w:val="decimal"/>
+      <w:lvlText w:val="%7."/>
+      <w:lvlJc w:val="left"/>
+      <w:pPr>
+        <w:tabs>
+          <w:tab w:val="num" w:pos="5040"/>
+        </w:tabs>
+        <w:ind w:left="5040" w:hanging="360"/>
+      </w:pPr>
+    </w:lvl>
+    <w:lvl w:ilvl="7" w:tentative="1">
+      <w:start w:val="1"/>
+      <w:numFmt w:val="decimal"/>
+      <w:lvlText w:val="%8."/>
+      <w:lvlJc w:val="left"/>
+      <w:pPr>
+        <w:tabs>
+          <w:tab w:val="num" w:pos="5760"/>
+        </w:tabs>
+        <w:ind w:left="5760" w:hanging="360"/>
+      </w:pPr>
+    </w:lvl>
+    <w:lvl w:ilvl="8" w:tentative="1">
+      <w:start w:val="1"/>
+      <w:numFmt w:val="decimal"/>
+      <w:lvlText w:val="%9."/>
+      <w:lvlJc w:val="left"/>
+      <w:pPr>
+        <w:tabs>
+          <w:tab w:val="num" w:pos="6480"/>
+        </w:tabs>
+        <w:ind w:left="6480" w:hanging="360"/>
+      </w:pPr>
+    </w:lvl>
+  </w:abstractNum>
+  <w:abstractNum w:abstractNumId="15" w15:restartNumberingAfterBreak="0">
+    <w:nsid w:val="327A38EF"/>
+    <w:multiLevelType w:val="multilevel"/>
+    <w:tmpl w:val="DC2623A6"/>
+    <w:lvl w:ilvl="0">
+      <w:start w:val="1"/>
+      <w:numFmt w:val="bullet"/>
+      <w:lvlText w:val=""/>
+      <w:lvlJc w:val="left"/>
+      <w:pPr>
+        <w:tabs>
+          <w:tab w:val="num" w:pos="720"/>
+        </w:tabs>
+        <w:ind w:left="720" w:hanging="360"/>
+      </w:pPr>
+      <w:rPr>
+        <w:rFonts w:ascii="Symbol" w:hAnsi="Symbol" w:hint="default"/>
+        <w:sz w:val="20"/>
+      </w:rPr>
+    </w:lvl>
+    <w:lvl w:ilvl="1" w:tentative="1">
+      <w:start w:val="1"/>
+      <w:numFmt w:val="bullet"/>
+      <w:lvlText w:val="o"/>
+      <w:lvlJc w:val="left"/>
+      <w:pPr>
+        <w:tabs>
+          <w:tab w:val="num" w:pos="1440"/>
+        </w:tabs>
+        <w:ind w:left="1440" w:hanging="360"/>
+      </w:pPr>
+      <w:rPr>
+        <w:rFonts w:ascii="Courier New" w:hAnsi="Courier New" w:hint="default"/>
+        <w:sz w:val="20"/>
+      </w:rPr>
+    </w:lvl>
+    <w:lvl w:ilvl="2" w:tentative="1">
+      <w:start w:val="1"/>
+      <w:numFmt w:val="bullet"/>
+      <w:lvlText w:val=""/>
+      <w:lvlJc w:val="left"/>
+      <w:pPr>
+        <w:tabs>
+          <w:tab w:val="num" w:pos="2160"/>
+        </w:tabs>
+        <w:ind w:left="2160" w:hanging="360"/>
+      </w:pPr>
+      <w:rPr>
+        <w:rFonts w:ascii="Wingdings" w:hAnsi="Wingdings" w:hint="default"/>
+        <w:sz w:val="20"/>
+      </w:rPr>
+    </w:lvl>
+    <w:lvl w:ilvl="3" w:tentative="1">
+      <w:start w:val="1"/>
+      <w:numFmt w:val="bullet"/>
+      <w:lvlText w:val=""/>
+      <w:lvlJc w:val="left"/>
+      <w:pPr>
+        <w:tabs>
+          <w:tab w:val="num" w:pos="2880"/>
+        </w:tabs>
+        <w:ind w:left="2880" w:hanging="360"/>
+      </w:pPr>
+      <w:rPr>
+        <w:rFonts w:ascii="Wingdings" w:hAnsi="Wingdings" w:hint="default"/>
+        <w:sz w:val="20"/>
+      </w:rPr>
+    </w:lvl>
+    <w:lvl w:ilvl="4" w:tentative="1">
+      <w:start w:val="1"/>
+      <w:numFmt w:val="bullet"/>
+      <w:lvlText w:val=""/>
+      <w:lvlJc w:val="left"/>
+      <w:pPr>
+        <w:tabs>
+          <w:tab w:val="num" w:pos="3600"/>
+        </w:tabs>
+        <w:ind w:left="3600" w:hanging="360"/>
+      </w:pPr>
+      <w:rPr>
+        <w:rFonts w:ascii="Wingdings" w:hAnsi="Wingdings" w:hint="default"/>
+        <w:sz w:val="20"/>
+      </w:rPr>
+    </w:lvl>
+    <w:lvl w:ilvl="5" w:tentative="1">
+      <w:start w:val="1"/>
+      <w:numFmt w:val="bullet"/>
+      <w:lvlText w:val=""/>
+      <w:lvlJc w:val="left"/>
+      <w:pPr>
+        <w:tabs>
+          <w:tab w:val="num" w:pos="4320"/>
+        </w:tabs>
+        <w:ind w:left="4320" w:hanging="360"/>
+      </w:pPr>
+      <w:rPr>
+        <w:rFonts w:ascii="Wingdings" w:hAnsi="Wingdings" w:hint="default"/>
+        <w:sz w:val="20"/>
+      </w:rPr>
+    </w:lvl>
+    <w:lvl w:ilvl="6" w:tentative="1">
+      <w:start w:val="1"/>
+      <w:numFmt w:val="bullet"/>
+      <w:lvlText w:val=""/>
+      <w:lvlJc w:val="left"/>
+      <w:pPr>
+        <w:tabs>
+          <w:tab w:val="num" w:pos="5040"/>
+        </w:tabs>
+        <w:ind w:left="5040" w:hanging="360"/>
+      </w:pPr>
+      <w:rPr>
+        <w:rFonts w:ascii="Wingdings" w:hAnsi="Wingdings" w:hint="default"/>
+        <w:sz w:val="20"/>
+      </w:rPr>
+    </w:lvl>
+    <w:lvl w:ilvl="7" w:tentative="1">
+      <w:start w:val="1"/>
+      <w:numFmt w:val="bullet"/>
+      <w:lvlText w:val=""/>
+      <w:lvlJc w:val="left"/>
+      <w:pPr>
+        <w:tabs>
+          <w:tab w:val="num" w:pos="5760"/>
+        </w:tabs>
+        <w:ind w:left="5760" w:hanging="360"/>
+      </w:pPr>
+      <w:rPr>
+        <w:rFonts w:ascii="Wingdings" w:hAnsi="Wingdings" w:hint="default"/>
+        <w:sz w:val="20"/>
+      </w:rPr>
+    </w:lvl>
+    <w:lvl w:ilvl="8" w:tentative="1">
+      <w:start w:val="1"/>
+      <w:numFmt w:val="bullet"/>
+      <w:lvlText w:val=""/>
+      <w:lvlJc w:val="left"/>
+      <w:pPr>
+        <w:tabs>
+          <w:tab w:val="num" w:pos="6480"/>
+        </w:tabs>
+        <w:ind w:left="6480" w:hanging="360"/>
+      </w:pPr>
+      <w:rPr>
+        <w:rFonts w:ascii="Wingdings" w:hAnsi="Wingdings" w:hint="default"/>
+        <w:sz w:val="20"/>
+      </w:rPr>
+    </w:lvl>
+  </w:abstractNum>
+  <w:abstractNum w:abstractNumId="16" w15:restartNumberingAfterBreak="0">
+    <w:nsid w:val="379A3CFB"/>
+    <w:multiLevelType w:val="multilevel"/>
+    <w:tmpl w:val="5E9CE046"/>
+    <w:lvl w:ilvl="0">
+      <w:start w:val="1"/>
+      <w:numFmt w:val="bullet"/>
+      <w:lvlText w:val=""/>
+      <w:lvlJc w:val="left"/>
+      <w:pPr>
+        <w:tabs>
+          <w:tab w:val="num" w:pos="720"/>
+        </w:tabs>
+        <w:ind w:left="720" w:hanging="360"/>
+      </w:pPr>
+      <w:rPr>
+        <w:rFonts w:ascii="Symbol" w:hAnsi="Symbol" w:hint="default"/>
+        <w:sz w:val="20"/>
+      </w:rPr>
+    </w:lvl>
+    <w:lvl w:ilvl="1" w:tentative="1">
+      <w:start w:val="1"/>
+      <w:numFmt w:val="bullet"/>
+      <w:lvlText w:val="o"/>
+      <w:lvlJc w:val="left"/>
+      <w:pPr>
+        <w:tabs>
+          <w:tab w:val="num" w:pos="1440"/>
+        </w:tabs>
+        <w:ind w:left="1440" w:hanging="360"/>
+      </w:pPr>
+      <w:rPr>
+        <w:rFonts w:ascii="Courier New" w:hAnsi="Courier New" w:hint="default"/>
+        <w:sz w:val="20"/>
+      </w:rPr>
+    </w:lvl>
+    <w:lvl w:ilvl="2" w:tentative="1">
+      <w:start w:val="1"/>
+      <w:numFmt w:val="bullet"/>
+      <w:lvlText w:val=""/>
+      <w:lvlJc w:val="left"/>
+      <w:pPr>
+        <w:tabs>
+          <w:tab w:val="num" w:pos="2160"/>
+        </w:tabs>
+        <w:ind w:left="2160" w:hanging="360"/>
+      </w:pPr>
+      <w:rPr>
+        <w:rFonts w:ascii="Wingdings" w:hAnsi="Wingdings" w:hint="default"/>
+        <w:sz w:val="20"/>
+      </w:rPr>
+    </w:lvl>
+    <w:lvl w:ilvl="3" w:tentative="1">
+      <w:start w:val="1"/>
+      <w:numFmt w:val="bullet"/>
+      <w:lvlText w:val=""/>
+      <w:lvlJc w:val="left"/>
+      <w:pPr>
+        <w:tabs>
+          <w:tab w:val="num" w:pos="2880"/>
+        </w:tabs>
+        <w:ind w:left="2880" w:hanging="360"/>
+      </w:pPr>
+      <w:rPr>
+        <w:rFonts w:ascii="Wingdings" w:hAnsi="Wingdings" w:hint="default"/>
+        <w:sz w:val="20"/>
+      </w:rPr>
+    </w:lvl>
+    <w:lvl w:ilvl="4" w:tentative="1">
+      <w:start w:val="1"/>
+      <w:numFmt w:val="bullet"/>
+      <w:lvlText w:val=""/>
+      <w:lvlJc w:val="left"/>
+      <w:pPr>
+        <w:tabs>
+          <w:tab w:val="num" w:pos="3600"/>
+        </w:tabs>
+        <w:ind w:left="3600" w:hanging="360"/>
+      </w:pPr>
+      <w:rPr>
+        <w:rFonts w:ascii="Wingdings" w:hAnsi="Wingdings" w:hint="default"/>
+        <w:sz w:val="20"/>
+      </w:rPr>
+    </w:lvl>
+    <w:lvl w:ilvl="5" w:tentative="1">
+      <w:start w:val="1"/>
+      <w:numFmt w:val="bullet"/>
+      <w:lvlText w:val=""/>
+      <w:lvlJc w:val="left"/>
+      <w:pPr>
+        <w:tabs>
+          <w:tab w:val="num" w:pos="4320"/>
+        </w:tabs>
+        <w:ind w:left="4320" w:hanging="360"/>
+      </w:pPr>
+      <w:rPr>
+        <w:rFonts w:ascii="Wingdings" w:hAnsi="Wingdings" w:hint="default"/>
+        <w:sz w:val="20"/>
+      </w:rPr>
+    </w:lvl>
+    <w:lvl w:ilvl="6" w:tentative="1">
+      <w:start w:val="1"/>
+      <w:numFmt w:val="bullet"/>
+      <w:lvlText w:val=""/>
+      <w:lvlJc w:val="left"/>
+      <w:pPr>
+        <w:tabs>
+          <w:tab w:val="num" w:pos="5040"/>
+        </w:tabs>
+        <w:ind w:left="5040" w:hanging="360"/>
+      </w:pPr>
+      <w:rPr>
+        <w:rFonts w:ascii="Wingdings" w:hAnsi="Wingdings" w:hint="default"/>
+        <w:sz w:val="20"/>
+      </w:rPr>
+    </w:lvl>
+    <w:lvl w:ilvl="7" w:tentative="1">
+      <w:start w:val="1"/>
+      <w:numFmt w:val="bullet"/>
+      <w:lvlText w:val=""/>
+      <w:lvlJc w:val="left"/>
+      <w:pPr>
+        <w:tabs>
+          <w:tab w:val="num" w:pos="5760"/>
+        </w:tabs>
+        <w:ind w:left="5760" w:hanging="360"/>
+      </w:pPr>
+      <w:rPr>
+        <w:rFonts w:ascii="Wingdings" w:hAnsi="Wingdings" w:hint="default"/>
+        <w:sz w:val="20"/>
+      </w:rPr>
+    </w:lvl>
+    <w:lvl w:ilvl="8" w:tentative="1">
+      <w:start w:val="1"/>
+      <w:numFmt w:val="bullet"/>
+      <w:lvlText w:val=""/>
+      <w:lvlJc w:val="left"/>
+      <w:pPr>
+        <w:tabs>
+          <w:tab w:val="num" w:pos="6480"/>
+        </w:tabs>
+        <w:ind w:left="6480" w:hanging="360"/>
+      </w:pPr>
+      <w:rPr>
+        <w:rFonts w:ascii="Wingdings" w:hAnsi="Wingdings" w:hint="default"/>
+        <w:sz w:val="20"/>
+      </w:rPr>
+    </w:lvl>
+  </w:abstractNum>
+  <w:abstractNum w:abstractNumId="17" w15:restartNumberingAfterBreak="0">
+    <w:nsid w:val="39C739DF"/>
+    <w:multiLevelType w:val="multilevel"/>
+    <w:tmpl w:val="9BBAB8D6"/>
+    <w:lvl w:ilvl="0">
+      <w:start w:val="1"/>
+      <w:numFmt w:val="bullet"/>
+      <w:lvlText w:val=""/>
+      <w:lvlJc w:val="left"/>
+      <w:pPr>
+        <w:tabs>
+          <w:tab w:val="num" w:pos="720"/>
+        </w:tabs>
+        <w:ind w:left="720" w:hanging="360"/>
+      </w:pPr>
+      <w:rPr>
+        <w:rFonts w:ascii="Symbol" w:hAnsi="Symbol" w:hint="default"/>
+        <w:sz w:val="20"/>
+      </w:rPr>
+    </w:lvl>
+    <w:lvl w:ilvl="1" w:tentative="1">
+      <w:start w:val="1"/>
+      <w:numFmt w:val="bullet"/>
+      <w:lvlText w:val="o"/>
+      <w:lvlJc w:val="left"/>
+      <w:pPr>
+        <w:tabs>
+          <w:tab w:val="num" w:pos="1440"/>
+        </w:tabs>
+        <w:ind w:left="1440" w:hanging="360"/>
+      </w:pPr>
+      <w:rPr>
+        <w:rFonts w:ascii="Courier New" w:hAnsi="Courier New" w:hint="default"/>
+        <w:sz w:val="20"/>
+      </w:rPr>
+    </w:lvl>
+    <w:lvl w:ilvl="2" w:tentative="1">
+      <w:start w:val="1"/>
+      <w:numFmt w:val="bullet"/>
+      <w:lvlText w:val=""/>
+      <w:lvlJc w:val="left"/>
+      <w:pPr>
+        <w:tabs>
+          <w:tab w:val="num" w:pos="2160"/>
+        </w:tabs>
+        <w:ind w:left="2160" w:hanging="360"/>
+      </w:pPr>
+      <w:rPr>
+        <w:rFonts w:ascii="Wingdings" w:hAnsi="Wingdings" w:hint="default"/>
+        <w:sz w:val="20"/>
+      </w:rPr>
+    </w:lvl>
+    <w:lvl w:ilvl="3" w:tentative="1">
+      <w:start w:val="1"/>
+      <w:numFmt w:val="bullet"/>
+      <w:lvlText w:val=""/>
+      <w:lvlJc w:val="left"/>
+      <w:pPr>
+        <w:tabs>
+          <w:tab w:val="num" w:pos="2880"/>
+        </w:tabs>
+        <w:ind w:left="2880" w:hanging="360"/>
+      </w:pPr>
+      <w:rPr>
+        <w:rFonts w:ascii="Wingdings" w:hAnsi="Wingdings" w:hint="default"/>
+        <w:sz w:val="20"/>
+      </w:rPr>
+    </w:lvl>
+    <w:lvl w:ilvl="4" w:tentative="1">
+      <w:start w:val="1"/>
+      <w:numFmt w:val="bullet"/>
+      <w:lvlText w:val=""/>
+      <w:lvlJc w:val="left"/>
+      <w:pPr>
+        <w:tabs>
+          <w:tab w:val="num" w:pos="3600"/>
+        </w:tabs>
+        <w:ind w:left="3600" w:hanging="360"/>
+      </w:pPr>
+      <w:rPr>
+        <w:rFonts w:ascii="Wingdings" w:hAnsi="Wingdings" w:hint="default"/>
+        <w:sz w:val="20"/>
+      </w:rPr>
+    </w:lvl>
+    <w:lvl w:ilvl="5" w:tentative="1">
+      <w:start w:val="1"/>
+      <w:numFmt w:val="bullet"/>
+      <w:lvlText w:val=""/>
+      <w:lvlJc w:val="left"/>
+      <w:pPr>
+        <w:tabs>
+          <w:tab w:val="num" w:pos="4320"/>
+        </w:tabs>
+        <w:ind w:left="4320" w:hanging="360"/>
+      </w:pPr>
+      <w:rPr>
+        <w:rFonts w:ascii="Wingdings" w:hAnsi="Wingdings" w:hint="default"/>
+        <w:sz w:val="20"/>
+      </w:rPr>
+    </w:lvl>
+    <w:lvl w:ilvl="6" w:tentative="1">
+      <w:start w:val="1"/>
+      <w:numFmt w:val="bullet"/>
+      <w:lvlText w:val=""/>
+      <w:lvlJc w:val="left"/>
+      <w:pPr>
+        <w:tabs>
+          <w:tab w:val="num" w:pos="5040"/>
+        </w:tabs>
+        <w:ind w:left="5040" w:hanging="360"/>
+      </w:pPr>
+      <w:rPr>
+        <w:rFonts w:ascii="Wingdings" w:hAnsi="Wingdings" w:hint="default"/>
+        <w:sz w:val="20"/>
+      </w:rPr>
+    </w:lvl>
+    <w:lvl w:ilvl="7" w:tentative="1">
+      <w:start w:val="1"/>
+      <w:numFmt w:val="bullet"/>
+      <w:lvlText w:val=""/>
+      <w:lvlJc w:val="left"/>
+      <w:pPr>
+        <w:tabs>
+          <w:tab w:val="num" w:pos="5760"/>
+        </w:tabs>
+        <w:ind w:left="5760" w:hanging="360"/>
+      </w:pPr>
+      <w:rPr>
+        <w:rFonts w:ascii="Wingdings" w:hAnsi="Wingdings" w:hint="default"/>
+        <w:sz w:val="20"/>
+      </w:rPr>
+    </w:lvl>
+    <w:lvl w:ilvl="8" w:tentative="1">
+      <w:start w:val="1"/>
+      <w:numFmt w:val="bullet"/>
+      <w:lvlText w:val=""/>
+      <w:lvlJc w:val="left"/>
+      <w:pPr>
+        <w:tabs>
+          <w:tab w:val="num" w:pos="6480"/>
+        </w:tabs>
+        <w:ind w:left="6480" w:hanging="360"/>
+      </w:pPr>
+      <w:rPr>
+        <w:rFonts w:ascii="Wingdings" w:hAnsi="Wingdings" w:hint="default"/>
+        <w:sz w:val="20"/>
+      </w:rPr>
+    </w:lvl>
+  </w:abstractNum>
+  <w:abstractNum w:abstractNumId="18" w15:restartNumberingAfterBreak="0">
+    <w:nsid w:val="3B5A30FE"/>
+    <w:multiLevelType w:val="multilevel"/>
+    <w:tmpl w:val="6AA6E93C"/>
+    <w:lvl w:ilvl="0">
+      <w:start w:val="1"/>
+      <w:numFmt w:val="bullet"/>
+      <w:lvlText w:val=""/>
+      <w:lvlJc w:val="left"/>
+      <w:pPr>
+        <w:tabs>
+          <w:tab w:val="num" w:pos="720"/>
+        </w:tabs>
+        <w:ind w:left="720" w:hanging="360"/>
+      </w:pPr>
+      <w:rPr>
+        <w:rFonts w:ascii="Symbol" w:hAnsi="Symbol" w:hint="default"/>
+        <w:sz w:val="20"/>
+      </w:rPr>
+    </w:lvl>
+    <w:lvl w:ilvl="1" w:tentative="1">
+      <w:start w:val="1"/>
+      <w:numFmt w:val="bullet"/>
+      <w:lvlText w:val="o"/>
+      <w:lvlJc w:val="left"/>
+      <w:pPr>
+        <w:tabs>
+          <w:tab w:val="num" w:pos="1440"/>
+        </w:tabs>
+        <w:ind w:left="1440" w:hanging="360"/>
+      </w:pPr>
+      <w:rPr>
+        <w:rFonts w:ascii="Courier New" w:hAnsi="Courier New" w:hint="default"/>
+        <w:sz w:val="20"/>
+      </w:rPr>
+    </w:lvl>
+    <w:lvl w:ilvl="2" w:tentative="1">
+      <w:start w:val="1"/>
+      <w:numFmt w:val="bullet"/>
+      <w:lvlText w:val=""/>
+      <w:lvlJc w:val="left"/>
+      <w:pPr>
+        <w:tabs>
+          <w:tab w:val="num" w:pos="2160"/>
+        </w:tabs>
+        <w:ind w:left="2160" w:hanging="360"/>
+      </w:pPr>
+      <w:rPr>
+        <w:rFonts w:ascii="Wingdings" w:hAnsi="Wingdings" w:hint="default"/>
+        <w:sz w:val="20"/>
+      </w:rPr>
+    </w:lvl>
+    <w:lvl w:ilvl="3" w:tentative="1">
+      <w:start w:val="1"/>
+      <w:numFmt w:val="bullet"/>
+      <w:lvlText w:val=""/>
+      <w:lvlJc w:val="left"/>
+      <w:pPr>
+        <w:tabs>
+          <w:tab w:val="num" w:pos="2880"/>
+        </w:tabs>
+        <w:ind w:left="2880" w:hanging="360"/>
+      </w:pPr>
+      <w:rPr>
+        <w:rFonts w:ascii="Wingdings" w:hAnsi="Wingdings" w:hint="default"/>
+        <w:sz w:val="20"/>
+      </w:rPr>
+    </w:lvl>
+    <w:lvl w:ilvl="4" w:tentative="1">
+      <w:start w:val="1"/>
+      <w:numFmt w:val="bullet"/>
+      <w:lvlText w:val=""/>
+      <w:lvlJc w:val="left"/>
+      <w:pPr>
+        <w:tabs>
+          <w:tab w:val="num" w:pos="3600"/>
+        </w:tabs>
+        <w:ind w:left="3600" w:hanging="360"/>
+      </w:pPr>
+      <w:rPr>
+        <w:rFonts w:ascii="Wingdings" w:hAnsi="Wingdings" w:hint="default"/>
+        <w:sz w:val="20"/>
+      </w:rPr>
+    </w:lvl>
+    <w:lvl w:ilvl="5" w:tentative="1">
+      <w:start w:val="1"/>
+      <w:numFmt w:val="bullet"/>
+      <w:lvlText w:val=""/>
+      <w:lvlJc w:val="left"/>
+      <w:pPr>
+        <w:tabs>
+          <w:tab w:val="num" w:pos="4320"/>
+        </w:tabs>
+        <w:ind w:left="4320" w:hanging="360"/>
+      </w:pPr>
+      <w:rPr>
+        <w:rFonts w:ascii="Wingdings" w:hAnsi="Wingdings" w:hint="default"/>
+        <w:sz w:val="20"/>
+      </w:rPr>
+    </w:lvl>
+    <w:lvl w:ilvl="6" w:tentative="1">
+      <w:start w:val="1"/>
+      <w:numFmt w:val="bullet"/>
+      <w:lvlText w:val=""/>
+      <w:lvlJc w:val="left"/>
+      <w:pPr>
+        <w:tabs>
+          <w:tab w:val="num" w:pos="5040"/>
+        </w:tabs>
+        <w:ind w:left="5040" w:hanging="360"/>
+      </w:pPr>
+      <w:rPr>
+        <w:rFonts w:ascii="Wingdings" w:hAnsi="Wingdings" w:hint="default"/>
+        <w:sz w:val="20"/>
+      </w:rPr>
+    </w:lvl>
+    <w:lvl w:ilvl="7" w:tentative="1">
+      <w:start w:val="1"/>
+      <w:numFmt w:val="bullet"/>
+      <w:lvlText w:val=""/>
+      <w:lvlJc w:val="left"/>
+      <w:pPr>
+        <w:tabs>
+          <w:tab w:val="num" w:pos="5760"/>
+        </w:tabs>
+        <w:ind w:left="5760" w:hanging="360"/>
+      </w:pPr>
+      <w:rPr>
+        <w:rFonts w:ascii="Wingdings" w:hAnsi="Wingdings" w:hint="default"/>
+        <w:sz w:val="20"/>
+      </w:rPr>
+    </w:lvl>
+    <w:lvl w:ilvl="8" w:tentative="1">
+      <w:start w:val="1"/>
+      <w:numFmt w:val="bullet"/>
+      <w:lvlText w:val=""/>
+      <w:lvlJc w:val="left"/>
+      <w:pPr>
+        <w:tabs>
+          <w:tab w:val="num" w:pos="6480"/>
+        </w:tabs>
+        <w:ind w:left="6480" w:hanging="360"/>
+      </w:pPr>
+      <w:rPr>
+        <w:rFonts w:ascii="Wingdings" w:hAnsi="Wingdings" w:hint="default"/>
+        <w:sz w:val="20"/>
+      </w:rPr>
+    </w:lvl>
+  </w:abstractNum>
+  <w:abstractNum w:abstractNumId="19" w15:restartNumberingAfterBreak="0">
     <w:nsid w:val="41E77534"/>
     <w:multiLevelType w:val="hybridMultilevel"/>
     <w:tmpl w:val="49827B3C"/>
@@ -3455,7 +6662,305 @@
       </w:rPr>
     </w:lvl>
   </w:abstractNum>
-  <w:abstractNum w:abstractNumId="14" w15:restartNumberingAfterBreak="0">
+  <w:abstractNum w:abstractNumId="20" w15:restartNumberingAfterBreak="0">
+    <w:nsid w:val="4CDA7EAE"/>
+    <w:multiLevelType w:val="multilevel"/>
+    <w:tmpl w:val="3984DB04"/>
+    <w:lvl w:ilvl="0">
+      <w:start w:val="1"/>
+      <w:numFmt w:val="bullet"/>
+      <w:lvlText w:val=""/>
+      <w:lvlJc w:val="left"/>
+      <w:pPr>
+        <w:tabs>
+          <w:tab w:val="num" w:pos="720"/>
+        </w:tabs>
+        <w:ind w:left="720" w:hanging="360"/>
+      </w:pPr>
+      <w:rPr>
+        <w:rFonts w:ascii="Symbol" w:hAnsi="Symbol" w:hint="default"/>
+        <w:sz w:val="20"/>
+      </w:rPr>
+    </w:lvl>
+    <w:lvl w:ilvl="1" w:tentative="1">
+      <w:start w:val="1"/>
+      <w:numFmt w:val="bullet"/>
+      <w:lvlText w:val="o"/>
+      <w:lvlJc w:val="left"/>
+      <w:pPr>
+        <w:tabs>
+          <w:tab w:val="num" w:pos="1440"/>
+        </w:tabs>
+        <w:ind w:left="1440" w:hanging="360"/>
+      </w:pPr>
+      <w:rPr>
+        <w:rFonts w:ascii="Courier New" w:hAnsi="Courier New" w:hint="default"/>
+        <w:sz w:val="20"/>
+      </w:rPr>
+    </w:lvl>
+    <w:lvl w:ilvl="2" w:tentative="1">
+      <w:start w:val="1"/>
+      <w:numFmt w:val="bullet"/>
+      <w:lvlText w:val=""/>
+      <w:lvlJc w:val="left"/>
+      <w:pPr>
+        <w:tabs>
+          <w:tab w:val="num" w:pos="2160"/>
+        </w:tabs>
+        <w:ind w:left="2160" w:hanging="360"/>
+      </w:pPr>
+      <w:rPr>
+        <w:rFonts w:ascii="Wingdings" w:hAnsi="Wingdings" w:hint="default"/>
+        <w:sz w:val="20"/>
+      </w:rPr>
+    </w:lvl>
+    <w:lvl w:ilvl="3" w:tentative="1">
+      <w:start w:val="1"/>
+      <w:numFmt w:val="bullet"/>
+      <w:lvlText w:val=""/>
+      <w:lvlJc w:val="left"/>
+      <w:pPr>
+        <w:tabs>
+          <w:tab w:val="num" w:pos="2880"/>
+        </w:tabs>
+        <w:ind w:left="2880" w:hanging="360"/>
+      </w:pPr>
+      <w:rPr>
+        <w:rFonts w:ascii="Wingdings" w:hAnsi="Wingdings" w:hint="default"/>
+        <w:sz w:val="20"/>
+      </w:rPr>
+    </w:lvl>
+    <w:lvl w:ilvl="4" w:tentative="1">
+      <w:start w:val="1"/>
+      <w:numFmt w:val="bullet"/>
+      <w:lvlText w:val=""/>
+      <w:lvlJc w:val="left"/>
+      <w:pPr>
+        <w:tabs>
+          <w:tab w:val="num" w:pos="3600"/>
+        </w:tabs>
+        <w:ind w:left="3600" w:hanging="360"/>
+      </w:pPr>
+      <w:rPr>
+        <w:rFonts w:ascii="Wingdings" w:hAnsi="Wingdings" w:hint="default"/>
+        <w:sz w:val="20"/>
+      </w:rPr>
+    </w:lvl>
+    <w:lvl w:ilvl="5" w:tentative="1">
+      <w:start w:val="1"/>
+      <w:numFmt w:val="bullet"/>
+      <w:lvlText w:val=""/>
+      <w:lvlJc w:val="left"/>
+      <w:pPr>
+        <w:tabs>
+          <w:tab w:val="num" w:pos="4320"/>
+        </w:tabs>
+        <w:ind w:left="4320" w:hanging="360"/>
+      </w:pPr>
+      <w:rPr>
+        <w:rFonts w:ascii="Wingdings" w:hAnsi="Wingdings" w:hint="default"/>
+        <w:sz w:val="20"/>
+      </w:rPr>
+    </w:lvl>
+    <w:lvl w:ilvl="6" w:tentative="1">
+      <w:start w:val="1"/>
+      <w:numFmt w:val="bullet"/>
+      <w:lvlText w:val=""/>
+      <w:lvlJc w:val="left"/>
+      <w:pPr>
+        <w:tabs>
+          <w:tab w:val="num" w:pos="5040"/>
+        </w:tabs>
+        <w:ind w:left="5040" w:hanging="360"/>
+      </w:pPr>
+      <w:rPr>
+        <w:rFonts w:ascii="Wingdings" w:hAnsi="Wingdings" w:hint="default"/>
+        <w:sz w:val="20"/>
+      </w:rPr>
+    </w:lvl>
+    <w:lvl w:ilvl="7" w:tentative="1">
+      <w:start w:val="1"/>
+      <w:numFmt w:val="bullet"/>
+      <w:lvlText w:val=""/>
+      <w:lvlJc w:val="left"/>
+      <w:pPr>
+        <w:tabs>
+          <w:tab w:val="num" w:pos="5760"/>
+        </w:tabs>
+        <w:ind w:left="5760" w:hanging="360"/>
+      </w:pPr>
+      <w:rPr>
+        <w:rFonts w:ascii="Wingdings" w:hAnsi="Wingdings" w:hint="default"/>
+        <w:sz w:val="20"/>
+      </w:rPr>
+    </w:lvl>
+    <w:lvl w:ilvl="8" w:tentative="1">
+      <w:start w:val="1"/>
+      <w:numFmt w:val="bullet"/>
+      <w:lvlText w:val=""/>
+      <w:lvlJc w:val="left"/>
+      <w:pPr>
+        <w:tabs>
+          <w:tab w:val="num" w:pos="6480"/>
+        </w:tabs>
+        <w:ind w:left="6480" w:hanging="360"/>
+      </w:pPr>
+      <w:rPr>
+        <w:rFonts w:ascii="Wingdings" w:hAnsi="Wingdings" w:hint="default"/>
+        <w:sz w:val="20"/>
+      </w:rPr>
+    </w:lvl>
+  </w:abstractNum>
+  <w:abstractNum w:abstractNumId="21" w15:restartNumberingAfterBreak="0">
+    <w:nsid w:val="552A72A8"/>
+    <w:multiLevelType w:val="multilevel"/>
+    <w:tmpl w:val="E5686CEA"/>
+    <w:lvl w:ilvl="0">
+      <w:start w:val="1"/>
+      <w:numFmt w:val="bullet"/>
+      <w:lvlText w:val=""/>
+      <w:lvlJc w:val="left"/>
+      <w:pPr>
+        <w:tabs>
+          <w:tab w:val="num" w:pos="720"/>
+        </w:tabs>
+        <w:ind w:left="720" w:hanging="360"/>
+      </w:pPr>
+      <w:rPr>
+        <w:rFonts w:ascii="Symbol" w:hAnsi="Symbol" w:hint="default"/>
+        <w:sz w:val="20"/>
+      </w:rPr>
+    </w:lvl>
+    <w:lvl w:ilvl="1" w:tentative="1">
+      <w:start w:val="1"/>
+      <w:numFmt w:val="bullet"/>
+      <w:lvlText w:val="o"/>
+      <w:lvlJc w:val="left"/>
+      <w:pPr>
+        <w:tabs>
+          <w:tab w:val="num" w:pos="1440"/>
+        </w:tabs>
+        <w:ind w:left="1440" w:hanging="360"/>
+      </w:pPr>
+      <w:rPr>
+        <w:rFonts w:ascii="Courier New" w:hAnsi="Courier New" w:hint="default"/>
+        <w:sz w:val="20"/>
+      </w:rPr>
+    </w:lvl>
+    <w:lvl w:ilvl="2" w:tentative="1">
+      <w:start w:val="1"/>
+      <w:numFmt w:val="bullet"/>
+      <w:lvlText w:val=""/>
+      <w:lvlJc w:val="left"/>
+      <w:pPr>
+        <w:tabs>
+          <w:tab w:val="num" w:pos="2160"/>
+        </w:tabs>
+        <w:ind w:left="2160" w:hanging="360"/>
+      </w:pPr>
+      <w:rPr>
+        <w:rFonts w:ascii="Wingdings" w:hAnsi="Wingdings" w:hint="default"/>
+        <w:sz w:val="20"/>
+      </w:rPr>
+    </w:lvl>
+    <w:lvl w:ilvl="3" w:tentative="1">
+      <w:start w:val="1"/>
+      <w:numFmt w:val="bullet"/>
+      <w:lvlText w:val=""/>
+      <w:lvlJc w:val="left"/>
+      <w:pPr>
+        <w:tabs>
+          <w:tab w:val="num" w:pos="2880"/>
+        </w:tabs>
+        <w:ind w:left="2880" w:hanging="360"/>
+      </w:pPr>
+      <w:rPr>
+        <w:rFonts w:ascii="Wingdings" w:hAnsi="Wingdings" w:hint="default"/>
+        <w:sz w:val="20"/>
+      </w:rPr>
+    </w:lvl>
+    <w:lvl w:ilvl="4" w:tentative="1">
+      <w:start w:val="1"/>
+      <w:numFmt w:val="bullet"/>
+      <w:lvlText w:val=""/>
+      <w:lvlJc w:val="left"/>
+      <w:pPr>
+        <w:tabs>
+          <w:tab w:val="num" w:pos="3600"/>
+        </w:tabs>
+        <w:ind w:left="3600" w:hanging="360"/>
+      </w:pPr>
+      <w:rPr>
+        <w:rFonts w:ascii="Wingdings" w:hAnsi="Wingdings" w:hint="default"/>
+        <w:sz w:val="20"/>
+      </w:rPr>
+    </w:lvl>
+    <w:lvl w:ilvl="5" w:tentative="1">
+      <w:start w:val="1"/>
+      <w:numFmt w:val="bullet"/>
+      <w:lvlText w:val=""/>
+      <w:lvlJc w:val="left"/>
+      <w:pPr>
+        <w:tabs>
+          <w:tab w:val="num" w:pos="4320"/>
+        </w:tabs>
+        <w:ind w:left="4320" w:hanging="360"/>
+      </w:pPr>
+      <w:rPr>
+        <w:rFonts w:ascii="Wingdings" w:hAnsi="Wingdings" w:hint="default"/>
+        <w:sz w:val="20"/>
+      </w:rPr>
+    </w:lvl>
+    <w:lvl w:ilvl="6" w:tentative="1">
+      <w:start w:val="1"/>
+      <w:numFmt w:val="bullet"/>
+      <w:lvlText w:val=""/>
+      <w:lvlJc w:val="left"/>
+      <w:pPr>
+        <w:tabs>
+          <w:tab w:val="num" w:pos="5040"/>
+        </w:tabs>
+        <w:ind w:left="5040" w:hanging="360"/>
+      </w:pPr>
+      <w:rPr>
+        <w:rFonts w:ascii="Wingdings" w:hAnsi="Wingdings" w:hint="default"/>
+        <w:sz w:val="20"/>
+      </w:rPr>
+    </w:lvl>
+    <w:lvl w:ilvl="7" w:tentative="1">
+      <w:start w:val="1"/>
+      <w:numFmt w:val="bullet"/>
+      <w:lvlText w:val=""/>
+      <w:lvlJc w:val="left"/>
+      <w:pPr>
+        <w:tabs>
+          <w:tab w:val="num" w:pos="5760"/>
+        </w:tabs>
+        <w:ind w:left="5760" w:hanging="360"/>
+      </w:pPr>
+      <w:rPr>
+        <w:rFonts w:ascii="Wingdings" w:hAnsi="Wingdings" w:hint="default"/>
+        <w:sz w:val="20"/>
+      </w:rPr>
+    </w:lvl>
+    <w:lvl w:ilvl="8" w:tentative="1">
+      <w:start w:val="1"/>
+      <w:numFmt w:val="bullet"/>
+      <w:lvlText w:val=""/>
+      <w:lvlJc w:val="left"/>
+      <w:pPr>
+        <w:tabs>
+          <w:tab w:val="num" w:pos="6480"/>
+        </w:tabs>
+        <w:ind w:left="6480" w:hanging="360"/>
+      </w:pPr>
+      <w:rPr>
+        <w:rFonts w:ascii="Wingdings" w:hAnsi="Wingdings" w:hint="default"/>
+        <w:sz w:val="20"/>
+      </w:rPr>
+    </w:lvl>
+  </w:abstractNum>
+  <w:abstractNum w:abstractNumId="22" w15:restartNumberingAfterBreak="0">
     <w:nsid w:val="5AF656CA"/>
     <w:multiLevelType w:val="hybridMultilevel"/>
     <w:tmpl w:val="1C067984"/>
@@ -3568,7 +7073,156 @@
       </w:rPr>
     </w:lvl>
   </w:abstractNum>
-  <w:abstractNum w:abstractNumId="15" w15:restartNumberingAfterBreak="0">
+  <w:abstractNum w:abstractNumId="23" w15:restartNumberingAfterBreak="0">
+    <w:nsid w:val="67115578"/>
+    <w:multiLevelType w:val="multilevel"/>
+    <w:tmpl w:val="6AA0DCCC"/>
+    <w:lvl w:ilvl="0">
+      <w:start w:val="1"/>
+      <w:numFmt w:val="bullet"/>
+      <w:lvlText w:val=""/>
+      <w:lvlJc w:val="left"/>
+      <w:pPr>
+        <w:tabs>
+          <w:tab w:val="num" w:pos="720"/>
+        </w:tabs>
+        <w:ind w:left="720" w:hanging="360"/>
+      </w:pPr>
+      <w:rPr>
+        <w:rFonts w:ascii="Symbol" w:hAnsi="Symbol" w:hint="default"/>
+        <w:sz w:val="20"/>
+      </w:rPr>
+    </w:lvl>
+    <w:lvl w:ilvl="1" w:tentative="1">
+      <w:start w:val="1"/>
+      <w:numFmt w:val="bullet"/>
+      <w:lvlText w:val="o"/>
+      <w:lvlJc w:val="left"/>
+      <w:pPr>
+        <w:tabs>
+          <w:tab w:val="num" w:pos="1440"/>
+        </w:tabs>
+        <w:ind w:left="1440" w:hanging="360"/>
+      </w:pPr>
+      <w:rPr>
+        <w:rFonts w:ascii="Courier New" w:hAnsi="Courier New" w:hint="default"/>
+        <w:sz w:val="20"/>
+      </w:rPr>
+    </w:lvl>
+    <w:lvl w:ilvl="2" w:tentative="1">
+      <w:start w:val="1"/>
+      <w:numFmt w:val="bullet"/>
+      <w:lvlText w:val=""/>
+      <w:lvlJc w:val="left"/>
+      <w:pPr>
+        <w:tabs>
+          <w:tab w:val="num" w:pos="2160"/>
+        </w:tabs>
+        <w:ind w:left="2160" w:hanging="360"/>
+      </w:pPr>
+      <w:rPr>
+        <w:rFonts w:ascii="Wingdings" w:hAnsi="Wingdings" w:hint="default"/>
+        <w:sz w:val="20"/>
+      </w:rPr>
+    </w:lvl>
+    <w:lvl w:ilvl="3" w:tentative="1">
+      <w:start w:val="1"/>
+      <w:numFmt w:val="bullet"/>
+      <w:lvlText w:val=""/>
+      <w:lvlJc w:val="left"/>
+      <w:pPr>
+        <w:tabs>
+          <w:tab w:val="num" w:pos="2880"/>
+        </w:tabs>
+        <w:ind w:left="2880" w:hanging="360"/>
+      </w:pPr>
+      <w:rPr>
+        <w:rFonts w:ascii="Wingdings" w:hAnsi="Wingdings" w:hint="default"/>
+        <w:sz w:val="20"/>
+      </w:rPr>
+    </w:lvl>
+    <w:lvl w:ilvl="4" w:tentative="1">
+      <w:start w:val="1"/>
+      <w:numFmt w:val="bullet"/>
+      <w:lvlText w:val=""/>
+      <w:lvlJc w:val="left"/>
+      <w:pPr>
+        <w:tabs>
+          <w:tab w:val="num" w:pos="3600"/>
+        </w:tabs>
+        <w:ind w:left="3600" w:hanging="360"/>
+      </w:pPr>
+      <w:rPr>
+        <w:rFonts w:ascii="Wingdings" w:hAnsi="Wingdings" w:hint="default"/>
+        <w:sz w:val="20"/>
+      </w:rPr>
+    </w:lvl>
+    <w:lvl w:ilvl="5" w:tentative="1">
+      <w:start w:val="1"/>
+      <w:numFmt w:val="bullet"/>
+      <w:lvlText w:val=""/>
+      <w:lvlJc w:val="left"/>
+      <w:pPr>
+        <w:tabs>
+          <w:tab w:val="num" w:pos="4320"/>
+        </w:tabs>
+        <w:ind w:left="4320" w:hanging="360"/>
+      </w:pPr>
+      <w:rPr>
+        <w:rFonts w:ascii="Wingdings" w:hAnsi="Wingdings" w:hint="default"/>
+        <w:sz w:val="20"/>
+      </w:rPr>
+    </w:lvl>
+    <w:lvl w:ilvl="6" w:tentative="1">
+      <w:start w:val="1"/>
+      <w:numFmt w:val="bullet"/>
+      <w:lvlText w:val=""/>
+      <w:lvlJc w:val="left"/>
+      <w:pPr>
+        <w:tabs>
+          <w:tab w:val="num" w:pos="5040"/>
+        </w:tabs>
+        <w:ind w:left="5040" w:hanging="360"/>
+      </w:pPr>
+      <w:rPr>
+        <w:rFonts w:ascii="Wingdings" w:hAnsi="Wingdings" w:hint="default"/>
+        <w:sz w:val="20"/>
+      </w:rPr>
+    </w:lvl>
+    <w:lvl w:ilvl="7" w:tentative="1">
+      <w:start w:val="1"/>
+      <w:numFmt w:val="bullet"/>
+      <w:lvlText w:val=""/>
+      <w:lvlJc w:val="left"/>
+      <w:pPr>
+        <w:tabs>
+          <w:tab w:val="num" w:pos="5760"/>
+        </w:tabs>
+        <w:ind w:left="5760" w:hanging="360"/>
+      </w:pPr>
+      <w:rPr>
+        <w:rFonts w:ascii="Wingdings" w:hAnsi="Wingdings" w:hint="default"/>
+        <w:sz w:val="20"/>
+      </w:rPr>
+    </w:lvl>
+    <w:lvl w:ilvl="8" w:tentative="1">
+      <w:start w:val="1"/>
+      <w:numFmt w:val="bullet"/>
+      <w:lvlText w:val=""/>
+      <w:lvlJc w:val="left"/>
+      <w:pPr>
+        <w:tabs>
+          <w:tab w:val="num" w:pos="6480"/>
+        </w:tabs>
+        <w:ind w:left="6480" w:hanging="360"/>
+      </w:pPr>
+      <w:rPr>
+        <w:rFonts w:ascii="Wingdings" w:hAnsi="Wingdings" w:hint="default"/>
+        <w:sz w:val="20"/>
+      </w:rPr>
+    </w:lvl>
+  </w:abstractNum>
+  <w:abstractNum w:abstractNumId="24" w15:restartNumberingAfterBreak="0">
     <w:nsid w:val="6A2A268C"/>
     <w:multiLevelType w:val="multilevel"/>
     <w:tmpl w:val="EE607F24"/>
@@ -3717,7 +7371,7 @@
       </w:rPr>
     </w:lvl>
   </w:abstractNum>
-  <w:abstractNum w:abstractNumId="16" w15:restartNumberingAfterBreak="0">
+  <w:abstractNum w:abstractNumId="25" w15:restartNumberingAfterBreak="0">
     <w:nsid w:val="731243D5"/>
     <w:multiLevelType w:val="multilevel"/>
     <w:tmpl w:val="22404232"/>
@@ -3830,7 +7484,7 @@
       </w:pPr>
     </w:lvl>
   </w:abstractNum>
-  <w:abstractNum w:abstractNumId="17" w15:restartNumberingAfterBreak="0">
+  <w:abstractNum w:abstractNumId="26" w15:restartNumberingAfterBreak="0">
     <w:nsid w:val="7A4C77C6"/>
     <w:multiLevelType w:val="multilevel"/>
     <w:tmpl w:val="FA005712"/>
@@ -3948,7 +7602,7 @@
       </w:rPr>
     </w:lvl>
   </w:abstractNum>
-  <w:abstractNum w:abstractNumId="18" w15:restartNumberingAfterBreak="0">
+  <w:abstractNum w:abstractNumId="27" w15:restartNumberingAfterBreak="0">
     <w:nsid w:val="7BED7916"/>
     <w:multiLevelType w:val="multilevel"/>
     <w:tmpl w:val="19F090A4"/>
@@ -4061,7 +7715,7 @@
       </w:pPr>
     </w:lvl>
   </w:abstractNum>
-  <w:abstractNum w:abstractNumId="19" w15:restartNumberingAfterBreak="0">
+  <w:abstractNum w:abstractNumId="28" w15:restartNumberingAfterBreak="0">
     <w:nsid w:val="7C226EBA"/>
     <w:multiLevelType w:val="multilevel"/>
     <w:tmpl w:val="4E58EA1E"/>
@@ -4211,19 +7865,19 @@
     </w:lvl>
   </w:abstractNum>
   <w:num w:numId="1" w16cid:durableId="1012104162">
-    <w:abstractNumId w:val="17"/>
+    <w:abstractNumId w:val="26"/>
   </w:num>
   <w:num w:numId="2" w16cid:durableId="1467503723">
-    <w:abstractNumId w:val="17"/>
+    <w:abstractNumId w:val="26"/>
     <w:lvlOverride w:ilvl="0">
       <w:startOverride w:val="1"/>
     </w:lvlOverride>
   </w:num>
   <w:num w:numId="3" w16cid:durableId="719939614">
-    <w:abstractNumId w:val="17"/>
+    <w:abstractNumId w:val="26"/>
   </w:num>
   <w:num w:numId="4" w16cid:durableId="2119369887">
-    <w:abstractNumId w:val="17"/>
+    <w:abstractNumId w:val="26"/>
     <w:lvlOverride w:ilvl="0">
       <w:startOverride w:val="1"/>
     </w:lvlOverride>
@@ -4232,13 +7886,13 @@
     <w:abstractNumId w:val="8"/>
   </w:num>
   <w:num w:numId="6" w16cid:durableId="1905093771">
-    <w:abstractNumId w:val="17"/>
+    <w:abstractNumId w:val="26"/>
     <w:lvlOverride w:ilvl="0">
       <w:startOverride w:val="1"/>
     </w:lvlOverride>
   </w:num>
   <w:num w:numId="7" w16cid:durableId="25764569">
-    <w:abstractNumId w:val="17"/>
+    <w:abstractNumId w:val="26"/>
     <w:lvlOverride w:ilvl="0">
       <w:startOverride w:val="1"/>
     </w:lvlOverride>
@@ -4271,7 +7925,7 @@
     <w:abstractNumId w:val="10"/>
   </w:num>
   <w:num w:numId="9" w16cid:durableId="362707374">
-    <w:abstractNumId w:val="17"/>
+    <w:abstractNumId w:val="26"/>
     <w:lvlOverride w:ilvl="0">
       <w:startOverride w:val="1"/>
     </w:lvlOverride>
@@ -4301,7 +7955,7 @@
     </w:lvlOverride>
   </w:num>
   <w:num w:numId="10" w16cid:durableId="1851336746">
-    <w:abstractNumId w:val="17"/>
+    <w:abstractNumId w:val="26"/>
     <w:lvlOverride w:ilvl="0">
       <w:startOverride w:val="1"/>
     </w:lvlOverride>
@@ -4355,25 +8009,25 @@
     <w:abstractNumId w:val="0"/>
   </w:num>
   <w:num w:numId="19" w16cid:durableId="261301637">
-    <w:abstractNumId w:val="19"/>
+    <w:abstractNumId w:val="28"/>
   </w:num>
   <w:num w:numId="20" w16cid:durableId="1452817343">
     <w:abstractNumId w:val="9"/>
   </w:num>
   <w:num w:numId="21" w16cid:durableId="1320305028">
-    <w:abstractNumId w:val="16"/>
+    <w:abstractNumId w:val="25"/>
   </w:num>
   <w:num w:numId="22" w16cid:durableId="576211216">
-    <w:abstractNumId w:val="15"/>
+    <w:abstractNumId w:val="24"/>
   </w:num>
   <w:num w:numId="23" w16cid:durableId="1615015679">
-    <w:abstractNumId w:val="14"/>
+    <w:abstractNumId w:val="22"/>
   </w:num>
   <w:num w:numId="24" w16cid:durableId="1890530060">
-    <w:abstractNumId w:val="13"/>
+    <w:abstractNumId w:val="19"/>
   </w:num>
   <w:num w:numId="25" w16cid:durableId="436486026">
-    <w:abstractNumId w:val="17"/>
+    <w:abstractNumId w:val="26"/>
     <w:lvlOverride w:ilvl="0">
       <w:startOverride w:val="1"/>
     </w:lvlOverride>
@@ -4403,7 +8057,7 @@
     </w:lvlOverride>
   </w:num>
   <w:num w:numId="26" w16cid:durableId="306589894">
-    <w:abstractNumId w:val="17"/>
+    <w:abstractNumId w:val="26"/>
     <w:lvlOverride w:ilvl="0">
       <w:startOverride w:val="1"/>
     </w:lvlOverride>
@@ -4433,7 +8087,7 @@
     </w:lvlOverride>
   </w:num>
   <w:num w:numId="27" w16cid:durableId="409010179">
-    <w:abstractNumId w:val="17"/>
+    <w:abstractNumId w:val="26"/>
     <w:lvlOverride w:ilvl="0">
       <w:startOverride w:val="1"/>
     </w:lvlOverride>
@@ -4463,7 +8117,7 @@
     </w:lvlOverride>
   </w:num>
   <w:num w:numId="28" w16cid:durableId="2078936031">
-    <w:abstractNumId w:val="17"/>
+    <w:abstractNumId w:val="26"/>
     <w:lvlOverride w:ilvl="0">
       <w:startOverride w:val="1"/>
     </w:lvlOverride>
@@ -4493,7 +8147,7 @@
     </w:lvlOverride>
   </w:num>
   <w:num w:numId="29" w16cid:durableId="2141260044">
-    <w:abstractNumId w:val="17"/>
+    <w:abstractNumId w:val="26"/>
     <w:lvlOverride w:ilvl="0">
       <w:startOverride w:val="1"/>
     </w:lvlOverride>
@@ -4523,7 +8177,7 @@
     </w:lvlOverride>
   </w:num>
   <w:num w:numId="30" w16cid:durableId="844520836">
-    <w:abstractNumId w:val="17"/>
+    <w:abstractNumId w:val="26"/>
     <w:lvlOverride w:ilvl="0">
       <w:startOverride w:val="1"/>
     </w:lvlOverride>
@@ -4553,7 +8207,7 @@
     </w:lvlOverride>
   </w:num>
   <w:num w:numId="31" w16cid:durableId="342825215">
-    <w:abstractNumId w:val="17"/>
+    <w:abstractNumId w:val="26"/>
     <w:lvlOverride w:ilvl="0">
       <w:startOverride w:val="1"/>
     </w:lvlOverride>
@@ -4583,7 +8237,7 @@
     </w:lvlOverride>
   </w:num>
   <w:num w:numId="32" w16cid:durableId="751970673">
-    <w:abstractNumId w:val="17"/>
+    <w:abstractNumId w:val="26"/>
     <w:lvlOverride w:ilvl="0">
       <w:startOverride w:val="1"/>
     </w:lvlOverride>
@@ -4613,7 +8267,7 @@
     </w:lvlOverride>
   </w:num>
   <w:num w:numId="33" w16cid:durableId="709378308">
-    <w:abstractNumId w:val="17"/>
+    <w:abstractNumId w:val="26"/>
     <w:lvlOverride w:ilvl="0">
       <w:startOverride w:val="1"/>
     </w:lvlOverride>
@@ -4643,13 +8297,40 @@
     </w:lvlOverride>
   </w:num>
   <w:num w:numId="34" w16cid:durableId="213547483">
+    <w:abstractNumId w:val="13"/>
+  </w:num>
+  <w:num w:numId="35" w16cid:durableId="864901844">
+    <w:abstractNumId w:val="27"/>
+  </w:num>
+  <w:num w:numId="36" w16cid:durableId="1826893932">
     <w:abstractNumId w:val="12"/>
   </w:num>
-  <w:num w:numId="35" w16cid:durableId="864901844">
+  <w:num w:numId="37" w16cid:durableId="2710241">
+    <w:abstractNumId w:val="23"/>
+  </w:num>
+  <w:num w:numId="38" w16cid:durableId="2101757457">
+    <w:abstractNumId w:val="11"/>
+  </w:num>
+  <w:num w:numId="39" w16cid:durableId="2135905256">
+    <w:abstractNumId w:val="15"/>
+  </w:num>
+  <w:num w:numId="40" w16cid:durableId="961695877">
+    <w:abstractNumId w:val="16"/>
+  </w:num>
+  <w:num w:numId="41" w16cid:durableId="601691552">
     <w:abstractNumId w:val="18"/>
   </w:num>
-  <w:num w:numId="36" w16cid:durableId="1826893932">
-    <w:abstractNumId w:val="11"/>
+  <w:num w:numId="42" w16cid:durableId="1562476444">
+    <w:abstractNumId w:val="20"/>
+  </w:num>
+  <w:num w:numId="43" w16cid:durableId="1873571497">
+    <w:abstractNumId w:val="21"/>
+  </w:num>
+  <w:num w:numId="44" w16cid:durableId="1640382748">
+    <w:abstractNumId w:val="14"/>
+  </w:num>
+  <w:num w:numId="45" w16cid:durableId="993684407">
+    <w:abstractNumId w:val="17"/>
   </w:num>
 </w:numbering>
 </file>

--- a/Azure Fundamentals AZ900/Azure Fundamentals AZ900 Learning Documentation.docx
+++ b/Azure Fundamentals AZ900/Azure Fundamentals AZ900 Learning Documentation.docx
@@ -3413,7 +3413,6 @@
       <w:pPr>
         <w:pStyle w:val="Heading2"/>
       </w:pPr>
-      <w:bookmarkStart w:id="17" w:name="_Toc196838061"/>
       <w:r>
         <w:t>V</w:t>
       </w:r>
@@ -3421,21 +3420,53 @@
         <w:t>irtual machines</w:t>
       </w:r>
       <w:r>
-        <w:t xml:space="preserve"> availability sets</w:t>
-      </w:r>
-      <w:bookmarkEnd w:id="17"/>
+        <w:t xml:space="preserve"> </w:t>
+      </w:r>
+      <w:r>
+        <w:t>scale</w:t>
+      </w:r>
+      <w:r>
+        <w:t xml:space="preserve"> sets</w:t>
+      </w:r>
       <w:r>
         <w:tab/>
       </w:r>
     </w:p>
     <w:p>
       <w:r>
-        <w:t>Availability of virtual machine is ensured in two ways:</w:t>
+        <w:t>Azure VM scale set centralize the creation, configuration and updates of VM specs. So based on traffic, VMs get increased or decreased also it can be scheduled. It also uses Load balancer to use the VMs efficiently.</w:t>
       </w:r>
     </w:p>
     <w:p>
+      <w:pPr>
+        <w:pStyle w:val="Heading2"/>
+      </w:pPr>
+      <w:bookmarkStart w:id="17" w:name="_Toc196838061"/>
+      <w:r>
+        <w:t>V</w:t>
+      </w:r>
+      <w:r>
+        <w:t>irtual machines</w:t>
+      </w:r>
+      <w:r>
+        <w:t xml:space="preserve"> availability sets</w:t>
+      </w:r>
+      <w:bookmarkEnd w:id="17"/>
+      <w:r>
+        <w:tab/>
+      </w:r>
+    </w:p>
+    <w:p>
+      <w:r>
+        <w:t>Availability of virtual machine is ensured in two ways:</w:t>
+      </w:r>
+    </w:p>
+    <w:p>
       <w:r>
         <w:t>Update Domain: Groups VMs that can be rebooted at the same time. So, if user picks this option, VMs from multiple update domains are selected so that if one VM is down due to software update/reboot, other VM will restore</w:t>
+      </w:r>
+      <w:r>
+        <w:t>. 30 minutes time to recover.</w:t>
       </w:r>
     </w:p>
     <w:p>
@@ -3518,6 +3549,7 @@
     </w:p>
     <w:p>
       <w:r>
+        <w:lastRenderedPageBreak/>
         <w:t xml:space="preserve">VM is still preferred when consumer needs </w:t>
       </w:r>
       <w:r>
@@ -3534,7 +3566,6 @@
     </w:p>
     <w:p>
       <w:r>
-        <w:lastRenderedPageBreak/>
         <w:t>If you have specific hardware requirements for your project, or you are developing on one hardware platform and need to target another like Windows vs MacOS, you will need to use a virtual machine. Most other 'software only' requirements can be met by using containers.</w:t>
       </w:r>
     </w:p>
@@ -3620,6 +3651,9 @@
       <w:r>
         <w:t>Functions can be either stateless or stateful. When they're stateless (the default), they behave as if they restart every time they respond to an event. When they're stateful (called Durable Functions), a context is passed through the function to track prior activity.</w:t>
       </w:r>
+      <w:r>
+        <w:t xml:space="preserve"> Serverless computing.</w:t>
+      </w:r>
     </w:p>
     <w:p>
       <w:r>
@@ -3664,11 +3698,8 @@
     <w:p/>
     <w:p>
       <w:r>
-        <w:t xml:space="preserve">Containers are used for complex logic, long time working in a webapp, legacy app migrations- lift ad shift etc while Azure functions are used when we need simple functions/tasks using API like webhook trigger etc. Power Automate can be used if there simpler tasks like emails sending, </w:t>
-      </w:r>
-      <w:r>
         <w:lastRenderedPageBreak/>
-        <w:t>teams notifications, one drive/share point check for files etc. Azure functions can be used to read the context of file.</w:t>
+        <w:t>Containers are used for complex logic, long time working in a webapp, legacy app migrations- lift ad shift etc while Azure functions are used when we need simple functions/tasks using API like webhook trigger etc. Power Automate can be used if there simpler tasks like emails sending, teams notifications, one drive/share point check for files etc. Azure functions can be used to read the context of file.</w:t>
       </w:r>
     </w:p>
     <w:p/>
@@ -3862,16 +3893,7 @@
           <w:color w:val="2B579A" w:themeColor="accent5"/>
           <w:u w:val="single"/>
         </w:rPr>
-        <w:t>Communicate with on-premises resources</w:t>
-      </w:r>
-      <w:r>
-        <w:rPr>
-          <w:b/>
-          <w:bCs/>
-          <w:color w:val="2B579A" w:themeColor="accent5"/>
-          <w:u w:val="single"/>
-        </w:rPr>
-        <w:t xml:space="preserve"> – 3 types:</w:t>
+        <w:t>Communicate with on-premises resources – 3 types:</w:t>
       </w:r>
     </w:p>
     <w:p>
@@ -3892,6 +3914,7 @@
           <w:b/>
           <w:bCs/>
         </w:rPr>
+        <w:lastRenderedPageBreak/>
         <w:t>Site to Site:</w:t>
       </w:r>
       <w:r>
@@ -3923,7 +3946,6 @@
           <w:b/>
           <w:bCs/>
         </w:rPr>
-        <w:lastRenderedPageBreak/>
         <w:t>Border Gateway Protocol (BGP):</w:t>
       </w:r>
     </w:p>
@@ -3934,6 +3956,42 @@
       <w:r>
         <w:br/>
         <w:t>BGP is the GPS system that helps the two cities keep track of which roads are open and what’s the best way to send cars (data).</w:t>
+      </w:r>
+    </w:p>
+    <w:p>
+      <w:r>
+        <w:rPr>
+          <w:b/>
+          <w:bCs/>
+        </w:rPr>
+        <w:t>Filter Network Traffic:</w:t>
+      </w:r>
+      <w:r>
+        <w:t xml:space="preserve"> </w:t>
+      </w:r>
+    </w:p>
+    <w:p>
+      <w:r>
+        <w:rPr>
+          <w:i/>
+          <w:iCs/>
+        </w:rPr>
+        <w:t>Network Security groups</w:t>
+      </w:r>
+      <w:r>
+        <w:t xml:space="preserve"> are azure resources used to create network rules (inbound and outbound) based on IP address, port and protocol so we can filter the traffics</w:t>
+      </w:r>
+    </w:p>
+    <w:p>
+      <w:r>
+        <w:rPr>
+          <w:i/>
+          <w:iCs/>
+        </w:rPr>
+        <w:t>Network Virtual Appliance</w:t>
+      </w:r>
+      <w:r>
+        <w:t xml:space="preserve"> runs firewall or perform WAN operation</w:t>
       </w:r>
     </w:p>
     <w:p>
@@ -3952,7 +4010,21 @@
         <w:t xml:space="preserve">: </w:t>
       </w:r>
       <w:r>
-        <w:t>Connect two virtual networks not through internet but through Microsoft network hence 2 virtual networks in two different regions can be connected – global interconnect</w:t>
+        <w:t xml:space="preserve">Connect two virtual networks </w:t>
+      </w:r>
+      <w:r>
+        <w:t>privately</w:t>
+      </w:r>
+      <w:r>
+        <w:t xml:space="preserve"> through Microsoft network hence virtual networks in two different regions can be connected – global interconnect</w:t>
+      </w:r>
+      <w:r>
+        <w:t>ion is possible through azure</w:t>
+      </w:r>
+    </w:p>
+    <w:p>
+      <w:r>
+        <w:t>User-defined routes (UDR) allow you to control the routing tables between subnets within a virtual network or between virtual networks. This allows for greater control over network traffic flow.</w:t>
       </w:r>
     </w:p>
     <w:p>
@@ -3968,6 +4040,14 @@
     <w:p>
       <w:r>
         <w:t>VPN creates an encrypted tunnel when data is transferred from one resource to another using public network</w:t>
+      </w:r>
+      <w:r>
+        <w:t>.</w:t>
+      </w:r>
+    </w:p>
+    <w:p>
+      <w:r>
+        <w:t>Site to Site, Point to Site, Network to Network</w:t>
       </w:r>
     </w:p>
     <w:p>
@@ -4024,6 +4104,7 @@
           <w:b/>
           <w:bCs/>
         </w:rPr>
+        <w:lastRenderedPageBreak/>
         <w:t>Route based VPN:</w:t>
       </w:r>
       <w:r>
@@ -4168,6 +4249,255 @@
           <w:bCs/>
         </w:rPr>
         <w:t>shared public internet</w:t>
+      </w:r>
+      <w:r>
+        <w:t>.</w:t>
+      </w:r>
+    </w:p>
+    <w:p>
+      <w:r>
+        <w:rPr>
+          <w:b/>
+          <w:bCs/>
+        </w:rPr>
+        <w:t>Example</w:t>
+      </w:r>
+      <w:r>
+        <w:t>: You use a route-based VPN to securely connect your office to Azure so employees can access a cloud database.</w:t>
+      </w:r>
+    </w:p>
+    <w:p>
+      <w:r>
+        <w:pict w14:anchorId="7199DA11">
+          <v:rect id="_x0000_i1025" style="width:0;height:1.5pt" o:hralign="center" o:hrstd="t" o:hr="t" fillcolor="#a0a0a0" stroked="f"/>
+        </w:pict>
+      </w:r>
+    </w:p>
+    <w:p>
+      <w:pPr>
+        <w:rPr>
+          <w:b/>
+          <w:bCs/>
+        </w:rPr>
+      </w:pPr>
+      <w:r>
+        <w:rPr>
+          <w:rFonts w:ascii="Segoe UI Emoji" w:hAnsi="Segoe UI Emoji" w:cs="Segoe UI Emoji"/>
+          <w:b/>
+          <w:bCs/>
+        </w:rPr>
+        <w:t>🚄</w:t>
+      </w:r>
+      <w:r>
+        <w:rPr>
+          <w:b/>
+          <w:bCs/>
+        </w:rPr>
+        <w:t xml:space="preserve"> 2. ExpressRoute = Private, High-Speed, Dedicated Line</w:t>
+      </w:r>
+    </w:p>
+    <w:p>
+      <w:pPr>
+        <w:numPr>
+          <w:ilvl w:val="0"/>
+          <w:numId w:val="41"/>
+        </w:numPr>
+      </w:pPr>
+      <w:r>
+        <w:t xml:space="preserve">This is like building your </w:t>
+      </w:r>
+      <w:r>
+        <w:rPr>
+          <w:b/>
+          <w:bCs/>
+        </w:rPr>
+        <w:t>own private train track</w:t>
+      </w:r>
+      <w:r>
+        <w:t xml:space="preserve"> directly from your office to Azure.</w:t>
+      </w:r>
+    </w:p>
+    <w:p>
+      <w:pPr>
+        <w:numPr>
+          <w:ilvl w:val="0"/>
+          <w:numId w:val="41"/>
+        </w:numPr>
+      </w:pPr>
+      <w:r>
+        <w:t xml:space="preserve">It does </w:t>
+      </w:r>
+      <w:r>
+        <w:rPr>
+          <w:b/>
+          <w:bCs/>
+        </w:rPr>
+        <w:t>not</w:t>
+      </w:r>
+      <w:r>
+        <w:t xml:space="preserve"> go through the internet—it's </w:t>
+      </w:r>
+      <w:r>
+        <w:rPr>
+          <w:b/>
+          <w:bCs/>
+        </w:rPr>
+        <w:t>faster, more secure, and more reliable</w:t>
+      </w:r>
+      <w:r>
+        <w:t>.</w:t>
+      </w:r>
+    </w:p>
+    <w:p>
+      <w:pPr>
+        <w:numPr>
+          <w:ilvl w:val="0"/>
+          <w:numId w:val="41"/>
+        </w:numPr>
+      </w:pPr>
+      <w:r>
+        <w:t>Great for banks, hospitals, or large companies with heavy or sensitive traffic.</w:t>
+      </w:r>
+    </w:p>
+    <w:p>
+      <w:pPr>
+        <w:numPr>
+          <w:ilvl w:val="0"/>
+          <w:numId w:val="41"/>
+        </w:numPr>
+      </w:pPr>
+      <w:r>
+        <w:t>More expensive and requires setup with a network provider.</w:t>
+      </w:r>
+    </w:p>
+    <w:p>
+      <w:r>
+        <w:rPr>
+          <w:b/>
+          <w:bCs/>
+        </w:rPr>
+        <w:t>Example</w:t>
+      </w:r>
+      <w:r>
+        <w:t>: A bank uses ExpressRoute to transfer customer data to Azure securely and at high speed without touching the public internet.</w:t>
+      </w:r>
+    </w:p>
+    <w:p>
+      <w:r>
+        <w:pict w14:anchorId="364FA979">
+          <v:rect id="_x0000_i1026" style="width:0;height:1.5pt" o:hralign="center" o:hrstd="t" o:hr="t" fillcolor="#a0a0a0" stroked="f"/>
+        </w:pict>
+      </w:r>
+    </w:p>
+    <w:p>
+      <w:pPr>
+        <w:rPr>
+          <w:b/>
+          <w:bCs/>
+        </w:rPr>
+      </w:pPr>
+      <w:r>
+        <w:rPr>
+          <w:rFonts w:ascii="Segoe UI Emoji" w:hAnsi="Segoe UI Emoji" w:cs="Segoe UI Emoji"/>
+          <w:b/>
+          <w:bCs/>
+        </w:rPr>
+        <w:t>🧭</w:t>
+      </w:r>
+      <w:r>
+        <w:rPr>
+          <w:b/>
+          <w:bCs/>
+        </w:rPr>
+        <w:t xml:space="preserve"> 3. BGP (Border Gateway Protocol) = Smart GPS for Routing</w:t>
+      </w:r>
+    </w:p>
+    <w:p>
+      <w:pPr>
+        <w:numPr>
+          <w:ilvl w:val="0"/>
+          <w:numId w:val="42"/>
+        </w:numPr>
+      </w:pPr>
+      <w:r>
+        <w:rPr>
+          <w:b/>
+          <w:bCs/>
+        </w:rPr>
+        <w:t>BGP is not a connection</w:t>
+      </w:r>
+      <w:r>
+        <w:t xml:space="preserve">, it’s the </w:t>
+      </w:r>
+      <w:r>
+        <w:rPr>
+          <w:b/>
+          <w:bCs/>
+        </w:rPr>
+        <w:t>navigation system</w:t>
+      </w:r>
+      <w:r>
+        <w:t xml:space="preserve"> that tells your data </w:t>
+      </w:r>
+      <w:r>
+        <w:rPr>
+          <w:b/>
+          <w:bCs/>
+        </w:rPr>
+        <w:t>which route to take</w:t>
+      </w:r>
+      <w:r>
+        <w:t>—whether you're using VPN or ExpressRoute.</w:t>
+      </w:r>
+    </w:p>
+    <w:p>
+      <w:pPr>
+        <w:numPr>
+          <w:ilvl w:val="0"/>
+          <w:numId w:val="42"/>
+        </w:numPr>
+      </w:pPr>
+      <w:r>
+        <w:t xml:space="preserve">It </w:t>
+      </w:r>
+      <w:r>
+        <w:rPr>
+          <w:b/>
+          <w:bCs/>
+        </w:rPr>
+        <w:t>automatically updates and shares route info</w:t>
+      </w:r>
+      <w:r>
+        <w:t xml:space="preserve"> between your office and Azure.</w:t>
+      </w:r>
+    </w:p>
+    <w:p>
+      <w:pPr>
+        <w:numPr>
+          <w:ilvl w:val="0"/>
+          <w:numId w:val="42"/>
+        </w:numPr>
+      </w:pPr>
+      <w:r>
+        <w:t>Helps Azure and your network find the best path for traffic.</w:t>
+      </w:r>
+    </w:p>
+    <w:p>
+      <w:pPr>
+        <w:numPr>
+          <w:ilvl w:val="0"/>
+          <w:numId w:val="42"/>
+        </w:numPr>
+      </w:pPr>
+      <w:r>
+        <w:t xml:space="preserve">Often used </w:t>
+      </w:r>
+      <w:r>
+        <w:rPr>
+          <w:b/>
+          <w:bCs/>
+        </w:rPr>
+        <w:t>together with Route-Based VPN or ExpressRoute</w:t>
       </w:r>
       <w:r>
         <w:t>.</w:t>
@@ -4183,255 +4513,6 @@
         <w:t>Example</w:t>
       </w:r>
       <w:r>
-        <w:t>: You use a route-based VPN to securely connect your office to Azure so employees can access a cloud database.</w:t>
-      </w:r>
-    </w:p>
-    <w:p>
-      <w:r>
-        <w:pict w14:anchorId="7199DA11">
-          <v:rect id="_x0000_i1037" style="width:0;height:1.5pt" o:hralign="center" o:hrstd="t" o:hr="t" fillcolor="#a0a0a0" stroked="f"/>
-        </w:pict>
-      </w:r>
-    </w:p>
-    <w:p>
-      <w:pPr>
-        <w:rPr>
-          <w:b/>
-          <w:bCs/>
-        </w:rPr>
-      </w:pPr>
-      <w:r>
-        <w:rPr>
-          <w:rFonts w:ascii="Segoe UI Emoji" w:hAnsi="Segoe UI Emoji" w:cs="Segoe UI Emoji"/>
-          <w:b/>
-          <w:bCs/>
-        </w:rPr>
-        <w:t>🚄</w:t>
-      </w:r>
-      <w:r>
-        <w:rPr>
-          <w:b/>
-          <w:bCs/>
-        </w:rPr>
-        <w:t xml:space="preserve"> 2. ExpressRoute = Private, High-Speed, Dedicated Line</w:t>
-      </w:r>
-    </w:p>
-    <w:p>
-      <w:pPr>
-        <w:numPr>
-          <w:ilvl w:val="0"/>
-          <w:numId w:val="41"/>
-        </w:numPr>
-      </w:pPr>
-      <w:r>
-        <w:t xml:space="preserve">This is like building your </w:t>
-      </w:r>
-      <w:r>
-        <w:rPr>
-          <w:b/>
-          <w:bCs/>
-        </w:rPr>
-        <w:t>own private train track</w:t>
-      </w:r>
-      <w:r>
-        <w:t xml:space="preserve"> directly from your office to Azure.</w:t>
-      </w:r>
-    </w:p>
-    <w:p>
-      <w:pPr>
-        <w:numPr>
-          <w:ilvl w:val="0"/>
-          <w:numId w:val="41"/>
-        </w:numPr>
-      </w:pPr>
-      <w:r>
-        <w:t xml:space="preserve">It does </w:t>
-      </w:r>
-      <w:r>
-        <w:rPr>
-          <w:b/>
-          <w:bCs/>
-        </w:rPr>
-        <w:t>not</w:t>
-      </w:r>
-      <w:r>
-        <w:t xml:space="preserve"> go through the internet—it's </w:t>
-      </w:r>
-      <w:r>
-        <w:rPr>
-          <w:b/>
-          <w:bCs/>
-        </w:rPr>
-        <w:t>faster, more secure, and more reliable</w:t>
-      </w:r>
-      <w:r>
-        <w:t>.</w:t>
-      </w:r>
-    </w:p>
-    <w:p>
-      <w:pPr>
-        <w:numPr>
-          <w:ilvl w:val="0"/>
-          <w:numId w:val="41"/>
-        </w:numPr>
-      </w:pPr>
-      <w:r>
-        <w:t>Great for banks, hospitals, or large companies with heavy or sensitive traffic.</w:t>
-      </w:r>
-    </w:p>
-    <w:p>
-      <w:pPr>
-        <w:numPr>
-          <w:ilvl w:val="0"/>
-          <w:numId w:val="41"/>
-        </w:numPr>
-      </w:pPr>
-      <w:r>
-        <w:t>More expensive and requires setup with a network provider.</w:t>
-      </w:r>
-    </w:p>
-    <w:p>
-      <w:r>
-        <w:rPr>
-          <w:b/>
-          <w:bCs/>
-        </w:rPr>
-        <w:t>Example</w:t>
-      </w:r>
-      <w:r>
-        <w:t>: A bank uses ExpressRoute to transfer customer data to Azure securely and at high speed without touching the public internet.</w:t>
-      </w:r>
-    </w:p>
-    <w:p>
-      <w:r>
-        <w:pict w14:anchorId="364FA979">
-          <v:rect id="_x0000_i1038" style="width:0;height:1.5pt" o:hralign="center" o:hrstd="t" o:hr="t" fillcolor="#a0a0a0" stroked="f"/>
-        </w:pict>
-      </w:r>
-    </w:p>
-    <w:p>
-      <w:pPr>
-        <w:rPr>
-          <w:b/>
-          <w:bCs/>
-        </w:rPr>
-      </w:pPr>
-      <w:r>
-        <w:rPr>
-          <w:rFonts w:ascii="Segoe UI Emoji" w:hAnsi="Segoe UI Emoji" w:cs="Segoe UI Emoji"/>
-          <w:b/>
-          <w:bCs/>
-        </w:rPr>
-        <w:t>🧭</w:t>
-      </w:r>
-      <w:r>
-        <w:rPr>
-          <w:b/>
-          <w:bCs/>
-        </w:rPr>
-        <w:t xml:space="preserve"> 3. BGP (Border Gateway Protocol) = Smart GPS for Routing</w:t>
-      </w:r>
-    </w:p>
-    <w:p>
-      <w:pPr>
-        <w:numPr>
-          <w:ilvl w:val="0"/>
-          <w:numId w:val="42"/>
-        </w:numPr>
-      </w:pPr>
-      <w:r>
-        <w:rPr>
-          <w:b/>
-          <w:bCs/>
-        </w:rPr>
-        <w:t>BGP is not a connection</w:t>
-      </w:r>
-      <w:r>
-        <w:t xml:space="preserve">, it’s the </w:t>
-      </w:r>
-      <w:r>
-        <w:rPr>
-          <w:b/>
-          <w:bCs/>
-        </w:rPr>
-        <w:t>navigation system</w:t>
-      </w:r>
-      <w:r>
-        <w:t xml:space="preserve"> that tells your data </w:t>
-      </w:r>
-      <w:r>
-        <w:rPr>
-          <w:b/>
-          <w:bCs/>
-        </w:rPr>
-        <w:t>which route to take</w:t>
-      </w:r>
-      <w:r>
-        <w:t>—whether you're using VPN or ExpressRoute.</w:t>
-      </w:r>
-    </w:p>
-    <w:p>
-      <w:pPr>
-        <w:numPr>
-          <w:ilvl w:val="0"/>
-          <w:numId w:val="42"/>
-        </w:numPr>
-      </w:pPr>
-      <w:r>
-        <w:t xml:space="preserve">It </w:t>
-      </w:r>
-      <w:r>
-        <w:rPr>
-          <w:b/>
-          <w:bCs/>
-        </w:rPr>
-        <w:t>automatically updates and shares route info</w:t>
-      </w:r>
-      <w:r>
-        <w:t xml:space="preserve"> between your office and Azure.</w:t>
-      </w:r>
-    </w:p>
-    <w:p>
-      <w:pPr>
-        <w:numPr>
-          <w:ilvl w:val="0"/>
-          <w:numId w:val="42"/>
-        </w:numPr>
-      </w:pPr>
-      <w:r>
-        <w:t>Helps Azure and your network find the best path for traffic.</w:t>
-      </w:r>
-    </w:p>
-    <w:p>
-      <w:pPr>
-        <w:numPr>
-          <w:ilvl w:val="0"/>
-          <w:numId w:val="42"/>
-        </w:numPr>
-      </w:pPr>
-      <w:r>
-        <w:t xml:space="preserve">Often used </w:t>
-      </w:r>
-      <w:r>
-        <w:rPr>
-          <w:b/>
-          <w:bCs/>
-        </w:rPr>
-        <w:t>together with Route-Based VPN or ExpressRoute</w:t>
-      </w:r>
-      <w:r>
-        <w:t>.</w:t>
-      </w:r>
-    </w:p>
-    <w:p>
-      <w:r>
-        <w:rPr>
-          <w:b/>
-          <w:bCs/>
-        </w:rPr>
-        <w:t>Example</w:t>
-      </w:r>
-      <w:r>
         <w:t>: Your company has two VPNs and one ExpressRoute connection. BGP helps Azure pick the best route based on availability and performance.</w:t>
       </w:r>
     </w:p>
@@ -4498,7 +4579,6 @@
       </w:pPr>
       <w:bookmarkStart w:id="26" w:name="_Toc196838070"/>
       <w:r>
-        <w:lastRenderedPageBreak/>
         <w:t>ExpressRoute Global Reach</w:t>
       </w:r>
       <w:bookmarkEnd w:id="26"/>
@@ -4686,7 +4766,9 @@
     </w:p>
     <w:p>
       <w:r>
-        <w:lastRenderedPageBreak/>
+        <w:rPr>
+          <w:noProof/>
+        </w:rPr>
         <w:drawing>
           <wp:inline distT="0" distB="0" distL="0" distR="0" wp14:anchorId="180B9D4E" wp14:editId="0718883A">
             <wp:extent cx="5943600" cy="3166110"/>
@@ -4779,6 +4861,7 @@
           <w:b/>
           <w:bCs/>
         </w:rPr>
+        <w:lastRenderedPageBreak/>
         <w:t>Azure Queues</w:t>
       </w:r>
       <w:r>
@@ -33556,19 +33639,6 @@
 </file>
 
 <file path=customXml/item1.xml><?xml version="1.0" encoding="utf-8"?>
-<b:Sources xmlns:b="http://schemas.openxmlformats.org/officeDocument/2006/bibliography" xmlns="http://schemas.openxmlformats.org/officeDocument/2006/bibliography" SelectedStyle="\APASixthEditionOfficeOnline.xsl" StyleName="APA" Version="6"/>
-</file>
-
-<file path=customXml/item2.xml><?xml version="1.0" encoding="utf-8"?>
-<?mso-contentType ?>
-<FormTemplates xmlns="http://schemas.microsoft.com/sharepoint/v3/contenttype/forms">
-  <Display>DocumentLibraryForm</Display>
-  <Edit>DocumentLibraryForm</Edit>
-  <New>DocumentLibraryForm</New>
-</FormTemplates>
-</file>
-
-<file path=customXml/item3.xml><?xml version="1.0" encoding="utf-8"?>
 <ct:contentTypeSchema xmlns:ct="http://schemas.microsoft.com/office/2006/metadata/contentType" xmlns:ma="http://schemas.microsoft.com/office/2006/metadata/properties/metaAttributes" ct:_="" ma:_="" ma:contentTypeName="Document" ma:contentTypeID="0x01010079F111ED35F8CC479449609E8A0923A6" ma:contentTypeVersion="20" ma:contentTypeDescription="Create a new document." ma:contentTypeScope="" ma:versionID="1267097ee5f5874adfcc408041ae252e">
   <xsd:schema xmlns:xsd="http://www.w3.org/2001/XMLSchema" xmlns:xs="http://www.w3.org/2001/XMLSchema" xmlns:p="http://schemas.microsoft.com/office/2006/metadata/properties" xmlns:ns1="http://schemas.microsoft.com/sharepoint/v3" xmlns:ns2="71af3243-3dd4-4a8d-8c0d-dd76da1f02a5" xmlns:ns3="16c05727-aa75-4e4a-9b5f-8a80a1165891" xmlns:ns4="230e9df3-be65-4c73-a93b-d1236ebd677e" targetNamespace="http://schemas.microsoft.com/office/2006/metadata/properties" ma:root="true" ma:fieldsID="395891a93df65b14727750f2c06c306c" ns1:_="" ns2:_="" ns3:_="" ns4:_="">
     <xsd:import namespace="http://schemas.microsoft.com/sharepoint/v3"/>
@@ -33844,6 +33914,19 @@
 </ct:contentTypeSchema>
 </file>
 
+<file path=customXml/item2.xml><?xml version="1.0" encoding="utf-8"?>
+<?mso-contentType ?>
+<FormTemplates xmlns="http://schemas.microsoft.com/sharepoint/v3/contenttype/forms">
+  <Display>DocumentLibraryForm</Display>
+  <Edit>DocumentLibraryForm</Edit>
+  <New>DocumentLibraryForm</New>
+</FormTemplates>
+</file>
+
+<file path=customXml/item3.xml><?xml version="1.0" encoding="utf-8"?>
+<b:Sources xmlns:b="http://schemas.openxmlformats.org/officeDocument/2006/bibliography" xmlns="http://schemas.openxmlformats.org/officeDocument/2006/bibliography" SelectedStyle="\APASixthEditionOfficeOnline.xsl" StyleName="APA" Version="6"/>
+</file>
+
 <file path=customXml/item4.xml><?xml version="1.0" encoding="utf-8"?>
 <p:properties xmlns:p="http://schemas.microsoft.com/office/2006/metadata/properties" xmlns:xsi="http://www.w3.org/2001/XMLSchema-instance" xmlns:pc="http://schemas.microsoft.com/office/infopath/2007/PartnerControls">
   <documentManagement>
@@ -33864,22 +33947,6 @@
 </file>
 
 <file path=customXml/itemProps1.xml><?xml version="1.0" encoding="utf-8"?>
-<ds:datastoreItem xmlns:ds="http://schemas.openxmlformats.org/officeDocument/2006/customXml" ds:itemID="{9EAA2E9E-4E47-497B-A79A-B397382D8E2F}">
-  <ds:schemaRefs>
-    <ds:schemaRef ds:uri="http://schemas.openxmlformats.org/officeDocument/2006/bibliography"/>
-  </ds:schemaRefs>
-</ds:datastoreItem>
-</file>
-
-<file path=customXml/itemProps2.xml><?xml version="1.0" encoding="utf-8"?>
-<ds:datastoreItem xmlns:ds="http://schemas.openxmlformats.org/officeDocument/2006/customXml" ds:itemID="{878A3276-187E-405F-966A-BDA24FF7DCFF}">
-  <ds:schemaRefs>
-    <ds:schemaRef ds:uri="http://schemas.microsoft.com/sharepoint/v3/contenttype/forms"/>
-  </ds:schemaRefs>
-</ds:datastoreItem>
-</file>
-
-<file path=customXml/itemProps3.xml><?xml version="1.0" encoding="utf-8"?>
 <ds:datastoreItem xmlns:ds="http://schemas.openxmlformats.org/officeDocument/2006/customXml" ds:itemID="{B15B1B51-5121-472B-BA9E-DC61343F5AF6}">
   <ds:schemaRefs>
     <ds:schemaRef ds:uri="http://schemas.microsoft.com/office/2006/metadata/contentType"/>
@@ -33900,6 +33967,22 @@
 </ds:datastoreItem>
 </file>
 
+<file path=customXml/itemProps2.xml><?xml version="1.0" encoding="utf-8"?>
+<ds:datastoreItem xmlns:ds="http://schemas.openxmlformats.org/officeDocument/2006/customXml" ds:itemID="{878A3276-187E-405F-966A-BDA24FF7DCFF}">
+  <ds:schemaRefs>
+    <ds:schemaRef ds:uri="http://schemas.microsoft.com/sharepoint/v3/contenttype/forms"/>
+  </ds:schemaRefs>
+</ds:datastoreItem>
+</file>
+
+<file path=customXml/itemProps3.xml><?xml version="1.0" encoding="utf-8"?>
+<ds:datastoreItem xmlns:ds="http://schemas.openxmlformats.org/officeDocument/2006/customXml" ds:itemID="{9EAA2E9E-4E47-497B-A79A-B397382D8E2F}">
+  <ds:schemaRefs>
+    <ds:schemaRef ds:uri="http://schemas.openxmlformats.org/officeDocument/2006/bibliography"/>
+  </ds:schemaRefs>
+</ds:datastoreItem>
+</file>
+
 <file path=customXml/itemProps4.xml><?xml version="1.0" encoding="utf-8"?>
 <ds:datastoreItem xmlns:ds="http://schemas.openxmlformats.org/officeDocument/2006/customXml" ds:itemID="{91E7373D-5DCA-4092-912F-7D030B4FE61E}">
   <ds:schemaRefs>

--- a/Azure Fundamentals AZ900/Azure Fundamentals AZ900 Learning Documentation.docx
+++ b/Azure Fundamentals AZ900/Azure Fundamentals AZ900 Learning Documentation.docx
@@ -2183,7 +2183,19 @@
               <w:rPr>
                 <w:rStyle w:val="Hyperlink"/>
               </w:rPr>
-              <w:t>Azure storage services</w:t>
+              <w:t>Azure storage s</w:t>
+            </w:r>
+            <w:r>
+              <w:rPr>
+                <w:rStyle w:val="Hyperlink"/>
+              </w:rPr>
+              <w:t>e</w:t>
+            </w:r>
+            <w:r>
+              <w:rPr>
+                <w:rStyle w:val="Hyperlink"/>
+              </w:rPr>
+              <w:t>rvices</w:t>
             </w:r>
             <w:r>
               <w:rPr>
@@ -2390,7 +2402,15 @@
         <w:t xml:space="preserve">computing, </w:t>
       </w:r>
       <w:r>
-        <w:t>networking, storage, virtual machines etc via internet</w:t>
+        <w:t xml:space="preserve">networking, storage, virtual machines </w:t>
+      </w:r>
+      <w:proofErr w:type="spellStart"/>
+      <w:r>
+        <w:t>etc</w:t>
+      </w:r>
+      <w:proofErr w:type="spellEnd"/>
+      <w:r>
+        <w:t xml:space="preserve"> via internet</w:t>
       </w:r>
     </w:p>
     <w:p>
@@ -2405,7 +2425,15 @@
     </w:p>
     <w:p>
       <w:r>
-        <w:t>Server Maintenance will be taken care by Azure People like Cooling, connectivity, security etc but data ingestion, data access and governance will be by consumer.</w:t>
+        <w:t xml:space="preserve">Server Maintenance will be taken care by Azure People like Cooling, connectivity, security </w:t>
+      </w:r>
+      <w:proofErr w:type="spellStart"/>
+      <w:r>
+        <w:t>etc</w:t>
+      </w:r>
+      <w:proofErr w:type="spellEnd"/>
+      <w:r>
+        <w:t xml:space="preserve"> but data ingestion, data access and governance will be by consumer.</w:t>
       </w:r>
     </w:p>
     <w:p>
@@ -2423,12 +2451,25 @@
         <w:t>IaaS (Infrastructure as a Service) provides virtual machines and storage</w:t>
       </w:r>
       <w:r>
-        <w:t xml:space="preserve"> – eg: Virtual Machine</w:t>
+        <w:t xml:space="preserve"> – </w:t>
+      </w:r>
+      <w:proofErr w:type="spellStart"/>
+      <w:r>
+        <w:t>eg</w:t>
+      </w:r>
+      <w:proofErr w:type="spellEnd"/>
+      <w:r>
+        <w:t>: Virtual Machine</w:t>
       </w:r>
     </w:p>
     <w:p>
-      <w:r>
-        <w:t xml:space="preserve">Eg use case: </w:t>
+      <w:proofErr w:type="spellStart"/>
+      <w:r>
+        <w:t>Eg</w:t>
+      </w:r>
+      <w:proofErr w:type="spellEnd"/>
+      <w:r>
+        <w:t xml:space="preserve"> use case: </w:t>
       </w:r>
       <w:r>
         <w:t>Lift-and-shift migration</w:t>
@@ -2445,12 +2486,25 @@
         <w:t>PaaS (Platform as a Service) offers a platform for developing and deploying applications</w:t>
       </w:r>
       <w:r>
-        <w:t xml:space="preserve"> eg: Azure App Services</w:t>
+        <w:t xml:space="preserve"> </w:t>
+      </w:r>
+      <w:proofErr w:type="spellStart"/>
+      <w:r>
+        <w:t>eg</w:t>
+      </w:r>
+      <w:proofErr w:type="spellEnd"/>
+      <w:r>
+        <w:t>: Azure App Services</w:t>
       </w:r>
     </w:p>
     <w:p>
-      <w:r>
-        <w:t xml:space="preserve">Eg use case: </w:t>
+      <w:proofErr w:type="spellStart"/>
+      <w:r>
+        <w:t>Eg</w:t>
+      </w:r>
+      <w:proofErr w:type="spellEnd"/>
+      <w:r>
+        <w:t xml:space="preserve"> use case: </w:t>
       </w:r>
       <w:r>
         <w:t>Development framework</w:t>
@@ -2467,7 +2521,15 @@
         <w:t>and SaaS (Software as a Service) delivers pre-built software applications</w:t>
       </w:r>
       <w:r>
-        <w:t xml:space="preserve"> PowerBI, Microsoft 365</w:t>
+        <w:t xml:space="preserve"> </w:t>
+      </w:r>
+      <w:proofErr w:type="spellStart"/>
+      <w:r>
+        <w:t>PowerBI</w:t>
+      </w:r>
+      <w:proofErr w:type="spellEnd"/>
+      <w:r>
+        <w:t>, Microsoft 365</w:t>
       </w:r>
     </w:p>
     <w:p>
@@ -2477,8 +2539,13 @@
           <w:numId w:val="34"/>
         </w:numPr>
       </w:pPr>
-      <w:r>
-        <w:t xml:space="preserve">eg use case: </w:t>
+      <w:proofErr w:type="spellStart"/>
+      <w:r>
+        <w:t>eg</w:t>
+      </w:r>
+      <w:proofErr w:type="spellEnd"/>
+      <w:r>
+        <w:t xml:space="preserve"> use case: </w:t>
       </w:r>
       <w:r>
         <w:t>Email and messaging.</w:t>
@@ -2628,26 +2695,51 @@
       </w:r>
     </w:p>
     <w:p>
+      <w:proofErr w:type="spellStart"/>
       <w:r>
         <w:rPr>
           <w:b/>
           <w:bCs/>
         </w:rPr>
-        <w:t xml:space="preserve">ExpressRouter </w:t>
-      </w:r>
-      <w:r>
-        <w:t>– Customized FibreOptic internet only between those two end points. Highly securable and recommended.</w:t>
-      </w:r>
-    </w:p>
-    <w:p>
-      <w:pPr>
+        <w:t>ExpressRouter</w:t>
+      </w:r>
+      <w:proofErr w:type="spellEnd"/>
+      <w:r>
         <w:rPr>
           <w:b/>
           <w:bCs/>
         </w:rPr>
-      </w:pPr>
-      <w:r>
-        <w:t>Azure WAN – Connect the VPN/ExpressRouter by managing traffic between multiple branches of company to Azure</w:t>
+        <w:t xml:space="preserve"> </w:t>
+      </w:r>
+      <w:r>
+        <w:t xml:space="preserve">– Customized </w:t>
+      </w:r>
+      <w:proofErr w:type="spellStart"/>
+      <w:r>
+        <w:t>FibreOptic</w:t>
+      </w:r>
+      <w:proofErr w:type="spellEnd"/>
+      <w:r>
+        <w:t xml:space="preserve"> internet only between those two end points. Highly securable and recommended.</w:t>
+      </w:r>
+    </w:p>
+    <w:p>
+      <w:pPr>
+        <w:rPr>
+          <w:b/>
+          <w:bCs/>
+        </w:rPr>
+      </w:pPr>
+      <w:r>
+        <w:t>Azure WAN – Connect the VPN/</w:t>
+      </w:r>
+      <w:proofErr w:type="spellStart"/>
+      <w:r>
+        <w:t>ExpressRouter</w:t>
+      </w:r>
+      <w:proofErr w:type="spellEnd"/>
+      <w:r>
+        <w:t xml:space="preserve"> by managing traffic between multiple branches of company to Azure</w:t>
       </w:r>
       <w:r>
         <w:rPr>
@@ -2661,7 +2753,23 @@
           <w:b/>
           <w:bCs/>
         </w:rPr>
-        <w:t xml:space="preserve"> ExpressRouter or VPN is WAN</w:t>
+        <w:t xml:space="preserve"> </w:t>
+      </w:r>
+      <w:proofErr w:type="spellStart"/>
+      <w:r>
+        <w:rPr>
+          <w:b/>
+          <w:bCs/>
+        </w:rPr>
+        <w:t>ExpressRouter</w:t>
+      </w:r>
+      <w:proofErr w:type="spellEnd"/>
+      <w:r>
+        <w:rPr>
+          <w:b/>
+          <w:bCs/>
+        </w:rPr>
+        <w:t xml:space="preserve"> or VPN is WAN</w:t>
       </w:r>
     </w:p>
     <w:p>
@@ -2900,21 +3008,50 @@
           <w:b/>
           <w:bCs/>
         </w:rPr>
-        <w:t>onsumption-based model</w:t>
-      </w:r>
+        <w:t xml:space="preserve">onsumption-based </w:t>
+      </w:r>
+      <w:proofErr w:type="gramStart"/>
       <w:r>
         <w:rPr>
           <w:b/>
           <w:bCs/>
         </w:rPr>
-        <w:t xml:space="preserve"> : </w:t>
+        <w:t>model</w:t>
+      </w:r>
+      <w:r>
+        <w:rPr>
+          <w:b/>
+          <w:bCs/>
+        </w:rPr>
+        <w:t xml:space="preserve"> :</w:t>
+      </w:r>
+      <w:proofErr w:type="gramEnd"/>
+      <w:r>
+        <w:rPr>
+          <w:b/>
+          <w:bCs/>
+        </w:rPr>
+        <w:t xml:space="preserve"> </w:t>
       </w:r>
       <w:r>
         <w:t>Pay as you go</w:t>
       </w:r>
       <w:r>
-        <w:t>. This is Operational Expenditure where you spend only for operations whereas Captial Expenditure takes care of investing buy tangible resources like data center cooling system etc</w:t>
-      </w:r>
+        <w:t xml:space="preserve">. This is Operational Expenditure where you spend only for operations whereas </w:t>
+      </w:r>
+      <w:proofErr w:type="spellStart"/>
+      <w:r>
+        <w:t>Captial</w:t>
+      </w:r>
+      <w:proofErr w:type="spellEnd"/>
+      <w:r>
+        <w:t xml:space="preserve"> Expenditure takes care of investing buy tangible resources like data center cooling system </w:t>
+      </w:r>
+      <w:proofErr w:type="spellStart"/>
+      <w:r>
+        <w:t>etc</w:t>
+      </w:r>
+      <w:proofErr w:type="spellEnd"/>
     </w:p>
     <w:p>
       <w:pPr>
@@ -2937,8 +3074,13 @@
         <w:t xml:space="preserve"> Scaling</w:t>
       </w:r>
       <w:r>
-        <w:t>, Predictability of Performance and Cost(</w:t>
-      </w:r>
+        <w:t xml:space="preserve">, Predictability of Performance and </w:t>
+      </w:r>
+      <w:proofErr w:type="gramStart"/>
+      <w:r>
+        <w:t>Cost(</w:t>
+      </w:r>
+      <w:proofErr w:type="gramEnd"/>
       <w:r>
         <w:t>Total Cost of Ownership (TCO) or Pricing Calculator to get an estimate of potential cloud spend</w:t>
       </w:r>
@@ -3103,7 +3245,15 @@
     </w:p>
     <w:p>
       <w:r>
-        <w:t>Manage cloud through WebPortal, API, PowerShell and CLI</w:t>
+        <w:t xml:space="preserve">Manage cloud through </w:t>
+      </w:r>
+      <w:proofErr w:type="spellStart"/>
+      <w:r>
+        <w:t>WebPortal</w:t>
+      </w:r>
+      <w:proofErr w:type="spellEnd"/>
+      <w:r>
+        <w:t>, API, PowerShell and CLI</w:t>
       </w:r>
     </w:p>
     <w:p>
@@ -3196,7 +3346,15 @@
         <w:t>Non-regional services: Services are always available from Azure geographies and are resilient to zone-wide outages as well as region-wide outages.</w:t>
       </w:r>
       <w:r>
-        <w:t xml:space="preserve"> Not specific to one region/zone. It is available across the globe. Eg: Microsoft Entra ID no region/zone will be asked for this.</w:t>
+        <w:t xml:space="preserve"> Not specific to one region/zone. It is available across the globe. </w:t>
+      </w:r>
+      <w:proofErr w:type="spellStart"/>
+      <w:r>
+        <w:t>Eg</w:t>
+      </w:r>
+      <w:proofErr w:type="spellEnd"/>
+      <w:r>
+        <w:t>: Microsoft Entra ID no region/zone will be asked for this.</w:t>
       </w:r>
     </w:p>
     <w:p>
@@ -3207,7 +3365,15 @@
     <w:p/>
     <w:p>
       <w:r>
-        <w:t>One or Group of Datacentre forms Availability Zones -&gt; Multiple availability zones -&gt; Regions -&gt; Two regions connected -&gt; Region Pairs</w:t>
+        <w:t xml:space="preserve">One or Group of </w:t>
+      </w:r>
+      <w:proofErr w:type="spellStart"/>
+      <w:r>
+        <w:t>Datacentre</w:t>
+      </w:r>
+      <w:proofErr w:type="spellEnd"/>
+      <w:r>
+        <w:t xml:space="preserve"> forms Availability Zones -&gt; Multiple availability zones -&gt; Regions -&gt; Two regions connected -&gt; Region Pairs</w:t>
       </w:r>
     </w:p>
     <w:p>
@@ -3256,7 +3422,15 @@
     <w:p>
       <w:r>
         <w:lastRenderedPageBreak/>
-        <w:t xml:space="preserve">Region Pairs: East US region is paired with West US. So if one has outage or patch update, the other region will be </w:t>
+        <w:t xml:space="preserve">Region Pairs: East US region is paired with West US. </w:t>
+      </w:r>
+      <w:proofErr w:type="gramStart"/>
+      <w:r>
+        <w:t>So</w:t>
+      </w:r>
+      <w:proofErr w:type="gramEnd"/>
+      <w:r>
+        <w:t xml:space="preserve"> if one has outage or patch update, the other region will be </w:t>
       </w:r>
       <w:r>
         <w:t>restored</w:t>
@@ -3302,7 +3476,47 @@
     </w:p>
     <w:p>
       <w:r>
-        <w:t>Account -&gt; ManagementGroups -&gt; subscription (Webdesign, HR, Marketing) -&gt; resource groups (dev, prod, test rgs) -&gt;resources (Storage, VMs, Softwares etc)</w:t>
+        <w:t xml:space="preserve">Account -&gt; </w:t>
+      </w:r>
+      <w:proofErr w:type="spellStart"/>
+      <w:r>
+        <w:t>ManagementGroups</w:t>
+      </w:r>
+      <w:proofErr w:type="spellEnd"/>
+      <w:r>
+        <w:t xml:space="preserve"> -&gt; subscription (</w:t>
+      </w:r>
+      <w:proofErr w:type="spellStart"/>
+      <w:r>
+        <w:t>Webdesign</w:t>
+      </w:r>
+      <w:proofErr w:type="spellEnd"/>
+      <w:r>
+        <w:t xml:space="preserve">, HR, Marketing) -&gt; resource groups (dev, prod, test </w:t>
+      </w:r>
+      <w:proofErr w:type="spellStart"/>
+      <w:r>
+        <w:t>rgs</w:t>
+      </w:r>
+      <w:proofErr w:type="spellEnd"/>
+      <w:r>
+        <w:t xml:space="preserve">) -&gt;resources (Storage, VMs, </w:t>
+      </w:r>
+      <w:proofErr w:type="spellStart"/>
+      <w:r>
+        <w:t>Softwares</w:t>
+      </w:r>
+      <w:proofErr w:type="spellEnd"/>
+      <w:r>
+        <w:t xml:space="preserve"> </w:t>
+      </w:r>
+      <w:proofErr w:type="spellStart"/>
+      <w:r>
+        <w:t>etc</w:t>
+      </w:r>
+      <w:proofErr w:type="spellEnd"/>
+      <w:r>
+        <w:t>)</w:t>
       </w:r>
     </w:p>
     <w:p>
@@ -3361,7 +3575,15 @@
     <w:p>
       <w:r>
         <w:lastRenderedPageBreak/>
-        <w:t>10,000 mgmt groups can be created with max 6 levels of hierarchy ex</w:t>
+        <w:t xml:space="preserve">10,000 </w:t>
+      </w:r>
+      <w:proofErr w:type="spellStart"/>
+      <w:r>
+        <w:t>mgmt</w:t>
+      </w:r>
+      <w:proofErr w:type="spellEnd"/>
+      <w:r>
+        <w:t xml:space="preserve"> groups can be created with max 6 levels of hierarchy ex</w:t>
       </w:r>
       <w:r>
         <w:t>c</w:t>
@@ -3420,13 +3642,7 @@
         <w:t>irtual machines</w:t>
       </w:r>
       <w:r>
-        <w:t xml:space="preserve"> </w:t>
-      </w:r>
-      <w:r>
-        <w:t>scale</w:t>
-      </w:r>
-      <w:r>
-        <w:t xml:space="preserve"> sets</w:t>
+        <w:t xml:space="preserve"> scale sets</w:t>
       </w:r>
       <w:r>
         <w:tab/>
@@ -3475,8 +3691,13 @@
       </w:r>
     </w:p>
     <w:p>
-      <w:r>
-        <w:t xml:space="preserve">  A </w:t>
+      <w:proofErr w:type="gramStart"/>
+      <w:r>
+        <w:t>  A</w:t>
+      </w:r>
+      <w:proofErr w:type="gramEnd"/>
+      <w:r>
+        <w:t xml:space="preserve"> </w:t>
       </w:r>
       <w:r>
         <w:rPr>
@@ -3490,8 +3711,13 @@
       </w:r>
     </w:p>
     <w:p>
-      <w:r>
-        <w:t xml:space="preserve">  A </w:t>
+      <w:proofErr w:type="gramStart"/>
+      <w:r>
+        <w:t>  A</w:t>
+      </w:r>
+      <w:proofErr w:type="gramEnd"/>
+      <w:r>
+        <w:t xml:space="preserve"> </w:t>
       </w:r>
       <w:r>
         <w:rPr>
@@ -3519,7 +3745,23 @@
         <w:t>VM hosts multiple VDs if we use same OS.</w:t>
       </w:r>
       <w:r>
-        <w:t xml:space="preserve"> For eg: One laptop/server can have multiple sign-ins if the user requirements is all the same. If not, multiple VMs are required.</w:t>
+        <w:t xml:space="preserve"> For </w:t>
+      </w:r>
+      <w:proofErr w:type="spellStart"/>
+      <w:r>
+        <w:t>eg</w:t>
+      </w:r>
+      <w:proofErr w:type="spellEnd"/>
+      <w:r>
+        <w:t xml:space="preserve">: One laptop/server can have multiple sign-ins if the user requirements </w:t>
+      </w:r>
+      <w:proofErr w:type="gramStart"/>
+      <w:r>
+        <w:t>is</w:t>
+      </w:r>
+      <w:proofErr w:type="gramEnd"/>
+      <w:r>
+        <w:t xml:space="preserve"> all the same. If not, multiple VMs are required.</w:t>
       </w:r>
     </w:p>
     <w:p>
@@ -3544,7 +3786,21 @@
     </w:p>
     <w:p>
       <w:r>
-        <w:t>For multiple OS in a single host, multiple VMs are required. This can be avoided by using Containers where with one host and multiple hubs, faster performance dockers helps.</w:t>
+        <w:t xml:space="preserve">For multiple OS in a single host, multiple VMs are required. This can be avoided by using Containers where with one </w:t>
+      </w:r>
+      <w:proofErr w:type="spellStart"/>
+      <w:r>
+        <w:t>h</w:t>
+      </w:r>
+      <w:r>
+        <w:t>x</w:t>
+      </w:r>
+      <w:r>
+        <w:t>ost</w:t>
+      </w:r>
+      <w:proofErr w:type="spellEnd"/>
+      <w:r>
+        <w:t xml:space="preserve"> and multiple hubs, faster performance dockers helps.</w:t>
       </w:r>
     </w:p>
     <w:p>
@@ -3556,7 +3812,15 @@
         <w:t>full control.</w:t>
       </w:r>
       <w:r>
-        <w:t xml:space="preserve"> Each VM is a different computer inside main computer grabbing separate hardware, CPU, memory etc from Hosting Main Computer.</w:t>
+        <w:t xml:space="preserve"> Each VM is a different computer inside main computer grabbing separate hardware, CPU, memory </w:t>
+      </w:r>
+      <w:proofErr w:type="spellStart"/>
+      <w:r>
+        <w:t>etc</w:t>
+      </w:r>
+      <w:proofErr w:type="spellEnd"/>
+      <w:r>
+        <w:t xml:space="preserve"> from Hosting Main Computer.</w:t>
       </w:r>
     </w:p>
     <w:p>
@@ -3571,12 +3835,33 @@
     </w:p>
     <w:p>
       <w:r>
-        <w:t>Container is not secured as it is not hardware level configuration, so if one container is exploited, high chances other container may get hijacked. But VMs are completely secure.</w:t>
+        <w:t xml:space="preserve">Container is not secured as it is not hardware level configuration, so if one container is exploited, high chances </w:t>
+      </w:r>
+      <w:proofErr w:type="gramStart"/>
+      <w:r>
+        <w:t>other</w:t>
+      </w:r>
+      <w:proofErr w:type="gramEnd"/>
+      <w:r>
+        <w:t xml:space="preserve"> container may get hijacked. But VMs are completely secure.</w:t>
       </w:r>
     </w:p>
     <w:p>
-      <w:r>
-        <w:t>Eg for containers: Website front end hosted in one container and back end in other. So, if back-end is stressed, it can load balanced without impacting the front end as it is in a separate container. So a website can be handled piece by piece not disturbing other parts which is called microservice architecture</w:t>
+      <w:proofErr w:type="spellStart"/>
+      <w:r>
+        <w:t>Eg</w:t>
+      </w:r>
+      <w:proofErr w:type="spellEnd"/>
+      <w:r>
+        <w:t xml:space="preserve"> for containers: Website front end hosted in one container and back end in other. So, if back-end is stressed, it can load balanced without impacting the front end as it is in a separate container. </w:t>
+      </w:r>
+      <w:proofErr w:type="gramStart"/>
+      <w:r>
+        <w:t>So</w:t>
+      </w:r>
+      <w:proofErr w:type="gramEnd"/>
+      <w:r>
+        <w:t xml:space="preserve"> a website can be handled piece by piece not disturbing other parts which is called microservice architecture</w:t>
       </w:r>
     </w:p>
     <w:p>
@@ -3656,8 +3941,13 @@
       </w:r>
     </w:p>
     <w:p>
-      <w:r>
-        <w:t xml:space="preserve">  Use </w:t>
+      <w:proofErr w:type="gramStart"/>
+      <w:r>
+        <w:t>  Use</w:t>
+      </w:r>
+      <w:proofErr w:type="gramEnd"/>
+      <w:r>
+        <w:t xml:space="preserve"> </w:t>
       </w:r>
       <w:r>
         <w:rPr>
@@ -3671,8 +3961,13 @@
       </w:r>
     </w:p>
     <w:p>
-      <w:r>
-        <w:t xml:space="preserve">  Use </w:t>
+      <w:proofErr w:type="gramStart"/>
+      <w:r>
+        <w:t>  Use</w:t>
+      </w:r>
+      <w:proofErr w:type="gramEnd"/>
+      <w:r>
+        <w:t xml:space="preserve"> </w:t>
       </w:r>
       <w:r>
         <w:rPr>
@@ -3699,7 +3994,23 @@
     <w:p>
       <w:r>
         <w:lastRenderedPageBreak/>
-        <w:t>Containers are used for complex logic, long time working in a webapp, legacy app migrations- lift ad shift etc while Azure functions are used when we need simple functions/tasks using API like webhook trigger etc. Power Automate can be used if there simpler tasks like emails sending, teams notifications, one drive/share point check for files etc. Azure functions can be used to read the context of file.</w:t>
+        <w:t xml:space="preserve">Containers are used for complex logic, long time working in a webapp, legacy app migrations- lift ad shift </w:t>
+      </w:r>
+      <w:proofErr w:type="spellStart"/>
+      <w:r>
+        <w:t>etc</w:t>
+      </w:r>
+      <w:proofErr w:type="spellEnd"/>
+      <w:r>
+        <w:t xml:space="preserve"> while Azure functions are used when we need simple functions/tasks using API like webhook trigger etc. Power Automate can be used if </w:t>
+      </w:r>
+      <w:proofErr w:type="gramStart"/>
+      <w:r>
+        <w:t>there</w:t>
+      </w:r>
+      <w:proofErr w:type="gramEnd"/>
+      <w:r>
+        <w:t xml:space="preserve"> simpler tasks like emails sending, teams notifications, one drive/share point check for files etc. Azure functions can be used to read the context of file.</w:t>
       </w:r>
     </w:p>
     <w:p/>
@@ -3715,22 +4026,74 @@
     </w:p>
     <w:p>
       <w:r>
-        <w:t>WebApp – To build any web applications using nodejs, python, php etc</w:t>
-      </w:r>
+        <w:t xml:space="preserve">WebApp – To build any web applications using </w:t>
+      </w:r>
+      <w:proofErr w:type="spellStart"/>
+      <w:r>
+        <w:t>nodejs</w:t>
+      </w:r>
+      <w:proofErr w:type="spellEnd"/>
+      <w:r>
+        <w:t xml:space="preserve">, python, </w:t>
+      </w:r>
+      <w:proofErr w:type="spellStart"/>
+      <w:r>
+        <w:t>php</w:t>
+      </w:r>
+      <w:proofErr w:type="spellEnd"/>
+      <w:r>
+        <w:t xml:space="preserve"> </w:t>
+      </w:r>
+      <w:proofErr w:type="spellStart"/>
+      <w:r>
+        <w:t>etc</w:t>
+      </w:r>
+      <w:proofErr w:type="spellEnd"/>
     </w:p>
     <w:p>
-      <w:r>
-        <w:t>ApiApp – To build any REST api apps</w:t>
+      <w:proofErr w:type="spellStart"/>
+      <w:r>
+        <w:t>ApiApp</w:t>
+      </w:r>
+      <w:proofErr w:type="spellEnd"/>
+      <w:r>
+        <w:t xml:space="preserve"> – To build any REST </w:t>
+      </w:r>
+      <w:proofErr w:type="spellStart"/>
+      <w:r>
+        <w:t>api</w:t>
+      </w:r>
+      <w:proofErr w:type="spellEnd"/>
+      <w:r>
+        <w:t xml:space="preserve"> apps</w:t>
       </w:r>
     </w:p>
     <w:p>
-      <w:r>
-        <w:t>WebJob – To do simpler web based automatic tasks like, send email or resize images once signedup/uploaded respectively</w:t>
+      <w:proofErr w:type="spellStart"/>
+      <w:r>
+        <w:t>WebJob</w:t>
+      </w:r>
+      <w:proofErr w:type="spellEnd"/>
+      <w:r>
+        <w:t xml:space="preserve"> – To do simpler web based automatic tasks like, send email or resize images once </w:t>
+      </w:r>
+      <w:proofErr w:type="spellStart"/>
+      <w:r>
+        <w:t>signedup</w:t>
+      </w:r>
+      <w:proofErr w:type="spellEnd"/>
+      <w:r>
+        <w:t>/uploaded respectively</w:t>
       </w:r>
     </w:p>
     <w:p>
-      <w:r>
-        <w:t>MobileApp – To build mobile apps and send notifications/store data in Azure SQL database</w:t>
+      <w:proofErr w:type="spellStart"/>
+      <w:r>
+        <w:t>MobileApp</w:t>
+      </w:r>
+      <w:proofErr w:type="spellEnd"/>
+      <w:r>
+        <w:t xml:space="preserve"> – To build mobile apps and send notifications/store data in Azure SQL database</w:t>
       </w:r>
     </w:p>
     <w:p/>
@@ -3746,13 +4109,29 @@
     </w:p>
     <w:p>
       <w:r>
-        <w:t xml:space="preserve">Azure VNet and subnet are to </w:t>
+        <w:t xml:space="preserve">Azure </w:t>
+      </w:r>
+      <w:proofErr w:type="spellStart"/>
+      <w:r>
+        <w:t>VNet</w:t>
+      </w:r>
+      <w:proofErr w:type="spellEnd"/>
+      <w:r>
+        <w:t xml:space="preserve"> and subnet are to </w:t>
       </w:r>
       <w:r>
         <w:t xml:space="preserve">securely </w:t>
       </w:r>
       <w:r>
-        <w:t>communicate my own azure resources with on-premise servers/consumers on internet/with each other resources eg: my database talks to my webapp</w:t>
+        <w:t xml:space="preserve">communicate my own azure resources with on-premise servers/consumers on internet/with each other resources </w:t>
+      </w:r>
+      <w:proofErr w:type="spellStart"/>
+      <w:r>
+        <w:t>eg</w:t>
+      </w:r>
+      <w:proofErr w:type="spellEnd"/>
+      <w:r>
+        <w:t>: my database talks to my webapp</w:t>
       </w:r>
       <w:r>
         <w:t>.</w:t>
@@ -3793,6 +4172,7 @@
       <w:r>
         <w:t xml:space="preserve">You have a private neighborhood (that's your </w:t>
       </w:r>
+      <w:proofErr w:type="spellStart"/>
       <w:r>
         <w:rPr>
           <w:b/>
@@ -3800,6 +4180,7 @@
         </w:rPr>
         <w:t>VNet</w:t>
       </w:r>
+      <w:proofErr w:type="spellEnd"/>
       <w:r>
         <w:t>)</w:t>
       </w:r>
@@ -3991,7 +4372,15 @@
         <w:t>Network Virtual Appliance</w:t>
       </w:r>
       <w:r>
-        <w:t xml:space="preserve"> runs firewall or perform WAN operation</w:t>
+        <w:t xml:space="preserve"> runs firewall or </w:t>
+      </w:r>
+      <w:proofErr w:type="gramStart"/>
+      <w:r>
+        <w:t>perform</w:t>
+      </w:r>
+      <w:proofErr w:type="gramEnd"/>
+      <w:r>
+        <w:t xml:space="preserve"> WAN operation</w:t>
       </w:r>
     </w:p>
     <w:p>
@@ -4052,7 +4441,15 @@
     </w:p>
     <w:p>
       <w:r>
-        <w:t>Policy based VPN – You will predefine the IP addresses. So if the packet is designed to send to one of the predefined IP, then, the tunnel mentioned in the IP will be used to send the data securely</w:t>
+        <w:t xml:space="preserve">Policy based VPN – You will predefine the IP addresses. </w:t>
+      </w:r>
+      <w:proofErr w:type="gramStart"/>
+      <w:r>
+        <w:t>So</w:t>
+      </w:r>
+      <w:proofErr w:type="gramEnd"/>
+      <w:r>
+        <w:t xml:space="preserve"> if the packet is designed to send to one of the predefined IP, then, the tunnel mentioned in the IP will be used to send the data securely</w:t>
       </w:r>
     </w:p>
     <w:p>
@@ -4118,7 +4515,13 @@
         <w:t>It creates the tunnel and sends packets</w:t>
       </w:r>
       <w:r>
-        <w:t xml:space="preserve"> in a shared public internet but in a secured wa.</w:t>
+        <w:t xml:space="preserve"> in a shared public internet but in a secured wa</w:t>
+      </w:r>
+      <w:r>
+        <w:t>y</w:t>
+      </w:r>
+      <w:r>
+        <w:t>.</w:t>
       </w:r>
       <w:r>
         <w:t xml:space="preserve"> BGP says which path to choose and Route based VPN creates the tunnel and sends the packets</w:t>
@@ -4551,7 +4954,21 @@
         <w:t xml:space="preserve">Active/Standby: </w:t>
       </w:r>
       <w:r>
-        <w:t>BGP is not used. One tunnel will be active while the other is in watch/standby mode. If one goes down, other tunnel will restore.</w:t>
+        <w:t xml:space="preserve">BGP is not used. One tunnel will be active while the other is in watch/standby mode. If one goes down, </w:t>
+      </w:r>
+      <w:proofErr w:type="gramStart"/>
+      <w:r>
+        <w:t>other</w:t>
+      </w:r>
+      <w:proofErr w:type="gramEnd"/>
+      <w:r>
+        <w:t xml:space="preserve"> tunnel will restore.</w:t>
+      </w:r>
+      <w:r>
+        <w:t xml:space="preserve"> </w:t>
+      </w:r>
+      <w:r>
+        <w:t>they typically restore within a few seconds for planned maintenance and within 90 seconds for unplanned disruptions.</w:t>
       </w:r>
     </w:p>
     <w:p>
@@ -4585,8 +5002,13 @@
     </w:p>
     <w:p/>
     <w:p>
-      <w:r>
-        <w:t xml:space="preserve">  Your </w:t>
+      <w:proofErr w:type="gramStart"/>
+      <w:r>
+        <w:t>  Your</w:t>
+      </w:r>
+      <w:proofErr w:type="gramEnd"/>
+      <w:r>
+        <w:t xml:space="preserve"> </w:t>
       </w:r>
       <w:r>
         <w:rPr>
@@ -4600,8 +5022,13 @@
       </w:r>
     </w:p>
     <w:p>
-      <w:r>
-        <w:t xml:space="preserve">  Your </w:t>
+      <w:proofErr w:type="gramStart"/>
+      <w:r>
+        <w:t>  Your</w:t>
+      </w:r>
+      <w:proofErr w:type="gramEnd"/>
+      <w:r>
+        <w:t xml:space="preserve"> </w:t>
       </w:r>
       <w:r>
         <w:rPr>
@@ -4615,8 +5042,13 @@
       </w:r>
     </w:p>
     <w:p>
-      <w:r>
-        <w:t xml:space="preserve">  You enable </w:t>
+      <w:proofErr w:type="gramStart"/>
+      <w:r>
+        <w:t>  You</w:t>
+      </w:r>
+      <w:proofErr w:type="gramEnd"/>
+      <w:r>
+        <w:t xml:space="preserve"> enable </w:t>
       </w:r>
       <w:r>
         <w:rPr>
@@ -4630,8 +5062,13 @@
       </w:r>
     </w:p>
     <w:p>
-      <w:r>
-        <w:t xml:space="preserve">  Now, </w:t>
+      <w:proofErr w:type="gramStart"/>
+      <w:r>
+        <w:t>  Now</w:t>
+      </w:r>
+      <w:proofErr w:type="gramEnd"/>
+      <w:r>
+        <w:t xml:space="preserve">, </w:t>
       </w:r>
       <w:r>
         <w:rPr>
@@ -4664,7 +5101,67 @@
         <w:t>.</w:t>
       </w:r>
     </w:p>
-    <w:p/>
+    <w:p>
+      <w:pPr>
+        <w:pStyle w:val="Heading2"/>
+      </w:pPr>
+      <w:r>
+        <w:t>Azure DNS</w:t>
+      </w:r>
+    </w:p>
+    <w:p>
+      <w:r>
+        <w:t xml:space="preserve">It uses </w:t>
+      </w:r>
+      <w:proofErr w:type="spellStart"/>
+      <w:r>
+        <w:t>AnyCast</w:t>
+      </w:r>
+      <w:proofErr w:type="spellEnd"/>
+      <w:r>
+        <w:t xml:space="preserve"> networking. </w:t>
+      </w:r>
+      <w:proofErr w:type="gramStart"/>
+      <w:r>
+        <w:t>So</w:t>
+      </w:r>
+      <w:proofErr w:type="gramEnd"/>
+      <w:r>
+        <w:t xml:space="preserve"> the closest server responds with IP address for the DNS name</w:t>
+      </w:r>
+      <w:r>
+        <w:t>.</w:t>
+      </w:r>
+    </w:p>
+    <w:p>
+      <w:r>
+        <w:t xml:space="preserve">Azure domain records like website name, </w:t>
+      </w:r>
+      <w:proofErr w:type="spellStart"/>
+      <w:r>
+        <w:t>ip</w:t>
+      </w:r>
+      <w:proofErr w:type="spellEnd"/>
+      <w:r>
+        <w:t xml:space="preserve"> address </w:t>
+      </w:r>
+      <w:proofErr w:type="spellStart"/>
+      <w:r>
+        <w:t>etc</w:t>
+      </w:r>
+      <w:proofErr w:type="spellEnd"/>
+      <w:r>
+        <w:t xml:space="preserve"> can be changed using Azure CLI, azure portal, </w:t>
+      </w:r>
+      <w:proofErr w:type="spellStart"/>
+      <w:r>
+        <w:t>powershell</w:t>
+      </w:r>
+      <w:proofErr w:type="spellEnd"/>
+      <w:r>
+        <w:t xml:space="preserve"> and this can be automated using Rest API as well.</w:t>
+      </w:r>
+    </w:p>
     <w:p>
       <w:pPr>
         <w:pStyle w:val="Heading2"/>
@@ -4675,7 +5172,6 @@
       </w:r>
       <w:bookmarkEnd w:id="27"/>
     </w:p>
-    <w:p/>
     <w:p>
       <w:r>
         <w:t>Direct ExpressRoute – Uses Microsoft cable network directly</w:t>
@@ -4683,7 +5179,15 @@
     </w:p>
     <w:p>
       <w:r>
-        <w:t>Colocation – Shares the same location where Azure datacentre is located and then connect via cable</w:t>
+        <w:t xml:space="preserve">Colocation – Shares the same location where Azure </w:t>
+      </w:r>
+      <w:proofErr w:type="spellStart"/>
+      <w:r>
+        <w:t>datacentre</w:t>
+      </w:r>
+      <w:proofErr w:type="spellEnd"/>
+      <w:r>
+        <w:t xml:space="preserve"> is located and then connect via cable</w:t>
       </w:r>
     </w:p>
     <w:p>
@@ -4693,7 +5197,24 @@
     </w:p>
     <w:p>
       <w:r>
-        <w:t>Any to Any –Azure is connected to office through WAN so it act as one of the office branches and all the branches and azure talks to each other as  azure is one of them</w:t>
+        <w:lastRenderedPageBreak/>
+        <w:t xml:space="preserve">Any to Any –Azure is connected to office through WAN so it </w:t>
+      </w:r>
+      <w:proofErr w:type="gramStart"/>
+      <w:r>
+        <w:t>act</w:t>
+      </w:r>
+      <w:proofErr w:type="gramEnd"/>
+      <w:r>
+        <w:t xml:space="preserve"> as one of the office branches and all the branches and azure talks to each other </w:t>
+      </w:r>
+      <w:proofErr w:type="gramStart"/>
+      <w:r>
+        <w:t>as  azure</w:t>
+      </w:r>
+      <w:proofErr w:type="gramEnd"/>
+      <w:r>
+        <w:t xml:space="preserve"> is one of them</w:t>
       </w:r>
     </w:p>
     <w:p>
@@ -4719,30 +5240,92 @@
         </w:r>
       </w:hyperlink>
     </w:p>
+    <w:p/>
     <w:p>
       <w:r>
-        <w:t xml:space="preserve">LRS – Durability – 11 nines – 99.remaining 9 nines - </w:t>
-      </w:r>
-      <w:r>
-        <w:t>(99.999999999%) </w:t>
-      </w:r>
-      <w:r>
-        <w:t>– 3 copies in one zone(one or more datacentre)</w:t>
+        <w:t>By default, azure stores three copies of a data providing two options to the way of storing LRS and ZRS.</w:t>
       </w:r>
     </w:p>
     <w:p>
       <w:r>
-        <w:t>ZRS – 12 nines of durability – each copy in three different zones.</w:t>
+        <w:t xml:space="preserve">LRS – Durability – 11 nines – </w:t>
+      </w:r>
+      <w:proofErr w:type="gramStart"/>
+      <w:r>
+        <w:t>99.remaining</w:t>
+      </w:r>
+      <w:proofErr w:type="gramEnd"/>
+      <w:r>
+        <w:t xml:space="preserve"> 9 nines - </w:t>
+      </w:r>
+      <w:r>
+        <w:t>(99.999999999%) </w:t>
+      </w:r>
+      <w:r>
+        <w:t xml:space="preserve">– 3 copies in one </w:t>
+      </w:r>
+      <w:proofErr w:type="gramStart"/>
+      <w:r>
+        <w:t>zone(</w:t>
+      </w:r>
+      <w:proofErr w:type="gramEnd"/>
+      <w:r>
+        <w:t xml:space="preserve">one or more </w:t>
+      </w:r>
+      <w:proofErr w:type="spellStart"/>
+      <w:r>
+        <w:t>datacentre</w:t>
+      </w:r>
+      <w:proofErr w:type="spellEnd"/>
+      <w:r>
+        <w:t>)</w:t>
       </w:r>
     </w:p>
     <w:p>
       <w:r>
-        <w:t>GRS – 16 nines – primary LRS pairs with secondary LRS in other region</w:t>
+        <w:t>ZRS – 12 nines of durability – each copy in three different zones.</w:t>
       </w:r>
     </w:p>
     <w:p>
       <w:r>
-        <w:t>GZRS – 16 nines – primary -  ZRS pairs with  secondary - LRS in other region</w:t>
+        <w:t xml:space="preserve">GRS – 16 nines – primary LRS pairs with secondary LRS in </w:t>
+      </w:r>
+      <w:proofErr w:type="gramStart"/>
+      <w:r>
+        <w:t>other</w:t>
+      </w:r>
+      <w:proofErr w:type="gramEnd"/>
+      <w:r>
+        <w:t xml:space="preserve"> region</w:t>
+      </w:r>
+    </w:p>
+    <w:p>
+      <w:r>
+        <w:t xml:space="preserve">GZRS – 16 nines – primary </w:t>
+      </w:r>
+      <w:proofErr w:type="gramStart"/>
+      <w:r>
+        <w:t>-  ZRS</w:t>
+      </w:r>
+      <w:proofErr w:type="gramEnd"/>
+      <w:r>
+        <w:t xml:space="preserve"> pairs </w:t>
+      </w:r>
+      <w:proofErr w:type="gramStart"/>
+      <w:r>
+        <w:t>with  secondary</w:t>
+      </w:r>
+      <w:proofErr w:type="gramEnd"/>
+      <w:r>
+        <w:t xml:space="preserve"> - LRS in </w:t>
+      </w:r>
+      <w:proofErr w:type="gramStart"/>
+      <w:r>
+        <w:t>other</w:t>
+      </w:r>
+      <w:proofErr w:type="gramEnd"/>
+      <w:r>
+        <w:t xml:space="preserve"> region</w:t>
       </w:r>
     </w:p>
     <w:p>
@@ -4809,7 +5392,23 @@
     <w:p/>
     <w:p>
       <w:r>
-        <w:t>By default, data in secondary region cannot have read access until the primary shuts down or you manually enables that option. If you enables it, even if primary works fine, you can still read the data in secondary region.</w:t>
+        <w:t xml:space="preserve">By default, data in secondary region cannot have read access until the primary shuts down or you manually </w:t>
+      </w:r>
+      <w:proofErr w:type="gramStart"/>
+      <w:r>
+        <w:t>enables</w:t>
+      </w:r>
+      <w:proofErr w:type="gramEnd"/>
+      <w:r>
+        <w:t xml:space="preserve"> that option. If you </w:t>
+      </w:r>
+      <w:proofErr w:type="gramStart"/>
+      <w:r>
+        <w:t>enables</w:t>
+      </w:r>
+      <w:proofErr w:type="gramEnd"/>
+      <w:r>
+        <w:t xml:space="preserve"> it, even if primary works fine, you can still read the data in secondary region.</w:t>
       </w:r>
     </w:p>
     <w:p/>
@@ -4861,7 +5460,6 @@
           <w:b/>
           <w:bCs/>
         </w:rPr>
-        <w:lastRenderedPageBreak/>
         <w:t>Azure Queues</w:t>
       </w:r>
       <w:r>
@@ -33639,6 +34237,19 @@
 </file>
 
 <file path=customXml/item1.xml><?xml version="1.0" encoding="utf-8"?>
+<b:Sources xmlns:b="http://schemas.openxmlformats.org/officeDocument/2006/bibliography" xmlns="http://schemas.openxmlformats.org/officeDocument/2006/bibliography" SelectedStyle="\APASixthEditionOfficeOnline.xsl" StyleName="APA" Version="6"/>
+</file>
+
+<file path=customXml/item2.xml><?xml version="1.0" encoding="utf-8"?>
+<?mso-contentType ?>
+<FormTemplates xmlns="http://schemas.microsoft.com/sharepoint/v3/contenttype/forms">
+  <Display>DocumentLibraryForm</Display>
+  <Edit>DocumentLibraryForm</Edit>
+  <New>DocumentLibraryForm</New>
+</FormTemplates>
+</file>
+
+<file path=customXml/item3.xml><?xml version="1.0" encoding="utf-8"?>
 <ct:contentTypeSchema xmlns:ct="http://schemas.microsoft.com/office/2006/metadata/contentType" xmlns:ma="http://schemas.microsoft.com/office/2006/metadata/properties/metaAttributes" ct:_="" ma:_="" ma:contentTypeName="Document" ma:contentTypeID="0x01010079F111ED35F8CC479449609E8A0923A6" ma:contentTypeVersion="20" ma:contentTypeDescription="Create a new document." ma:contentTypeScope="" ma:versionID="1267097ee5f5874adfcc408041ae252e">
   <xsd:schema xmlns:xsd="http://www.w3.org/2001/XMLSchema" xmlns:xs="http://www.w3.org/2001/XMLSchema" xmlns:p="http://schemas.microsoft.com/office/2006/metadata/properties" xmlns:ns1="http://schemas.microsoft.com/sharepoint/v3" xmlns:ns2="71af3243-3dd4-4a8d-8c0d-dd76da1f02a5" xmlns:ns3="16c05727-aa75-4e4a-9b5f-8a80a1165891" xmlns:ns4="230e9df3-be65-4c73-a93b-d1236ebd677e" targetNamespace="http://schemas.microsoft.com/office/2006/metadata/properties" ma:root="true" ma:fieldsID="395891a93df65b14727750f2c06c306c" ns1:_="" ns2:_="" ns3:_="" ns4:_="">
     <xsd:import namespace="http://schemas.microsoft.com/sharepoint/v3"/>
@@ -33914,19 +34525,6 @@
 </ct:contentTypeSchema>
 </file>
 
-<file path=customXml/item2.xml><?xml version="1.0" encoding="utf-8"?>
-<?mso-contentType ?>
-<FormTemplates xmlns="http://schemas.microsoft.com/sharepoint/v3/contenttype/forms">
-  <Display>DocumentLibraryForm</Display>
-  <Edit>DocumentLibraryForm</Edit>
-  <New>DocumentLibraryForm</New>
-</FormTemplates>
-</file>
-
-<file path=customXml/item3.xml><?xml version="1.0" encoding="utf-8"?>
-<b:Sources xmlns:b="http://schemas.openxmlformats.org/officeDocument/2006/bibliography" xmlns="http://schemas.openxmlformats.org/officeDocument/2006/bibliography" SelectedStyle="\APASixthEditionOfficeOnline.xsl" StyleName="APA" Version="6"/>
-</file>
-
 <file path=customXml/item4.xml><?xml version="1.0" encoding="utf-8"?>
 <p:properties xmlns:p="http://schemas.microsoft.com/office/2006/metadata/properties" xmlns:xsi="http://www.w3.org/2001/XMLSchema-instance" xmlns:pc="http://schemas.microsoft.com/office/infopath/2007/PartnerControls">
   <documentManagement>
@@ -33947,6 +34545,22 @@
 </file>
 
 <file path=customXml/itemProps1.xml><?xml version="1.0" encoding="utf-8"?>
+<ds:datastoreItem xmlns:ds="http://schemas.openxmlformats.org/officeDocument/2006/customXml" ds:itemID="{9EAA2E9E-4E47-497B-A79A-B397382D8E2F}">
+  <ds:schemaRefs>
+    <ds:schemaRef ds:uri="http://schemas.openxmlformats.org/officeDocument/2006/bibliography"/>
+  </ds:schemaRefs>
+</ds:datastoreItem>
+</file>
+
+<file path=customXml/itemProps2.xml><?xml version="1.0" encoding="utf-8"?>
+<ds:datastoreItem xmlns:ds="http://schemas.openxmlformats.org/officeDocument/2006/customXml" ds:itemID="{878A3276-187E-405F-966A-BDA24FF7DCFF}">
+  <ds:schemaRefs>
+    <ds:schemaRef ds:uri="http://schemas.microsoft.com/sharepoint/v3/contenttype/forms"/>
+  </ds:schemaRefs>
+</ds:datastoreItem>
+</file>
+
+<file path=customXml/itemProps3.xml><?xml version="1.0" encoding="utf-8"?>
 <ds:datastoreItem xmlns:ds="http://schemas.openxmlformats.org/officeDocument/2006/customXml" ds:itemID="{B15B1B51-5121-472B-BA9E-DC61343F5AF6}">
   <ds:schemaRefs>
     <ds:schemaRef ds:uri="http://schemas.microsoft.com/office/2006/metadata/contentType"/>
@@ -33967,22 +34581,6 @@
 </ds:datastoreItem>
 </file>
 
-<file path=customXml/itemProps2.xml><?xml version="1.0" encoding="utf-8"?>
-<ds:datastoreItem xmlns:ds="http://schemas.openxmlformats.org/officeDocument/2006/customXml" ds:itemID="{878A3276-187E-405F-966A-BDA24FF7DCFF}">
-  <ds:schemaRefs>
-    <ds:schemaRef ds:uri="http://schemas.microsoft.com/sharepoint/v3/contenttype/forms"/>
-  </ds:schemaRefs>
-</ds:datastoreItem>
-</file>
-
-<file path=customXml/itemProps3.xml><?xml version="1.0" encoding="utf-8"?>
-<ds:datastoreItem xmlns:ds="http://schemas.openxmlformats.org/officeDocument/2006/customXml" ds:itemID="{9EAA2E9E-4E47-497B-A79A-B397382D8E2F}">
-  <ds:schemaRefs>
-    <ds:schemaRef ds:uri="http://schemas.openxmlformats.org/officeDocument/2006/bibliography"/>
-  </ds:schemaRefs>
-</ds:datastoreItem>
-</file>
-
 <file path=customXml/itemProps4.xml><?xml version="1.0" encoding="utf-8"?>
 <ds:datastoreItem xmlns:ds="http://schemas.openxmlformats.org/officeDocument/2006/customXml" ds:itemID="{91E7373D-5DCA-4092-912F-7D030B4FE61E}">
   <ds:schemaRefs>

--- a/Azure Fundamentals AZ900/Azure Fundamentals AZ900 Learning Documentation.docx
+++ b/Azure Fundamentals AZ900/Azure Fundamentals AZ900 Learning Documentation.docx
@@ -81,7 +81,7 @@
           <w:r>
             <w:fldChar w:fldCharType="separate"/>
           </w:r>
-          <w:hyperlink w:anchor="_Toc196838044" w:history="1">
+          <w:hyperlink w:anchor="_Toc197192047" w:history="1">
             <w:r>
               <w:rPr>
                 <w:rStyle w:val="Hyperlink"/>
@@ -104,7 +104,7 @@
               <w:rPr>
                 <w:webHidden/>
               </w:rPr>
-              <w:instrText xml:space="preserve"> PAGEREF _Toc196838044 \h </w:instrText>
+              <w:instrText xml:space="preserve"> PAGEREF _Toc197192047 \h </w:instrText>
             </w:r>
             <w:r>
               <w:rPr>
@@ -146,7 +146,7 @@
               <w14:ligatures w14:val="standardContextual"/>
             </w:rPr>
           </w:pPr>
-          <w:hyperlink w:anchor="_Toc196838045" w:history="1">
+          <w:hyperlink w:anchor="_Toc197192048" w:history="1">
             <w:r>
               <w:rPr>
                 <w:rStyle w:val="Hyperlink"/>
@@ -173,7 +173,7 @@
                 <w:noProof/>
                 <w:webHidden/>
               </w:rPr>
-              <w:instrText xml:space="preserve"> PAGEREF _Toc196838045 \h </w:instrText>
+              <w:instrText xml:space="preserve"> PAGEREF _Toc197192048 \h </w:instrText>
             </w:r>
             <w:r>
               <w:rPr>
@@ -219,7 +219,7 @@
               <w14:ligatures w14:val="standardContextual"/>
             </w:rPr>
           </w:pPr>
-          <w:hyperlink w:anchor="_Toc196838046" w:history="1">
+          <w:hyperlink w:anchor="_Toc197192049" w:history="1">
             <w:r>
               <w:rPr>
                 <w:rStyle w:val="Hyperlink"/>
@@ -246,7 +246,7 @@
                 <w:noProof/>
                 <w:webHidden/>
               </w:rPr>
-              <w:instrText xml:space="preserve"> PAGEREF _Toc196838046 \h </w:instrText>
+              <w:instrText xml:space="preserve"> PAGEREF _Toc197192049 \h </w:instrText>
             </w:r>
             <w:r>
               <w:rPr>
@@ -292,7 +292,7 @@
               <w14:ligatures w14:val="standardContextual"/>
             </w:rPr>
           </w:pPr>
-          <w:hyperlink w:anchor="_Toc196838047" w:history="1">
+          <w:hyperlink w:anchor="_Toc197192050" w:history="1">
             <w:r>
               <w:rPr>
                 <w:rStyle w:val="Hyperlink"/>
@@ -319,7 +319,7 @@
                 <w:noProof/>
                 <w:webHidden/>
               </w:rPr>
-              <w:instrText xml:space="preserve"> PAGEREF _Toc196838047 \h </w:instrText>
+              <w:instrText xml:space="preserve"> PAGEREF _Toc197192050 \h </w:instrText>
             </w:r>
             <w:r>
               <w:rPr>
@@ -364,7 +364,7 @@
               <w14:ligatures w14:val="standardContextual"/>
             </w:rPr>
           </w:pPr>
-          <w:hyperlink w:anchor="_Toc196838048" w:history="1">
+          <w:hyperlink w:anchor="_Toc197192051" w:history="1">
             <w:r>
               <w:rPr>
                 <w:rStyle w:val="Hyperlink"/>
@@ -387,7 +387,7 @@
               <w:rPr>
                 <w:webHidden/>
               </w:rPr>
-              <w:instrText xml:space="preserve"> PAGEREF _Toc196838048 \h </w:instrText>
+              <w:instrText xml:space="preserve"> PAGEREF _Toc197192051 \h </w:instrText>
             </w:r>
             <w:r>
               <w:rPr>
@@ -404,7 +404,7 @@
               <w:rPr>
                 <w:webHidden/>
               </w:rPr>
-              <w:t>5</w:t>
+              <w:t>6</w:t>
             </w:r>
             <w:r>
               <w:rPr>
@@ -429,7 +429,7 @@
               <w14:ligatures w14:val="standardContextual"/>
             </w:rPr>
           </w:pPr>
-          <w:hyperlink w:anchor="_Toc196838049" w:history="1">
+          <w:hyperlink w:anchor="_Toc197192052" w:history="1">
             <w:r>
               <w:rPr>
                 <w:rStyle w:val="Hyperlink"/>
@@ -456,7 +456,7 @@
                 <w:noProof/>
                 <w:webHidden/>
               </w:rPr>
-              <w:instrText xml:space="preserve"> PAGEREF _Toc196838049 \h </w:instrText>
+              <w:instrText xml:space="preserve"> PAGEREF _Toc197192052 \h </w:instrText>
             </w:r>
             <w:r>
               <w:rPr>
@@ -502,7 +502,7 @@
               <w14:ligatures w14:val="standardContextual"/>
             </w:rPr>
           </w:pPr>
-          <w:hyperlink w:anchor="_Toc196838050" w:history="1">
+          <w:hyperlink w:anchor="_Toc197192053" w:history="1">
             <w:r>
               <w:rPr>
                 <w:rStyle w:val="Hyperlink"/>
@@ -529,7 +529,7 @@
                 <w:noProof/>
                 <w:webHidden/>
               </w:rPr>
-              <w:instrText xml:space="preserve"> PAGEREF _Toc196838050 \h </w:instrText>
+              <w:instrText xml:space="preserve"> PAGEREF _Toc197192053 \h </w:instrText>
             </w:r>
             <w:r>
               <w:rPr>
@@ -575,7 +575,7 @@
               <w14:ligatures w14:val="standardContextual"/>
             </w:rPr>
           </w:pPr>
-          <w:hyperlink w:anchor="_Toc196838051" w:history="1">
+          <w:hyperlink w:anchor="_Toc197192054" w:history="1">
             <w:r>
               <w:rPr>
                 <w:rStyle w:val="Hyperlink"/>
@@ -602,7 +602,7 @@
                 <w:noProof/>
                 <w:webHidden/>
               </w:rPr>
-              <w:instrText xml:space="preserve"> PAGEREF _Toc196838051 \h </w:instrText>
+              <w:instrText xml:space="preserve"> PAGEREF _Toc197192054 \h </w:instrText>
             </w:r>
             <w:r>
               <w:rPr>
@@ -648,7 +648,7 @@
               <w14:ligatures w14:val="standardContextual"/>
             </w:rPr>
           </w:pPr>
-          <w:hyperlink w:anchor="_Toc196838052" w:history="1">
+          <w:hyperlink w:anchor="_Toc197192055" w:history="1">
             <w:r>
               <w:rPr>
                 <w:rStyle w:val="Hyperlink"/>
@@ -675,7 +675,7 @@
                 <w:noProof/>
                 <w:webHidden/>
               </w:rPr>
-              <w:instrText xml:space="preserve"> PAGEREF _Toc196838052 \h </w:instrText>
+              <w:instrText xml:space="preserve"> PAGEREF _Toc197192055 \h </w:instrText>
             </w:r>
             <w:r>
               <w:rPr>
@@ -721,7 +721,7 @@
               <w14:ligatures w14:val="standardContextual"/>
             </w:rPr>
           </w:pPr>
-          <w:hyperlink w:anchor="_Toc196838053" w:history="1">
+          <w:hyperlink w:anchor="_Toc197192056" w:history="1">
             <w:r>
               <w:rPr>
                 <w:rStyle w:val="Hyperlink"/>
@@ -764,7 +764,7 @@
                 <w:noProof/>
                 <w:webHidden/>
               </w:rPr>
-              <w:instrText xml:space="preserve"> PAGEREF _Toc196838053 \h </w:instrText>
+              <w:instrText xml:space="preserve"> PAGEREF _Toc197192056 \h </w:instrText>
             </w:r>
             <w:r>
               <w:rPr>
@@ -810,7 +810,7 @@
               <w14:ligatures w14:val="standardContextual"/>
             </w:rPr>
           </w:pPr>
-          <w:hyperlink w:anchor="_Toc196838054" w:history="1">
+          <w:hyperlink w:anchor="_Toc197192057" w:history="1">
             <w:r>
               <w:rPr>
                 <w:rStyle w:val="Hyperlink"/>
@@ -853,7 +853,7 @@
                 <w:noProof/>
                 <w:webHidden/>
               </w:rPr>
-              <w:instrText xml:space="preserve"> PAGEREF _Toc196838054 \h </w:instrText>
+              <w:instrText xml:space="preserve"> PAGEREF _Toc197192057 \h </w:instrText>
             </w:r>
             <w:r>
               <w:rPr>
@@ -898,7 +898,7 @@
               <w14:ligatures w14:val="standardContextual"/>
             </w:rPr>
           </w:pPr>
-          <w:hyperlink w:anchor="_Toc196838055" w:history="1">
+          <w:hyperlink w:anchor="_Toc197192058" w:history="1">
             <w:r>
               <w:rPr>
                 <w:rStyle w:val="Hyperlink"/>
@@ -921,7 +921,7 @@
               <w:rPr>
                 <w:webHidden/>
               </w:rPr>
-              <w:instrText xml:space="preserve"> PAGEREF _Toc196838055 \h </w:instrText>
+              <w:instrText xml:space="preserve"> PAGEREF _Toc197192058 \h </w:instrText>
             </w:r>
             <w:r>
               <w:rPr>
@@ -938,7 +938,7 @@
               <w:rPr>
                 <w:webHidden/>
               </w:rPr>
-              <w:t>6</w:t>
+              <w:t>7</w:t>
             </w:r>
             <w:r>
               <w:rPr>
@@ -963,7 +963,7 @@
               <w14:ligatures w14:val="standardContextual"/>
             </w:rPr>
           </w:pPr>
-          <w:hyperlink w:anchor="_Toc196838056" w:history="1">
+          <w:hyperlink w:anchor="_Toc197192059" w:history="1">
             <w:r>
               <w:rPr>
                 <w:rStyle w:val="Hyperlink"/>
@@ -1006,7 +1006,7 @@
                 <w:noProof/>
                 <w:webHidden/>
               </w:rPr>
-              <w:instrText xml:space="preserve"> PAGEREF _Toc196838056 \h </w:instrText>
+              <w:instrText xml:space="preserve"> PAGEREF _Toc197192059 \h </w:instrText>
             </w:r>
             <w:r>
               <w:rPr>
@@ -1026,7 +1026,7 @@
                 <w:noProof/>
                 <w:webHidden/>
               </w:rPr>
-              <w:t>6</w:t>
+              <w:t>7</w:t>
             </w:r>
             <w:r>
               <w:rPr>
@@ -1052,7 +1052,7 @@
               <w14:ligatures w14:val="standardContextual"/>
             </w:rPr>
           </w:pPr>
-          <w:hyperlink w:anchor="_Toc196838057" w:history="1">
+          <w:hyperlink w:anchor="_Toc197192060" w:history="1">
             <w:r>
               <w:rPr>
                 <w:rStyle w:val="Hyperlink"/>
@@ -1095,7 +1095,7 @@
                 <w:noProof/>
                 <w:webHidden/>
               </w:rPr>
-              <w:instrText xml:space="preserve"> PAGEREF _Toc196838057 \h </w:instrText>
+              <w:instrText xml:space="preserve"> PAGEREF _Toc197192060 \h </w:instrText>
             </w:r>
             <w:r>
               <w:rPr>
@@ -1141,7 +1141,7 @@
               <w14:ligatures w14:val="standardContextual"/>
             </w:rPr>
           </w:pPr>
-          <w:hyperlink w:anchor="_Toc196838058" w:history="1">
+          <w:hyperlink w:anchor="_Toc197192061" w:history="1">
             <w:r>
               <w:rPr>
                 <w:rStyle w:val="Hyperlink"/>
@@ -1168,80 +1168,7 @@
                 <w:noProof/>
                 <w:webHidden/>
               </w:rPr>
-              <w:instrText xml:space="preserve"> PAGEREF _Toc196838058 \h </w:instrText>
-            </w:r>
-            <w:r>
-              <w:rPr>
-                <w:noProof/>
-                <w:webHidden/>
-              </w:rPr>
-            </w:r>
-            <w:r>
-              <w:rPr>
-                <w:noProof/>
-                <w:webHidden/>
-              </w:rPr>
-              <w:fldChar w:fldCharType="separate"/>
-            </w:r>
-            <w:r>
-              <w:rPr>
-                <w:noProof/>
-                <w:webHidden/>
-              </w:rPr>
-              <w:t>8</w:t>
-            </w:r>
-            <w:r>
-              <w:rPr>
-                <w:noProof/>
-                <w:webHidden/>
-              </w:rPr>
-              <w:fldChar w:fldCharType="end"/>
-            </w:r>
-          </w:hyperlink>
-        </w:p>
-        <w:p>
-          <w:pPr>
-            <w:pStyle w:val="TOC2"/>
-            <w:tabs>
-              <w:tab w:val="right" w:leader="dot" w:pos="9350"/>
-            </w:tabs>
-            <w:rPr>
-              <w:rFonts w:eastAsiaTheme="minorEastAsia"/>
-              <w:noProof/>
-              <w:kern w:val="2"/>
-              <w:sz w:val="24"/>
-              <w:szCs w:val="24"/>
-              <w14:ligatures w14:val="standardContextual"/>
-            </w:rPr>
-          </w:pPr>
-          <w:hyperlink w:anchor="_Toc196838059" w:history="1">
-            <w:r>
-              <w:rPr>
-                <w:rStyle w:val="Hyperlink"/>
-                <w:noProof/>
-              </w:rPr>
-              <w:t>Azure RBAC</w:t>
-            </w:r>
-            <w:r>
-              <w:rPr>
-                <w:noProof/>
-                <w:webHidden/>
-              </w:rPr>
-              <w:tab/>
-            </w:r>
-            <w:r>
-              <w:rPr>
-                <w:noProof/>
-                <w:webHidden/>
-              </w:rPr>
-              <w:fldChar w:fldCharType="begin"/>
-            </w:r>
-            <w:r>
-              <w:rPr>
-                <w:noProof/>
-                <w:webHidden/>
-              </w:rPr>
-              <w:instrText xml:space="preserve"> PAGEREF _Toc196838059 \h </w:instrText>
+              <w:instrText xml:space="preserve"> PAGEREF _Toc197192061 \h </w:instrText>
             </w:r>
             <w:r>
               <w:rPr>
@@ -1287,13 +1214,13 @@
               <w14:ligatures w14:val="standardContextual"/>
             </w:rPr>
           </w:pPr>
-          <w:hyperlink w:anchor="_Toc196838060" w:history="1">
+          <w:hyperlink w:anchor="_Toc197192062" w:history="1">
             <w:r>
               <w:rPr>
                 <w:rStyle w:val="Hyperlink"/>
                 <w:noProof/>
               </w:rPr>
-              <w:t>Azure virtual machines</w:t>
+              <w:t>Azure RBAC</w:t>
             </w:r>
             <w:r>
               <w:rPr>
@@ -1314,7 +1241,7 @@
                 <w:noProof/>
                 <w:webHidden/>
               </w:rPr>
-              <w:instrText xml:space="preserve"> PAGEREF _Toc196838060 \h </w:instrText>
+              <w:instrText xml:space="preserve"> PAGEREF _Toc197192062 \h </w:instrText>
             </w:r>
             <w:r>
               <w:rPr>
@@ -1360,13 +1287,13 @@
               <w14:ligatures w14:val="standardContextual"/>
             </w:rPr>
           </w:pPr>
-          <w:hyperlink w:anchor="_Toc196838061" w:history="1">
+          <w:hyperlink w:anchor="_Toc197192063" w:history="1">
             <w:r>
               <w:rPr>
                 <w:rStyle w:val="Hyperlink"/>
                 <w:noProof/>
               </w:rPr>
-              <w:t>Virtual machines availability sets</w:t>
+              <w:t>Azure virtual machines</w:t>
             </w:r>
             <w:r>
               <w:rPr>
@@ -1387,7 +1314,7 @@
                 <w:noProof/>
                 <w:webHidden/>
               </w:rPr>
-              <w:instrText xml:space="preserve"> PAGEREF _Toc196838061 \h </w:instrText>
+              <w:instrText xml:space="preserve"> PAGEREF _Toc197192063 \h </w:instrText>
             </w:r>
             <w:r>
               <w:rPr>
@@ -1433,29 +1360,13 @@
               <w14:ligatures w14:val="standardContextual"/>
             </w:rPr>
           </w:pPr>
-          <w:hyperlink w:anchor="_Toc196838062" w:history="1">
+          <w:hyperlink w:anchor="_Toc197192064" w:history="1">
             <w:r>
               <w:rPr>
                 <w:rStyle w:val="Hyperlink"/>
                 <w:noProof/>
               </w:rPr>
-              <w:t>Azure</w:t>
-            </w:r>
-            <w:r>
-              <w:rPr>
-                <w:rStyle w:val="Hyperlink"/>
-                <w:b/>
-                <w:bCs/>
-                <w:noProof/>
-              </w:rPr>
-              <w:t xml:space="preserve"> </w:t>
-            </w:r>
-            <w:r>
-              <w:rPr>
-                <w:rStyle w:val="Hyperlink"/>
-                <w:noProof/>
-              </w:rPr>
-              <w:t>containers</w:t>
+              <w:t>Virtual machines scale sets</w:t>
             </w:r>
             <w:r>
               <w:rPr>
@@ -1476,7 +1387,7 @@
                 <w:noProof/>
                 <w:webHidden/>
               </w:rPr>
-              <w:instrText xml:space="preserve"> PAGEREF _Toc196838062 \h </w:instrText>
+              <w:instrText xml:space="preserve"> PAGEREF _Toc197192064 \h </w:instrText>
             </w:r>
             <w:r>
               <w:rPr>
@@ -1522,13 +1433,13 @@
               <w14:ligatures w14:val="standardContextual"/>
             </w:rPr>
           </w:pPr>
-          <w:hyperlink w:anchor="_Toc196838063" w:history="1">
+          <w:hyperlink w:anchor="_Toc197192065" w:history="1">
             <w:r>
               <w:rPr>
                 <w:rStyle w:val="Hyperlink"/>
                 <w:noProof/>
               </w:rPr>
-              <w:t>Azure Kubernetes Service</w:t>
+              <w:t>Virtual machines availability sets</w:t>
             </w:r>
             <w:r>
               <w:rPr>
@@ -1549,7 +1460,7 @@
                 <w:noProof/>
                 <w:webHidden/>
               </w:rPr>
-              <w:instrText xml:space="preserve"> PAGEREF _Toc196838063 \h </w:instrText>
+              <w:instrText xml:space="preserve"> PAGEREF _Toc197192065 \h </w:instrText>
             </w:r>
             <w:r>
               <w:rPr>
@@ -1595,13 +1506,29 @@
               <w14:ligatures w14:val="standardContextual"/>
             </w:rPr>
           </w:pPr>
-          <w:hyperlink w:anchor="_Toc196838064" w:history="1">
+          <w:hyperlink w:anchor="_Toc197192066" w:history="1">
             <w:r>
               <w:rPr>
                 <w:rStyle w:val="Hyperlink"/>
                 <w:noProof/>
               </w:rPr>
-              <w:t>Azure Functions</w:t>
+              <w:t>Azure</w:t>
+            </w:r>
+            <w:r>
+              <w:rPr>
+                <w:rStyle w:val="Hyperlink"/>
+                <w:b/>
+                <w:bCs/>
+                <w:noProof/>
+              </w:rPr>
+              <w:t xml:space="preserve"> </w:t>
+            </w:r>
+            <w:r>
+              <w:rPr>
+                <w:rStyle w:val="Hyperlink"/>
+                <w:noProof/>
+              </w:rPr>
+              <w:t>containers</w:t>
             </w:r>
             <w:r>
               <w:rPr>
@@ -1622,7 +1549,7 @@
                 <w:noProof/>
                 <w:webHidden/>
               </w:rPr>
-              <w:instrText xml:space="preserve"> PAGEREF _Toc196838064 \h </w:instrText>
+              <w:instrText xml:space="preserve"> PAGEREF _Toc197192066 \h </w:instrText>
             </w:r>
             <w:r>
               <w:rPr>
@@ -1668,13 +1595,13 @@
               <w14:ligatures w14:val="standardContextual"/>
             </w:rPr>
           </w:pPr>
-          <w:hyperlink w:anchor="_Toc196838065" w:history="1">
+          <w:hyperlink w:anchor="_Toc197192067" w:history="1">
             <w:r>
               <w:rPr>
                 <w:rStyle w:val="Hyperlink"/>
                 <w:noProof/>
               </w:rPr>
-              <w:t>Types of Azure App Services</w:t>
+              <w:t>Azure Kubernetes Service</w:t>
             </w:r>
             <w:r>
               <w:rPr>
@@ -1695,7 +1622,7 @@
                 <w:noProof/>
                 <w:webHidden/>
               </w:rPr>
-              <w:instrText xml:space="preserve"> PAGEREF _Toc196838065 \h </w:instrText>
+              <w:instrText xml:space="preserve"> PAGEREF _Toc197192067 \h </w:instrText>
             </w:r>
             <w:r>
               <w:rPr>
@@ -1741,13 +1668,13 @@
               <w14:ligatures w14:val="standardContextual"/>
             </w:rPr>
           </w:pPr>
-          <w:hyperlink w:anchor="_Toc196838066" w:history="1">
+          <w:hyperlink w:anchor="_Toc197192068" w:history="1">
             <w:r>
               <w:rPr>
                 <w:rStyle w:val="Hyperlink"/>
                 <w:noProof/>
               </w:rPr>
-              <w:t>Azure Virtual Networking</w:t>
+              <w:t>Azure Functions</w:t>
             </w:r>
             <w:r>
               <w:rPr>
@@ -1768,7 +1695,7 @@
                 <w:noProof/>
                 <w:webHidden/>
               </w:rPr>
-              <w:instrText xml:space="preserve"> PAGEREF _Toc196838066 \h </w:instrText>
+              <w:instrText xml:space="preserve"> PAGEREF _Toc197192068 \h </w:instrText>
             </w:r>
             <w:r>
               <w:rPr>
@@ -1814,13 +1741,13 @@
               <w14:ligatures w14:val="standardContextual"/>
             </w:rPr>
           </w:pPr>
-          <w:hyperlink w:anchor="_Toc196838067" w:history="1">
+          <w:hyperlink w:anchor="_Toc197192069" w:history="1">
             <w:r>
               <w:rPr>
                 <w:rStyle w:val="Hyperlink"/>
                 <w:noProof/>
               </w:rPr>
-              <w:t>Azure virtual private networks</w:t>
+              <w:t>Types of Azure App Services</w:t>
             </w:r>
             <w:r>
               <w:rPr>
@@ -1841,7 +1768,80 @@
                 <w:noProof/>
                 <w:webHidden/>
               </w:rPr>
-              <w:instrText xml:space="preserve"> PAGEREF _Toc196838067 \h </w:instrText>
+              <w:instrText xml:space="preserve"> PAGEREF _Toc197192069 \h </w:instrText>
+            </w:r>
+            <w:r>
+              <w:rPr>
+                <w:noProof/>
+                <w:webHidden/>
+              </w:rPr>
+            </w:r>
+            <w:r>
+              <w:rPr>
+                <w:noProof/>
+                <w:webHidden/>
+              </w:rPr>
+              <w:fldChar w:fldCharType="separate"/>
+            </w:r>
+            <w:r>
+              <w:rPr>
+                <w:noProof/>
+                <w:webHidden/>
+              </w:rPr>
+              <w:t>11</w:t>
+            </w:r>
+            <w:r>
+              <w:rPr>
+                <w:noProof/>
+                <w:webHidden/>
+              </w:rPr>
+              <w:fldChar w:fldCharType="end"/>
+            </w:r>
+          </w:hyperlink>
+        </w:p>
+        <w:p>
+          <w:pPr>
+            <w:pStyle w:val="TOC2"/>
+            <w:tabs>
+              <w:tab w:val="right" w:leader="dot" w:pos="9350"/>
+            </w:tabs>
+            <w:rPr>
+              <w:rFonts w:eastAsiaTheme="minorEastAsia"/>
+              <w:noProof/>
+              <w:kern w:val="2"/>
+              <w:sz w:val="24"/>
+              <w:szCs w:val="24"/>
+              <w14:ligatures w14:val="standardContextual"/>
+            </w:rPr>
+          </w:pPr>
+          <w:hyperlink w:anchor="_Toc197192070" w:history="1">
+            <w:r>
+              <w:rPr>
+                <w:rStyle w:val="Hyperlink"/>
+                <w:noProof/>
+              </w:rPr>
+              <w:t>Azure Virtual Networking</w:t>
+            </w:r>
+            <w:r>
+              <w:rPr>
+                <w:noProof/>
+                <w:webHidden/>
+              </w:rPr>
+              <w:tab/>
+            </w:r>
+            <w:r>
+              <w:rPr>
+                <w:noProof/>
+                <w:webHidden/>
+              </w:rPr>
+              <w:fldChar w:fldCharType="begin"/>
+            </w:r>
+            <w:r>
+              <w:rPr>
+                <w:noProof/>
+                <w:webHidden/>
+              </w:rPr>
+              <w:instrText xml:space="preserve"> PAGEREF _Toc197192070 \h </w:instrText>
             </w:r>
             <w:r>
               <w:rPr>
@@ -1887,13 +1887,13 @@
               <w14:ligatures w14:val="standardContextual"/>
             </w:rPr>
           </w:pPr>
-          <w:hyperlink w:anchor="_Toc196838068" w:history="1">
+          <w:hyperlink w:anchor="_Toc197192071" w:history="1">
             <w:r>
               <w:rPr>
                 <w:rStyle w:val="Hyperlink"/>
                 <w:noProof/>
               </w:rPr>
-              <w:t>Difference between Route based VPN, BGP, ExpressRoute</w:t>
+              <w:t>Azure virtual private networks</w:t>
             </w:r>
             <w:r>
               <w:rPr>
@@ -1914,80 +1914,7 @@
                 <w:noProof/>
                 <w:webHidden/>
               </w:rPr>
-              <w:instrText xml:space="preserve"> PAGEREF _Toc196838068 \h </w:instrText>
-            </w:r>
-            <w:r>
-              <w:rPr>
-                <w:noProof/>
-                <w:webHidden/>
-              </w:rPr>
-            </w:r>
-            <w:r>
-              <w:rPr>
-                <w:noProof/>
-                <w:webHidden/>
-              </w:rPr>
-              <w:fldChar w:fldCharType="separate"/>
-            </w:r>
-            <w:r>
-              <w:rPr>
-                <w:noProof/>
-                <w:webHidden/>
-              </w:rPr>
-              <w:t>12</w:t>
-            </w:r>
-            <w:r>
-              <w:rPr>
-                <w:noProof/>
-                <w:webHidden/>
-              </w:rPr>
-              <w:fldChar w:fldCharType="end"/>
-            </w:r>
-          </w:hyperlink>
-        </w:p>
-        <w:p>
-          <w:pPr>
-            <w:pStyle w:val="TOC2"/>
-            <w:tabs>
-              <w:tab w:val="right" w:leader="dot" w:pos="9350"/>
-            </w:tabs>
-            <w:rPr>
-              <w:rFonts w:eastAsiaTheme="minorEastAsia"/>
-              <w:noProof/>
-              <w:kern w:val="2"/>
-              <w:sz w:val="24"/>
-              <w:szCs w:val="24"/>
-              <w14:ligatures w14:val="standardContextual"/>
-            </w:rPr>
-          </w:pPr>
-          <w:hyperlink w:anchor="_Toc196838069" w:history="1">
-            <w:r>
-              <w:rPr>
-                <w:rStyle w:val="Hyperlink"/>
-                <w:noProof/>
-              </w:rPr>
-              <w:t>Azure VPNs – High availability scenarios</w:t>
-            </w:r>
-            <w:r>
-              <w:rPr>
-                <w:noProof/>
-                <w:webHidden/>
-              </w:rPr>
-              <w:tab/>
-            </w:r>
-            <w:r>
-              <w:rPr>
-                <w:noProof/>
-                <w:webHidden/>
-              </w:rPr>
-              <w:fldChar w:fldCharType="begin"/>
-            </w:r>
-            <w:r>
-              <w:rPr>
-                <w:noProof/>
-                <w:webHidden/>
-              </w:rPr>
-              <w:instrText xml:space="preserve"> PAGEREF _Toc196838069 \h </w:instrText>
+              <w:instrText xml:space="preserve"> PAGEREF _Toc197192071 \h </w:instrText>
             </w:r>
             <w:r>
               <w:rPr>
@@ -2033,13 +1960,13 @@
               <w14:ligatures w14:val="standardContextual"/>
             </w:rPr>
           </w:pPr>
-          <w:hyperlink w:anchor="_Toc196838070" w:history="1">
+          <w:hyperlink w:anchor="_Toc197192072" w:history="1">
             <w:r>
               <w:rPr>
                 <w:rStyle w:val="Hyperlink"/>
                 <w:noProof/>
               </w:rPr>
-              <w:t>ExpressRoute Global Reach</w:t>
+              <w:t>Difference between Route based VPN, BGP, ExpressRoute</w:t>
             </w:r>
             <w:r>
               <w:rPr>
@@ -2060,7 +1987,80 @@
                 <w:noProof/>
                 <w:webHidden/>
               </w:rPr>
-              <w:instrText xml:space="preserve"> PAGEREF _Toc196838070 \h </w:instrText>
+              <w:instrText xml:space="preserve"> PAGEREF _Toc197192072 \h </w:instrText>
+            </w:r>
+            <w:r>
+              <w:rPr>
+                <w:noProof/>
+                <w:webHidden/>
+              </w:rPr>
+            </w:r>
+            <w:r>
+              <w:rPr>
+                <w:noProof/>
+                <w:webHidden/>
+              </w:rPr>
+              <w:fldChar w:fldCharType="separate"/>
+            </w:r>
+            <w:r>
+              <w:rPr>
+                <w:noProof/>
+                <w:webHidden/>
+              </w:rPr>
+              <w:t>13</w:t>
+            </w:r>
+            <w:r>
+              <w:rPr>
+                <w:noProof/>
+                <w:webHidden/>
+              </w:rPr>
+              <w:fldChar w:fldCharType="end"/>
+            </w:r>
+          </w:hyperlink>
+        </w:p>
+        <w:p>
+          <w:pPr>
+            <w:pStyle w:val="TOC2"/>
+            <w:tabs>
+              <w:tab w:val="right" w:leader="dot" w:pos="9350"/>
+            </w:tabs>
+            <w:rPr>
+              <w:rFonts w:eastAsiaTheme="minorEastAsia"/>
+              <w:noProof/>
+              <w:kern w:val="2"/>
+              <w:sz w:val="24"/>
+              <w:szCs w:val="24"/>
+              <w14:ligatures w14:val="standardContextual"/>
+            </w:rPr>
+          </w:pPr>
+          <w:hyperlink w:anchor="_Toc197192073" w:history="1">
+            <w:r>
+              <w:rPr>
+                <w:rStyle w:val="Hyperlink"/>
+                <w:noProof/>
+              </w:rPr>
+              <w:t>Azure VPNs – High availability scenarios</w:t>
+            </w:r>
+            <w:r>
+              <w:rPr>
+                <w:noProof/>
+                <w:webHidden/>
+              </w:rPr>
+              <w:tab/>
+            </w:r>
+            <w:r>
+              <w:rPr>
+                <w:noProof/>
+                <w:webHidden/>
+              </w:rPr>
+              <w:fldChar w:fldCharType="begin"/>
+            </w:r>
+            <w:r>
+              <w:rPr>
+                <w:noProof/>
+                <w:webHidden/>
+              </w:rPr>
+              <w:instrText xml:space="preserve"> PAGEREF _Toc197192073 \h </w:instrText>
             </w:r>
             <w:r>
               <w:rPr>
@@ -2106,7 +2106,153 @@
               <w14:ligatures w14:val="standardContextual"/>
             </w:rPr>
           </w:pPr>
-          <w:hyperlink w:anchor="_Toc196838071" w:history="1">
+          <w:hyperlink w:anchor="_Toc197192074" w:history="1">
+            <w:r>
+              <w:rPr>
+                <w:rStyle w:val="Hyperlink"/>
+                <w:noProof/>
+              </w:rPr>
+              <w:t>ExpressRoute Global Reach</w:t>
+            </w:r>
+            <w:r>
+              <w:rPr>
+                <w:noProof/>
+                <w:webHidden/>
+              </w:rPr>
+              <w:tab/>
+            </w:r>
+            <w:r>
+              <w:rPr>
+                <w:noProof/>
+                <w:webHidden/>
+              </w:rPr>
+              <w:fldChar w:fldCharType="begin"/>
+            </w:r>
+            <w:r>
+              <w:rPr>
+                <w:noProof/>
+                <w:webHidden/>
+              </w:rPr>
+              <w:instrText xml:space="preserve"> PAGEREF _Toc197192074 \h </w:instrText>
+            </w:r>
+            <w:r>
+              <w:rPr>
+                <w:noProof/>
+                <w:webHidden/>
+              </w:rPr>
+            </w:r>
+            <w:r>
+              <w:rPr>
+                <w:noProof/>
+                <w:webHidden/>
+              </w:rPr>
+              <w:fldChar w:fldCharType="separate"/>
+            </w:r>
+            <w:r>
+              <w:rPr>
+                <w:noProof/>
+                <w:webHidden/>
+              </w:rPr>
+              <w:t>15</w:t>
+            </w:r>
+            <w:r>
+              <w:rPr>
+                <w:noProof/>
+                <w:webHidden/>
+              </w:rPr>
+              <w:fldChar w:fldCharType="end"/>
+            </w:r>
+          </w:hyperlink>
+        </w:p>
+        <w:p>
+          <w:pPr>
+            <w:pStyle w:val="TOC2"/>
+            <w:tabs>
+              <w:tab w:val="right" w:leader="dot" w:pos="9350"/>
+            </w:tabs>
+            <w:rPr>
+              <w:rFonts w:eastAsiaTheme="minorEastAsia"/>
+              <w:noProof/>
+              <w:kern w:val="2"/>
+              <w:sz w:val="24"/>
+              <w:szCs w:val="24"/>
+              <w14:ligatures w14:val="standardContextual"/>
+            </w:rPr>
+          </w:pPr>
+          <w:hyperlink w:anchor="_Toc197192075" w:history="1">
+            <w:r>
+              <w:rPr>
+                <w:rStyle w:val="Hyperlink"/>
+                <w:noProof/>
+              </w:rPr>
+              <w:t>Azure DNS</w:t>
+            </w:r>
+            <w:r>
+              <w:rPr>
+                <w:noProof/>
+                <w:webHidden/>
+              </w:rPr>
+              <w:tab/>
+            </w:r>
+            <w:r>
+              <w:rPr>
+                <w:noProof/>
+                <w:webHidden/>
+              </w:rPr>
+              <w:fldChar w:fldCharType="begin"/>
+            </w:r>
+            <w:r>
+              <w:rPr>
+                <w:noProof/>
+                <w:webHidden/>
+              </w:rPr>
+              <w:instrText xml:space="preserve"> PAGEREF _Toc197192075 \h </w:instrText>
+            </w:r>
+            <w:r>
+              <w:rPr>
+                <w:noProof/>
+                <w:webHidden/>
+              </w:rPr>
+            </w:r>
+            <w:r>
+              <w:rPr>
+                <w:noProof/>
+                <w:webHidden/>
+              </w:rPr>
+              <w:fldChar w:fldCharType="separate"/>
+            </w:r>
+            <w:r>
+              <w:rPr>
+                <w:noProof/>
+                <w:webHidden/>
+              </w:rPr>
+              <w:t>15</w:t>
+            </w:r>
+            <w:r>
+              <w:rPr>
+                <w:noProof/>
+                <w:webHidden/>
+              </w:rPr>
+              <w:fldChar w:fldCharType="end"/>
+            </w:r>
+          </w:hyperlink>
+        </w:p>
+        <w:p>
+          <w:pPr>
+            <w:pStyle w:val="TOC2"/>
+            <w:tabs>
+              <w:tab w:val="right" w:leader="dot" w:pos="9350"/>
+            </w:tabs>
+            <w:rPr>
+              <w:rFonts w:eastAsiaTheme="minorEastAsia"/>
+              <w:noProof/>
+              <w:kern w:val="2"/>
+              <w:sz w:val="24"/>
+              <w:szCs w:val="24"/>
+              <w14:ligatures w14:val="standardContextual"/>
+            </w:rPr>
+          </w:pPr>
+          <w:hyperlink w:anchor="_Toc197192076" w:history="1">
             <w:r>
               <w:rPr>
                 <w:rStyle w:val="Hyperlink"/>
@@ -2133,7 +2279,7 @@
                 <w:noProof/>
                 <w:webHidden/>
               </w:rPr>
-              <w:instrText xml:space="preserve"> PAGEREF _Toc196838071 \h </w:instrText>
+              <w:instrText xml:space="preserve"> PAGEREF _Toc197192076 \h </w:instrText>
             </w:r>
             <w:r>
               <w:rPr>
@@ -2153,7 +2299,7 @@
                 <w:noProof/>
                 <w:webHidden/>
               </w:rPr>
-              <w:t>14</w:t>
+              <w:t>15</w:t>
             </w:r>
             <w:r>
               <w:rPr>
@@ -2178,24 +2324,12 @@
               <w14:ligatures w14:val="standardContextual"/>
             </w:rPr>
           </w:pPr>
-          <w:hyperlink w:anchor="_Toc196838072" w:history="1">
+          <w:hyperlink w:anchor="_Toc197192077" w:history="1">
             <w:r>
               <w:rPr>
                 <w:rStyle w:val="Hyperlink"/>
               </w:rPr>
-              <w:t>Azure storage s</w:t>
-            </w:r>
-            <w:r>
-              <w:rPr>
-                <w:rStyle w:val="Hyperlink"/>
-              </w:rPr>
-              <w:t>e</w:t>
-            </w:r>
-            <w:r>
-              <w:rPr>
-                <w:rStyle w:val="Hyperlink"/>
-              </w:rPr>
-              <w:t>rvices</w:t>
+              <w:t>Azure storage services</w:t>
             </w:r>
             <w:r>
               <w:rPr>
@@ -2213,7 +2347,7 @@
               <w:rPr>
                 <w:webHidden/>
               </w:rPr>
-              <w:instrText xml:space="preserve"> PAGEREF _Toc196838072 \h </w:instrText>
+              <w:instrText xml:space="preserve"> PAGEREF _Toc197192077 \h </w:instrText>
             </w:r>
             <w:r>
               <w:rPr>
@@ -2230,10 +2364,375 @@
               <w:rPr>
                 <w:webHidden/>
               </w:rPr>
-              <w:t>14</w:t>
+              <w:t>15</w:t>
             </w:r>
             <w:r>
               <w:rPr>
+                <w:webHidden/>
+              </w:rPr>
+              <w:fldChar w:fldCharType="end"/>
+            </w:r>
+          </w:hyperlink>
+        </w:p>
+        <w:p>
+          <w:pPr>
+            <w:pStyle w:val="TOC2"/>
+            <w:tabs>
+              <w:tab w:val="right" w:leader="dot" w:pos="9350"/>
+            </w:tabs>
+            <w:rPr>
+              <w:rFonts w:eastAsiaTheme="minorEastAsia"/>
+              <w:noProof/>
+              <w:kern w:val="2"/>
+              <w:sz w:val="24"/>
+              <w:szCs w:val="24"/>
+              <w14:ligatures w14:val="standardContextual"/>
+            </w:rPr>
+          </w:pPr>
+          <w:hyperlink w:anchor="_Toc197192078" w:history="1">
+            <w:r>
+              <w:rPr>
+                <w:rStyle w:val="Hyperlink"/>
+                <w:noProof/>
+              </w:rPr>
+              <w:t>Azure Blobs</w:t>
+            </w:r>
+            <w:r>
+              <w:rPr>
+                <w:noProof/>
+                <w:webHidden/>
+              </w:rPr>
+              <w:tab/>
+            </w:r>
+            <w:r>
+              <w:rPr>
+                <w:noProof/>
+                <w:webHidden/>
+              </w:rPr>
+              <w:fldChar w:fldCharType="begin"/>
+            </w:r>
+            <w:r>
+              <w:rPr>
+                <w:noProof/>
+                <w:webHidden/>
+              </w:rPr>
+              <w:instrText xml:space="preserve"> PAGEREF _Toc197192078 \h </w:instrText>
+            </w:r>
+            <w:r>
+              <w:rPr>
+                <w:noProof/>
+                <w:webHidden/>
+              </w:rPr>
+            </w:r>
+            <w:r>
+              <w:rPr>
+                <w:noProof/>
+                <w:webHidden/>
+              </w:rPr>
+              <w:fldChar w:fldCharType="separate"/>
+            </w:r>
+            <w:r>
+              <w:rPr>
+                <w:noProof/>
+                <w:webHidden/>
+              </w:rPr>
+              <w:t>17</w:t>
+            </w:r>
+            <w:r>
+              <w:rPr>
+                <w:noProof/>
+                <w:webHidden/>
+              </w:rPr>
+              <w:fldChar w:fldCharType="end"/>
+            </w:r>
+          </w:hyperlink>
+        </w:p>
+        <w:p>
+          <w:pPr>
+            <w:pStyle w:val="TOC2"/>
+            <w:tabs>
+              <w:tab w:val="right" w:leader="dot" w:pos="9350"/>
+            </w:tabs>
+            <w:rPr>
+              <w:rFonts w:eastAsiaTheme="minorEastAsia"/>
+              <w:noProof/>
+              <w:kern w:val="2"/>
+              <w:sz w:val="24"/>
+              <w:szCs w:val="24"/>
+              <w14:ligatures w14:val="standardContextual"/>
+            </w:rPr>
+          </w:pPr>
+          <w:hyperlink w:anchor="_Toc197192079" w:history="1">
+            <w:r>
+              <w:rPr>
+                <w:rStyle w:val="Hyperlink"/>
+                <w:noProof/>
+              </w:rPr>
+              <w:t>Azure Queues</w:t>
+            </w:r>
+            <w:r>
+              <w:rPr>
+                <w:noProof/>
+                <w:webHidden/>
+              </w:rPr>
+              <w:tab/>
+            </w:r>
+            <w:r>
+              <w:rPr>
+                <w:noProof/>
+                <w:webHidden/>
+              </w:rPr>
+              <w:fldChar w:fldCharType="begin"/>
+            </w:r>
+            <w:r>
+              <w:rPr>
+                <w:noProof/>
+                <w:webHidden/>
+              </w:rPr>
+              <w:instrText xml:space="preserve"> PAGEREF _Toc197192079 \h </w:instrText>
+            </w:r>
+            <w:r>
+              <w:rPr>
+                <w:noProof/>
+                <w:webHidden/>
+              </w:rPr>
+            </w:r>
+            <w:r>
+              <w:rPr>
+                <w:noProof/>
+                <w:webHidden/>
+              </w:rPr>
+              <w:fldChar w:fldCharType="separate"/>
+            </w:r>
+            <w:r>
+              <w:rPr>
+                <w:noProof/>
+                <w:webHidden/>
+              </w:rPr>
+              <w:t>17</w:t>
+            </w:r>
+            <w:r>
+              <w:rPr>
+                <w:noProof/>
+                <w:webHidden/>
+              </w:rPr>
+              <w:fldChar w:fldCharType="end"/>
+            </w:r>
+          </w:hyperlink>
+        </w:p>
+        <w:p>
+          <w:pPr>
+            <w:pStyle w:val="TOC2"/>
+            <w:tabs>
+              <w:tab w:val="right" w:leader="dot" w:pos="9350"/>
+            </w:tabs>
+            <w:rPr>
+              <w:rFonts w:eastAsiaTheme="minorEastAsia"/>
+              <w:noProof/>
+              <w:kern w:val="2"/>
+              <w:sz w:val="24"/>
+              <w:szCs w:val="24"/>
+              <w14:ligatures w14:val="standardContextual"/>
+            </w:rPr>
+          </w:pPr>
+          <w:hyperlink w:anchor="_Toc197192080" w:history="1">
+            <w:r>
+              <w:rPr>
+                <w:rStyle w:val="Hyperlink"/>
+                <w:noProof/>
+              </w:rPr>
+              <w:t>Azure Data Migration Options</w:t>
+            </w:r>
+            <w:r>
+              <w:rPr>
+                <w:noProof/>
+                <w:webHidden/>
+              </w:rPr>
+              <w:tab/>
+            </w:r>
+            <w:r>
+              <w:rPr>
+                <w:noProof/>
+                <w:webHidden/>
+              </w:rPr>
+              <w:fldChar w:fldCharType="begin"/>
+            </w:r>
+            <w:r>
+              <w:rPr>
+                <w:noProof/>
+                <w:webHidden/>
+              </w:rPr>
+              <w:instrText xml:space="preserve"> PAGEREF _Toc197192080 \h </w:instrText>
+            </w:r>
+            <w:r>
+              <w:rPr>
+                <w:noProof/>
+                <w:webHidden/>
+              </w:rPr>
+            </w:r>
+            <w:r>
+              <w:rPr>
+                <w:noProof/>
+                <w:webHidden/>
+              </w:rPr>
+              <w:fldChar w:fldCharType="separate"/>
+            </w:r>
+            <w:r>
+              <w:rPr>
+                <w:noProof/>
+                <w:webHidden/>
+              </w:rPr>
+              <w:t>17</w:t>
+            </w:r>
+            <w:r>
+              <w:rPr>
+                <w:noProof/>
+                <w:webHidden/>
+              </w:rPr>
+              <w:fldChar w:fldCharType="end"/>
+            </w:r>
+          </w:hyperlink>
+        </w:p>
+        <w:p>
+          <w:pPr>
+            <w:pStyle w:val="TOC2"/>
+            <w:tabs>
+              <w:tab w:val="right" w:leader="dot" w:pos="9350"/>
+            </w:tabs>
+            <w:rPr>
+              <w:rFonts w:eastAsiaTheme="minorEastAsia"/>
+              <w:noProof/>
+              <w:kern w:val="2"/>
+              <w:sz w:val="24"/>
+              <w:szCs w:val="24"/>
+              <w14:ligatures w14:val="standardContextual"/>
+            </w:rPr>
+          </w:pPr>
+          <w:hyperlink w:anchor="_Toc197192081" w:history="1">
+            <w:r>
+              <w:rPr>
+                <w:rStyle w:val="Hyperlink"/>
+                <w:noProof/>
+              </w:rPr>
+              <w:t>Azure Databox</w:t>
+            </w:r>
+            <w:r>
+              <w:rPr>
+                <w:noProof/>
+                <w:webHidden/>
+              </w:rPr>
+              <w:tab/>
+            </w:r>
+            <w:r>
+              <w:rPr>
+                <w:noProof/>
+                <w:webHidden/>
+              </w:rPr>
+              <w:fldChar w:fldCharType="begin"/>
+            </w:r>
+            <w:r>
+              <w:rPr>
+                <w:noProof/>
+                <w:webHidden/>
+              </w:rPr>
+              <w:instrText xml:space="preserve"> PAGEREF _Toc197192081 \h </w:instrText>
+            </w:r>
+            <w:r>
+              <w:rPr>
+                <w:noProof/>
+                <w:webHidden/>
+              </w:rPr>
+            </w:r>
+            <w:r>
+              <w:rPr>
+                <w:noProof/>
+                <w:webHidden/>
+              </w:rPr>
+              <w:fldChar w:fldCharType="separate"/>
+            </w:r>
+            <w:r>
+              <w:rPr>
+                <w:noProof/>
+                <w:webHidden/>
+              </w:rPr>
+              <w:t>18</w:t>
+            </w:r>
+            <w:r>
+              <w:rPr>
+                <w:noProof/>
+                <w:webHidden/>
+              </w:rPr>
+              <w:fldChar w:fldCharType="end"/>
+            </w:r>
+          </w:hyperlink>
+        </w:p>
+        <w:p>
+          <w:pPr>
+            <w:pStyle w:val="TOC2"/>
+            <w:tabs>
+              <w:tab w:val="right" w:leader="dot" w:pos="9350"/>
+            </w:tabs>
+            <w:rPr>
+              <w:rFonts w:eastAsiaTheme="minorEastAsia"/>
+              <w:noProof/>
+              <w:kern w:val="2"/>
+              <w:sz w:val="24"/>
+              <w:szCs w:val="24"/>
+              <w14:ligatures w14:val="standardContextual"/>
+            </w:rPr>
+          </w:pPr>
+          <w:hyperlink w:anchor="_Toc197192082" w:history="1">
+            <w:r>
+              <w:rPr>
+                <w:rStyle w:val="Hyperlink"/>
+                <w:noProof/>
+              </w:rPr>
+              <w:t>Azure File Movement Options</w:t>
+            </w:r>
+            <w:r>
+              <w:rPr>
+                <w:noProof/>
+                <w:webHidden/>
+              </w:rPr>
+              <w:tab/>
+            </w:r>
+            <w:r>
+              <w:rPr>
+                <w:noProof/>
+                <w:webHidden/>
+              </w:rPr>
+              <w:fldChar w:fldCharType="begin"/>
+            </w:r>
+            <w:r>
+              <w:rPr>
+                <w:noProof/>
+                <w:webHidden/>
+              </w:rPr>
+              <w:instrText xml:space="preserve"> PAGEREF _Toc197192082 \h </w:instrText>
+            </w:r>
+            <w:r>
+              <w:rPr>
+                <w:noProof/>
+                <w:webHidden/>
+              </w:rPr>
+            </w:r>
+            <w:r>
+              <w:rPr>
+                <w:noProof/>
+                <w:webHidden/>
+              </w:rPr>
+              <w:fldChar w:fldCharType="separate"/>
+            </w:r>
+            <w:r>
+              <w:rPr>
+                <w:noProof/>
+                <w:webHidden/>
+              </w:rPr>
+              <w:t>18</w:t>
+            </w:r>
+            <w:r>
+              <w:rPr>
+                <w:noProof/>
                 <w:webHidden/>
               </w:rPr>
               <w:fldChar w:fldCharType="end"/>
@@ -2372,9 +2871,8 @@
       <w:pPr>
         <w:pStyle w:val="Heading1"/>
       </w:pPr>
-      <w:bookmarkStart w:id="0" w:name="_Toc196838044"/>
-      <w:r>
-        <w:lastRenderedPageBreak/>
+      <w:bookmarkStart w:id="0" w:name="_Toc197192047"/>
+      <w:r>
         <w:t>Cloud Computing</w:t>
       </w:r>
       <w:bookmarkEnd w:id="0"/>
@@ -2383,7 +2881,7 @@
       <w:pPr>
         <w:pStyle w:val="Heading2"/>
       </w:pPr>
-      <w:bookmarkStart w:id="1" w:name="_Toc196838045"/>
+      <w:bookmarkStart w:id="1" w:name="_Toc197192048"/>
       <w:r>
         <w:t>Definition</w:t>
       </w:r>
@@ -2417,7 +2915,7 @@
       <w:pPr>
         <w:pStyle w:val="Heading2"/>
       </w:pPr>
-      <w:bookmarkStart w:id="2" w:name="_Toc196838046"/>
+      <w:bookmarkStart w:id="2" w:name="_Toc197192049"/>
       <w:r>
         <w:t>Shared Responsibility Model</w:t>
       </w:r>
@@ -2570,6 +3068,7 @@
         </w:numPr>
       </w:pPr>
       <w:r>
+        <w:lastRenderedPageBreak/>
         <w:t>Finance and expense tracking.</w:t>
       </w:r>
     </w:p>
@@ -2579,7 +3078,6 @@
         <w:rPr>
           <w:noProof/>
         </w:rPr>
-        <w:lastRenderedPageBreak/>
         <w:drawing>
           <wp:inline distT="0" distB="0" distL="0" distR="0" wp14:anchorId="7D1B2FB7" wp14:editId="6D9DA8C1">
             <wp:extent cx="5943600" cy="3063240"/>
@@ -2621,7 +3119,7 @@
       <w:pPr>
         <w:pStyle w:val="Heading2"/>
       </w:pPr>
-      <w:bookmarkStart w:id="3" w:name="_Toc196838047"/>
+      <w:bookmarkStart w:id="3" w:name="_Toc197192050"/>
       <w:r>
         <w:t>Types of Cloud Models</w:t>
       </w:r>
@@ -2795,6 +3293,7 @@
         </w:numPr>
       </w:pPr>
       <w:r>
+        <w:lastRenderedPageBreak/>
         <w:t xml:space="preserve">A </w:t>
       </w:r>
       <w:r>
@@ -2847,7 +3346,6 @@
         </w:numPr>
       </w:pPr>
       <w:r>
-        <w:lastRenderedPageBreak/>
         <w:t xml:space="preserve">Example: Your office is connected to Azure via a VPN or ExpressRoute—that’s your </w:t>
       </w:r>
       <w:r>
@@ -3057,8 +3555,9 @@
       <w:pPr>
         <w:pStyle w:val="Heading1"/>
       </w:pPr>
-      <w:bookmarkStart w:id="4" w:name="_Toc196838048"/>
-      <w:r>
+      <w:bookmarkStart w:id="4" w:name="_Toc197192051"/>
+      <w:r>
+        <w:lastRenderedPageBreak/>
         <w:t>Benefits of using cloud services</w:t>
       </w:r>
       <w:bookmarkEnd w:id="4"/>
@@ -3095,9 +3594,8 @@
       <w:pPr>
         <w:pStyle w:val="Heading2"/>
       </w:pPr>
-      <w:bookmarkStart w:id="5" w:name="_Toc196838049"/>
-      <w:r>
-        <w:lastRenderedPageBreak/>
+      <w:bookmarkStart w:id="5" w:name="_Toc197192052"/>
+      <w:r>
         <w:t>High Availability</w:t>
       </w:r>
       <w:bookmarkEnd w:id="5"/>
@@ -3111,7 +3609,7 @@
       <w:pPr>
         <w:pStyle w:val="Heading2"/>
       </w:pPr>
-      <w:bookmarkStart w:id="6" w:name="_Toc196838050"/>
+      <w:bookmarkStart w:id="6" w:name="_Toc197192053"/>
       <w:r>
         <w:t>Scalability</w:t>
       </w:r>
@@ -3160,7 +3658,7 @@
       <w:pPr>
         <w:pStyle w:val="Heading2"/>
       </w:pPr>
-      <w:bookmarkStart w:id="7" w:name="_Toc196838051"/>
+      <w:bookmarkStart w:id="7" w:name="_Toc197192054"/>
       <w:r>
         <w:t>Reliability</w:t>
       </w:r>
@@ -3175,7 +3673,7 @@
       <w:pPr>
         <w:pStyle w:val="Heading2"/>
       </w:pPr>
-      <w:bookmarkStart w:id="8" w:name="_Toc196838052"/>
+      <w:bookmarkStart w:id="8" w:name="_Toc197192055"/>
       <w:r>
         <w:t>Governance and Security</w:t>
       </w:r>
@@ -3196,7 +3694,7 @@
       <w:pPr>
         <w:pStyle w:val="Heading2"/>
       </w:pPr>
-      <w:bookmarkStart w:id="9" w:name="_Toc196838053"/>
+      <w:bookmarkStart w:id="9" w:name="_Toc197192056"/>
       <w:r>
         <w:t>Management</w:t>
       </w:r>
@@ -3224,7 +3722,7 @@
       <w:pPr>
         <w:pStyle w:val="Heading2"/>
       </w:pPr>
-      <w:bookmarkStart w:id="10" w:name="_Toc196838054"/>
+      <w:bookmarkStart w:id="10" w:name="_Toc197192057"/>
       <w:r>
         <w:t>Management</w:t>
       </w:r>
@@ -3261,7 +3759,7 @@
         <w:pStyle w:val="Heading1"/>
       </w:pPr>
       <w:hyperlink r:id="rId13" w:history="1">
-        <w:bookmarkStart w:id="11" w:name="_Toc196838055"/>
+        <w:bookmarkStart w:id="11" w:name="_Toc197192058"/>
         <w:r>
           <w:t>C</w:t>
         </w:r>
@@ -3278,7 +3776,7 @@
       <w:pPr>
         <w:pStyle w:val="Heading2"/>
       </w:pPr>
-      <w:bookmarkStart w:id="12" w:name="_Toc196838056"/>
+      <w:bookmarkStart w:id="12" w:name="_Toc197192059"/>
       <w:r>
         <w:t>Azure</w:t>
       </w:r>
@@ -3304,7 +3802,6 @@
     </w:p>
     <w:p>
       <w:r>
-        <w:lastRenderedPageBreak/>
         <w:t>An availability zone is set up to be an isolation boundary. If one zone goes down, the other continues working. Availability zones are connected through high-speed, private fiber-optic networks.</w:t>
       </w:r>
     </w:p>
@@ -3381,6 +3878,7 @@
         <w:rPr>
           <w:noProof/>
         </w:rPr>
+        <w:lastRenderedPageBreak/>
         <w:drawing>
           <wp:inline distT="0" distB="0" distL="0" distR="0" wp14:anchorId="09369F9F" wp14:editId="16781F83">
             <wp:extent cx="5943600" cy="2917825"/>
@@ -3421,7 +3919,6 @@
     <w:p/>
     <w:p>
       <w:r>
-        <w:lastRenderedPageBreak/>
         <w:t xml:space="preserve">Region Pairs: East US region is paired with West US. </w:t>
       </w:r>
       <w:proofErr w:type="gramStart"/>
@@ -3444,7 +3941,7 @@
       <w:pPr>
         <w:pStyle w:val="Heading2"/>
       </w:pPr>
-      <w:bookmarkStart w:id="13" w:name="_Toc196838057"/>
+      <w:bookmarkStart w:id="13" w:name="_Toc197192060"/>
       <w:r>
         <w:t>Azure</w:t>
       </w:r>
@@ -3537,6 +4034,7 @@
     </w:p>
     <w:p>
       <w:r>
+        <w:lastRenderedPageBreak/>
         <w:t>Billing Boundary</w:t>
       </w:r>
       <w:r>
@@ -3558,7 +4056,7 @@
       <w:pPr>
         <w:pStyle w:val="Heading2"/>
       </w:pPr>
-      <w:bookmarkStart w:id="14" w:name="_Toc196838058"/>
+      <w:bookmarkStart w:id="14" w:name="_Toc197192061"/>
       <w:r>
         <w:t>Management Group</w:t>
       </w:r>
@@ -3574,7 +4072,6 @@
     </w:p>
     <w:p>
       <w:r>
-        <w:lastRenderedPageBreak/>
         <w:t xml:space="preserve">10,000 </w:t>
       </w:r>
       <w:proofErr w:type="spellStart"/>
@@ -3596,7 +4093,7 @@
       <w:pPr>
         <w:pStyle w:val="Heading2"/>
       </w:pPr>
-      <w:bookmarkStart w:id="15" w:name="_Toc196838059"/>
+      <w:bookmarkStart w:id="15" w:name="_Toc197192062"/>
       <w:r>
         <w:t>Azure RBAC</w:t>
       </w:r>
@@ -3614,7 +4111,7 @@
       <w:pPr>
         <w:pStyle w:val="Heading2"/>
       </w:pPr>
-      <w:bookmarkStart w:id="16" w:name="_Toc196838060"/>
+      <w:bookmarkStart w:id="16" w:name="_Toc197192063"/>
       <w:r>
         <w:t>Azure virtual machines</w:t>
       </w:r>
@@ -3635,6 +4132,7 @@
       <w:pPr>
         <w:pStyle w:val="Heading2"/>
       </w:pPr>
+      <w:bookmarkStart w:id="17" w:name="_Toc197192064"/>
       <w:r>
         <w:t>V</w:t>
       </w:r>
@@ -3644,6 +4142,7 @@
       <w:r>
         <w:t xml:space="preserve"> scale sets</w:t>
       </w:r>
+      <w:bookmarkEnd w:id="17"/>
       <w:r>
         <w:tab/>
       </w:r>
@@ -3657,8 +4156,9 @@
       <w:pPr>
         <w:pStyle w:val="Heading2"/>
       </w:pPr>
-      <w:bookmarkStart w:id="17" w:name="_Toc196838061"/>
-      <w:r>
+      <w:bookmarkStart w:id="18" w:name="_Toc197192065"/>
+      <w:r>
+        <w:lastRenderedPageBreak/>
         <w:t>V</w:t>
       </w:r>
       <w:r>
@@ -3667,7 +4167,7 @@
       <w:r>
         <w:t xml:space="preserve"> availability sets</w:t>
       </w:r>
-      <w:bookmarkEnd w:id="17"/>
+      <w:bookmarkEnd w:id="18"/>
       <w:r>
         <w:tab/>
       </w:r>
@@ -3768,7 +4268,7 @@
       <w:pPr>
         <w:pStyle w:val="Heading2"/>
       </w:pPr>
-      <w:bookmarkStart w:id="18" w:name="_Toc196838062"/>
+      <w:bookmarkStart w:id="19" w:name="_Toc197192066"/>
       <w:r>
         <w:t>Azure</w:t>
       </w:r>
@@ -3782,7 +4282,7 @@
       <w:r>
         <w:t>containers</w:t>
       </w:r>
-      <w:bookmarkEnd w:id="18"/>
+      <w:bookmarkEnd w:id="19"/>
     </w:p>
     <w:p>
       <w:r>
@@ -3805,7 +4305,6 @@
     </w:p>
     <w:p>
       <w:r>
-        <w:lastRenderedPageBreak/>
         <w:t xml:space="preserve">VM is still preferred when consumer needs </w:t>
       </w:r>
       <w:r>
@@ -3869,6 +4368,7 @@
         <w:rPr>
           <w:noProof/>
         </w:rPr>
+        <w:lastRenderedPageBreak/>
         <w:drawing>
           <wp:inline distT="0" distB="0" distL="0" distR="0" wp14:anchorId="7E444863" wp14:editId="2C0A492E">
             <wp:extent cx="5943600" cy="1951355"/>
@@ -3911,11 +4411,11 @@
       <w:pPr>
         <w:pStyle w:val="Heading2"/>
       </w:pPr>
-      <w:bookmarkStart w:id="19" w:name="_Toc196838063"/>
+      <w:bookmarkStart w:id="20" w:name="_Toc197192067"/>
       <w:r>
         <w:t>Azure Kubernetes Service</w:t>
       </w:r>
-      <w:bookmarkEnd w:id="19"/>
+      <w:bookmarkEnd w:id="20"/>
     </w:p>
     <w:p>
       <w:r>
@@ -3926,11 +4426,11 @@
       <w:pPr>
         <w:pStyle w:val="Heading2"/>
       </w:pPr>
-      <w:bookmarkStart w:id="20" w:name="_Toc196838064"/>
+      <w:bookmarkStart w:id="21" w:name="_Toc197192068"/>
       <w:r>
         <w:t>Azure Functions</w:t>
       </w:r>
-      <w:bookmarkEnd w:id="20"/>
+      <w:bookmarkEnd w:id="21"/>
     </w:p>
     <w:p>
       <w:r>
@@ -3993,7 +4493,6 @@
     <w:p/>
     <w:p>
       <w:r>
-        <w:lastRenderedPageBreak/>
         <w:t xml:space="preserve">Containers are used for complex logic, long time working in a webapp, legacy app migrations- lift ad shift </w:t>
       </w:r>
       <w:proofErr w:type="spellStart"/>
@@ -4018,11 +4517,11 @@
       <w:pPr>
         <w:pStyle w:val="Heading2"/>
       </w:pPr>
-      <w:bookmarkStart w:id="21" w:name="_Toc196838065"/>
+      <w:bookmarkStart w:id="22" w:name="_Toc197192069"/>
       <w:r>
         <w:t>Types of Azure App Services</w:t>
       </w:r>
-      <w:bookmarkEnd w:id="21"/>
+      <w:bookmarkEnd w:id="22"/>
     </w:p>
     <w:p>
       <w:r>
@@ -4089,6 +4588,7 @@
     <w:p>
       <w:proofErr w:type="spellStart"/>
       <w:r>
+        <w:lastRenderedPageBreak/>
         <w:t>MobileApp</w:t>
       </w:r>
       <w:proofErr w:type="spellEnd"/>
@@ -4101,11 +4601,11 @@
       <w:pPr>
         <w:pStyle w:val="Heading2"/>
       </w:pPr>
-      <w:bookmarkStart w:id="22" w:name="_Toc196838066"/>
+      <w:bookmarkStart w:id="23" w:name="_Toc197192070"/>
       <w:r>
         <w:t>Azure Virtual Networking</w:t>
       </w:r>
-      <w:bookmarkEnd w:id="22"/>
+      <w:bookmarkEnd w:id="23"/>
     </w:p>
     <w:p>
       <w:r>
@@ -4295,7 +4795,6 @@
           <w:b/>
           <w:bCs/>
         </w:rPr>
-        <w:lastRenderedPageBreak/>
         <w:t>Site to Site:</w:t>
       </w:r>
       <w:r>
@@ -4389,6 +4888,7 @@
           <w:b/>
           <w:bCs/>
         </w:rPr>
+        <w:lastRenderedPageBreak/>
         <w:t>Connect virtual networks</w:t>
       </w:r>
       <w:r>
@@ -4420,11 +4920,11 @@
       <w:pPr>
         <w:pStyle w:val="Heading2"/>
       </w:pPr>
-      <w:bookmarkStart w:id="23" w:name="_Toc196838067"/>
+      <w:bookmarkStart w:id="24" w:name="_Toc197192071"/>
       <w:r>
         <w:t>Azure virtual private networks</w:t>
       </w:r>
-      <w:bookmarkEnd w:id="23"/>
+      <w:bookmarkEnd w:id="24"/>
     </w:p>
     <w:p>
       <w:r>
@@ -4493,6 +4993,167 @@
       </w:pPr>
       <w:r>
         <w:t>It then uses the rule to decide which VPN tunnel to use.</w:t>
+      </w:r>
+    </w:p>
+    <w:p>
+      <w:r>
+        <w:rPr>
+          <w:b/>
+          <w:bCs/>
+        </w:rPr>
+        <w:t>Route based VPN:</w:t>
+      </w:r>
+      <w:r>
+        <w:rPr>
+          <w:b/>
+          <w:bCs/>
+        </w:rPr>
+        <w:t xml:space="preserve"> </w:t>
+      </w:r>
+      <w:r>
+        <w:t>It creates the tunnel and sends packets</w:t>
+      </w:r>
+      <w:r>
+        <w:t xml:space="preserve"> in a shared public internet but in a secured wa</w:t>
+      </w:r>
+      <w:r>
+        <w:t>y</w:t>
+      </w:r>
+      <w:r>
+        <w:t>.</w:t>
+      </w:r>
+      <w:r>
+        <w:t xml:space="preserve"> BGP says which path to choose and Route based VPN creates the tunnel and sends the packets</w:t>
+      </w:r>
+    </w:p>
+    <w:p>
+      <w:pPr>
+        <w:pStyle w:val="Heading2"/>
+      </w:pPr>
+      <w:bookmarkStart w:id="25" w:name="_Toc197192072"/>
+      <w:r>
+        <w:t>Difference between Route based VPN, BGP, ExpressRoute</w:t>
+      </w:r>
+      <w:bookmarkEnd w:id="25"/>
+    </w:p>
+    <w:p>
+      <w:pPr>
+        <w:rPr>
+          <w:b/>
+          <w:bCs/>
+        </w:rPr>
+      </w:pPr>
+      <w:r>
+        <w:rPr>
+          <w:b/>
+          <w:bCs/>
+        </w:rPr>
+        <w:t>Route-Based VPN = Encrypted Tunnel Over the Internet</w:t>
+      </w:r>
+    </w:p>
+    <w:p>
+      <w:pPr>
+        <w:numPr>
+          <w:ilvl w:val="0"/>
+          <w:numId w:val="40"/>
+        </w:numPr>
+      </w:pPr>
+      <w:r>
+        <w:t xml:space="preserve">It’s like building a </w:t>
+      </w:r>
+      <w:r>
+        <w:rPr>
+          <w:b/>
+          <w:bCs/>
+        </w:rPr>
+        <w:t>secure tunnel</w:t>
+      </w:r>
+      <w:r>
+        <w:t xml:space="preserve"> through the public internet.</w:t>
+      </w:r>
+    </w:p>
+    <w:p>
+      <w:pPr>
+        <w:numPr>
+          <w:ilvl w:val="0"/>
+          <w:numId w:val="40"/>
+        </w:numPr>
+      </w:pPr>
+      <w:r>
+        <w:t xml:space="preserve">Think of it like </w:t>
+      </w:r>
+      <w:r>
+        <w:rPr>
+          <w:b/>
+          <w:bCs/>
+        </w:rPr>
+        <w:t>driving on public highways</w:t>
+      </w:r>
+      <w:r>
+        <w:t xml:space="preserve"> in a bulletproof car.</w:t>
+      </w:r>
+    </w:p>
+    <w:p>
+      <w:pPr>
+        <w:numPr>
+          <w:ilvl w:val="0"/>
+          <w:numId w:val="40"/>
+        </w:numPr>
+      </w:pPr>
+      <w:r>
+        <w:t xml:space="preserve">You control where traffic goes using a </w:t>
+      </w:r>
+      <w:r>
+        <w:rPr>
+          <w:b/>
+          <w:bCs/>
+        </w:rPr>
+        <w:t>routing table</w:t>
+      </w:r>
+      <w:r>
+        <w:t>.</w:t>
+      </w:r>
+    </w:p>
+    <w:p>
+      <w:pPr>
+        <w:numPr>
+          <w:ilvl w:val="0"/>
+          <w:numId w:val="40"/>
+        </w:numPr>
+      </w:pPr>
+      <w:r>
+        <w:t>It’s flexible and easy to set up.</w:t>
+      </w:r>
+    </w:p>
+    <w:p>
+      <w:pPr>
+        <w:numPr>
+          <w:ilvl w:val="0"/>
+          <w:numId w:val="40"/>
+        </w:numPr>
+      </w:pPr>
+      <w:r>
+        <w:t xml:space="preserve">Traffic is </w:t>
+      </w:r>
+      <w:r>
+        <w:rPr>
+          <w:b/>
+          <w:bCs/>
+        </w:rPr>
+        <w:t>encrypted</w:t>
+      </w:r>
+      <w:r>
+        <w:t xml:space="preserve"> but still goes over the </w:t>
+      </w:r>
+      <w:r>
+        <w:rPr>
+          <w:b/>
+          <w:bCs/>
+        </w:rPr>
+        <w:t>shared public internet</w:t>
+      </w:r>
+      <w:r>
+        <w:t>.</w:t>
       </w:r>
     </w:p>
     <w:p>
@@ -4502,167 +5163,6 @@
           <w:bCs/>
         </w:rPr>
         <w:lastRenderedPageBreak/>
-        <w:t>Route based VPN:</w:t>
-      </w:r>
-      <w:r>
-        <w:rPr>
-          <w:b/>
-          <w:bCs/>
-        </w:rPr>
-        <w:t xml:space="preserve"> </w:t>
-      </w:r>
-      <w:r>
-        <w:t>It creates the tunnel and sends packets</w:t>
-      </w:r>
-      <w:r>
-        <w:t xml:space="preserve"> in a shared public internet but in a secured wa</w:t>
-      </w:r>
-      <w:r>
-        <w:t>y</w:t>
-      </w:r>
-      <w:r>
-        <w:t>.</w:t>
-      </w:r>
-      <w:r>
-        <w:t xml:space="preserve"> BGP says which path to choose and Route based VPN creates the tunnel and sends the packets</w:t>
-      </w:r>
-    </w:p>
-    <w:p>
-      <w:pPr>
-        <w:pStyle w:val="Heading2"/>
-      </w:pPr>
-      <w:bookmarkStart w:id="24" w:name="_Toc196838068"/>
-      <w:r>
-        <w:t>Difference between Route based VPN, BGP, ExpressRoute</w:t>
-      </w:r>
-      <w:bookmarkEnd w:id="24"/>
-    </w:p>
-    <w:p>
-      <w:pPr>
-        <w:rPr>
-          <w:b/>
-          <w:bCs/>
-        </w:rPr>
-      </w:pPr>
-      <w:r>
-        <w:rPr>
-          <w:b/>
-          <w:bCs/>
-        </w:rPr>
-        <w:t>Route-Based VPN = Encrypted Tunnel Over the Internet</w:t>
-      </w:r>
-    </w:p>
-    <w:p>
-      <w:pPr>
-        <w:numPr>
-          <w:ilvl w:val="0"/>
-          <w:numId w:val="40"/>
-        </w:numPr>
-      </w:pPr>
-      <w:r>
-        <w:t xml:space="preserve">It’s like building a </w:t>
-      </w:r>
-      <w:r>
-        <w:rPr>
-          <w:b/>
-          <w:bCs/>
-        </w:rPr>
-        <w:t>secure tunnel</w:t>
-      </w:r>
-      <w:r>
-        <w:t xml:space="preserve"> through the public internet.</w:t>
-      </w:r>
-    </w:p>
-    <w:p>
-      <w:pPr>
-        <w:numPr>
-          <w:ilvl w:val="0"/>
-          <w:numId w:val="40"/>
-        </w:numPr>
-      </w:pPr>
-      <w:r>
-        <w:t xml:space="preserve">Think of it like </w:t>
-      </w:r>
-      <w:r>
-        <w:rPr>
-          <w:b/>
-          <w:bCs/>
-        </w:rPr>
-        <w:t>driving on public highways</w:t>
-      </w:r>
-      <w:r>
-        <w:t xml:space="preserve"> in a bulletproof car.</w:t>
-      </w:r>
-    </w:p>
-    <w:p>
-      <w:pPr>
-        <w:numPr>
-          <w:ilvl w:val="0"/>
-          <w:numId w:val="40"/>
-        </w:numPr>
-      </w:pPr>
-      <w:r>
-        <w:t xml:space="preserve">You control where traffic goes using a </w:t>
-      </w:r>
-      <w:r>
-        <w:rPr>
-          <w:b/>
-          <w:bCs/>
-        </w:rPr>
-        <w:t>routing table</w:t>
-      </w:r>
-      <w:r>
-        <w:t>.</w:t>
-      </w:r>
-    </w:p>
-    <w:p>
-      <w:pPr>
-        <w:numPr>
-          <w:ilvl w:val="0"/>
-          <w:numId w:val="40"/>
-        </w:numPr>
-      </w:pPr>
-      <w:r>
-        <w:t>It’s flexible and easy to set up.</w:t>
-      </w:r>
-    </w:p>
-    <w:p>
-      <w:pPr>
-        <w:numPr>
-          <w:ilvl w:val="0"/>
-          <w:numId w:val="40"/>
-        </w:numPr>
-      </w:pPr>
-      <w:r>
-        <w:t xml:space="preserve">Traffic is </w:t>
-      </w:r>
-      <w:r>
-        <w:rPr>
-          <w:b/>
-          <w:bCs/>
-        </w:rPr>
-        <w:t>encrypted</w:t>
-      </w:r>
-      <w:r>
-        <w:t xml:space="preserve"> but still goes over the </w:t>
-      </w:r>
-      <w:r>
-        <w:rPr>
-          <w:b/>
-          <w:bCs/>
-        </w:rPr>
-        <w:t>shared public internet</w:t>
-      </w:r>
-      <w:r>
-        <w:t>.</w:t>
-      </w:r>
-    </w:p>
-    <w:p>
-      <w:r>
-        <w:rPr>
-          <w:b/>
-          <w:bCs/>
-        </w:rPr>
         <w:t>Example</w:t>
       </w:r>
       <w:r>
@@ -4912,7 +5412,6 @@
           <w:b/>
           <w:bCs/>
         </w:rPr>
-        <w:lastRenderedPageBreak/>
         <w:t>Example</w:t>
       </w:r>
       <w:r>
@@ -4924,14 +5423,14 @@
       <w:pPr>
         <w:pStyle w:val="Heading2"/>
       </w:pPr>
-      <w:bookmarkStart w:id="25" w:name="_Toc196838069"/>
+      <w:bookmarkStart w:id="26" w:name="_Toc197192073"/>
       <w:r>
         <w:t xml:space="preserve">Azure </w:t>
       </w:r>
       <w:r>
         <w:t>VPNs – High availability scenarios</w:t>
       </w:r>
-      <w:bookmarkEnd w:id="25"/>
+      <w:bookmarkEnd w:id="26"/>
     </w:p>
     <w:p>
       <w:r>
@@ -4994,11 +5493,12 @@
       <w:pPr>
         <w:pStyle w:val="Heading2"/>
       </w:pPr>
-      <w:bookmarkStart w:id="26" w:name="_Toc196838070"/>
-      <w:r>
+      <w:bookmarkStart w:id="27" w:name="_Toc197192074"/>
+      <w:r>
+        <w:lastRenderedPageBreak/>
         <w:t>ExpressRoute Global Reach</w:t>
       </w:r>
-      <w:bookmarkEnd w:id="26"/>
+      <w:bookmarkEnd w:id="27"/>
     </w:p>
     <w:p/>
     <w:p>
@@ -5105,9 +5605,11 @@
       <w:pPr>
         <w:pStyle w:val="Heading2"/>
       </w:pPr>
+      <w:bookmarkStart w:id="28" w:name="_Toc197192075"/>
       <w:r>
         <w:t>Azure DNS</w:t>
       </w:r>
+      <w:bookmarkEnd w:id="28"/>
     </w:p>
     <w:p>
       <w:r>
@@ -5166,11 +5668,11 @@
       <w:pPr>
         <w:pStyle w:val="Heading2"/>
       </w:pPr>
-      <w:bookmarkStart w:id="27" w:name="_Toc196838071"/>
+      <w:bookmarkStart w:id="29" w:name="_Toc197192076"/>
       <w:r>
         <w:t>ExpressRoute connectivity models</w:t>
       </w:r>
-      <w:bookmarkEnd w:id="27"/>
+      <w:bookmarkEnd w:id="29"/>
     </w:p>
     <w:p>
       <w:r>
@@ -5197,7 +5699,6 @@
     </w:p>
     <w:p>
       <w:r>
-        <w:lastRenderedPageBreak/>
         <w:t xml:space="preserve">Any to Any –Azure is connected to office through WAN so it </w:t>
       </w:r>
       <w:proofErr w:type="gramStart"/>
@@ -5222,7 +5723,7 @@
         <w:pStyle w:val="Heading1"/>
       </w:pPr>
       <w:hyperlink r:id="rId16" w:history="1">
-        <w:bookmarkStart w:id="28" w:name="_Toc196838072"/>
+        <w:bookmarkStart w:id="30" w:name="_Toc197192077"/>
         <w:r>
           <w:rPr>
             <w:rStyle w:val="Hyperlink"/>
@@ -5230,7 +5731,7 @@
           </w:rPr>
           <w:t>Azure storage services</w:t>
         </w:r>
-        <w:bookmarkEnd w:id="28"/>
+        <w:bookmarkEnd w:id="30"/>
         <w:r>
           <w:rPr>
             <w:rStyle w:val="Hyperlink"/>
@@ -5280,15 +5781,34 @@
       <w:r>
         <w:t>)</w:t>
       </w:r>
+      <w:r>
+        <w:t xml:space="preserve"> - synchronous</w:t>
+      </w:r>
     </w:p>
     <w:p>
       <w:r>
         <w:t>ZRS – 12 nines of durability – each copy in three different zones.</w:t>
       </w:r>
+      <w:r>
+        <w:t xml:space="preserve"> Prefer ZRS if user needs high availability and within the country for data governance purposes</w:t>
+      </w:r>
+      <w:r>
+        <w:t xml:space="preserve"> - </w:t>
+      </w:r>
+      <w:r>
+        <w:t>synchronous</w:t>
+      </w:r>
     </w:p>
     <w:p>
       <w:r>
-        <w:t xml:space="preserve">GRS – 16 nines – primary LRS pairs with secondary LRS in </w:t>
+        <w:lastRenderedPageBreak/>
+        <w:t xml:space="preserve">GRS – 16 nines – primary LRS </w:t>
+      </w:r>
+      <w:r>
+        <w:t>(synchronous) pairs asynchronously</w:t>
+      </w:r>
+      <w:r>
+        <w:t xml:space="preserve"> with secondary LRS in </w:t>
       </w:r>
       <w:proofErr w:type="gramStart"/>
       <w:r>
@@ -5309,7 +5829,16 @@
       </w:r>
       <w:proofErr w:type="gramEnd"/>
       <w:r>
-        <w:t xml:space="preserve"> pairs </w:t>
+        <w:t xml:space="preserve"> synchronous</w:t>
+      </w:r>
+      <w:r>
+        <w:t xml:space="preserve"> pairs</w:t>
+      </w:r>
+      <w:r>
+        <w:t xml:space="preserve"> asynchronously</w:t>
+      </w:r>
+      <w:r>
+        <w:t xml:space="preserve"> </w:t>
       </w:r>
       <w:proofErr w:type="gramStart"/>
       <w:r>
@@ -5345,6 +5874,26 @@
           <w:bCs/>
         </w:rPr>
         <w:t>Recovery Point Objective</w:t>
+      </w:r>
+      <w:r>
+        <w:rPr>
+          <w:b/>
+          <w:bCs/>
+        </w:rPr>
+        <w:t xml:space="preserve">. </w:t>
+      </w:r>
+      <w:r>
+        <w:rPr>
+          <w:b/>
+          <w:bCs/>
+        </w:rPr>
+        <w:t> </w:t>
+      </w:r>
+      <w:r>
+        <w:t>The interval between the most recent writes to the primary region and the last write to the secondary region is known as the recovery point objective (RPO)</w:t>
+      </w:r>
+      <w:r>
+        <w:t>. Azure storage typically has an RPO of less than 15 minutes.</w:t>
       </w:r>
     </w:p>
     <w:p>
@@ -5503,8 +6052,390 @@
       </w:r>
     </w:p>
     <w:p/>
+    <w:p>
+      <w:pPr>
+        <w:pStyle w:val="Heading2"/>
+      </w:pPr>
+      <w:bookmarkStart w:id="31" w:name="_Toc197192078"/>
+      <w:r>
+        <w:t>Azure Blobs</w:t>
+      </w:r>
+      <w:bookmarkEnd w:id="31"/>
+    </w:p>
+    <w:p>
+      <w:r>
+        <w:t xml:space="preserve">Stores all formats of data and can be accessed via azure cli, </w:t>
+      </w:r>
+      <w:proofErr w:type="spellStart"/>
+      <w:r>
+        <w:t>powershell</w:t>
+      </w:r>
+      <w:proofErr w:type="spellEnd"/>
+      <w:r>
+        <w:t xml:space="preserve">, URL, </w:t>
+      </w:r>
+      <w:proofErr w:type="spellStart"/>
+      <w:r>
+        <w:t>restapi</w:t>
+      </w:r>
+      <w:proofErr w:type="spellEnd"/>
+      <w:r>
+        <w:t>.</w:t>
+      </w:r>
+    </w:p>
+    <w:p>
+      <w:r>
+        <w:t>Access level can be defined as below. All the four tiers can be set up at blob level but only archive tier cannot be set up in account level. For cool and cold, high access cost compare to hot.</w:t>
+      </w:r>
+    </w:p>
+    <w:p>
+      <w:r>
+        <w:t xml:space="preserve">Hot access tier – frequently used, high availability and durability, </w:t>
+      </w:r>
+      <w:proofErr w:type="spellStart"/>
+      <w:r>
+        <w:t>eg</w:t>
+      </w:r>
+      <w:proofErr w:type="spellEnd"/>
+      <w:r>
+        <w:t>: website logo</w:t>
+      </w:r>
+    </w:p>
+    <w:p>
+      <w:r>
+        <w:t xml:space="preserve">Cool access tier – infrequently used, low availability, high durability and high access cost. </w:t>
+      </w:r>
+      <w:proofErr w:type="spellStart"/>
+      <w:r>
+        <w:t>Eg</w:t>
+      </w:r>
+      <w:proofErr w:type="spellEnd"/>
+      <w:r>
+        <w:t xml:space="preserve">: invoice of a customer. </w:t>
+      </w:r>
+      <w:proofErr w:type="spellStart"/>
+      <w:r>
+        <w:t>Atleast</w:t>
+      </w:r>
+      <w:proofErr w:type="spellEnd"/>
+      <w:r>
+        <w:t xml:space="preserve"> 30 days storage.</w:t>
+      </w:r>
+    </w:p>
+    <w:p>
+      <w:r>
+        <w:t xml:space="preserve">Cold access tier - </w:t>
+      </w:r>
+      <w:r>
+        <w:t xml:space="preserve">infrequently used, low availability, high durability and high access cost. </w:t>
+      </w:r>
+      <w:proofErr w:type="spellStart"/>
+      <w:r>
+        <w:t>Atleast</w:t>
+      </w:r>
+      <w:proofErr w:type="spellEnd"/>
+      <w:r>
+        <w:t xml:space="preserve"> </w:t>
+      </w:r>
+      <w:r>
+        <w:t>90</w:t>
+      </w:r>
+      <w:r>
+        <w:t xml:space="preserve"> days storage.</w:t>
+      </w:r>
+    </w:p>
+    <w:p>
+      <w:r>
+        <w:t xml:space="preserve">Archive access tier – rarely accessed. </w:t>
+      </w:r>
+      <w:r>
+        <w:t>low availability, high durability and high access cost.</w:t>
+      </w:r>
+    </w:p>
+    <w:p>
+      <w:r>
+        <w:t xml:space="preserve">SMB – Server Message Block used by windows, </w:t>
+      </w:r>
+      <w:proofErr w:type="spellStart"/>
+      <w:r>
+        <w:t>linux</w:t>
+      </w:r>
+      <w:proofErr w:type="spellEnd"/>
+      <w:r>
+        <w:t xml:space="preserve"> and mac</w:t>
+      </w:r>
+    </w:p>
+    <w:p>
+      <w:r>
+        <w:t>NFS – Network file system – used by Linux and Mac</w:t>
+      </w:r>
+    </w:p>
+    <w:p>
+      <w:pPr>
+        <w:pStyle w:val="Heading2"/>
+      </w:pPr>
+      <w:bookmarkStart w:id="32" w:name="_Toc197192079"/>
+      <w:r>
+        <w:t xml:space="preserve">Azure </w:t>
+      </w:r>
+      <w:r>
+        <w:t>Queues</w:t>
+      </w:r>
+      <w:bookmarkEnd w:id="32"/>
+    </w:p>
+    <w:p>
+      <w:r>
+        <w:t xml:space="preserve">It stores messages. Works well with Azure Functions. </w:t>
+      </w:r>
+      <w:r>
+        <w:t>For example, you want to perform an action after a customer uploads a form to your website. You could have the submit button on the website trigger a message to the Queue storage. Then, you could use Azure Functions to trigger an action once the message was received.</w:t>
+      </w:r>
+    </w:p>
+    <w:p>
+      <w:pPr>
+        <w:pStyle w:val="Heading2"/>
+      </w:pPr>
+      <w:bookmarkStart w:id="33" w:name="_Toc197192080"/>
+      <w:r>
+        <w:t>Azure Data Migration Options</w:t>
+      </w:r>
+      <w:bookmarkEnd w:id="33"/>
+    </w:p>
+    <w:p>
+      <w:r>
+        <w:t xml:space="preserve">Azure </w:t>
+      </w:r>
+      <w:r>
+        <w:t>migration</w:t>
+      </w:r>
+      <w:r>
+        <w:t xml:space="preserve"> hub</w:t>
+      </w:r>
+      <w:r>
+        <w:t xml:space="preserve"> helps to assess, provide details of on-premise app and migrate data/apps from on-premise data center to azure. Migration Portal.</w:t>
+      </w:r>
+    </w:p>
+    <w:p>
+      <w:r>
+        <w:t>I</w:t>
+      </w:r>
+      <w:r>
+        <w:t>ndependent software vendor (ISV)</w:t>
+      </w:r>
+      <w:r>
+        <w:t>.</w:t>
+      </w:r>
+    </w:p>
+    <w:p>
+      <w:r>
+        <w:t>Data Migration Assistant – stand alone tool to assess SQL Server and provide updates on incompatible features, what could be the right alternative in Azure and provide right path for migration.</w:t>
+      </w:r>
+    </w:p>
+    <w:p>
+      <w:r>
+        <w:t xml:space="preserve">Azure App Service Migration </w:t>
+      </w:r>
+      <w:r>
+        <w:t>Service</w:t>
+      </w:r>
+      <w:r>
+        <w:t xml:space="preserve"> – </w:t>
+      </w:r>
+      <w:proofErr w:type="spellStart"/>
+      <w:r>
+        <w:t>stand alone</w:t>
+      </w:r>
+      <w:proofErr w:type="spellEnd"/>
+      <w:r>
+        <w:t xml:space="preserve"> tool h</w:t>
+      </w:r>
+      <w:r>
+        <w:t>elps to migrate on-premise website</w:t>
+      </w:r>
+      <w:r>
+        <w:t>s</w:t>
+      </w:r>
+      <w:r>
+        <w:t xml:space="preserve"> to azure. .Net and </w:t>
+      </w:r>
+      <w:proofErr w:type="spellStart"/>
+      <w:r>
+        <w:t>php</w:t>
+      </w:r>
+      <w:proofErr w:type="spellEnd"/>
+      <w:r>
+        <w:t xml:space="preserve"> based webapps may need migration assistant.</w:t>
+      </w:r>
+    </w:p>
+    <w:p>
+      <w:r>
+        <w:t xml:space="preserve">Server Migration – </w:t>
+      </w:r>
+      <w:proofErr w:type="spellStart"/>
+      <w:r>
+        <w:t>Vmware</w:t>
+      </w:r>
+      <w:proofErr w:type="spellEnd"/>
+      <w:r>
+        <w:t xml:space="preserve">, Hyper-V VMs </w:t>
+      </w:r>
+      <w:proofErr w:type="gramStart"/>
+      <w:r>
+        <w:t>other</w:t>
+      </w:r>
+      <w:proofErr w:type="gramEnd"/>
+      <w:r>
+        <w:t xml:space="preserve"> virtualized server</w:t>
+      </w:r>
+    </w:p>
+    <w:p>
+      <w:r>
+        <w:lastRenderedPageBreak/>
+        <w:t>Azure Database migration services – helps to migrate SQL database</w:t>
+      </w:r>
+    </w:p>
+    <w:p>
+      <w:pPr>
+        <w:pStyle w:val="Heading2"/>
+      </w:pPr>
+      <w:bookmarkStart w:id="34" w:name="_Toc197192081"/>
+      <w:r>
+        <w:t>Azure Databox</w:t>
+      </w:r>
+      <w:bookmarkEnd w:id="34"/>
+    </w:p>
+    <w:p>
+      <w:r>
+        <w:t>It is a physical storage device which can be used to export/import data to azure when the capacity is greater than 40TB. It can hold maximum 80TB of data</w:t>
+      </w:r>
+    </w:p>
+    <w:p/>
+    <w:p>
+      <w:pPr>
+        <w:pStyle w:val="Heading2"/>
+      </w:pPr>
+      <w:bookmarkStart w:id="35" w:name="_Toc197192082"/>
+      <w:r>
+        <w:t>Azure File Movement Options</w:t>
+      </w:r>
+      <w:bookmarkEnd w:id="35"/>
+    </w:p>
+    <w:p>
+      <w:proofErr w:type="spellStart"/>
+      <w:r>
+        <w:t>AzCopy</w:t>
+      </w:r>
+      <w:proofErr w:type="spellEnd"/>
+      <w:r>
+        <w:t>, Azure Storage Explorer and Azure File Sync</w:t>
+      </w:r>
+    </w:p>
+    <w:p>
+      <w:proofErr w:type="spellStart"/>
+      <w:r>
+        <w:rPr>
+          <w:color w:val="2B579A" w:themeColor="accent5"/>
+        </w:rPr>
+        <w:t>AzCopy</w:t>
+      </w:r>
+      <w:proofErr w:type="spellEnd"/>
+      <w:r>
+        <w:rPr>
+          <w:color w:val="2B579A" w:themeColor="accent5"/>
+        </w:rPr>
+        <w:t xml:space="preserve"> </w:t>
+      </w:r>
+      <w:r>
+        <w:t xml:space="preserve">is command line utility. </w:t>
+      </w:r>
+      <w:r>
+        <w:t>Copy/upload/download/</w:t>
+      </w:r>
+      <w:proofErr w:type="gramStart"/>
+      <w:r>
+        <w:t>sync(</w:t>
+      </w:r>
+      <w:proofErr w:type="gramEnd"/>
+      <w:r>
+        <w:t>in one direction – syncs source setup in destination not bidirectional) data from storage account. With other cloud providers is also possible.</w:t>
+      </w:r>
+    </w:p>
+    <w:p>
+      <w:r>
+        <w:t xml:space="preserve">Moving is not possible in </w:t>
+      </w:r>
+      <w:proofErr w:type="spellStart"/>
+      <w:r>
+        <w:t>AzCopy</w:t>
+      </w:r>
+      <w:proofErr w:type="spellEnd"/>
+      <w:r>
+        <w:t>. Instead, you can download from source and then delete.</w:t>
+      </w:r>
+    </w:p>
+    <w:p>
+      <w:r>
+        <w:rPr>
+          <w:color w:val="2B579A" w:themeColor="accent5"/>
+        </w:rPr>
+        <w:t xml:space="preserve">Azure Storage Explorer </w:t>
+      </w:r>
+      <w:r>
+        <w:t xml:space="preserve">is a standalone tool for </w:t>
+      </w:r>
+      <w:proofErr w:type="spellStart"/>
+      <w:r>
+        <w:t>AzCopy</w:t>
+      </w:r>
+      <w:proofErr w:type="spellEnd"/>
+      <w:r>
+        <w:t>.</w:t>
+      </w:r>
+    </w:p>
+    <w:p>
+      <w:r>
+        <w:rPr>
+          <w:color w:val="2B579A" w:themeColor="accent5"/>
+        </w:rPr>
+        <w:t>Azure file sync</w:t>
+      </w:r>
+      <w:r>
+        <w:rPr>
+          <w:color w:val="2B579A" w:themeColor="accent5"/>
+        </w:rPr>
+        <w:t xml:space="preserve"> </w:t>
+      </w:r>
+      <w:r>
+        <w:t xml:space="preserve">Syncs file in azure with local. It is layer on Azure Files. </w:t>
+      </w:r>
+      <w:r>
+        <w:rPr>
+          <w:b/>
+          <w:bCs/>
+        </w:rPr>
+        <w:t>Cloud tiering</w:t>
+      </w:r>
+      <w:r>
+        <w:t xml:space="preserve"> is used to save only the frequently used files in local instead of having all the files.</w:t>
+      </w:r>
+    </w:p>
+    <w:p>
+      <w:pPr>
+        <w:pStyle w:val="Heading1"/>
+      </w:pPr>
+      <w:hyperlink r:id="rId18" w:history="1">
+        <w:r>
+          <w:rPr>
+            <w:rStyle w:val="Hyperlink"/>
+            <w:u w:val="none"/>
+          </w:rPr>
+          <w:t>Azure identity, access, and security </w:t>
+        </w:r>
+      </w:hyperlink>
+    </w:p>
+    <w:p/>
     <w:sectPr>
-      <w:footerReference w:type="default" r:id="rId18"/>
+      <w:footerReference w:type="default" r:id="rId19"/>
       <w:pgSz w:w="12240" w:h="15840"/>
       <w:pgMar w:top="1440" w:right="1440" w:bottom="1440" w:left="1440" w:header="288" w:footer="720" w:gutter="0"/>
       <w:pgNumType w:start="1"/>
@@ -7344,6 +8275,119 @@
     </w:lvl>
   </w:abstractNum>
   <w:abstractNum w:abstractNumId="20" w15:restartNumberingAfterBreak="0">
+    <w:nsid w:val="4AF67DE3"/>
+    <w:multiLevelType w:val="multilevel"/>
+    <w:tmpl w:val="7CE00EE2"/>
+    <w:lvl w:ilvl="0">
+      <w:start w:val="1"/>
+      <w:numFmt w:val="decimal"/>
+      <w:lvlText w:val="%1."/>
+      <w:lvlJc w:val="left"/>
+      <w:pPr>
+        <w:tabs>
+          <w:tab w:val="num" w:pos="720"/>
+        </w:tabs>
+        <w:ind w:left="720" w:hanging="360"/>
+      </w:pPr>
+    </w:lvl>
+    <w:lvl w:ilvl="1" w:tentative="1">
+      <w:start w:val="1"/>
+      <w:numFmt w:val="decimal"/>
+      <w:lvlText w:val="%2."/>
+      <w:lvlJc w:val="left"/>
+      <w:pPr>
+        <w:tabs>
+          <w:tab w:val="num" w:pos="1440"/>
+        </w:tabs>
+        <w:ind w:left="1440" w:hanging="360"/>
+      </w:pPr>
+    </w:lvl>
+    <w:lvl w:ilvl="2" w:tentative="1">
+      <w:start w:val="1"/>
+      <w:numFmt w:val="decimal"/>
+      <w:lvlText w:val="%3."/>
+      <w:lvlJc w:val="left"/>
+      <w:pPr>
+        <w:tabs>
+          <w:tab w:val="num" w:pos="2160"/>
+        </w:tabs>
+        <w:ind w:left="2160" w:hanging="360"/>
+      </w:pPr>
+    </w:lvl>
+    <w:lvl w:ilvl="3" w:tentative="1">
+      <w:start w:val="1"/>
+      <w:numFmt w:val="decimal"/>
+      <w:lvlText w:val="%4."/>
+      <w:lvlJc w:val="left"/>
+      <w:pPr>
+        <w:tabs>
+          <w:tab w:val="num" w:pos="2880"/>
+        </w:tabs>
+        <w:ind w:left="2880" w:hanging="360"/>
+      </w:pPr>
+    </w:lvl>
+    <w:lvl w:ilvl="4" w:tentative="1">
+      <w:start w:val="1"/>
+      <w:numFmt w:val="decimal"/>
+      <w:lvlText w:val="%5."/>
+      <w:lvlJc w:val="left"/>
+      <w:pPr>
+        <w:tabs>
+          <w:tab w:val="num" w:pos="3600"/>
+        </w:tabs>
+        <w:ind w:left="3600" w:hanging="360"/>
+      </w:pPr>
+    </w:lvl>
+    <w:lvl w:ilvl="5" w:tentative="1">
+      <w:start w:val="1"/>
+      <w:numFmt w:val="decimal"/>
+      <w:lvlText w:val="%6."/>
+      <w:lvlJc w:val="left"/>
+      <w:pPr>
+        <w:tabs>
+          <w:tab w:val="num" w:pos="4320"/>
+        </w:tabs>
+        <w:ind w:left="4320" w:hanging="360"/>
+      </w:pPr>
+    </w:lvl>
+    <w:lvl w:ilvl="6" w:tentative="1">
+      <w:start w:val="1"/>
+      <w:numFmt w:val="decimal"/>
+      <w:lvlText w:val="%7."/>
+      <w:lvlJc w:val="left"/>
+      <w:pPr>
+        <w:tabs>
+          <w:tab w:val="num" w:pos="5040"/>
+        </w:tabs>
+        <w:ind w:left="5040" w:hanging="360"/>
+      </w:pPr>
+    </w:lvl>
+    <w:lvl w:ilvl="7" w:tentative="1">
+      <w:start w:val="1"/>
+      <w:numFmt w:val="decimal"/>
+      <w:lvlText w:val="%8."/>
+      <w:lvlJc w:val="left"/>
+      <w:pPr>
+        <w:tabs>
+          <w:tab w:val="num" w:pos="5760"/>
+        </w:tabs>
+        <w:ind w:left="5760" w:hanging="360"/>
+      </w:pPr>
+    </w:lvl>
+    <w:lvl w:ilvl="8" w:tentative="1">
+      <w:start w:val="1"/>
+      <w:numFmt w:val="decimal"/>
+      <w:lvlText w:val="%9."/>
+      <w:lvlJc w:val="left"/>
+      <w:pPr>
+        <w:tabs>
+          <w:tab w:val="num" w:pos="6480"/>
+        </w:tabs>
+        <w:ind w:left="6480" w:hanging="360"/>
+      </w:pPr>
+    </w:lvl>
+  </w:abstractNum>
+  <w:abstractNum w:abstractNumId="21" w15:restartNumberingAfterBreak="0">
     <w:nsid w:val="4CDA7EAE"/>
     <w:multiLevelType w:val="multilevel"/>
     <w:tmpl w:val="3984DB04"/>
@@ -7492,7 +8536,7 @@
       </w:rPr>
     </w:lvl>
   </w:abstractNum>
-  <w:abstractNum w:abstractNumId="21" w15:restartNumberingAfterBreak="0">
+  <w:abstractNum w:abstractNumId="22" w15:restartNumberingAfterBreak="0">
     <w:nsid w:val="552A72A8"/>
     <w:multiLevelType w:val="multilevel"/>
     <w:tmpl w:val="E5686CEA"/>
@@ -7641,7 +8685,7 @@
       </w:rPr>
     </w:lvl>
   </w:abstractNum>
-  <w:abstractNum w:abstractNumId="22" w15:restartNumberingAfterBreak="0">
+  <w:abstractNum w:abstractNumId="23" w15:restartNumberingAfterBreak="0">
     <w:nsid w:val="5AF656CA"/>
     <w:multiLevelType w:val="hybridMultilevel"/>
     <w:tmpl w:val="1C067984"/>
@@ -7754,7 +8798,7 @@
       </w:rPr>
     </w:lvl>
   </w:abstractNum>
-  <w:abstractNum w:abstractNumId="23" w15:restartNumberingAfterBreak="0">
+  <w:abstractNum w:abstractNumId="24" w15:restartNumberingAfterBreak="0">
     <w:nsid w:val="67115578"/>
     <w:multiLevelType w:val="multilevel"/>
     <w:tmpl w:val="6AA0DCCC"/>
@@ -7903,7 +8947,7 @@
       </w:rPr>
     </w:lvl>
   </w:abstractNum>
-  <w:abstractNum w:abstractNumId="24" w15:restartNumberingAfterBreak="0">
+  <w:abstractNum w:abstractNumId="25" w15:restartNumberingAfterBreak="0">
     <w:nsid w:val="6A2A268C"/>
     <w:multiLevelType w:val="multilevel"/>
     <w:tmpl w:val="EE607F24"/>
@@ -8052,7 +9096,7 @@
       </w:rPr>
     </w:lvl>
   </w:abstractNum>
-  <w:abstractNum w:abstractNumId="25" w15:restartNumberingAfterBreak="0">
+  <w:abstractNum w:abstractNumId="26" w15:restartNumberingAfterBreak="0">
     <w:nsid w:val="731243D5"/>
     <w:multiLevelType w:val="multilevel"/>
     <w:tmpl w:val="22404232"/>
@@ -8165,7 +9209,7 @@
       </w:pPr>
     </w:lvl>
   </w:abstractNum>
-  <w:abstractNum w:abstractNumId="26" w15:restartNumberingAfterBreak="0">
+  <w:abstractNum w:abstractNumId="27" w15:restartNumberingAfterBreak="0">
     <w:nsid w:val="7A4C77C6"/>
     <w:multiLevelType w:val="multilevel"/>
     <w:tmpl w:val="FA005712"/>
@@ -8283,7 +9327,7 @@
       </w:rPr>
     </w:lvl>
   </w:abstractNum>
-  <w:abstractNum w:abstractNumId="27" w15:restartNumberingAfterBreak="0">
+  <w:abstractNum w:abstractNumId="28" w15:restartNumberingAfterBreak="0">
     <w:nsid w:val="7BED7916"/>
     <w:multiLevelType w:val="multilevel"/>
     <w:tmpl w:val="19F090A4"/>
@@ -8396,7 +9440,7 @@
       </w:pPr>
     </w:lvl>
   </w:abstractNum>
-  <w:abstractNum w:abstractNumId="28" w15:restartNumberingAfterBreak="0">
+  <w:abstractNum w:abstractNumId="29" w15:restartNumberingAfterBreak="0">
     <w:nsid w:val="7C226EBA"/>
     <w:multiLevelType w:val="multilevel"/>
     <w:tmpl w:val="4E58EA1E"/>
@@ -8546,19 +9590,19 @@
     </w:lvl>
   </w:abstractNum>
   <w:num w:numId="1" w16cid:durableId="1012104162">
-    <w:abstractNumId w:val="26"/>
+    <w:abstractNumId w:val="27"/>
   </w:num>
   <w:num w:numId="2" w16cid:durableId="1467503723">
-    <w:abstractNumId w:val="26"/>
+    <w:abstractNumId w:val="27"/>
     <w:lvlOverride w:ilvl="0">
       <w:startOverride w:val="1"/>
     </w:lvlOverride>
   </w:num>
   <w:num w:numId="3" w16cid:durableId="719939614">
-    <w:abstractNumId w:val="26"/>
+    <w:abstractNumId w:val="27"/>
   </w:num>
   <w:num w:numId="4" w16cid:durableId="2119369887">
-    <w:abstractNumId w:val="26"/>
+    <w:abstractNumId w:val="27"/>
     <w:lvlOverride w:ilvl="0">
       <w:startOverride w:val="1"/>
     </w:lvlOverride>
@@ -8567,13 +9611,13 @@
     <w:abstractNumId w:val="8"/>
   </w:num>
   <w:num w:numId="6" w16cid:durableId="1905093771">
-    <w:abstractNumId w:val="26"/>
+    <w:abstractNumId w:val="27"/>
     <w:lvlOverride w:ilvl="0">
       <w:startOverride w:val="1"/>
     </w:lvlOverride>
   </w:num>
   <w:num w:numId="7" w16cid:durableId="25764569">
-    <w:abstractNumId w:val="26"/>
+    <w:abstractNumId w:val="27"/>
     <w:lvlOverride w:ilvl="0">
       <w:startOverride w:val="1"/>
     </w:lvlOverride>
@@ -8606,7 +9650,7 @@
     <w:abstractNumId w:val="10"/>
   </w:num>
   <w:num w:numId="9" w16cid:durableId="362707374">
-    <w:abstractNumId w:val="26"/>
+    <w:abstractNumId w:val="27"/>
     <w:lvlOverride w:ilvl="0">
       <w:startOverride w:val="1"/>
     </w:lvlOverride>
@@ -8636,7 +9680,7 @@
     </w:lvlOverride>
   </w:num>
   <w:num w:numId="10" w16cid:durableId="1851336746">
-    <w:abstractNumId w:val="26"/>
+    <w:abstractNumId w:val="27"/>
     <w:lvlOverride w:ilvl="0">
       <w:startOverride w:val="1"/>
     </w:lvlOverride>
@@ -8690,25 +9734,25 @@
     <w:abstractNumId w:val="0"/>
   </w:num>
   <w:num w:numId="19" w16cid:durableId="261301637">
-    <w:abstractNumId w:val="28"/>
+    <w:abstractNumId w:val="29"/>
   </w:num>
   <w:num w:numId="20" w16cid:durableId="1452817343">
     <w:abstractNumId w:val="9"/>
   </w:num>
   <w:num w:numId="21" w16cid:durableId="1320305028">
+    <w:abstractNumId w:val="26"/>
+  </w:num>
+  <w:num w:numId="22" w16cid:durableId="576211216">
     <w:abstractNumId w:val="25"/>
   </w:num>
-  <w:num w:numId="22" w16cid:durableId="576211216">
-    <w:abstractNumId w:val="24"/>
-  </w:num>
   <w:num w:numId="23" w16cid:durableId="1615015679">
-    <w:abstractNumId w:val="22"/>
+    <w:abstractNumId w:val="23"/>
   </w:num>
   <w:num w:numId="24" w16cid:durableId="1890530060">
     <w:abstractNumId w:val="19"/>
   </w:num>
   <w:num w:numId="25" w16cid:durableId="436486026">
-    <w:abstractNumId w:val="26"/>
+    <w:abstractNumId w:val="27"/>
     <w:lvlOverride w:ilvl="0">
       <w:startOverride w:val="1"/>
     </w:lvlOverride>
@@ -8738,7 +9782,7 @@
     </w:lvlOverride>
   </w:num>
   <w:num w:numId="26" w16cid:durableId="306589894">
-    <w:abstractNumId w:val="26"/>
+    <w:abstractNumId w:val="27"/>
     <w:lvlOverride w:ilvl="0">
       <w:startOverride w:val="1"/>
     </w:lvlOverride>
@@ -8768,7 +9812,7 @@
     </w:lvlOverride>
   </w:num>
   <w:num w:numId="27" w16cid:durableId="409010179">
-    <w:abstractNumId w:val="26"/>
+    <w:abstractNumId w:val="27"/>
     <w:lvlOverride w:ilvl="0">
       <w:startOverride w:val="1"/>
     </w:lvlOverride>
@@ -8798,7 +9842,7 @@
     </w:lvlOverride>
   </w:num>
   <w:num w:numId="28" w16cid:durableId="2078936031">
-    <w:abstractNumId w:val="26"/>
+    <w:abstractNumId w:val="27"/>
     <w:lvlOverride w:ilvl="0">
       <w:startOverride w:val="1"/>
     </w:lvlOverride>
@@ -8828,7 +9872,7 @@
     </w:lvlOverride>
   </w:num>
   <w:num w:numId="29" w16cid:durableId="2141260044">
-    <w:abstractNumId w:val="26"/>
+    <w:abstractNumId w:val="27"/>
     <w:lvlOverride w:ilvl="0">
       <w:startOverride w:val="1"/>
     </w:lvlOverride>
@@ -8858,7 +9902,7 @@
     </w:lvlOverride>
   </w:num>
   <w:num w:numId="30" w16cid:durableId="844520836">
-    <w:abstractNumId w:val="26"/>
+    <w:abstractNumId w:val="27"/>
     <w:lvlOverride w:ilvl="0">
       <w:startOverride w:val="1"/>
     </w:lvlOverride>
@@ -8888,7 +9932,7 @@
     </w:lvlOverride>
   </w:num>
   <w:num w:numId="31" w16cid:durableId="342825215">
-    <w:abstractNumId w:val="26"/>
+    <w:abstractNumId w:val="27"/>
     <w:lvlOverride w:ilvl="0">
       <w:startOverride w:val="1"/>
     </w:lvlOverride>
@@ -8918,7 +9962,7 @@
     </w:lvlOverride>
   </w:num>
   <w:num w:numId="32" w16cid:durableId="751970673">
-    <w:abstractNumId w:val="26"/>
+    <w:abstractNumId w:val="27"/>
     <w:lvlOverride w:ilvl="0">
       <w:startOverride w:val="1"/>
     </w:lvlOverride>
@@ -8948,7 +9992,7 @@
     </w:lvlOverride>
   </w:num>
   <w:num w:numId="33" w16cid:durableId="709378308">
-    <w:abstractNumId w:val="26"/>
+    <w:abstractNumId w:val="27"/>
     <w:lvlOverride w:ilvl="0">
       <w:startOverride w:val="1"/>
     </w:lvlOverride>
@@ -8981,13 +10025,13 @@
     <w:abstractNumId w:val="13"/>
   </w:num>
   <w:num w:numId="35" w16cid:durableId="864901844">
-    <w:abstractNumId w:val="27"/>
+    <w:abstractNumId w:val="28"/>
   </w:num>
   <w:num w:numId="36" w16cid:durableId="1826893932">
     <w:abstractNumId w:val="12"/>
   </w:num>
   <w:num w:numId="37" w16cid:durableId="2710241">
-    <w:abstractNumId w:val="23"/>
+    <w:abstractNumId w:val="24"/>
   </w:num>
   <w:num w:numId="38" w16cid:durableId="2101757457">
     <w:abstractNumId w:val="11"/>
@@ -9002,16 +10046,19 @@
     <w:abstractNumId w:val="18"/>
   </w:num>
   <w:num w:numId="42" w16cid:durableId="1562476444">
-    <w:abstractNumId w:val="20"/>
+    <w:abstractNumId w:val="21"/>
   </w:num>
   <w:num w:numId="43" w16cid:durableId="1873571497">
-    <w:abstractNumId w:val="21"/>
+    <w:abstractNumId w:val="22"/>
   </w:num>
   <w:num w:numId="44" w16cid:durableId="1640382748">
     <w:abstractNumId w:val="14"/>
   </w:num>
   <w:num w:numId="45" w16cid:durableId="993684407">
     <w:abstractNumId w:val="17"/>
+  </w:num>
+  <w:num w:numId="46" w16cid:durableId="603343682">
+    <w:abstractNumId w:val="20"/>
   </w:num>
 </w:numbering>
 </file>
@@ -34237,19 +35284,6 @@
 </file>
 
 <file path=customXml/item1.xml><?xml version="1.0" encoding="utf-8"?>
-<b:Sources xmlns:b="http://schemas.openxmlformats.org/officeDocument/2006/bibliography" xmlns="http://schemas.openxmlformats.org/officeDocument/2006/bibliography" SelectedStyle="\APASixthEditionOfficeOnline.xsl" StyleName="APA" Version="6"/>
-</file>
-
-<file path=customXml/item2.xml><?xml version="1.0" encoding="utf-8"?>
-<?mso-contentType ?>
-<FormTemplates xmlns="http://schemas.microsoft.com/sharepoint/v3/contenttype/forms">
-  <Display>DocumentLibraryForm</Display>
-  <Edit>DocumentLibraryForm</Edit>
-  <New>DocumentLibraryForm</New>
-</FormTemplates>
-</file>
-
-<file path=customXml/item3.xml><?xml version="1.0" encoding="utf-8"?>
 <ct:contentTypeSchema xmlns:ct="http://schemas.microsoft.com/office/2006/metadata/contentType" xmlns:ma="http://schemas.microsoft.com/office/2006/metadata/properties/metaAttributes" ct:_="" ma:_="" ma:contentTypeName="Document" ma:contentTypeID="0x01010079F111ED35F8CC479449609E8A0923A6" ma:contentTypeVersion="20" ma:contentTypeDescription="Create a new document." ma:contentTypeScope="" ma:versionID="1267097ee5f5874adfcc408041ae252e">
   <xsd:schema xmlns:xsd="http://www.w3.org/2001/XMLSchema" xmlns:xs="http://www.w3.org/2001/XMLSchema" xmlns:p="http://schemas.microsoft.com/office/2006/metadata/properties" xmlns:ns1="http://schemas.microsoft.com/sharepoint/v3" xmlns:ns2="71af3243-3dd4-4a8d-8c0d-dd76da1f02a5" xmlns:ns3="16c05727-aa75-4e4a-9b5f-8a80a1165891" xmlns:ns4="230e9df3-be65-4c73-a93b-d1236ebd677e" targetNamespace="http://schemas.microsoft.com/office/2006/metadata/properties" ma:root="true" ma:fieldsID="395891a93df65b14727750f2c06c306c" ns1:_="" ns2:_="" ns3:_="" ns4:_="">
     <xsd:import namespace="http://schemas.microsoft.com/sharepoint/v3"/>
@@ -34525,6 +35559,19 @@
 </ct:contentTypeSchema>
 </file>
 
+<file path=customXml/item2.xml><?xml version="1.0" encoding="utf-8"?>
+<?mso-contentType ?>
+<FormTemplates xmlns="http://schemas.microsoft.com/sharepoint/v3/contenttype/forms">
+  <Display>DocumentLibraryForm</Display>
+  <Edit>DocumentLibraryForm</Edit>
+  <New>DocumentLibraryForm</New>
+</FormTemplates>
+</file>
+
+<file path=customXml/item3.xml><?xml version="1.0" encoding="utf-8"?>
+<b:Sources xmlns:b="http://schemas.openxmlformats.org/officeDocument/2006/bibliography" xmlns="http://schemas.openxmlformats.org/officeDocument/2006/bibliography" SelectedStyle="\APASixthEditionOfficeOnline.xsl" StyleName="APA" Version="6"/>
+</file>
+
 <file path=customXml/item4.xml><?xml version="1.0" encoding="utf-8"?>
 <p:properties xmlns:p="http://schemas.microsoft.com/office/2006/metadata/properties" xmlns:xsi="http://www.w3.org/2001/XMLSchema-instance" xmlns:pc="http://schemas.microsoft.com/office/infopath/2007/PartnerControls">
   <documentManagement>
@@ -34545,22 +35592,6 @@
 </file>
 
 <file path=customXml/itemProps1.xml><?xml version="1.0" encoding="utf-8"?>
-<ds:datastoreItem xmlns:ds="http://schemas.openxmlformats.org/officeDocument/2006/customXml" ds:itemID="{9EAA2E9E-4E47-497B-A79A-B397382D8E2F}">
-  <ds:schemaRefs>
-    <ds:schemaRef ds:uri="http://schemas.openxmlformats.org/officeDocument/2006/bibliography"/>
-  </ds:schemaRefs>
-</ds:datastoreItem>
-</file>
-
-<file path=customXml/itemProps2.xml><?xml version="1.0" encoding="utf-8"?>
-<ds:datastoreItem xmlns:ds="http://schemas.openxmlformats.org/officeDocument/2006/customXml" ds:itemID="{878A3276-187E-405F-966A-BDA24FF7DCFF}">
-  <ds:schemaRefs>
-    <ds:schemaRef ds:uri="http://schemas.microsoft.com/sharepoint/v3/contenttype/forms"/>
-  </ds:schemaRefs>
-</ds:datastoreItem>
-</file>
-
-<file path=customXml/itemProps3.xml><?xml version="1.0" encoding="utf-8"?>
 <ds:datastoreItem xmlns:ds="http://schemas.openxmlformats.org/officeDocument/2006/customXml" ds:itemID="{B15B1B51-5121-472B-BA9E-DC61343F5AF6}">
   <ds:schemaRefs>
     <ds:schemaRef ds:uri="http://schemas.microsoft.com/office/2006/metadata/contentType"/>
@@ -34581,6 +35612,22 @@
 </ds:datastoreItem>
 </file>
 
+<file path=customXml/itemProps2.xml><?xml version="1.0" encoding="utf-8"?>
+<ds:datastoreItem xmlns:ds="http://schemas.openxmlformats.org/officeDocument/2006/customXml" ds:itemID="{878A3276-187E-405F-966A-BDA24FF7DCFF}">
+  <ds:schemaRefs>
+    <ds:schemaRef ds:uri="http://schemas.microsoft.com/sharepoint/v3/contenttype/forms"/>
+  </ds:schemaRefs>
+</ds:datastoreItem>
+</file>
+
+<file path=customXml/itemProps3.xml><?xml version="1.0" encoding="utf-8"?>
+<ds:datastoreItem xmlns:ds="http://schemas.openxmlformats.org/officeDocument/2006/customXml" ds:itemID="{9EAA2E9E-4E47-497B-A79A-B397382D8E2F}">
+  <ds:schemaRefs>
+    <ds:schemaRef ds:uri="http://schemas.openxmlformats.org/officeDocument/2006/bibliography"/>
+  </ds:schemaRefs>
+</ds:datastoreItem>
+</file>
+
 <file path=customXml/itemProps4.xml><?xml version="1.0" encoding="utf-8"?>
 <ds:datastoreItem xmlns:ds="http://schemas.openxmlformats.org/officeDocument/2006/customXml" ds:itemID="{91E7373D-5DCA-4092-912F-7D030B4FE61E}">
   <ds:schemaRefs>

--- a/Azure Fundamentals AZ900/Azure Fundamentals AZ900 Learning Documentation.docx
+++ b/Azure Fundamentals AZ900/Azure Fundamentals AZ900 Learning Documentation.docx
@@ -2900,15 +2900,7 @@
         <w:t xml:space="preserve">computing, </w:t>
       </w:r>
       <w:r>
-        <w:t xml:space="preserve">networking, storage, virtual machines </w:t>
-      </w:r>
-      <w:proofErr w:type="spellStart"/>
-      <w:r>
-        <w:t>etc</w:t>
-      </w:r>
-      <w:proofErr w:type="spellEnd"/>
-      <w:r>
-        <w:t xml:space="preserve"> via internet</w:t>
+        <w:t>networking, storage, virtual machines etc via internet</w:t>
       </w:r>
     </w:p>
     <w:p>
@@ -2923,15 +2915,7 @@
     </w:p>
     <w:p>
       <w:r>
-        <w:t xml:space="preserve">Server Maintenance will be taken care by Azure People like Cooling, connectivity, security </w:t>
-      </w:r>
-      <w:proofErr w:type="spellStart"/>
-      <w:r>
-        <w:t>etc</w:t>
-      </w:r>
-      <w:proofErr w:type="spellEnd"/>
-      <w:r>
-        <w:t xml:space="preserve"> but data ingestion, data access and governance will be by consumer.</w:t>
+        <w:t>Server Maintenance will be taken care by Azure People like Cooling, connectivity, security etc but data ingestion, data access and governance will be by consumer.</w:t>
       </w:r>
     </w:p>
     <w:p>
@@ -2949,25 +2933,12 @@
         <w:t>IaaS (Infrastructure as a Service) provides virtual machines and storage</w:t>
       </w:r>
       <w:r>
-        <w:t xml:space="preserve"> – </w:t>
-      </w:r>
-      <w:proofErr w:type="spellStart"/>
-      <w:r>
-        <w:t>eg</w:t>
-      </w:r>
-      <w:proofErr w:type="spellEnd"/>
-      <w:r>
-        <w:t>: Virtual Machine</w:t>
+        <w:t xml:space="preserve"> – eg: Virtual Machine</w:t>
       </w:r>
     </w:p>
     <w:p>
-      <w:proofErr w:type="spellStart"/>
-      <w:r>
-        <w:t>Eg</w:t>
-      </w:r>
-      <w:proofErr w:type="spellEnd"/>
-      <w:r>
-        <w:t xml:space="preserve"> use case: </w:t>
+      <w:r>
+        <w:t xml:space="preserve">Eg use case: </w:t>
       </w:r>
       <w:r>
         <w:t>Lift-and-shift migration</w:t>
@@ -2984,25 +2955,12 @@
         <w:t>PaaS (Platform as a Service) offers a platform for developing and deploying applications</w:t>
       </w:r>
       <w:r>
-        <w:t xml:space="preserve"> </w:t>
-      </w:r>
-      <w:proofErr w:type="spellStart"/>
-      <w:r>
-        <w:t>eg</w:t>
-      </w:r>
-      <w:proofErr w:type="spellEnd"/>
-      <w:r>
-        <w:t>: Azure App Services</w:t>
+        <w:t xml:space="preserve"> eg: Azure App Services</w:t>
       </w:r>
     </w:p>
     <w:p>
-      <w:proofErr w:type="spellStart"/>
-      <w:r>
-        <w:t>Eg</w:t>
-      </w:r>
-      <w:proofErr w:type="spellEnd"/>
-      <w:r>
-        <w:t xml:space="preserve"> use case: </w:t>
+      <w:r>
+        <w:t xml:space="preserve">Eg use case: </w:t>
       </w:r>
       <w:r>
         <w:t>Development framework</w:t>
@@ -3019,15 +2977,7 @@
         <w:t>and SaaS (Software as a Service) delivers pre-built software applications</w:t>
       </w:r>
       <w:r>
-        <w:t xml:space="preserve"> </w:t>
-      </w:r>
-      <w:proofErr w:type="spellStart"/>
-      <w:r>
-        <w:t>PowerBI</w:t>
-      </w:r>
-      <w:proofErr w:type="spellEnd"/>
-      <w:r>
-        <w:t>, Microsoft 365</w:t>
+        <w:t xml:space="preserve"> PowerBI, Microsoft 365</w:t>
       </w:r>
     </w:p>
     <w:p>
@@ -3037,13 +2987,8 @@
           <w:numId w:val="34"/>
         </w:numPr>
       </w:pPr>
-      <w:proofErr w:type="spellStart"/>
-      <w:r>
-        <w:t>eg</w:t>
-      </w:r>
-      <w:proofErr w:type="spellEnd"/>
-      <w:r>
-        <w:t xml:space="preserve"> use case: </w:t>
+      <w:r>
+        <w:t xml:space="preserve">eg use case: </w:t>
       </w:r>
       <w:r>
         <w:t>Email and messaging.</w:t>
@@ -3193,51 +3138,26 @@
       </w:r>
     </w:p>
     <w:p>
-      <w:proofErr w:type="spellStart"/>
       <w:r>
         <w:rPr>
           <w:b/>
           <w:bCs/>
         </w:rPr>
-        <w:t>ExpressRouter</w:t>
-      </w:r>
-      <w:proofErr w:type="spellEnd"/>
-      <w:r>
+        <w:t xml:space="preserve">ExpressRouter </w:t>
+      </w:r>
+      <w:r>
+        <w:t>– Customized FibreOptic internet only between those two end points. Highly securable and recommended.</w:t>
+      </w:r>
+    </w:p>
+    <w:p>
+      <w:pPr>
         <w:rPr>
           <w:b/>
           <w:bCs/>
         </w:rPr>
-        <w:t xml:space="preserve"> </w:t>
-      </w:r>
-      <w:r>
-        <w:t xml:space="preserve">– Customized </w:t>
-      </w:r>
-      <w:proofErr w:type="spellStart"/>
-      <w:r>
-        <w:t>FibreOptic</w:t>
-      </w:r>
-      <w:proofErr w:type="spellEnd"/>
-      <w:r>
-        <w:t xml:space="preserve"> internet only between those two end points. Highly securable and recommended.</w:t>
-      </w:r>
-    </w:p>
-    <w:p>
-      <w:pPr>
-        <w:rPr>
-          <w:b/>
-          <w:bCs/>
-        </w:rPr>
-      </w:pPr>
-      <w:r>
-        <w:t>Azure WAN – Connect the VPN/</w:t>
-      </w:r>
-      <w:proofErr w:type="spellStart"/>
-      <w:r>
-        <w:t>ExpressRouter</w:t>
-      </w:r>
-      <w:proofErr w:type="spellEnd"/>
-      <w:r>
-        <w:t xml:space="preserve"> by managing traffic between multiple branches of company to Azure</w:t>
+      </w:pPr>
+      <w:r>
+        <w:t>Azure WAN – Connect the VPN/ExpressRouter by managing traffic between multiple branches of company to Azure</w:t>
       </w:r>
       <w:r>
         <w:rPr>
@@ -3251,23 +3171,7 @@
           <w:b/>
           <w:bCs/>
         </w:rPr>
-        <w:t xml:space="preserve"> </w:t>
-      </w:r>
-      <w:proofErr w:type="spellStart"/>
-      <w:r>
-        <w:rPr>
-          <w:b/>
-          <w:bCs/>
-        </w:rPr>
-        <w:t>ExpressRouter</w:t>
-      </w:r>
-      <w:proofErr w:type="spellEnd"/>
-      <w:r>
-        <w:rPr>
-          <w:b/>
-          <w:bCs/>
-        </w:rPr>
-        <w:t xml:space="preserve"> or VPN is WAN</w:t>
+        <w:t xml:space="preserve"> ExpressRouter or VPN is WAN</w:t>
       </w:r>
     </w:p>
     <w:p>
@@ -3506,50 +3410,21 @@
           <w:b/>
           <w:bCs/>
         </w:rPr>
-        <w:t xml:space="preserve">onsumption-based </w:t>
-      </w:r>
-      <w:proofErr w:type="gramStart"/>
+        <w:t>onsumption-based model</w:t>
+      </w:r>
       <w:r>
         <w:rPr>
           <w:b/>
           <w:bCs/>
         </w:rPr>
-        <w:t>model</w:t>
-      </w:r>
-      <w:r>
-        <w:rPr>
-          <w:b/>
-          <w:bCs/>
-        </w:rPr>
-        <w:t xml:space="preserve"> :</w:t>
-      </w:r>
-      <w:proofErr w:type="gramEnd"/>
-      <w:r>
-        <w:rPr>
-          <w:b/>
-          <w:bCs/>
-        </w:rPr>
-        <w:t xml:space="preserve"> </w:t>
+        <w:t xml:space="preserve"> : </w:t>
       </w:r>
       <w:r>
         <w:t>Pay as you go</w:t>
       </w:r>
       <w:r>
-        <w:t xml:space="preserve">. This is Operational Expenditure where you spend only for operations whereas </w:t>
-      </w:r>
-      <w:proofErr w:type="spellStart"/>
-      <w:r>
-        <w:t>Captial</w:t>
-      </w:r>
-      <w:proofErr w:type="spellEnd"/>
-      <w:r>
-        <w:t xml:space="preserve"> Expenditure takes care of investing buy tangible resources like data center cooling system </w:t>
-      </w:r>
-      <w:proofErr w:type="spellStart"/>
-      <w:r>
-        <w:t>etc</w:t>
-      </w:r>
-      <w:proofErr w:type="spellEnd"/>
+        <w:t>. This is Operational Expenditure where you spend only for operations whereas Captial Expenditure takes care of investing buy tangible resources like data center cooling system etc</w:t>
+      </w:r>
     </w:p>
     <w:p>
       <w:pPr>
@@ -3573,13 +3448,8 @@
         <w:t xml:space="preserve"> Scaling</w:t>
       </w:r>
       <w:r>
-        <w:t xml:space="preserve">, Predictability of Performance and </w:t>
-      </w:r>
-      <w:proofErr w:type="gramStart"/>
-      <w:r>
-        <w:t>Cost(</w:t>
-      </w:r>
-      <w:proofErr w:type="gramEnd"/>
+        <w:t>, Predictability of Performance and Cost(</w:t>
+      </w:r>
       <w:r>
         <w:t>Total Cost of Ownership (TCO) or Pricing Calculator to get an estimate of potential cloud spend</w:t>
       </w:r>
@@ -3743,15 +3613,7 @@
     </w:p>
     <w:p>
       <w:r>
-        <w:t xml:space="preserve">Manage cloud through </w:t>
-      </w:r>
-      <w:proofErr w:type="spellStart"/>
-      <w:r>
-        <w:t>WebPortal</w:t>
-      </w:r>
-      <w:proofErr w:type="spellEnd"/>
-      <w:r>
-        <w:t>, API, PowerShell and CLI</w:t>
+        <w:t>Manage cloud through WebPortal, API, PowerShell and CLI</w:t>
       </w:r>
     </w:p>
     <w:p>
@@ -3843,15 +3705,7 @@
         <w:t>Non-regional services: Services are always available from Azure geographies and are resilient to zone-wide outages as well as region-wide outages.</w:t>
       </w:r>
       <w:r>
-        <w:t xml:space="preserve"> Not specific to one region/zone. It is available across the globe. </w:t>
-      </w:r>
-      <w:proofErr w:type="spellStart"/>
-      <w:r>
-        <w:t>Eg</w:t>
-      </w:r>
-      <w:proofErr w:type="spellEnd"/>
-      <w:r>
-        <w:t>: Microsoft Entra ID no region/zone will be asked for this.</w:t>
+        <w:t xml:space="preserve"> Not specific to one region/zone. It is available across the globe. Eg: Microsoft Entra ID no region/zone will be asked for this.</w:t>
       </w:r>
     </w:p>
     <w:p>
@@ -3862,15 +3716,7 @@
     <w:p/>
     <w:p>
       <w:r>
-        <w:t xml:space="preserve">One or Group of </w:t>
-      </w:r>
-      <w:proofErr w:type="spellStart"/>
-      <w:r>
-        <w:t>Datacentre</w:t>
-      </w:r>
-      <w:proofErr w:type="spellEnd"/>
-      <w:r>
-        <w:t xml:space="preserve"> forms Availability Zones -&gt; Multiple availability zones -&gt; Regions -&gt; Two regions connected -&gt; Region Pairs</w:t>
+        <w:t>One or Group of Datacentre forms Availability Zones -&gt; Multiple availability zones -&gt; Regions -&gt; Two regions connected -&gt; Region Pairs</w:t>
       </w:r>
     </w:p>
     <w:p>
@@ -3919,15 +3765,7 @@
     <w:p/>
     <w:p>
       <w:r>
-        <w:t xml:space="preserve">Region Pairs: East US region is paired with West US. </w:t>
-      </w:r>
-      <w:proofErr w:type="gramStart"/>
-      <w:r>
-        <w:t>So</w:t>
-      </w:r>
-      <w:proofErr w:type="gramEnd"/>
-      <w:r>
-        <w:t xml:space="preserve"> if one has outage or patch update, the other region will be </w:t>
+        <w:t xml:space="preserve">Region Pairs: East US region is paired with West US. So if one has outage or patch update, the other region will be </w:t>
       </w:r>
       <w:r>
         <w:t>restored</w:t>
@@ -3973,47 +3811,7 @@
     </w:p>
     <w:p>
       <w:r>
-        <w:t xml:space="preserve">Account -&gt; </w:t>
-      </w:r>
-      <w:proofErr w:type="spellStart"/>
-      <w:r>
-        <w:t>ManagementGroups</w:t>
-      </w:r>
-      <w:proofErr w:type="spellEnd"/>
-      <w:r>
-        <w:t xml:space="preserve"> -&gt; subscription (</w:t>
-      </w:r>
-      <w:proofErr w:type="spellStart"/>
-      <w:r>
-        <w:t>Webdesign</w:t>
-      </w:r>
-      <w:proofErr w:type="spellEnd"/>
-      <w:r>
-        <w:t xml:space="preserve">, HR, Marketing) -&gt; resource groups (dev, prod, test </w:t>
-      </w:r>
-      <w:proofErr w:type="spellStart"/>
-      <w:r>
-        <w:t>rgs</w:t>
-      </w:r>
-      <w:proofErr w:type="spellEnd"/>
-      <w:r>
-        <w:t xml:space="preserve">) -&gt;resources (Storage, VMs, </w:t>
-      </w:r>
-      <w:proofErr w:type="spellStart"/>
-      <w:r>
-        <w:t>Softwares</w:t>
-      </w:r>
-      <w:proofErr w:type="spellEnd"/>
-      <w:r>
-        <w:t xml:space="preserve"> </w:t>
-      </w:r>
-      <w:proofErr w:type="spellStart"/>
-      <w:r>
-        <w:t>etc</w:t>
-      </w:r>
-      <w:proofErr w:type="spellEnd"/>
-      <w:r>
-        <w:t>)</w:t>
+        <w:t>Account -&gt; ManagementGroups -&gt; subscription (Webdesign, HR, Marketing) -&gt; resource groups (dev, prod, test rgs) -&gt;resources (Storage, VMs, Softwares etc)</w:t>
       </w:r>
     </w:p>
     <w:p>
@@ -4072,15 +3870,7 @@
     </w:p>
     <w:p>
       <w:r>
-        <w:t xml:space="preserve">10,000 </w:t>
-      </w:r>
-      <w:proofErr w:type="spellStart"/>
-      <w:r>
-        <w:t>mgmt</w:t>
-      </w:r>
-      <w:proofErr w:type="spellEnd"/>
-      <w:r>
-        <w:t xml:space="preserve"> groups can be created with max 6 levels of hierarchy ex</w:t>
+        <w:t>10,000 mgmt groups can be created with max 6 levels of hierarchy ex</w:t>
       </w:r>
       <w:r>
         <w:t>c</w:t>
@@ -4191,13 +3981,8 @@
       </w:r>
     </w:p>
     <w:p>
-      <w:proofErr w:type="gramStart"/>
-      <w:r>
-        <w:t>  A</w:t>
-      </w:r>
-      <w:proofErr w:type="gramEnd"/>
-      <w:r>
-        <w:t xml:space="preserve"> </w:t>
+      <w:r>
+        <w:t xml:space="preserve">  A </w:t>
       </w:r>
       <w:r>
         <w:rPr>
@@ -4211,13 +3996,8 @@
       </w:r>
     </w:p>
     <w:p>
-      <w:proofErr w:type="gramStart"/>
-      <w:r>
-        <w:t>  A</w:t>
-      </w:r>
-      <w:proofErr w:type="gramEnd"/>
-      <w:r>
-        <w:t xml:space="preserve"> </w:t>
+      <w:r>
+        <w:t xml:space="preserve">  A </w:t>
       </w:r>
       <w:r>
         <w:rPr>
@@ -4245,23 +4025,7 @@
         <w:t>VM hosts multiple VDs if we use same OS.</w:t>
       </w:r>
       <w:r>
-        <w:t xml:space="preserve"> For </w:t>
-      </w:r>
-      <w:proofErr w:type="spellStart"/>
-      <w:r>
-        <w:t>eg</w:t>
-      </w:r>
-      <w:proofErr w:type="spellEnd"/>
-      <w:r>
-        <w:t xml:space="preserve">: One laptop/server can have multiple sign-ins if the user requirements </w:t>
-      </w:r>
-      <w:proofErr w:type="gramStart"/>
-      <w:r>
-        <w:t>is</w:t>
-      </w:r>
-      <w:proofErr w:type="gramEnd"/>
-      <w:r>
-        <w:t xml:space="preserve"> all the same. If not, multiple VMs are required.</w:t>
+        <w:t xml:space="preserve"> For eg: One laptop/server can have multiple sign-ins if the user requirements is all the same. If not, multiple VMs are required.</w:t>
       </w:r>
     </w:p>
     <w:p>
@@ -4286,21 +4050,13 @@
     </w:p>
     <w:p>
       <w:r>
-        <w:t xml:space="preserve">For multiple OS in a single host, multiple VMs are required. This can be avoided by using Containers where with one </w:t>
-      </w:r>
-      <w:proofErr w:type="spellStart"/>
-      <w:r>
-        <w:t>h</w:t>
+        <w:t>For multiple OS in a single host, multiple VMs are required. This can be avoided by using Containers where with one h</w:t>
       </w:r>
       <w:r>
         <w:t>x</w:t>
       </w:r>
       <w:r>
-        <w:t>ost</w:t>
-      </w:r>
-      <w:proofErr w:type="spellEnd"/>
-      <w:r>
-        <w:t xml:space="preserve"> and multiple hubs, faster performance dockers helps.</w:t>
+        <w:t>ost and multiple hubs, faster performance dockers helps.</w:t>
       </w:r>
     </w:p>
     <w:p>
@@ -4311,15 +4067,7 @@
         <w:t>full control.</w:t>
       </w:r>
       <w:r>
-        <w:t xml:space="preserve"> Each VM is a different computer inside main computer grabbing separate hardware, CPU, memory </w:t>
-      </w:r>
-      <w:proofErr w:type="spellStart"/>
-      <w:r>
-        <w:t>etc</w:t>
-      </w:r>
-      <w:proofErr w:type="spellEnd"/>
-      <w:r>
-        <w:t xml:space="preserve"> from Hosting Main Computer.</w:t>
+        <w:t xml:space="preserve"> Each VM is a different computer inside main computer grabbing separate hardware, CPU, memory etc from Hosting Main Computer.</w:t>
       </w:r>
     </w:p>
     <w:p>
@@ -4334,33 +4082,12 @@
     </w:p>
     <w:p>
       <w:r>
-        <w:t xml:space="preserve">Container is not secured as it is not hardware level configuration, so if one container is exploited, high chances </w:t>
-      </w:r>
-      <w:proofErr w:type="gramStart"/>
-      <w:r>
-        <w:t>other</w:t>
-      </w:r>
-      <w:proofErr w:type="gramEnd"/>
-      <w:r>
-        <w:t xml:space="preserve"> container may get hijacked. But VMs are completely secure.</w:t>
+        <w:t>Container is not secured as it is not hardware level configuration, so if one container is exploited, high chances other container may get hijacked. But VMs are completely secure.</w:t>
       </w:r>
     </w:p>
     <w:p>
-      <w:proofErr w:type="spellStart"/>
-      <w:r>
-        <w:t>Eg</w:t>
-      </w:r>
-      <w:proofErr w:type="spellEnd"/>
-      <w:r>
-        <w:t xml:space="preserve"> for containers: Website front end hosted in one container and back end in other. So, if back-end is stressed, it can load balanced without impacting the front end as it is in a separate container. </w:t>
-      </w:r>
-      <w:proofErr w:type="gramStart"/>
-      <w:r>
-        <w:t>So</w:t>
-      </w:r>
-      <w:proofErr w:type="gramEnd"/>
-      <w:r>
-        <w:t xml:space="preserve"> a website can be handled piece by piece not disturbing other parts which is called microservice architecture</w:t>
+      <w:r>
+        <w:t>Eg for containers: Website front end hosted in one container and back end in other. So, if back-end is stressed, it can load balanced without impacting the front end as it is in a separate container. So a website can be handled piece by piece not disturbing other parts which is called microservice architecture</w:t>
       </w:r>
     </w:p>
     <w:p>
@@ -4441,13 +4168,8 @@
       </w:r>
     </w:p>
     <w:p>
-      <w:proofErr w:type="gramStart"/>
-      <w:r>
-        <w:t>  Use</w:t>
-      </w:r>
-      <w:proofErr w:type="gramEnd"/>
-      <w:r>
-        <w:t xml:space="preserve"> </w:t>
+      <w:r>
+        <w:t xml:space="preserve">  Use </w:t>
       </w:r>
       <w:r>
         <w:rPr>
@@ -4461,13 +4183,8 @@
       </w:r>
     </w:p>
     <w:p>
-      <w:proofErr w:type="gramStart"/>
-      <w:r>
-        <w:t>  Use</w:t>
-      </w:r>
-      <w:proofErr w:type="gramEnd"/>
-      <w:r>
-        <w:t xml:space="preserve"> </w:t>
+      <w:r>
+        <w:t xml:space="preserve">  Use </w:t>
       </w:r>
       <w:r>
         <w:rPr>
@@ -4493,23 +4210,7 @@
     <w:p/>
     <w:p>
       <w:r>
-        <w:t xml:space="preserve">Containers are used for complex logic, long time working in a webapp, legacy app migrations- lift ad shift </w:t>
-      </w:r>
-      <w:proofErr w:type="spellStart"/>
-      <w:r>
-        <w:t>etc</w:t>
-      </w:r>
-      <w:proofErr w:type="spellEnd"/>
-      <w:r>
-        <w:t xml:space="preserve"> while Azure functions are used when we need simple functions/tasks using API like webhook trigger etc. Power Automate can be used if </w:t>
-      </w:r>
-      <w:proofErr w:type="gramStart"/>
-      <w:r>
-        <w:t>there</w:t>
-      </w:r>
-      <w:proofErr w:type="gramEnd"/>
-      <w:r>
-        <w:t xml:space="preserve"> simpler tasks like emails sending, teams notifications, one drive/share point check for files etc. Azure functions can be used to read the context of file.</w:t>
+        <w:t>Containers are used for complex logic, long time working in a webapp, legacy app migrations- lift ad shift etc while Azure functions are used when we need simple functions/tasks using API like webhook trigger etc. Power Automate can be used if there simpler tasks like emails sending, teams notifications, one drive/share point check for files etc. Azure functions can be used to read the context of file.</w:t>
       </w:r>
     </w:p>
     <w:p/>
@@ -4525,75 +4226,23 @@
     </w:p>
     <w:p>
       <w:r>
-        <w:t xml:space="preserve">WebApp – To build any web applications using </w:t>
-      </w:r>
-      <w:proofErr w:type="spellStart"/>
-      <w:r>
-        <w:t>nodejs</w:t>
-      </w:r>
-      <w:proofErr w:type="spellEnd"/>
-      <w:r>
-        <w:t xml:space="preserve">, python, </w:t>
-      </w:r>
-      <w:proofErr w:type="spellStart"/>
-      <w:r>
-        <w:t>php</w:t>
-      </w:r>
-      <w:proofErr w:type="spellEnd"/>
-      <w:r>
-        <w:t xml:space="preserve"> </w:t>
-      </w:r>
-      <w:proofErr w:type="spellStart"/>
-      <w:r>
-        <w:t>etc</w:t>
-      </w:r>
-      <w:proofErr w:type="spellEnd"/>
+        <w:t>WebApp – To build any web applications using nodejs, python, php etc</w:t>
+      </w:r>
     </w:p>
     <w:p>
-      <w:proofErr w:type="spellStart"/>
-      <w:r>
-        <w:t>ApiApp</w:t>
-      </w:r>
-      <w:proofErr w:type="spellEnd"/>
-      <w:r>
-        <w:t xml:space="preserve"> – To build any REST </w:t>
-      </w:r>
-      <w:proofErr w:type="spellStart"/>
-      <w:r>
-        <w:t>api</w:t>
-      </w:r>
-      <w:proofErr w:type="spellEnd"/>
-      <w:r>
-        <w:t xml:space="preserve"> apps</w:t>
+      <w:r>
+        <w:t>ApiApp – To build any REST api apps</w:t>
       </w:r>
     </w:p>
     <w:p>
-      <w:proofErr w:type="spellStart"/>
-      <w:r>
-        <w:t>WebJob</w:t>
-      </w:r>
-      <w:proofErr w:type="spellEnd"/>
-      <w:r>
-        <w:t xml:space="preserve"> – To do simpler web based automatic tasks like, send email or resize images once </w:t>
-      </w:r>
-      <w:proofErr w:type="spellStart"/>
-      <w:r>
-        <w:t>signedup</w:t>
-      </w:r>
-      <w:proofErr w:type="spellEnd"/>
-      <w:r>
-        <w:t>/uploaded respectively</w:t>
+      <w:r>
+        <w:t>WebJob – To do simpler web based automatic tasks like, send email or resize images once signedup/uploaded respectively</w:t>
       </w:r>
     </w:p>
     <w:p>
-      <w:proofErr w:type="spellStart"/>
       <w:r>
         <w:lastRenderedPageBreak/>
-        <w:t>MobileApp</w:t>
-      </w:r>
-      <w:proofErr w:type="spellEnd"/>
-      <w:r>
-        <w:t xml:space="preserve"> – To build mobile apps and send notifications/store data in Azure SQL database</w:t>
+        <w:t>MobileApp – To build mobile apps and send notifications/store data in Azure SQL database</w:t>
       </w:r>
     </w:p>
     <w:p/>
@@ -4609,29 +4258,13 @@
     </w:p>
     <w:p>
       <w:r>
-        <w:t xml:space="preserve">Azure </w:t>
-      </w:r>
-      <w:proofErr w:type="spellStart"/>
-      <w:r>
-        <w:t>VNet</w:t>
-      </w:r>
-      <w:proofErr w:type="spellEnd"/>
-      <w:r>
-        <w:t xml:space="preserve"> and subnet are to </w:t>
+        <w:t xml:space="preserve">Azure VNet and subnet are to </w:t>
       </w:r>
       <w:r>
         <w:t xml:space="preserve">securely </w:t>
       </w:r>
       <w:r>
-        <w:t xml:space="preserve">communicate my own azure resources with on-premise servers/consumers on internet/with each other resources </w:t>
-      </w:r>
-      <w:proofErr w:type="spellStart"/>
-      <w:r>
-        <w:t>eg</w:t>
-      </w:r>
-      <w:proofErr w:type="spellEnd"/>
-      <w:r>
-        <w:t>: my database talks to my webapp</w:t>
+        <w:t>communicate my own azure resources with on-premise servers/consumers on internet/with each other resources eg: my database talks to my webapp</w:t>
       </w:r>
       <w:r>
         <w:t>.</w:t>
@@ -4672,7 +4305,6 @@
       <w:r>
         <w:t xml:space="preserve">You have a private neighborhood (that's your </w:t>
       </w:r>
-      <w:proofErr w:type="spellStart"/>
       <w:r>
         <w:rPr>
           <w:b/>
@@ -4680,7 +4312,6 @@
         </w:rPr>
         <w:t>VNet</w:t>
       </w:r>
-      <w:proofErr w:type="spellEnd"/>
       <w:r>
         <w:t>)</w:t>
       </w:r>
@@ -4871,15 +4502,7 @@
         <w:t>Network Virtual Appliance</w:t>
       </w:r>
       <w:r>
-        <w:t xml:space="preserve"> runs firewall or </w:t>
-      </w:r>
-      <w:proofErr w:type="gramStart"/>
-      <w:r>
-        <w:t>perform</w:t>
-      </w:r>
-      <w:proofErr w:type="gramEnd"/>
-      <w:r>
-        <w:t xml:space="preserve"> WAN operation</w:t>
+        <w:t xml:space="preserve"> runs firewall or perform WAN operation</w:t>
       </w:r>
     </w:p>
     <w:p>
@@ -4941,15 +4564,7 @@
     </w:p>
     <w:p>
       <w:r>
-        <w:t xml:space="preserve">Policy based VPN – You will predefine the IP addresses. </w:t>
-      </w:r>
-      <w:proofErr w:type="gramStart"/>
-      <w:r>
-        <w:t>So</w:t>
-      </w:r>
-      <w:proofErr w:type="gramEnd"/>
-      <w:r>
-        <w:t xml:space="preserve"> if the packet is designed to send to one of the predefined IP, then, the tunnel mentioned in the IP will be used to send the data securely</w:t>
+        <w:t>Policy based VPN – You will predefine the IP addresses. So if the packet is designed to send to one of the predefined IP, then, the tunnel mentioned in the IP will be used to send the data securely</w:t>
       </w:r>
     </w:p>
     <w:p>
@@ -5453,15 +5068,7 @@
         <w:t xml:space="preserve">Active/Standby: </w:t>
       </w:r>
       <w:r>
-        <w:t xml:space="preserve">BGP is not used. One tunnel will be active while the other is in watch/standby mode. If one goes down, </w:t>
-      </w:r>
-      <w:proofErr w:type="gramStart"/>
-      <w:r>
-        <w:t>other</w:t>
-      </w:r>
-      <w:proofErr w:type="gramEnd"/>
-      <w:r>
-        <w:t xml:space="preserve"> tunnel will restore.</w:t>
+        <w:t>BGP is not used. One tunnel will be active while the other is in watch/standby mode. If one goes down, other tunnel will restore.</w:t>
       </w:r>
       <w:r>
         <w:t xml:space="preserve"> </w:t>
@@ -5502,13 +5109,8 @@
     </w:p>
     <w:p/>
     <w:p>
-      <w:proofErr w:type="gramStart"/>
-      <w:r>
-        <w:t>  Your</w:t>
-      </w:r>
-      <w:proofErr w:type="gramEnd"/>
-      <w:r>
-        <w:t xml:space="preserve"> </w:t>
+      <w:r>
+        <w:t xml:space="preserve">  Your </w:t>
       </w:r>
       <w:r>
         <w:rPr>
@@ -5522,13 +5124,8 @@
       </w:r>
     </w:p>
     <w:p>
-      <w:proofErr w:type="gramStart"/>
-      <w:r>
-        <w:t>  Your</w:t>
-      </w:r>
-      <w:proofErr w:type="gramEnd"/>
-      <w:r>
-        <w:t xml:space="preserve"> </w:t>
+      <w:r>
+        <w:t xml:space="preserve">  Your </w:t>
       </w:r>
       <w:r>
         <w:rPr>
@@ -5542,13 +5139,8 @@
       </w:r>
     </w:p>
     <w:p>
-      <w:proofErr w:type="gramStart"/>
-      <w:r>
-        <w:t>  You</w:t>
-      </w:r>
-      <w:proofErr w:type="gramEnd"/>
-      <w:r>
-        <w:t xml:space="preserve"> enable </w:t>
+      <w:r>
+        <w:t xml:space="preserve">  You enable </w:t>
       </w:r>
       <w:r>
         <w:rPr>
@@ -5562,13 +5154,8 @@
       </w:r>
     </w:p>
     <w:p>
-      <w:proofErr w:type="gramStart"/>
-      <w:r>
-        <w:t>  Now</w:t>
-      </w:r>
-      <w:proofErr w:type="gramEnd"/>
-      <w:r>
-        <w:t xml:space="preserve">, </w:t>
+      <w:r>
+        <w:t xml:space="preserve">  Now, </w:t>
       </w:r>
       <w:r>
         <w:rPr>
@@ -5613,23 +5200,7 @@
     </w:p>
     <w:p>
       <w:r>
-        <w:t xml:space="preserve">It uses </w:t>
-      </w:r>
-      <w:proofErr w:type="spellStart"/>
-      <w:r>
-        <w:t>AnyCast</w:t>
-      </w:r>
-      <w:proofErr w:type="spellEnd"/>
-      <w:r>
-        <w:t xml:space="preserve"> networking. </w:t>
-      </w:r>
-      <w:proofErr w:type="gramStart"/>
-      <w:r>
-        <w:t>So</w:t>
-      </w:r>
-      <w:proofErr w:type="gramEnd"/>
-      <w:r>
-        <w:t xml:space="preserve"> the closest server responds with IP address for the DNS name</w:t>
+        <w:t>It uses AnyCast networking. So the closest server responds with IP address for the DNS name</w:t>
       </w:r>
       <w:r>
         <w:t>.</w:t>
@@ -5637,31 +5208,7 @@
     </w:p>
     <w:p>
       <w:r>
-        <w:t xml:space="preserve">Azure domain records like website name, </w:t>
-      </w:r>
-      <w:proofErr w:type="spellStart"/>
-      <w:r>
-        <w:t>ip</w:t>
-      </w:r>
-      <w:proofErr w:type="spellEnd"/>
-      <w:r>
-        <w:t xml:space="preserve"> address </w:t>
-      </w:r>
-      <w:proofErr w:type="spellStart"/>
-      <w:r>
-        <w:t>etc</w:t>
-      </w:r>
-      <w:proofErr w:type="spellEnd"/>
-      <w:r>
-        <w:t xml:space="preserve"> can be changed using Azure CLI, azure portal, </w:t>
-      </w:r>
-      <w:proofErr w:type="spellStart"/>
-      <w:r>
-        <w:t>powershell</w:t>
-      </w:r>
-      <w:proofErr w:type="spellEnd"/>
-      <w:r>
-        <w:t xml:space="preserve"> and this can be automated using Rest API as well.</w:t>
+        <w:t>Azure domain records like website name, ip address etc can be changed using Azure CLI, azure portal, powershell and this can be automated using Rest API as well.</w:t>
       </w:r>
     </w:p>
     <w:p>
@@ -5681,15 +5228,7 @@
     </w:p>
     <w:p>
       <w:r>
-        <w:t xml:space="preserve">Colocation – Shares the same location where Azure </w:t>
-      </w:r>
-      <w:proofErr w:type="spellStart"/>
-      <w:r>
-        <w:t>datacentre</w:t>
-      </w:r>
-      <w:proofErr w:type="spellEnd"/>
-      <w:r>
-        <w:t xml:space="preserve"> is located and then connect via cable</w:t>
+        <w:t>Colocation – Shares the same location where Azure datacentre is located and then connect via cable</w:t>
       </w:r>
     </w:p>
     <w:p>
@@ -5699,23 +5238,7 @@
     </w:p>
     <w:p>
       <w:r>
-        <w:t xml:space="preserve">Any to Any –Azure is connected to office through WAN so it </w:t>
-      </w:r>
-      <w:proofErr w:type="gramStart"/>
-      <w:r>
-        <w:t>act</w:t>
-      </w:r>
-      <w:proofErr w:type="gramEnd"/>
-      <w:r>
-        <w:t xml:space="preserve"> as one of the office branches and all the branches and azure talks to each other </w:t>
-      </w:r>
-      <w:proofErr w:type="gramStart"/>
-      <w:r>
-        <w:t>as  azure</w:t>
-      </w:r>
-      <w:proofErr w:type="gramEnd"/>
-      <w:r>
-        <w:t xml:space="preserve"> is one of them</w:t>
+        <w:t>Any to Any –Azure is connected to office through WAN so it act as one of the office branches and all the branches and azure talks to each other as  azure is one of them</w:t>
       </w:r>
     </w:p>
     <w:p>
@@ -5749,37 +5272,13 @@
     </w:p>
     <w:p>
       <w:r>
-        <w:t xml:space="preserve">LRS – Durability – 11 nines – </w:t>
-      </w:r>
-      <w:proofErr w:type="gramStart"/>
-      <w:r>
-        <w:t>99.remaining</w:t>
-      </w:r>
-      <w:proofErr w:type="gramEnd"/>
-      <w:r>
-        <w:t xml:space="preserve"> 9 nines - </w:t>
+        <w:t xml:space="preserve">LRS – Durability – 11 nines – 99.remaining 9 nines - </w:t>
       </w:r>
       <w:r>
         <w:t>(99.999999999%) </w:t>
       </w:r>
       <w:r>
-        <w:t xml:space="preserve">– 3 copies in one </w:t>
-      </w:r>
-      <w:proofErr w:type="gramStart"/>
-      <w:r>
-        <w:t>zone(</w:t>
-      </w:r>
-      <w:proofErr w:type="gramEnd"/>
-      <w:r>
-        <w:t xml:space="preserve">one or more </w:t>
-      </w:r>
-      <w:proofErr w:type="spellStart"/>
-      <w:r>
-        <w:t>datacentre</w:t>
-      </w:r>
-      <w:proofErr w:type="spellEnd"/>
-      <w:r>
-        <w:t>)</w:t>
+        <w:t>– 3 copies in one zone(one or more datacentre)</w:t>
       </w:r>
       <w:r>
         <w:t xml:space="preserve"> - synchronous</w:t>
@@ -5793,10 +5292,7 @@
         <w:t xml:space="preserve"> Prefer ZRS if user needs high availability and within the country for data governance purposes</w:t>
       </w:r>
       <w:r>
-        <w:t xml:space="preserve"> - </w:t>
-      </w:r>
-      <w:r>
-        <w:t>synchronous</w:t>
+        <w:t xml:space="preserve"> - synchronous</w:t>
       </w:r>
     </w:p>
     <w:p>
@@ -5808,26 +5304,13 @@
         <w:t>(synchronous) pairs asynchronously</w:t>
       </w:r>
       <w:r>
-        <w:t xml:space="preserve"> with secondary LRS in </w:t>
-      </w:r>
-      <w:proofErr w:type="gramStart"/>
-      <w:r>
-        <w:t>other</w:t>
-      </w:r>
-      <w:proofErr w:type="gramEnd"/>
-      <w:r>
-        <w:t xml:space="preserve"> region</w:t>
+        <w:t xml:space="preserve"> with secondary LRS in other region</w:t>
       </w:r>
     </w:p>
     <w:p>
       <w:r>
-        <w:t xml:space="preserve">GZRS – 16 nines – primary </w:t>
-      </w:r>
-      <w:proofErr w:type="gramStart"/>
-      <w:r>
-        <w:t>-  ZRS</w:t>
-      </w:r>
-      <w:proofErr w:type="gramEnd"/>
+        <w:t>GZRS – 16 nines – primary -  ZRS</w:t>
+      </w:r>
       <w:r>
         <w:t xml:space="preserve"> synchronous</w:t>
       </w:r>
@@ -5838,23 +5321,7 @@
         <w:t xml:space="preserve"> asynchronously</w:t>
       </w:r>
       <w:r>
-        <w:t xml:space="preserve"> </w:t>
-      </w:r>
-      <w:proofErr w:type="gramStart"/>
-      <w:r>
-        <w:t>with  secondary</w:t>
-      </w:r>
-      <w:proofErr w:type="gramEnd"/>
-      <w:r>
-        <w:t xml:space="preserve"> - LRS in </w:t>
-      </w:r>
-      <w:proofErr w:type="gramStart"/>
-      <w:r>
-        <w:t>other</w:t>
-      </w:r>
-      <w:proofErr w:type="gramEnd"/>
-      <w:r>
-        <w:t xml:space="preserve"> region</w:t>
+        <w:t xml:space="preserve"> with  secondary - LRS in other region</w:t>
       </w:r>
     </w:p>
     <w:p>
@@ -5941,23 +5408,7 @@
     <w:p/>
     <w:p>
       <w:r>
-        <w:t xml:space="preserve">By default, data in secondary region cannot have read access until the primary shuts down or you manually </w:t>
-      </w:r>
-      <w:proofErr w:type="gramStart"/>
-      <w:r>
-        <w:t>enables</w:t>
-      </w:r>
-      <w:proofErr w:type="gramEnd"/>
-      <w:r>
-        <w:t xml:space="preserve"> that option. If you </w:t>
-      </w:r>
-      <w:proofErr w:type="gramStart"/>
-      <w:r>
-        <w:t>enables</w:t>
-      </w:r>
-      <w:proofErr w:type="gramEnd"/>
-      <w:r>
-        <w:t xml:space="preserve"> it, even if primary works fine, you can still read the data in secondary region.</w:t>
+        <w:t>By default, data in secondary region cannot have read access until the primary shuts down or you manually enables that option. If you enables it, even if primary works fine, you can still read the data in secondary region.</w:t>
       </w:r>
     </w:p>
     <w:p/>
@@ -6064,23 +5515,7 @@
     </w:p>
     <w:p>
       <w:r>
-        <w:t xml:space="preserve">Stores all formats of data and can be accessed via azure cli, </w:t>
-      </w:r>
-      <w:proofErr w:type="spellStart"/>
-      <w:r>
-        <w:t>powershell</w:t>
-      </w:r>
-      <w:proofErr w:type="spellEnd"/>
-      <w:r>
-        <w:t xml:space="preserve">, URL, </w:t>
-      </w:r>
-      <w:proofErr w:type="spellStart"/>
-      <w:r>
-        <w:t>restapi</w:t>
-      </w:r>
-      <w:proofErr w:type="spellEnd"/>
-      <w:r>
-        <w:t>.</w:t>
+        <w:t>Stores all formats of data and can be accessed via azure cli, powershell, URL, restapi.</w:t>
       </w:r>
     </w:p>
     <w:p>
@@ -6090,79 +5525,27 @@
     </w:p>
     <w:p>
       <w:r>
-        <w:t xml:space="preserve">Hot access tier – frequently used, high availability and durability, </w:t>
-      </w:r>
-      <w:proofErr w:type="spellStart"/>
-      <w:r>
-        <w:t>eg</w:t>
-      </w:r>
-      <w:proofErr w:type="spellEnd"/>
-      <w:r>
-        <w:t>: website logo</w:t>
+        <w:t>Hot access tier – frequently used, high availability and durability, eg: website logo</w:t>
       </w:r>
     </w:p>
     <w:p>
       <w:r>
-        <w:t xml:space="preserve">Cool access tier – infrequently used, low availability, high durability and high access cost. </w:t>
-      </w:r>
-      <w:proofErr w:type="spellStart"/>
-      <w:r>
-        <w:t>Eg</w:t>
-      </w:r>
-      <w:proofErr w:type="spellEnd"/>
-      <w:r>
-        <w:t xml:space="preserve">: invoice of a customer. </w:t>
-      </w:r>
-      <w:proofErr w:type="spellStart"/>
-      <w:r>
-        <w:t>Atleast</w:t>
-      </w:r>
-      <w:proofErr w:type="spellEnd"/>
-      <w:r>
-        <w:t xml:space="preserve"> 30 days storage.</w:t>
+        <w:t>Cool access tier – infrequently used, low availability, high durability and high access cost. Eg: invoice of a customer. Atleast 30 days storage.</w:t>
       </w:r>
     </w:p>
     <w:p>
       <w:r>
-        <w:t xml:space="preserve">Cold access tier - </w:t>
-      </w:r>
-      <w:r>
-        <w:t xml:space="preserve">infrequently used, low availability, high durability and high access cost. </w:t>
-      </w:r>
-      <w:proofErr w:type="spellStart"/>
-      <w:r>
-        <w:t>Atleast</w:t>
-      </w:r>
-      <w:proofErr w:type="spellEnd"/>
-      <w:r>
-        <w:t xml:space="preserve"> </w:t>
-      </w:r>
-      <w:r>
-        <w:t>90</w:t>
-      </w:r>
-      <w:r>
-        <w:t xml:space="preserve"> days storage.</w:t>
+        <w:t>Cold access tier - infrequently used, low availability, high durability and high access cost. Atleast 90 days storage.</w:t>
       </w:r>
     </w:p>
     <w:p>
       <w:r>
-        <w:t xml:space="preserve">Archive access tier – rarely accessed. </w:t>
-      </w:r>
-      <w:r>
-        <w:t>low availability, high durability and high access cost.</w:t>
+        <w:t>Archive access tier – rarely accessed. low availability, high durability and high access cost.</w:t>
       </w:r>
     </w:p>
     <w:p>
       <w:r>
-        <w:t xml:space="preserve">SMB – Server Message Block used by windows, </w:t>
-      </w:r>
-      <w:proofErr w:type="spellStart"/>
-      <w:r>
-        <w:t>linux</w:t>
-      </w:r>
-      <w:proofErr w:type="spellEnd"/>
-      <w:r>
-        <w:t xml:space="preserve"> and mac</w:t>
+        <w:t>SMB – Server Message Block used by windows, linux and mac</w:t>
       </w:r>
     </w:p>
     <w:p>
@@ -6176,10 +5559,7 @@
       </w:pPr>
       <w:bookmarkStart w:id="32" w:name="_Toc197192079"/>
       <w:r>
-        <w:t xml:space="preserve">Azure </w:t>
-      </w:r>
-      <w:r>
-        <w:t>Queues</w:t>
+        <w:t>Azure Queues</w:t>
       </w:r>
       <w:bookmarkEnd w:id="32"/>
     </w:p>
@@ -6228,117 +5608,13 @@
     </w:p>
     <w:p>
       <w:r>
-        <w:t>Data Migration Assistant – stand alone tool to assess SQL Server and provide updates on incompatible features, what could be the right alternative in Azure and provide right path for migration.</w:t>
-      </w:r>
-    </w:p>
-    <w:p>
-      <w:r>
-        <w:t xml:space="preserve">Azure App Service Migration </w:t>
-      </w:r>
-      <w:r>
-        <w:t>Service</w:t>
-      </w:r>
-      <w:r>
-        <w:t xml:space="preserve"> – </w:t>
-      </w:r>
-      <w:proofErr w:type="spellStart"/>
-      <w:r>
-        <w:t>stand alone</w:t>
-      </w:r>
-      <w:proofErr w:type="spellEnd"/>
-      <w:r>
-        <w:t xml:space="preserve"> tool h</w:t>
-      </w:r>
-      <w:r>
-        <w:t>elps to migrate on-premise website</w:t>
-      </w:r>
-      <w:r>
-        <w:t>s</w:t>
-      </w:r>
-      <w:r>
-        <w:t xml:space="preserve"> to azure. .Net and </w:t>
-      </w:r>
-      <w:proofErr w:type="spellStart"/>
-      <w:r>
-        <w:t>php</w:t>
-      </w:r>
-      <w:proofErr w:type="spellEnd"/>
-      <w:r>
-        <w:t xml:space="preserve"> based webapps may need migration assistant.</w:t>
-      </w:r>
-    </w:p>
-    <w:p>
-      <w:r>
-        <w:t xml:space="preserve">Server Migration – </w:t>
-      </w:r>
-      <w:proofErr w:type="spellStart"/>
-      <w:r>
-        <w:t>Vmware</w:t>
-      </w:r>
-      <w:proofErr w:type="spellEnd"/>
-      <w:r>
-        <w:t xml:space="preserve">, Hyper-V VMs </w:t>
-      </w:r>
-      <w:proofErr w:type="gramStart"/>
-      <w:r>
-        <w:t>other</w:t>
-      </w:r>
-      <w:proofErr w:type="gramEnd"/>
-      <w:r>
-        <w:t xml:space="preserve"> virtualized server</w:t>
-      </w:r>
-    </w:p>
-    <w:p>
-      <w:r>
-        <w:lastRenderedPageBreak/>
-        <w:t>Azure Database migration services – helps to migrate SQL database</w:t>
-      </w:r>
-    </w:p>
-    <w:p>
-      <w:pPr>
-        <w:pStyle w:val="Heading2"/>
-      </w:pPr>
-      <w:bookmarkStart w:id="34" w:name="_Toc197192081"/>
-      <w:r>
-        <w:t>Azure Databox</w:t>
-      </w:r>
-      <w:bookmarkEnd w:id="34"/>
-    </w:p>
-    <w:p>
-      <w:r>
-        <w:t>It is a physical storage device which can be used to export/import data to azure when the capacity is greater than 40TB. It can hold maximum 80TB of data</w:t>
-      </w:r>
-    </w:p>
-    <w:p/>
-    <w:p>
-      <w:pPr>
-        <w:pStyle w:val="Heading2"/>
-      </w:pPr>
-      <w:bookmarkStart w:id="35" w:name="_Toc197192082"/>
-      <w:r>
-        <w:t>Azure File Movement Options</w:t>
-      </w:r>
-      <w:bookmarkEnd w:id="35"/>
-    </w:p>
-    <w:p>
-      <w:proofErr w:type="spellStart"/>
-      <w:r>
-        <w:t>AzCopy</w:t>
-      </w:r>
-      <w:proofErr w:type="spellEnd"/>
-      <w:r>
-        <w:t>, Azure Storage Explorer and Azure File Sync</w:t>
-      </w:r>
-    </w:p>
-    <w:p>
-      <w:proofErr w:type="spellStart"/>
-      <w:r>
         <w:rPr>
+          <w:b/>
+          <w:bCs/>
           <w:color w:val="2B579A" w:themeColor="accent5"/>
         </w:rPr>
-        <w:t>AzCopy</w:t>
-      </w:r>
-      <w:proofErr w:type="spellEnd"/>
+        <w:t>Data Migration Assistant</w:t>
+      </w:r>
       <w:r>
         <w:rPr>
           <w:color w:val="2B579A" w:themeColor="accent5"/>
@@ -6346,31 +5622,135 @@
         <w:t xml:space="preserve"> </w:t>
       </w:r>
       <w:r>
-        <w:t xml:space="preserve">is command line utility. </w:t>
-      </w:r>
-      <w:r>
-        <w:t>Copy/upload/download/</w:t>
-      </w:r>
-      <w:proofErr w:type="gramStart"/>
-      <w:r>
-        <w:t>sync(</w:t>
-      </w:r>
-      <w:proofErr w:type="gramEnd"/>
-      <w:r>
-        <w:t>in one direction – syncs source setup in destination not bidirectional) data from storage account. With other cloud providers is also possible.</w:t>
+        <w:t>– stand alone tool to assess SQL Server and provide updates on incompatible features, what could be the right alternative in Azure and provide right path for migration.</w:t>
       </w:r>
     </w:p>
     <w:p>
       <w:r>
-        <w:t xml:space="preserve">Moving is not possible in </w:t>
-      </w:r>
-      <w:proofErr w:type="spellStart"/>
-      <w:r>
-        <w:t>AzCopy</w:t>
-      </w:r>
-      <w:proofErr w:type="spellEnd"/>
-      <w:r>
-        <w:t>. Instead, you can download from source and then delete.</w:t>
+        <w:rPr>
+          <w:b/>
+          <w:bCs/>
+          <w:color w:val="2B579A" w:themeColor="accent5"/>
+        </w:rPr>
+        <w:t xml:space="preserve">Azure App Service Migration </w:t>
+      </w:r>
+      <w:r>
+        <w:rPr>
+          <w:b/>
+          <w:bCs/>
+          <w:color w:val="2B579A" w:themeColor="accent5"/>
+        </w:rPr>
+        <w:t>Service</w:t>
+      </w:r>
+      <w:r>
+        <w:rPr>
+          <w:color w:val="2B579A" w:themeColor="accent5"/>
+        </w:rPr>
+        <w:t xml:space="preserve"> </w:t>
+      </w:r>
+      <w:r>
+        <w:t xml:space="preserve">– </w:t>
+      </w:r>
+      <w:r>
+        <w:t>stand alone tool h</w:t>
+      </w:r>
+      <w:r>
+        <w:t>elps to migrate on-premise website</w:t>
+      </w:r>
+      <w:r>
+        <w:t>s</w:t>
+      </w:r>
+      <w:r>
+        <w:t xml:space="preserve"> to azure. .Net and php based webapps may need migration assistant.</w:t>
+      </w:r>
+    </w:p>
+    <w:p>
+      <w:r>
+        <w:rPr>
+          <w:b/>
+          <w:bCs/>
+          <w:color w:val="2B579A" w:themeColor="accent5"/>
+        </w:rPr>
+        <w:t>Server Migration</w:t>
+      </w:r>
+      <w:r>
+        <w:rPr>
+          <w:color w:val="2B579A" w:themeColor="accent5"/>
+        </w:rPr>
+        <w:t xml:space="preserve"> </w:t>
+      </w:r>
+      <w:r>
+        <w:t>– Vmware, Hyper-V VMs other virtualized server</w:t>
+      </w:r>
+    </w:p>
+    <w:p>
+      <w:r>
+        <w:rPr>
+          <w:b/>
+          <w:bCs/>
+          <w:color w:val="2B579A" w:themeColor="accent5"/>
+        </w:rPr>
+        <w:lastRenderedPageBreak/>
+        <w:t>Azure Database migration services</w:t>
+      </w:r>
+      <w:r>
+        <w:rPr>
+          <w:color w:val="2B579A" w:themeColor="accent5"/>
+        </w:rPr>
+        <w:t xml:space="preserve"> </w:t>
+      </w:r>
+      <w:r>
+        <w:t>– helps to migrate SQL database</w:t>
+      </w:r>
+    </w:p>
+    <w:p>
+      <w:pPr>
+        <w:pStyle w:val="Heading2"/>
+      </w:pPr>
+      <w:bookmarkStart w:id="34" w:name="_Toc197192081"/>
+      <w:r>
+        <w:t>Azure Databox</w:t>
+      </w:r>
+      <w:bookmarkEnd w:id="34"/>
+    </w:p>
+    <w:p>
+      <w:r>
+        <w:t>It is a physical storage device which can be used to export/import data to azure when the capacity is greater than 40TB. It can hold maximum 80TB of data</w:t>
+      </w:r>
+    </w:p>
+    <w:p/>
+    <w:p>
+      <w:pPr>
+        <w:pStyle w:val="Heading2"/>
+      </w:pPr>
+      <w:bookmarkStart w:id="35" w:name="_Toc197192082"/>
+      <w:r>
+        <w:t>Azure File Movement Options</w:t>
+      </w:r>
+      <w:bookmarkEnd w:id="35"/>
+    </w:p>
+    <w:p>
+      <w:r>
+        <w:t>AzCopy, Azure Storage Explorer and Azure File Sync</w:t>
+      </w:r>
+    </w:p>
+    <w:p>
+      <w:r>
+        <w:rPr>
+          <w:color w:val="2B579A" w:themeColor="accent5"/>
+        </w:rPr>
+        <w:t xml:space="preserve">AzCopy </w:t>
+      </w:r>
+      <w:r>
+        <w:t xml:space="preserve">is command line utility. </w:t>
+      </w:r>
+      <w:r>
+        <w:t>Copy/upload/download/sync(in one direction – syncs source setup in destination not bidirectional) data from storage account. With other cloud providers is also possible.</w:t>
+      </w:r>
+    </w:p>
+    <w:p>
+      <w:r>
+        <w:t>Moving is not possible in AzCopy. Instead, you can download from source and then delete.</w:t>
       </w:r>
     </w:p>
     <w:p>
@@ -6381,15 +5761,7 @@
         <w:t xml:space="preserve">Azure Storage Explorer </w:t>
       </w:r>
       <w:r>
-        <w:t xml:space="preserve">is a standalone tool for </w:t>
-      </w:r>
-      <w:proofErr w:type="spellStart"/>
-      <w:r>
-        <w:t>AzCopy</w:t>
-      </w:r>
-      <w:proofErr w:type="spellEnd"/>
-      <w:r>
-        <w:t>.</w:t>
+        <w:t>is a standalone tool for AzCopy.</w:t>
       </w:r>
     </w:p>
     <w:p>
@@ -6433,9 +5805,283 @@
         </w:r>
       </w:hyperlink>
     </w:p>
+    <w:p>
+      <w:pPr>
+        <w:pStyle w:val="Heading2"/>
+      </w:pPr>
+      <w:r>
+        <w:t>Azure Directory Services</w:t>
+      </w:r>
+    </w:p>
+    <w:p>
+      <w:r>
+        <w:t>All the IDs who supposed to have access in Azure and on-premises, will be stored in Microsoft Entra ID. Any suspicious login from strange device or faraway location will be monitored by Microsoft and notify the admin. If no azure directory, then you have to connect to the on-premise active directory and do the configuration so it will notify you.</w:t>
+      </w:r>
+    </w:p>
+    <w:p>
+      <w:r>
+        <w:t xml:space="preserve">Microsoft Entra ID is used for authentication, single sign-on SSO, application management, </w:t>
+      </w:r>
+    </w:p>
+    <w:p>
+      <w:r>
+        <w:t xml:space="preserve">Device manangement. Microsoft Intune </w:t>
+      </w:r>
+      <w:r>
+        <w:t>manages the devices registered in Entra ID by verifying if the software is updated and secured.</w:t>
+      </w:r>
+    </w:p>
+    <w:p>
+      <w:r>
+        <w:t>Intune and entraID works as below:</w:t>
+      </w:r>
+    </w:p>
+    <w:p>
+      <w:pPr>
+        <w:numPr>
+          <w:ilvl w:val="0"/>
+          <w:numId w:val="47"/>
+        </w:numPr>
+      </w:pPr>
+      <w:r>
+        <w:t xml:space="preserve">Entra ID checks </w:t>
+      </w:r>
+      <w:r>
+        <w:rPr>
+          <w:b/>
+          <w:bCs/>
+        </w:rPr>
+        <w:t>who</w:t>
+      </w:r>
+      <w:r>
+        <w:t xml:space="preserve"> is signing in.</w:t>
+      </w:r>
+    </w:p>
+    <w:p>
+      <w:pPr>
+        <w:numPr>
+          <w:ilvl w:val="0"/>
+          <w:numId w:val="47"/>
+        </w:numPr>
+      </w:pPr>
+      <w:r>
+        <w:t xml:space="preserve">Intune checks </w:t>
+      </w:r>
+      <w:r>
+        <w:rPr>
+          <w:b/>
+          <w:bCs/>
+        </w:rPr>
+        <w:t>what device</w:t>
+      </w:r>
+      <w:r>
+        <w:t xml:space="preserve"> they're using.</w:t>
+      </w:r>
+    </w:p>
+    <w:p>
+      <w:pPr>
+        <w:numPr>
+          <w:ilvl w:val="0"/>
+          <w:numId w:val="47"/>
+        </w:numPr>
+      </w:pPr>
+      <w:r>
+        <w:lastRenderedPageBreak/>
+        <w:t xml:space="preserve">Together, they make sure that </w:t>
+      </w:r>
+      <w:r>
+        <w:rPr>
+          <w:b/>
+          <w:bCs/>
+        </w:rPr>
+        <w:t>only the right person, using a safe device</w:t>
+      </w:r>
+      <w:r>
+        <w:t>, can get access.</w:t>
+      </w:r>
+    </w:p>
+    <w:p>
+      <w:r>
+        <w:rPr>
+          <w:b/>
+          <w:bCs/>
+          <w:color w:val="2B579A" w:themeColor="accent5"/>
+        </w:rPr>
+        <w:t xml:space="preserve">Microsoft Entra Connect </w:t>
+      </w:r>
+      <w:r>
+        <w:t xml:space="preserve">is used to connect </w:t>
+      </w:r>
+      <w:r>
+        <w:t>on-premises active directory to entra ID in azure synchronously.</w:t>
+      </w:r>
+    </w:p>
+    <w:p>
+      <w:r>
+        <w:rPr>
+          <w:b/>
+          <w:bCs/>
+          <w:color w:val="2B579A" w:themeColor="accent5"/>
+        </w:rPr>
+        <w:t>Microsoft Entra Domain Services</w:t>
+      </w:r>
+      <w:r>
+        <w:rPr>
+          <w:color w:val="2B579A" w:themeColor="accent5"/>
+        </w:rPr>
+        <w:t xml:space="preserve"> </w:t>
+      </w:r>
+      <w:r>
+        <w:t>is used to let your legacy applications run in the cloud which can’t use modern authentication method.</w:t>
+      </w:r>
+      <w:r>
+        <w:rPr>
+          <w:rFonts w:ascii="Segoe UI" w:hAnsi="Segoe UI" w:cs="Segoe UI"/>
+          <w:color w:val="161616"/>
+          <w:shd w:val="clear" w:color="auto" w:fill="FFFFFF"/>
+        </w:rPr>
+        <w:t xml:space="preserve"> </w:t>
+      </w:r>
+      <w:r>
+        <w:t>You can lift and shift those legacy applications from your on-premises environment into a managed domain, without needing to manage the AD DS environment in the cloud.</w:t>
+      </w:r>
+      <w:r>
+        <w:t xml:space="preserve"> It creates 2 domain controllers called replica set once you create domain name</w:t>
+      </w:r>
+    </w:p>
+    <w:p>
+      <w:r>
+        <w:t>Micorsoft Entra Domain is a one way synchronization hence it uses Microsoft Entra Connect</w:t>
+      </w:r>
+    </w:p>
+    <w:p>
+      <w:r>
+        <w:drawing>
+          <wp:inline distT="0" distB="0" distL="0" distR="0" wp14:anchorId="32B5BE20" wp14:editId="5BDB07C6">
+            <wp:extent cx="5943600" cy="1722755"/>
+            <wp:effectExtent l="0" t="0" r="0" b="0"/>
+            <wp:docPr id="777489865" name="Picture 1"/>
+            <wp:cNvGraphicFramePr>
+              <a:graphicFrameLocks xmlns:a="http://schemas.openxmlformats.org/drawingml/2006/main" noChangeAspect="1"/>
+            </wp:cNvGraphicFramePr>
+            <a:graphic xmlns:a="http://schemas.openxmlformats.org/drawingml/2006/main">
+              <a:graphicData uri="http://schemas.openxmlformats.org/drawingml/2006/picture">
+                <pic:pic xmlns:pic="http://schemas.openxmlformats.org/drawingml/2006/picture">
+                  <pic:nvPicPr>
+                    <pic:cNvPr id="777489865" name=""/>
+                    <pic:cNvPicPr/>
+                  </pic:nvPicPr>
+                  <pic:blipFill>
+                    <a:blip r:embed="rId19"/>
+                    <a:stretch>
+                      <a:fillRect/>
+                    </a:stretch>
+                  </pic:blipFill>
+                  <pic:spPr>
+                    <a:xfrm>
+                      <a:off x="0" y="0"/>
+                      <a:ext cx="5943600" cy="1722755"/>
+                    </a:xfrm>
+                    <a:prstGeom prst="rect">
+                      <a:avLst/>
+                    </a:prstGeom>
+                  </pic:spPr>
+                </pic:pic>
+              </a:graphicData>
+            </a:graphic>
+          </wp:inline>
+        </w:drawing>
+      </w:r>
+    </w:p>
+    <w:p/>
+    <w:p>
+      <w:pPr>
+        <w:pStyle w:val="Heading2"/>
+      </w:pPr>
+      <w:r>
+        <w:t>Azure Authentication Methods</w:t>
+      </w:r>
+    </w:p>
+    <w:p>
+      <w:r>
+        <w:rPr>
+          <w:b/>
+          <w:bCs/>
+          <w:color w:val="2B579A" w:themeColor="accent5"/>
+        </w:rPr>
+        <w:t>Single Sign-on</w:t>
+      </w:r>
+      <w:r>
+        <w:t>: Only user name and password to access all the applications and services.</w:t>
+      </w:r>
+    </w:p>
+    <w:p>
+      <w:r>
+        <w:rPr>
+          <w:b/>
+          <w:bCs/>
+          <w:color w:val="2B579A" w:themeColor="accent5"/>
+        </w:rPr>
+        <w:t>Multifactor Authentication</w:t>
+      </w:r>
+      <w:r>
+        <w:rPr>
+          <w:color w:val="2B579A" w:themeColor="accent5"/>
+        </w:rPr>
+        <w:t xml:space="preserve"> </w:t>
+      </w:r>
+      <w:r>
+        <w:t>– Azure Entra Multifactor authentication to use mobile code/biometric authentication which gives extra checkpoint. Even if password is compromised, phone code would save it.</w:t>
+      </w:r>
+    </w:p>
+    <w:p>
+      <w:r>
+        <w:rPr>
+          <w:b/>
+          <w:bCs/>
+          <w:color w:val="2B579A" w:themeColor="accent5"/>
+        </w:rPr>
+        <w:t>Microsoft Passwordless Authentication</w:t>
+      </w:r>
+      <w:r>
+        <w:rPr>
+          <w:color w:val="2B579A" w:themeColor="accent5"/>
+        </w:rPr>
+        <w:t xml:space="preserve"> </w:t>
+      </w:r>
+      <w:r>
+        <w:t>– Only the PIN/biometric you enter, works only for the device you registered already. Since, the device is registered device, your PIN/biometric is a second authentication. So it is secured</w:t>
+      </w:r>
+    </w:p>
+    <w:p>
+      <w:r>
+        <w:t>Windows Hello</w:t>
+      </w:r>
+      <w:r>
+        <w:t xml:space="preserve"> – just PIN/biometric</w:t>
+      </w:r>
+      <w:r>
+        <w:t>, Authenticator App</w:t>
+      </w:r>
+      <w:r>
+        <w:t>-uses phone as authenticator</w:t>
+      </w:r>
+      <w:r>
+        <w:t>, FIDO2</w:t>
+      </w:r>
+      <w:r>
+        <w:t xml:space="preserve"> – Fast Identity Online</w:t>
+      </w:r>
+      <w:r>
+        <w:t xml:space="preserve"> security keys</w:t>
+      </w:r>
+      <w:r>
+        <w:t xml:space="preserve"> this uses Bluetooth, USB security key to login</w:t>
+      </w:r>
+    </w:p>
     <w:p/>
     <w:sectPr>
-      <w:footerReference w:type="default" r:id="rId19"/>
+      <w:footerReference w:type="default" r:id="rId20"/>
       <w:pgSz w:w="12240" w:h="15840"/>
       <w:pgMar w:top="1440" w:right="1440" w:bottom="1440" w:left="1440" w:header="288" w:footer="720" w:gutter="0"/>
       <w:pgNumType w:start="1"/>
@@ -6893,6 +6539,155 @@
     </w:lvl>
   </w:abstractNum>
   <w:abstractNum w:abstractNumId="10" w15:restartNumberingAfterBreak="0">
+    <w:nsid w:val="03ED51DC"/>
+    <w:multiLevelType w:val="multilevel"/>
+    <w:tmpl w:val="67CC7B62"/>
+    <w:lvl w:ilvl="0">
+      <w:start w:val="1"/>
+      <w:numFmt w:val="bullet"/>
+      <w:lvlText w:val=""/>
+      <w:lvlJc w:val="left"/>
+      <w:pPr>
+        <w:tabs>
+          <w:tab w:val="num" w:pos="720"/>
+        </w:tabs>
+        <w:ind w:left="720" w:hanging="360"/>
+      </w:pPr>
+      <w:rPr>
+        <w:rFonts w:ascii="Symbol" w:hAnsi="Symbol" w:hint="default"/>
+        <w:sz w:val="20"/>
+      </w:rPr>
+    </w:lvl>
+    <w:lvl w:ilvl="1" w:tentative="1">
+      <w:start w:val="1"/>
+      <w:numFmt w:val="bullet"/>
+      <w:lvlText w:val="o"/>
+      <w:lvlJc w:val="left"/>
+      <w:pPr>
+        <w:tabs>
+          <w:tab w:val="num" w:pos="1440"/>
+        </w:tabs>
+        <w:ind w:left="1440" w:hanging="360"/>
+      </w:pPr>
+      <w:rPr>
+        <w:rFonts w:ascii="Courier New" w:hAnsi="Courier New" w:hint="default"/>
+        <w:sz w:val="20"/>
+      </w:rPr>
+    </w:lvl>
+    <w:lvl w:ilvl="2" w:tentative="1">
+      <w:start w:val="1"/>
+      <w:numFmt w:val="bullet"/>
+      <w:lvlText w:val=""/>
+      <w:lvlJc w:val="left"/>
+      <w:pPr>
+        <w:tabs>
+          <w:tab w:val="num" w:pos="2160"/>
+        </w:tabs>
+        <w:ind w:left="2160" w:hanging="360"/>
+      </w:pPr>
+      <w:rPr>
+        <w:rFonts w:ascii="Wingdings" w:hAnsi="Wingdings" w:hint="default"/>
+        <w:sz w:val="20"/>
+      </w:rPr>
+    </w:lvl>
+    <w:lvl w:ilvl="3" w:tentative="1">
+      <w:start w:val="1"/>
+      <w:numFmt w:val="bullet"/>
+      <w:lvlText w:val=""/>
+      <w:lvlJc w:val="left"/>
+      <w:pPr>
+        <w:tabs>
+          <w:tab w:val="num" w:pos="2880"/>
+        </w:tabs>
+        <w:ind w:left="2880" w:hanging="360"/>
+      </w:pPr>
+      <w:rPr>
+        <w:rFonts w:ascii="Wingdings" w:hAnsi="Wingdings" w:hint="default"/>
+        <w:sz w:val="20"/>
+      </w:rPr>
+    </w:lvl>
+    <w:lvl w:ilvl="4" w:tentative="1">
+      <w:start w:val="1"/>
+      <w:numFmt w:val="bullet"/>
+      <w:lvlText w:val=""/>
+      <w:lvlJc w:val="left"/>
+      <w:pPr>
+        <w:tabs>
+          <w:tab w:val="num" w:pos="3600"/>
+        </w:tabs>
+        <w:ind w:left="3600" w:hanging="360"/>
+      </w:pPr>
+      <w:rPr>
+        <w:rFonts w:ascii="Wingdings" w:hAnsi="Wingdings" w:hint="default"/>
+        <w:sz w:val="20"/>
+      </w:rPr>
+    </w:lvl>
+    <w:lvl w:ilvl="5" w:tentative="1">
+      <w:start w:val="1"/>
+      <w:numFmt w:val="bullet"/>
+      <w:lvlText w:val=""/>
+      <w:lvlJc w:val="left"/>
+      <w:pPr>
+        <w:tabs>
+          <w:tab w:val="num" w:pos="4320"/>
+        </w:tabs>
+        <w:ind w:left="4320" w:hanging="360"/>
+      </w:pPr>
+      <w:rPr>
+        <w:rFonts w:ascii="Wingdings" w:hAnsi="Wingdings" w:hint="default"/>
+        <w:sz w:val="20"/>
+      </w:rPr>
+    </w:lvl>
+    <w:lvl w:ilvl="6" w:tentative="1">
+      <w:start w:val="1"/>
+      <w:numFmt w:val="bullet"/>
+      <w:lvlText w:val=""/>
+      <w:lvlJc w:val="left"/>
+      <w:pPr>
+        <w:tabs>
+          <w:tab w:val="num" w:pos="5040"/>
+        </w:tabs>
+        <w:ind w:left="5040" w:hanging="360"/>
+      </w:pPr>
+      <w:rPr>
+        <w:rFonts w:ascii="Wingdings" w:hAnsi="Wingdings" w:hint="default"/>
+        <w:sz w:val="20"/>
+      </w:rPr>
+    </w:lvl>
+    <w:lvl w:ilvl="7" w:tentative="1">
+      <w:start w:val="1"/>
+      <w:numFmt w:val="bullet"/>
+      <w:lvlText w:val=""/>
+      <w:lvlJc w:val="left"/>
+      <w:pPr>
+        <w:tabs>
+          <w:tab w:val="num" w:pos="5760"/>
+        </w:tabs>
+        <w:ind w:left="5760" w:hanging="360"/>
+      </w:pPr>
+      <w:rPr>
+        <w:rFonts w:ascii="Wingdings" w:hAnsi="Wingdings" w:hint="default"/>
+        <w:sz w:val="20"/>
+      </w:rPr>
+    </w:lvl>
+    <w:lvl w:ilvl="8" w:tentative="1">
+      <w:start w:val="1"/>
+      <w:numFmt w:val="bullet"/>
+      <w:lvlText w:val=""/>
+      <w:lvlJc w:val="left"/>
+      <w:pPr>
+        <w:tabs>
+          <w:tab w:val="num" w:pos="6480"/>
+        </w:tabs>
+        <w:ind w:left="6480" w:hanging="360"/>
+      </w:pPr>
+      <w:rPr>
+        <w:rFonts w:ascii="Wingdings" w:hAnsi="Wingdings" w:hint="default"/>
+        <w:sz w:val="20"/>
+      </w:rPr>
+    </w:lvl>
+  </w:abstractNum>
+  <w:abstractNum w:abstractNumId="11" w15:restartNumberingAfterBreak="0">
     <w:nsid w:val="06D24B74"/>
     <w:multiLevelType w:val="multilevel"/>
     <w:tmpl w:val="EBB2B80C"/>
@@ -7005,7 +6800,7 @@
       </w:pPr>
     </w:lvl>
   </w:abstractNum>
-  <w:abstractNum w:abstractNumId="11" w15:restartNumberingAfterBreak="0">
+  <w:abstractNum w:abstractNumId="12" w15:restartNumberingAfterBreak="0">
     <w:nsid w:val="0EA57AAC"/>
     <w:multiLevelType w:val="multilevel"/>
     <w:tmpl w:val="DF160CB6"/>
@@ -7154,7 +6949,7 @@
       </w:rPr>
     </w:lvl>
   </w:abstractNum>
-  <w:abstractNum w:abstractNumId="12" w15:restartNumberingAfterBreak="0">
+  <w:abstractNum w:abstractNumId="13" w15:restartNumberingAfterBreak="0">
     <w:nsid w:val="1132718E"/>
     <w:multiLevelType w:val="multilevel"/>
     <w:tmpl w:val="2CBECDCE"/>
@@ -7303,7 +7098,7 @@
       </w:rPr>
     </w:lvl>
   </w:abstractNum>
-  <w:abstractNum w:abstractNumId="13" w15:restartNumberingAfterBreak="0">
+  <w:abstractNum w:abstractNumId="14" w15:restartNumberingAfterBreak="0">
     <w:nsid w:val="20D719A1"/>
     <w:multiLevelType w:val="multilevel"/>
     <w:tmpl w:val="B3D6CA94"/>
@@ -7452,7 +7247,7 @@
       </w:rPr>
     </w:lvl>
   </w:abstractNum>
-  <w:abstractNum w:abstractNumId="14" w15:restartNumberingAfterBreak="0">
+  <w:abstractNum w:abstractNumId="15" w15:restartNumberingAfterBreak="0">
     <w:nsid w:val="29D45540"/>
     <w:multiLevelType w:val="multilevel"/>
     <w:tmpl w:val="8138B2F4"/>
@@ -7565,7 +7360,7 @@
       </w:pPr>
     </w:lvl>
   </w:abstractNum>
-  <w:abstractNum w:abstractNumId="15" w15:restartNumberingAfterBreak="0">
+  <w:abstractNum w:abstractNumId="16" w15:restartNumberingAfterBreak="0">
     <w:nsid w:val="327A38EF"/>
     <w:multiLevelType w:val="multilevel"/>
     <w:tmpl w:val="DC2623A6"/>
@@ -7714,7 +7509,7 @@
       </w:rPr>
     </w:lvl>
   </w:abstractNum>
-  <w:abstractNum w:abstractNumId="16" w15:restartNumberingAfterBreak="0">
+  <w:abstractNum w:abstractNumId="17" w15:restartNumberingAfterBreak="0">
     <w:nsid w:val="379A3CFB"/>
     <w:multiLevelType w:val="multilevel"/>
     <w:tmpl w:val="5E9CE046"/>
@@ -7863,7 +7658,7 @@
       </w:rPr>
     </w:lvl>
   </w:abstractNum>
-  <w:abstractNum w:abstractNumId="17" w15:restartNumberingAfterBreak="0">
+  <w:abstractNum w:abstractNumId="18" w15:restartNumberingAfterBreak="0">
     <w:nsid w:val="39C739DF"/>
     <w:multiLevelType w:val="multilevel"/>
     <w:tmpl w:val="9BBAB8D6"/>
@@ -8012,7 +7807,7 @@
       </w:rPr>
     </w:lvl>
   </w:abstractNum>
-  <w:abstractNum w:abstractNumId="18" w15:restartNumberingAfterBreak="0">
+  <w:abstractNum w:abstractNumId="19" w15:restartNumberingAfterBreak="0">
     <w:nsid w:val="3B5A30FE"/>
     <w:multiLevelType w:val="multilevel"/>
     <w:tmpl w:val="6AA6E93C"/>
@@ -8161,7 +7956,7 @@
       </w:rPr>
     </w:lvl>
   </w:abstractNum>
-  <w:abstractNum w:abstractNumId="19" w15:restartNumberingAfterBreak="0">
+  <w:abstractNum w:abstractNumId="20" w15:restartNumberingAfterBreak="0">
     <w:nsid w:val="41E77534"/>
     <w:multiLevelType w:val="hybridMultilevel"/>
     <w:tmpl w:val="49827B3C"/>
@@ -8274,7 +8069,7 @@
       </w:rPr>
     </w:lvl>
   </w:abstractNum>
-  <w:abstractNum w:abstractNumId="20" w15:restartNumberingAfterBreak="0">
+  <w:abstractNum w:abstractNumId="21" w15:restartNumberingAfterBreak="0">
     <w:nsid w:val="4AF67DE3"/>
     <w:multiLevelType w:val="multilevel"/>
     <w:tmpl w:val="7CE00EE2"/>
@@ -8387,7 +8182,7 @@
       </w:pPr>
     </w:lvl>
   </w:abstractNum>
-  <w:abstractNum w:abstractNumId="21" w15:restartNumberingAfterBreak="0">
+  <w:abstractNum w:abstractNumId="22" w15:restartNumberingAfterBreak="0">
     <w:nsid w:val="4CDA7EAE"/>
     <w:multiLevelType w:val="multilevel"/>
     <w:tmpl w:val="3984DB04"/>
@@ -8536,7 +8331,7 @@
       </w:rPr>
     </w:lvl>
   </w:abstractNum>
-  <w:abstractNum w:abstractNumId="22" w15:restartNumberingAfterBreak="0">
+  <w:abstractNum w:abstractNumId="23" w15:restartNumberingAfterBreak="0">
     <w:nsid w:val="552A72A8"/>
     <w:multiLevelType w:val="multilevel"/>
     <w:tmpl w:val="E5686CEA"/>
@@ -8685,7 +8480,7 @@
       </w:rPr>
     </w:lvl>
   </w:abstractNum>
-  <w:abstractNum w:abstractNumId="23" w15:restartNumberingAfterBreak="0">
+  <w:abstractNum w:abstractNumId="24" w15:restartNumberingAfterBreak="0">
     <w:nsid w:val="5AF656CA"/>
     <w:multiLevelType w:val="hybridMultilevel"/>
     <w:tmpl w:val="1C067984"/>
@@ -8798,7 +8593,7 @@
       </w:rPr>
     </w:lvl>
   </w:abstractNum>
-  <w:abstractNum w:abstractNumId="24" w15:restartNumberingAfterBreak="0">
+  <w:abstractNum w:abstractNumId="25" w15:restartNumberingAfterBreak="0">
     <w:nsid w:val="67115578"/>
     <w:multiLevelType w:val="multilevel"/>
     <w:tmpl w:val="6AA0DCCC"/>
@@ -8947,7 +8742,7 @@
       </w:rPr>
     </w:lvl>
   </w:abstractNum>
-  <w:abstractNum w:abstractNumId="25" w15:restartNumberingAfterBreak="0">
+  <w:abstractNum w:abstractNumId="26" w15:restartNumberingAfterBreak="0">
     <w:nsid w:val="6A2A268C"/>
     <w:multiLevelType w:val="multilevel"/>
     <w:tmpl w:val="EE607F24"/>
@@ -9096,7 +8891,7 @@
       </w:rPr>
     </w:lvl>
   </w:abstractNum>
-  <w:abstractNum w:abstractNumId="26" w15:restartNumberingAfterBreak="0">
+  <w:abstractNum w:abstractNumId="27" w15:restartNumberingAfterBreak="0">
     <w:nsid w:val="731243D5"/>
     <w:multiLevelType w:val="multilevel"/>
     <w:tmpl w:val="22404232"/>
@@ -9209,7 +9004,7 @@
       </w:pPr>
     </w:lvl>
   </w:abstractNum>
-  <w:abstractNum w:abstractNumId="27" w15:restartNumberingAfterBreak="0">
+  <w:abstractNum w:abstractNumId="28" w15:restartNumberingAfterBreak="0">
     <w:nsid w:val="7A4C77C6"/>
     <w:multiLevelType w:val="multilevel"/>
     <w:tmpl w:val="FA005712"/>
@@ -9327,7 +9122,7 @@
       </w:rPr>
     </w:lvl>
   </w:abstractNum>
-  <w:abstractNum w:abstractNumId="28" w15:restartNumberingAfterBreak="0">
+  <w:abstractNum w:abstractNumId="29" w15:restartNumberingAfterBreak="0">
     <w:nsid w:val="7BED7916"/>
     <w:multiLevelType w:val="multilevel"/>
     <w:tmpl w:val="19F090A4"/>
@@ -9440,7 +9235,7 @@
       </w:pPr>
     </w:lvl>
   </w:abstractNum>
-  <w:abstractNum w:abstractNumId="29" w15:restartNumberingAfterBreak="0">
+  <w:abstractNum w:abstractNumId="30" w15:restartNumberingAfterBreak="0">
     <w:nsid w:val="7C226EBA"/>
     <w:multiLevelType w:val="multilevel"/>
     <w:tmpl w:val="4E58EA1E"/>
@@ -9590,19 +9385,19 @@
     </w:lvl>
   </w:abstractNum>
   <w:num w:numId="1" w16cid:durableId="1012104162">
-    <w:abstractNumId w:val="27"/>
+    <w:abstractNumId w:val="28"/>
   </w:num>
   <w:num w:numId="2" w16cid:durableId="1467503723">
-    <w:abstractNumId w:val="27"/>
+    <w:abstractNumId w:val="28"/>
     <w:lvlOverride w:ilvl="0">
       <w:startOverride w:val="1"/>
     </w:lvlOverride>
   </w:num>
   <w:num w:numId="3" w16cid:durableId="719939614">
-    <w:abstractNumId w:val="27"/>
+    <w:abstractNumId w:val="28"/>
   </w:num>
   <w:num w:numId="4" w16cid:durableId="2119369887">
-    <w:abstractNumId w:val="27"/>
+    <w:abstractNumId w:val="28"/>
     <w:lvlOverride w:ilvl="0">
       <w:startOverride w:val="1"/>
     </w:lvlOverride>
@@ -9611,13 +9406,13 @@
     <w:abstractNumId w:val="8"/>
   </w:num>
   <w:num w:numId="6" w16cid:durableId="1905093771">
-    <w:abstractNumId w:val="27"/>
+    <w:abstractNumId w:val="28"/>
     <w:lvlOverride w:ilvl="0">
       <w:startOverride w:val="1"/>
     </w:lvlOverride>
   </w:num>
   <w:num w:numId="7" w16cid:durableId="25764569">
-    <w:abstractNumId w:val="27"/>
+    <w:abstractNumId w:val="28"/>
     <w:lvlOverride w:ilvl="0">
       <w:startOverride w:val="1"/>
     </w:lvlOverride>
@@ -9647,10 +9442,10 @@
     </w:lvlOverride>
   </w:num>
   <w:num w:numId="8" w16cid:durableId="1365708839">
-    <w:abstractNumId w:val="10"/>
+    <w:abstractNumId w:val="11"/>
   </w:num>
   <w:num w:numId="9" w16cid:durableId="362707374">
-    <w:abstractNumId w:val="27"/>
+    <w:abstractNumId w:val="28"/>
     <w:lvlOverride w:ilvl="0">
       <w:startOverride w:val="1"/>
     </w:lvlOverride>
@@ -9680,7 +9475,7 @@
     </w:lvlOverride>
   </w:num>
   <w:num w:numId="10" w16cid:durableId="1851336746">
-    <w:abstractNumId w:val="27"/>
+    <w:abstractNumId w:val="28"/>
     <w:lvlOverride w:ilvl="0">
       <w:startOverride w:val="1"/>
     </w:lvlOverride>
@@ -9734,25 +9529,25 @@
     <w:abstractNumId w:val="0"/>
   </w:num>
   <w:num w:numId="19" w16cid:durableId="261301637">
-    <w:abstractNumId w:val="29"/>
+    <w:abstractNumId w:val="30"/>
   </w:num>
   <w:num w:numId="20" w16cid:durableId="1452817343">
     <w:abstractNumId w:val="9"/>
   </w:num>
   <w:num w:numId="21" w16cid:durableId="1320305028">
+    <w:abstractNumId w:val="27"/>
+  </w:num>
+  <w:num w:numId="22" w16cid:durableId="576211216">
     <w:abstractNumId w:val="26"/>
   </w:num>
-  <w:num w:numId="22" w16cid:durableId="576211216">
-    <w:abstractNumId w:val="25"/>
-  </w:num>
   <w:num w:numId="23" w16cid:durableId="1615015679">
-    <w:abstractNumId w:val="23"/>
+    <w:abstractNumId w:val="24"/>
   </w:num>
   <w:num w:numId="24" w16cid:durableId="1890530060">
-    <w:abstractNumId w:val="19"/>
+    <w:abstractNumId w:val="20"/>
   </w:num>
   <w:num w:numId="25" w16cid:durableId="436486026">
-    <w:abstractNumId w:val="27"/>
+    <w:abstractNumId w:val="28"/>
     <w:lvlOverride w:ilvl="0">
       <w:startOverride w:val="1"/>
     </w:lvlOverride>
@@ -9782,7 +9577,7 @@
     </w:lvlOverride>
   </w:num>
   <w:num w:numId="26" w16cid:durableId="306589894">
-    <w:abstractNumId w:val="27"/>
+    <w:abstractNumId w:val="28"/>
     <w:lvlOverride w:ilvl="0">
       <w:startOverride w:val="1"/>
     </w:lvlOverride>
@@ -9812,7 +9607,7 @@
     </w:lvlOverride>
   </w:num>
   <w:num w:numId="27" w16cid:durableId="409010179">
-    <w:abstractNumId w:val="27"/>
+    <w:abstractNumId w:val="28"/>
     <w:lvlOverride w:ilvl="0">
       <w:startOverride w:val="1"/>
     </w:lvlOverride>
@@ -9842,7 +9637,7 @@
     </w:lvlOverride>
   </w:num>
   <w:num w:numId="28" w16cid:durableId="2078936031">
-    <w:abstractNumId w:val="27"/>
+    <w:abstractNumId w:val="28"/>
     <w:lvlOverride w:ilvl="0">
       <w:startOverride w:val="1"/>
     </w:lvlOverride>
@@ -9872,7 +9667,7 @@
     </w:lvlOverride>
   </w:num>
   <w:num w:numId="29" w16cid:durableId="2141260044">
-    <w:abstractNumId w:val="27"/>
+    <w:abstractNumId w:val="28"/>
     <w:lvlOverride w:ilvl="0">
       <w:startOverride w:val="1"/>
     </w:lvlOverride>
@@ -9902,7 +9697,7 @@
     </w:lvlOverride>
   </w:num>
   <w:num w:numId="30" w16cid:durableId="844520836">
-    <w:abstractNumId w:val="27"/>
+    <w:abstractNumId w:val="28"/>
     <w:lvlOverride w:ilvl="0">
       <w:startOverride w:val="1"/>
     </w:lvlOverride>
@@ -9932,7 +9727,7 @@
     </w:lvlOverride>
   </w:num>
   <w:num w:numId="31" w16cid:durableId="342825215">
-    <w:abstractNumId w:val="27"/>
+    <w:abstractNumId w:val="28"/>
     <w:lvlOverride w:ilvl="0">
       <w:startOverride w:val="1"/>
     </w:lvlOverride>
@@ -9962,7 +9757,7 @@
     </w:lvlOverride>
   </w:num>
   <w:num w:numId="32" w16cid:durableId="751970673">
-    <w:abstractNumId w:val="27"/>
+    <w:abstractNumId w:val="28"/>
     <w:lvlOverride w:ilvl="0">
       <w:startOverride w:val="1"/>
     </w:lvlOverride>
@@ -9992,7 +9787,7 @@
     </w:lvlOverride>
   </w:num>
   <w:num w:numId="33" w16cid:durableId="709378308">
-    <w:abstractNumId w:val="27"/>
+    <w:abstractNumId w:val="28"/>
     <w:lvlOverride w:ilvl="0">
       <w:startOverride w:val="1"/>
     </w:lvlOverride>
@@ -10022,43 +9817,46 @@
     </w:lvlOverride>
   </w:num>
   <w:num w:numId="34" w16cid:durableId="213547483">
+    <w:abstractNumId w:val="14"/>
+  </w:num>
+  <w:num w:numId="35" w16cid:durableId="864901844">
+    <w:abstractNumId w:val="29"/>
+  </w:num>
+  <w:num w:numId="36" w16cid:durableId="1826893932">
     <w:abstractNumId w:val="13"/>
   </w:num>
-  <w:num w:numId="35" w16cid:durableId="864901844">
-    <w:abstractNumId w:val="28"/>
+  <w:num w:numId="37" w16cid:durableId="2710241">
+    <w:abstractNumId w:val="25"/>
   </w:num>
-  <w:num w:numId="36" w16cid:durableId="1826893932">
+  <w:num w:numId="38" w16cid:durableId="2101757457">
     <w:abstractNumId w:val="12"/>
   </w:num>
-  <w:num w:numId="37" w16cid:durableId="2710241">
-    <w:abstractNumId w:val="24"/>
+  <w:num w:numId="39" w16cid:durableId="2135905256">
+    <w:abstractNumId w:val="16"/>
   </w:num>
-  <w:num w:numId="38" w16cid:durableId="2101757457">
-    <w:abstractNumId w:val="11"/>
+  <w:num w:numId="40" w16cid:durableId="961695877">
+    <w:abstractNumId w:val="17"/>
   </w:num>
-  <w:num w:numId="39" w16cid:durableId="2135905256">
+  <w:num w:numId="41" w16cid:durableId="601691552">
+    <w:abstractNumId w:val="19"/>
+  </w:num>
+  <w:num w:numId="42" w16cid:durableId="1562476444">
+    <w:abstractNumId w:val="22"/>
+  </w:num>
+  <w:num w:numId="43" w16cid:durableId="1873571497">
+    <w:abstractNumId w:val="23"/>
+  </w:num>
+  <w:num w:numId="44" w16cid:durableId="1640382748">
     <w:abstractNumId w:val="15"/>
   </w:num>
-  <w:num w:numId="40" w16cid:durableId="961695877">
-    <w:abstractNumId w:val="16"/>
-  </w:num>
-  <w:num w:numId="41" w16cid:durableId="601691552">
+  <w:num w:numId="45" w16cid:durableId="993684407">
     <w:abstractNumId w:val="18"/>
   </w:num>
-  <w:num w:numId="42" w16cid:durableId="1562476444">
+  <w:num w:numId="46" w16cid:durableId="603343682">
     <w:abstractNumId w:val="21"/>
   </w:num>
-  <w:num w:numId="43" w16cid:durableId="1873571497">
-    <w:abstractNumId w:val="22"/>
-  </w:num>
-  <w:num w:numId="44" w16cid:durableId="1640382748">
-    <w:abstractNumId w:val="14"/>
-  </w:num>
-  <w:num w:numId="45" w16cid:durableId="993684407">
-    <w:abstractNumId w:val="17"/>
-  </w:num>
-  <w:num w:numId="46" w16cid:durableId="603343682">
-    <w:abstractNumId w:val="20"/>
+  <w:num w:numId="47" w16cid:durableId="2105565252">
+    <w:abstractNumId w:val="10"/>
   </w:num>
 </w:numbering>
 </file>
@@ -35284,6 +35082,19 @@
 </file>
 
 <file path=customXml/item1.xml><?xml version="1.0" encoding="utf-8"?>
+<b:Sources xmlns:b="http://schemas.openxmlformats.org/officeDocument/2006/bibliography" xmlns="http://schemas.openxmlformats.org/officeDocument/2006/bibliography" SelectedStyle="\APASixthEditionOfficeOnline.xsl" StyleName="APA" Version="6"/>
+</file>
+
+<file path=customXml/item2.xml><?xml version="1.0" encoding="utf-8"?>
+<?mso-contentType ?>
+<FormTemplates xmlns="http://schemas.microsoft.com/sharepoint/v3/contenttype/forms">
+  <Display>DocumentLibraryForm</Display>
+  <Edit>DocumentLibraryForm</Edit>
+  <New>DocumentLibraryForm</New>
+</FormTemplates>
+</file>
+
+<file path=customXml/item3.xml><?xml version="1.0" encoding="utf-8"?>
 <ct:contentTypeSchema xmlns:ct="http://schemas.microsoft.com/office/2006/metadata/contentType" xmlns:ma="http://schemas.microsoft.com/office/2006/metadata/properties/metaAttributes" ct:_="" ma:_="" ma:contentTypeName="Document" ma:contentTypeID="0x01010079F111ED35F8CC479449609E8A0923A6" ma:contentTypeVersion="20" ma:contentTypeDescription="Create a new document." ma:contentTypeScope="" ma:versionID="1267097ee5f5874adfcc408041ae252e">
   <xsd:schema xmlns:xsd="http://www.w3.org/2001/XMLSchema" xmlns:xs="http://www.w3.org/2001/XMLSchema" xmlns:p="http://schemas.microsoft.com/office/2006/metadata/properties" xmlns:ns1="http://schemas.microsoft.com/sharepoint/v3" xmlns:ns2="71af3243-3dd4-4a8d-8c0d-dd76da1f02a5" xmlns:ns3="16c05727-aa75-4e4a-9b5f-8a80a1165891" xmlns:ns4="230e9df3-be65-4c73-a93b-d1236ebd677e" targetNamespace="http://schemas.microsoft.com/office/2006/metadata/properties" ma:root="true" ma:fieldsID="395891a93df65b14727750f2c06c306c" ns1:_="" ns2:_="" ns3:_="" ns4:_="">
     <xsd:import namespace="http://schemas.microsoft.com/sharepoint/v3"/>
@@ -35559,19 +35370,6 @@
 </ct:contentTypeSchema>
 </file>
 
-<file path=customXml/item2.xml><?xml version="1.0" encoding="utf-8"?>
-<?mso-contentType ?>
-<FormTemplates xmlns="http://schemas.microsoft.com/sharepoint/v3/contenttype/forms">
-  <Display>DocumentLibraryForm</Display>
-  <Edit>DocumentLibraryForm</Edit>
-  <New>DocumentLibraryForm</New>
-</FormTemplates>
-</file>
-
-<file path=customXml/item3.xml><?xml version="1.0" encoding="utf-8"?>
-<b:Sources xmlns:b="http://schemas.openxmlformats.org/officeDocument/2006/bibliography" xmlns="http://schemas.openxmlformats.org/officeDocument/2006/bibliography" SelectedStyle="\APASixthEditionOfficeOnline.xsl" StyleName="APA" Version="6"/>
-</file>
-
 <file path=customXml/item4.xml><?xml version="1.0" encoding="utf-8"?>
 <p:properties xmlns:p="http://schemas.microsoft.com/office/2006/metadata/properties" xmlns:xsi="http://www.w3.org/2001/XMLSchema-instance" xmlns:pc="http://schemas.microsoft.com/office/infopath/2007/PartnerControls">
   <documentManagement>
@@ -35592,6 +35390,22 @@
 </file>
 
 <file path=customXml/itemProps1.xml><?xml version="1.0" encoding="utf-8"?>
+<ds:datastoreItem xmlns:ds="http://schemas.openxmlformats.org/officeDocument/2006/customXml" ds:itemID="{9EAA2E9E-4E47-497B-A79A-B397382D8E2F}">
+  <ds:schemaRefs>
+    <ds:schemaRef ds:uri="http://schemas.openxmlformats.org/officeDocument/2006/bibliography"/>
+  </ds:schemaRefs>
+</ds:datastoreItem>
+</file>
+
+<file path=customXml/itemProps2.xml><?xml version="1.0" encoding="utf-8"?>
+<ds:datastoreItem xmlns:ds="http://schemas.openxmlformats.org/officeDocument/2006/customXml" ds:itemID="{878A3276-187E-405F-966A-BDA24FF7DCFF}">
+  <ds:schemaRefs>
+    <ds:schemaRef ds:uri="http://schemas.microsoft.com/sharepoint/v3/contenttype/forms"/>
+  </ds:schemaRefs>
+</ds:datastoreItem>
+</file>
+
+<file path=customXml/itemProps3.xml><?xml version="1.0" encoding="utf-8"?>
 <ds:datastoreItem xmlns:ds="http://schemas.openxmlformats.org/officeDocument/2006/customXml" ds:itemID="{B15B1B51-5121-472B-BA9E-DC61343F5AF6}">
   <ds:schemaRefs>
     <ds:schemaRef ds:uri="http://schemas.microsoft.com/office/2006/metadata/contentType"/>
@@ -35612,22 +35426,6 @@
 </ds:datastoreItem>
 </file>
 
-<file path=customXml/itemProps2.xml><?xml version="1.0" encoding="utf-8"?>
-<ds:datastoreItem xmlns:ds="http://schemas.openxmlformats.org/officeDocument/2006/customXml" ds:itemID="{878A3276-187E-405F-966A-BDA24FF7DCFF}">
-  <ds:schemaRefs>
-    <ds:schemaRef ds:uri="http://schemas.microsoft.com/sharepoint/v3/contenttype/forms"/>
-  </ds:schemaRefs>
-</ds:datastoreItem>
-</file>
-
-<file path=customXml/itemProps3.xml><?xml version="1.0" encoding="utf-8"?>
-<ds:datastoreItem xmlns:ds="http://schemas.openxmlformats.org/officeDocument/2006/customXml" ds:itemID="{9EAA2E9E-4E47-497B-A79A-B397382D8E2F}">
-  <ds:schemaRefs>
-    <ds:schemaRef ds:uri="http://schemas.openxmlformats.org/officeDocument/2006/bibliography"/>
-  </ds:schemaRefs>
-</ds:datastoreItem>
-</file>
-
 <file path=customXml/itemProps4.xml><?xml version="1.0" encoding="utf-8"?>
 <ds:datastoreItem xmlns:ds="http://schemas.openxmlformats.org/officeDocument/2006/customXml" ds:itemID="{91E7373D-5DCA-4092-912F-7D030B4FE61E}">
   <ds:schemaRefs>
